--- a/TP3/TP3_Programacion_Grupo3.docx
+++ b/TP3/TP3_Programacion_Grupo3.docx
@@ -679,6 +679,200 @@
           <w:lang w:val="es-US"/>
         </w:rPr>
       </w:pPr>
+      <w:r>
+        <w:rPr>
+          <w:lang w:val="es-US"/>
+        </w:rPr>
+        <w:t xml:space="preserve">Se definió la base de ocupados en dos submuestras </w:t>
+      </w:r>
+      <w:r>
+        <w:rPr>
+          <w:lang w:val="es-US"/>
+        </w:rPr>
+        <w:t>anuales: una de ellas, correspondiente al cuarto trimestre del año 2024, se consideró la muestra de entrenamiento y otra submuestra, extraída del cuarto trimestre del año 2025, se tomó</w:t>
+      </w:r>
+      <w:r>
+        <w:rPr>
+          <w:lang w:val="es-US"/>
+        </w:rPr>
+        <w:t xml:space="preserve"> como la muestra de testeo. A partir de las conclusiones de </w:t>
+      </w:r>
+      <w:sdt>
+        <w:sdtPr>
+          <w:rPr>
+            <w:rFonts w:cs="Times New Roman"/>
+            <w:color w:val="000000"/>
+            <w:lang w:val="es-PE"/>
+          </w:rPr>
+          <w:tag w:val="MENDELEY_CITATION_v3_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"/>
+          <w:id w:val="-1580821204"/>
+          <w:placeholder>
+            <w:docPart w:val="7D1A664E5C2F7B44A820ACFA70B44BB5"/>
+          </w:placeholder>
+        </w:sdtPr>
+        <w:sdtContent>
+          <w:r>
+            <w:rPr>
+              <w:rFonts w:cs="Times New Roman"/>
+              <w:color w:val="000000"/>
+              <w:lang w:val="es-PE"/>
+            </w:rPr>
+            <w:t>Maurizio y Monsalvo (2021)</w:t>
+          </w:r>
+        </w:sdtContent>
+      </w:sdt>
+      <w:r>
+        <w:rPr>
+          <w:rFonts w:cs="Times New Roman"/>
+          <w:color w:val="000000"/>
+          <w:lang w:val="es-PE"/>
+        </w:rPr>
+        <w:t>,</w:t>
+      </w:r>
+      <w:r>
+        <w:rPr>
+          <w:lang w:val="es-US"/>
+        </w:rPr>
+        <w:t xml:space="preserve"> se construyó una tercera base mediante la unión por intersección de ambas submuestras, y también se identific</w:t>
+      </w:r>
+      <w:r>
+        <w:rPr>
+          <w:lang w:val="es-US"/>
+        </w:rPr>
+        <w:t>aron</w:t>
+      </w:r>
+      <w:r>
+        <w:rPr>
+          <w:lang w:val="es-US"/>
+        </w:rPr>
+        <w:t xml:space="preserve"> a los individuos entrevistados en dichos períodos mediante códigos de vivienda, hogar y componente</w:t>
+      </w:r>
+      <w:r>
+        <w:rPr>
+          <w:lang w:val="es-US"/>
+        </w:rPr>
+        <w:t>;</w:t>
+      </w:r>
+      <w:r>
+        <w:rPr>
+          <w:lang w:val="es-US"/>
+        </w:rPr>
+        <w:t xml:space="preserve"> así</w:t>
+      </w:r>
+      <w:r>
+        <w:rPr>
+          <w:lang w:val="es-US"/>
+        </w:rPr>
+        <w:t>,</w:t>
+      </w:r>
+      <w:r>
+        <w:rPr>
+          <w:lang w:val="es-US"/>
+        </w:rPr>
+        <w:t xml:space="preserve"> resultó posible incorporar el estado de informalidad del período anterior en una regres</w:t>
+      </w:r>
+      <w:r>
+        <w:rPr>
+          <w:lang w:val="es-US"/>
+        </w:rPr>
+        <w:t>ión</w:t>
+      </w:r>
+      <w:r>
+        <w:rPr>
+          <w:lang w:val="es-US"/>
+        </w:rPr>
+        <w:t xml:space="preserve"> adicional. Se </w:t>
+      </w:r>
+      <w:r>
+        <w:rPr>
+          <w:lang w:val="es-US"/>
+        </w:rPr>
+        <w:t>present</w:t>
+      </w:r>
+      <w:r>
+        <w:rPr>
+          <w:lang w:val="es-US"/>
+        </w:rPr>
+        <w:t xml:space="preserve">aron, además, los resultados </w:t>
+      </w:r>
+      <w:r>
+        <w:rPr>
+          <w:lang w:val="es-US"/>
+        </w:rPr>
+        <w:t>en</w:t>
+      </w:r>
+      <w:r>
+        <w:rPr>
+          <w:lang w:val="es-US"/>
+        </w:rPr>
+        <w:t xml:space="preserve"> una tabla de diferencias entre medias de las características elegidas en las muestras de entrenamiento y de testeo, contrast</w:t>
+      </w:r>
+      <w:r>
+        <w:rPr>
+          <w:lang w:val="es-US"/>
+        </w:rPr>
+        <w:t>ándolas</w:t>
+      </w:r>
+      <w:r>
+        <w:rPr>
+          <w:lang w:val="es-US"/>
+        </w:rPr>
+        <w:t xml:space="preserve"> </w:t>
+      </w:r>
+      <w:r>
+        <w:rPr>
+          <w:lang w:val="es-US"/>
+        </w:rPr>
+        <w:t>mediant</w:t>
+      </w:r>
+      <w:r>
+        <w:rPr>
+          <w:lang w:val="es-US"/>
+        </w:rPr>
+        <w:t xml:space="preserve">e la prueba t de </w:t>
+      </w:r>
+      <w:r>
+        <w:rPr>
+          <w:lang w:val="es-US"/>
+        </w:rPr>
+        <w:t xml:space="preserve">Student. En la tabla 1 se presentan los resultados del contraste mencionado, que </w:t>
+      </w:r>
+      <w:r>
+        <w:rPr>
+          <w:lang w:val="es-US"/>
+        </w:rPr>
+        <w:t>evidenci</w:t>
+      </w:r>
+      <w:r>
+        <w:rPr>
+          <w:lang w:val="es-US"/>
+        </w:rPr>
+        <w:t>a</w:t>
+      </w:r>
+      <w:r>
+        <w:rPr>
+          <w:lang w:val="es-US"/>
+        </w:rPr>
+        <w:t>n</w:t>
+      </w:r>
+      <w:r>
+        <w:rPr>
+          <w:lang w:val="es-US"/>
+        </w:rPr>
+        <w:t xml:space="preserve"> la estructura y</w:t>
+      </w:r>
+      <w:r>
+        <w:rPr>
+          <w:lang w:val="es-US"/>
+        </w:rPr>
+        <w:t xml:space="preserve"> la</w:t>
+      </w:r>
+      <w:r>
+        <w:rPr>
+          <w:lang w:val="es-US"/>
+        </w:rPr>
+        <w:t xml:space="preserve"> dinámica intertemporal del perfil socioeconómico de los trabajadores en Argentina.</w:t>
+      </w:r>
     </w:p>
     <w:p>
       <w:pPr>
@@ -732,12 +926,12 @@
         <w:tblLook w:val="04A0" w:firstRow="1" w:lastRow="0" w:firstColumn="1" w:lastColumn="0" w:noHBand="0" w:noVBand="1"/>
       </w:tblPr>
       <w:tblGrid>
-        <w:gridCol w:w="4639"/>
-        <w:gridCol w:w="1459"/>
+        <w:gridCol w:w="4640"/>
+        <w:gridCol w:w="1460"/>
         <w:gridCol w:w="1252"/>
         <w:gridCol w:w="1045"/>
         <w:gridCol w:w="1252"/>
-        <w:gridCol w:w="841"/>
+        <w:gridCol w:w="839"/>
       </w:tblGrid>
       <w:tr>
         <w:trPr>
@@ -745,7 +939,7 @@
         </w:trPr>
         <w:tc>
           <w:tcPr>
-            <w:tcW w:w="2211" w:type="pct"/>
+            <w:tcW w:w="2212" w:type="pct"/>
             <w:tcBorders>
               <w:top w:val="single" w:sz="12" w:space="0" w:color="auto"/>
               <w:left w:val="nil"/>
@@ -786,7 +980,7 @@
         </w:tc>
         <w:tc>
           <w:tcPr>
-            <w:tcW w:w="695" w:type="pct"/>
+            <w:tcW w:w="696" w:type="pct"/>
             <w:tcBorders>
               <w:top w:val="single" w:sz="12" w:space="0" w:color="auto"/>
               <w:left w:val="nil"/>
@@ -996,7 +1190,7 @@
         </w:trPr>
         <w:tc>
           <w:tcPr>
-            <w:tcW w:w="2211" w:type="pct"/>
+            <w:tcW w:w="2212" w:type="pct"/>
             <w:tcBorders>
               <w:top w:val="nil"/>
               <w:left w:val="nil"/>
@@ -1033,7 +1227,7 @@
         </w:tc>
         <w:tc>
           <w:tcPr>
-            <w:tcW w:w="695" w:type="pct"/>
+            <w:tcW w:w="696" w:type="pct"/>
             <w:tcBorders>
               <w:top w:val="nil"/>
               <w:left w:val="nil"/>
@@ -1223,7 +1417,7 @@
         </w:trPr>
         <w:tc>
           <w:tcPr>
-            <w:tcW w:w="2211" w:type="pct"/>
+            <w:tcW w:w="2212" w:type="pct"/>
             <w:tcBorders>
               <w:top w:val="nil"/>
               <w:left w:val="nil"/>
@@ -1260,7 +1454,7 @@
         </w:tc>
         <w:tc>
           <w:tcPr>
-            <w:tcW w:w="695" w:type="pct"/>
+            <w:tcW w:w="696" w:type="pct"/>
             <w:tcBorders>
               <w:top w:val="nil"/>
               <w:left w:val="nil"/>
@@ -1450,7 +1644,7 @@
         </w:trPr>
         <w:tc>
           <w:tcPr>
-            <w:tcW w:w="2211" w:type="pct"/>
+            <w:tcW w:w="2212" w:type="pct"/>
             <w:tcBorders>
               <w:top w:val="nil"/>
               <w:left w:val="nil"/>
@@ -1487,7 +1681,7 @@
         </w:tc>
         <w:tc>
           <w:tcPr>
-            <w:tcW w:w="695" w:type="pct"/>
+            <w:tcW w:w="696" w:type="pct"/>
             <w:tcBorders>
               <w:top w:val="nil"/>
               <w:left w:val="nil"/>
@@ -1677,7 +1871,7 @@
         </w:trPr>
         <w:tc>
           <w:tcPr>
-            <w:tcW w:w="2211" w:type="pct"/>
+            <w:tcW w:w="2212" w:type="pct"/>
             <w:tcBorders>
               <w:top w:val="nil"/>
               <w:left w:val="nil"/>
@@ -1714,7 +1908,7 @@
         </w:tc>
         <w:tc>
           <w:tcPr>
-            <w:tcW w:w="695" w:type="pct"/>
+            <w:tcW w:w="696" w:type="pct"/>
             <w:tcBorders>
               <w:top w:val="nil"/>
               <w:left w:val="nil"/>
@@ -1904,7 +2098,7 @@
         </w:trPr>
         <w:tc>
           <w:tcPr>
-            <w:tcW w:w="2211" w:type="pct"/>
+            <w:tcW w:w="2212" w:type="pct"/>
             <w:tcBorders>
               <w:top w:val="nil"/>
               <w:left w:val="nil"/>
@@ -1941,7 +2135,7 @@
         </w:tc>
         <w:tc>
           <w:tcPr>
-            <w:tcW w:w="695" w:type="pct"/>
+            <w:tcW w:w="696" w:type="pct"/>
             <w:tcBorders>
               <w:top w:val="nil"/>
               <w:left w:val="nil"/>
@@ -2131,7 +2325,7 @@
         </w:trPr>
         <w:tc>
           <w:tcPr>
-            <w:tcW w:w="2211" w:type="pct"/>
+            <w:tcW w:w="2212" w:type="pct"/>
             <w:tcBorders>
               <w:top w:val="nil"/>
               <w:left w:val="nil"/>
@@ -2168,7 +2362,7 @@
         </w:tc>
         <w:tc>
           <w:tcPr>
-            <w:tcW w:w="695" w:type="pct"/>
+            <w:tcW w:w="696" w:type="pct"/>
             <w:tcBorders>
               <w:top w:val="nil"/>
               <w:left w:val="nil"/>
@@ -2358,7 +2552,7 @@
         </w:trPr>
         <w:tc>
           <w:tcPr>
-            <w:tcW w:w="2211" w:type="pct"/>
+            <w:tcW w:w="2212" w:type="pct"/>
             <w:tcBorders>
               <w:top w:val="nil"/>
               <w:left w:val="nil"/>
@@ -2395,7 +2589,7 @@
         </w:tc>
         <w:tc>
           <w:tcPr>
-            <w:tcW w:w="695" w:type="pct"/>
+            <w:tcW w:w="696" w:type="pct"/>
             <w:tcBorders>
               <w:top w:val="nil"/>
               <w:left w:val="nil"/>
@@ -2585,7 +2779,7 @@
         </w:trPr>
         <w:tc>
           <w:tcPr>
-            <w:tcW w:w="2211" w:type="pct"/>
+            <w:tcW w:w="2212" w:type="pct"/>
             <w:tcBorders>
               <w:top w:val="nil"/>
               <w:left w:val="nil"/>
@@ -2622,7 +2816,7 @@
         </w:tc>
         <w:tc>
           <w:tcPr>
-            <w:tcW w:w="695" w:type="pct"/>
+            <w:tcW w:w="696" w:type="pct"/>
             <w:tcBorders>
               <w:top w:val="nil"/>
               <w:left w:val="nil"/>
@@ -2812,7 +3006,7 @@
         </w:trPr>
         <w:tc>
           <w:tcPr>
-            <w:tcW w:w="2211" w:type="pct"/>
+            <w:tcW w:w="2212" w:type="pct"/>
             <w:tcBorders>
               <w:top w:val="nil"/>
               <w:left w:val="nil"/>
@@ -2849,7 +3043,7 @@
         </w:tc>
         <w:tc>
           <w:tcPr>
-            <w:tcW w:w="695" w:type="pct"/>
+            <w:tcW w:w="696" w:type="pct"/>
             <w:tcBorders>
               <w:top w:val="nil"/>
               <w:left w:val="nil"/>
@@ -3039,7 +3233,7 @@
         </w:trPr>
         <w:tc>
           <w:tcPr>
-            <w:tcW w:w="2211" w:type="pct"/>
+            <w:tcW w:w="2212" w:type="pct"/>
             <w:tcBorders>
               <w:top w:val="nil"/>
               <w:left w:val="nil"/>
@@ -3076,7 +3270,7 @@
         </w:tc>
         <w:tc>
           <w:tcPr>
-            <w:tcW w:w="695" w:type="pct"/>
+            <w:tcW w:w="696" w:type="pct"/>
             <w:tcBorders>
               <w:top w:val="nil"/>
               <w:left w:val="nil"/>
@@ -3266,7 +3460,7 @@
         </w:trPr>
         <w:tc>
           <w:tcPr>
-            <w:tcW w:w="2211" w:type="pct"/>
+            <w:tcW w:w="2212" w:type="pct"/>
             <w:tcBorders>
               <w:top w:val="nil"/>
               <w:left w:val="nil"/>
@@ -3303,7 +3497,7 @@
         </w:tc>
         <w:tc>
           <w:tcPr>
-            <w:tcW w:w="695" w:type="pct"/>
+            <w:tcW w:w="696" w:type="pct"/>
             <w:tcBorders>
               <w:top w:val="nil"/>
               <w:left w:val="nil"/>
@@ -3493,7 +3687,7 @@
         </w:trPr>
         <w:tc>
           <w:tcPr>
-            <w:tcW w:w="2211" w:type="pct"/>
+            <w:tcW w:w="2212" w:type="pct"/>
             <w:tcBorders>
               <w:top w:val="nil"/>
               <w:left w:val="nil"/>
@@ -3530,7 +3724,7 @@
         </w:tc>
         <w:tc>
           <w:tcPr>
-            <w:tcW w:w="695" w:type="pct"/>
+            <w:tcW w:w="696" w:type="pct"/>
             <w:tcBorders>
               <w:top w:val="nil"/>
               <w:left w:val="nil"/>
@@ -3720,7 +3914,7 @@
         </w:trPr>
         <w:tc>
           <w:tcPr>
-            <w:tcW w:w="2211" w:type="pct"/>
+            <w:tcW w:w="2212" w:type="pct"/>
             <w:tcBorders>
               <w:top w:val="nil"/>
               <w:left w:val="nil"/>
@@ -3757,7 +3951,7 @@
         </w:tc>
         <w:tc>
           <w:tcPr>
-            <w:tcW w:w="695" w:type="pct"/>
+            <w:tcW w:w="696" w:type="pct"/>
             <w:tcBorders>
               <w:top w:val="nil"/>
               <w:left w:val="nil"/>
@@ -3947,7 +4141,7 @@
         </w:trPr>
         <w:tc>
           <w:tcPr>
-            <w:tcW w:w="2211" w:type="pct"/>
+            <w:tcW w:w="2212" w:type="pct"/>
             <w:tcBorders>
               <w:top w:val="nil"/>
               <w:left w:val="nil"/>
@@ -3984,7 +4178,7 @@
         </w:tc>
         <w:tc>
           <w:tcPr>
-            <w:tcW w:w="695" w:type="pct"/>
+            <w:tcW w:w="696" w:type="pct"/>
             <w:tcBorders>
               <w:top w:val="nil"/>
               <w:left w:val="nil"/>
@@ -4174,7 +4368,7 @@
         </w:trPr>
         <w:tc>
           <w:tcPr>
-            <w:tcW w:w="2211" w:type="pct"/>
+            <w:tcW w:w="2212" w:type="pct"/>
             <w:tcBorders>
               <w:top w:val="nil"/>
               <w:left w:val="nil"/>
@@ -4211,7 +4405,7 @@
         </w:tc>
         <w:tc>
           <w:tcPr>
-            <w:tcW w:w="695" w:type="pct"/>
+            <w:tcW w:w="696" w:type="pct"/>
             <w:tcBorders>
               <w:top w:val="nil"/>
               <w:left w:val="nil"/>
@@ -4401,7 +4595,7 @@
         </w:trPr>
         <w:tc>
           <w:tcPr>
-            <w:tcW w:w="2211" w:type="pct"/>
+            <w:tcW w:w="2212" w:type="pct"/>
             <w:tcBorders>
               <w:top w:val="nil"/>
               <w:left w:val="nil"/>
@@ -4438,7 +4632,7 @@
         </w:tc>
         <w:tc>
           <w:tcPr>
-            <w:tcW w:w="695" w:type="pct"/>
+            <w:tcW w:w="696" w:type="pct"/>
             <w:tcBorders>
               <w:top w:val="nil"/>
               <w:left w:val="nil"/>
@@ -4628,7 +4822,7 @@
         </w:trPr>
         <w:tc>
           <w:tcPr>
-            <w:tcW w:w="2211" w:type="pct"/>
+            <w:tcW w:w="2212" w:type="pct"/>
             <w:tcBorders>
               <w:top w:val="nil"/>
               <w:left w:val="nil"/>
@@ -4665,7 +4859,7 @@
         </w:tc>
         <w:tc>
           <w:tcPr>
-            <w:tcW w:w="695" w:type="pct"/>
+            <w:tcW w:w="696" w:type="pct"/>
             <w:tcBorders>
               <w:top w:val="nil"/>
               <w:left w:val="nil"/>
@@ -4855,7 +5049,7 @@
         </w:trPr>
         <w:tc>
           <w:tcPr>
-            <w:tcW w:w="2211" w:type="pct"/>
+            <w:tcW w:w="2212" w:type="pct"/>
             <w:tcBorders>
               <w:top w:val="nil"/>
               <w:left w:val="nil"/>
@@ -4886,13 +5080,13 @@
                 <w:szCs w:val="16"/>
                 <w:lang w:val="es-EC" w:eastAsia="es-MX"/>
               </w:rPr>
-              <w:t>Ingresos de la actividad principal (log)</w:t>
-            </w:r>
-          </w:p>
-        </w:tc>
-        <w:tc>
-          <w:tcPr>
-            <w:tcW w:w="695" w:type="pct"/>
+              <w:t>Ingresos totales (log)</w:t>
+            </w:r>
+          </w:p>
+        </w:tc>
+        <w:tc>
+          <w:tcPr>
+            <w:tcW w:w="696" w:type="pct"/>
             <w:tcBorders>
               <w:top w:val="nil"/>
               <w:left w:val="nil"/>
@@ -4923,7 +5117,7 @@
                 <w:szCs w:val="16"/>
                 <w:lang w:val="es-EC" w:eastAsia="es-MX"/>
               </w:rPr>
-              <w:t>13,02</w:t>
+              <w:t>13,19</w:t>
             </w:r>
           </w:p>
         </w:tc>
@@ -4960,7 +5154,7 @@
                 <w:szCs w:val="16"/>
                 <w:lang w:val="es-EC" w:eastAsia="es-MX"/>
               </w:rPr>
-              <w:t>13,43</w:t>
+              <w:t>13,58</w:t>
             </w:r>
           </w:p>
         </w:tc>
@@ -4997,7 +5191,7 @@
                 <w:szCs w:val="16"/>
                 <w:lang w:val="es-EC" w:eastAsia="es-MX"/>
               </w:rPr>
-              <w:t>0,41</w:t>
+              <w:t>0,40</w:t>
             </w:r>
           </w:p>
         </w:tc>
@@ -5034,7 +5228,7 @@
                 <w:szCs w:val="16"/>
                 <w:lang w:val="es-EC" w:eastAsia="es-MX"/>
               </w:rPr>
-              <w:t>40,92</w:t>
+              <w:t>43,39</w:t>
             </w:r>
           </w:p>
         </w:tc>
@@ -5082,7 +5276,7 @@
         </w:trPr>
         <w:tc>
           <w:tcPr>
-            <w:tcW w:w="2211" w:type="pct"/>
+            <w:tcW w:w="2212" w:type="pct"/>
             <w:tcBorders>
               <w:top w:val="nil"/>
               <w:left w:val="nil"/>
@@ -5113,13 +5307,13 @@
                 <w:szCs w:val="16"/>
                 <w:lang w:val="es-EC" w:eastAsia="es-MX"/>
               </w:rPr>
-              <w:t>Ingresos totales (log)</w:t>
-            </w:r>
-          </w:p>
-        </w:tc>
-        <w:tc>
-          <w:tcPr>
-            <w:tcW w:w="695" w:type="pct"/>
+              <w:t>Integrantes del hogar</w:t>
+            </w:r>
+          </w:p>
+        </w:tc>
+        <w:tc>
+          <w:tcPr>
+            <w:tcW w:w="696" w:type="pct"/>
             <w:tcBorders>
               <w:top w:val="nil"/>
               <w:left w:val="nil"/>
@@ -5150,7 +5344,7 @@
                 <w:szCs w:val="16"/>
                 <w:lang w:val="es-EC" w:eastAsia="es-MX"/>
               </w:rPr>
-              <w:t>13,19</w:t>
+              <w:t>3,59</w:t>
             </w:r>
           </w:p>
         </w:tc>
@@ -5187,7 +5381,7 @@
                 <w:szCs w:val="16"/>
                 <w:lang w:val="es-EC" w:eastAsia="es-MX"/>
               </w:rPr>
-              <w:t>13,58</w:t>
+              <w:t>3,59</w:t>
             </w:r>
           </w:p>
         </w:tc>
@@ -5224,7 +5418,7 @@
                 <w:szCs w:val="16"/>
                 <w:lang w:val="es-EC" w:eastAsia="es-MX"/>
               </w:rPr>
-              <w:t>0,40</w:t>
+              <w:t>0,00</w:t>
             </w:r>
           </w:p>
         </w:tc>
@@ -5261,7 +5455,7 @@
                 <w:szCs w:val="16"/>
                 <w:lang w:val="es-EC" w:eastAsia="es-MX"/>
               </w:rPr>
-              <w:t>43,39</w:t>
+              <w:t>-0,08</w:t>
             </w:r>
           </w:p>
         </w:tc>
@@ -5298,7 +5492,7 @@
                 <w:szCs w:val="16"/>
                 <w:lang w:val="es-EC" w:eastAsia="es-MX"/>
               </w:rPr>
-              <w:t>0,00</w:t>
+              <w:t>0,94</w:t>
             </w:r>
           </w:p>
         </w:tc>
@@ -5309,7 +5503,7 @@
         </w:trPr>
         <w:tc>
           <w:tcPr>
-            <w:tcW w:w="2211" w:type="pct"/>
+            <w:tcW w:w="2212" w:type="pct"/>
             <w:tcBorders>
               <w:top w:val="nil"/>
               <w:left w:val="nil"/>
@@ -5340,13 +5534,13 @@
                 <w:szCs w:val="16"/>
                 <w:lang w:val="es-EC" w:eastAsia="es-MX"/>
               </w:rPr>
-              <w:t>Integrantes del hogar</w:t>
-            </w:r>
-          </w:p>
-        </w:tc>
-        <w:tc>
-          <w:tcPr>
-            <w:tcW w:w="695" w:type="pct"/>
+              <w:t>Parte del sueldo fuera del recibo</w:t>
+            </w:r>
+          </w:p>
+        </w:tc>
+        <w:tc>
+          <w:tcPr>
+            <w:tcW w:w="696" w:type="pct"/>
             <w:tcBorders>
               <w:top w:val="nil"/>
               <w:left w:val="nil"/>
@@ -5377,7 +5571,7 @@
                 <w:szCs w:val="16"/>
                 <w:lang w:val="es-EC" w:eastAsia="es-MX"/>
               </w:rPr>
-              <w:t>3,59</w:t>
+              <w:t>0,01</w:t>
             </w:r>
           </w:p>
         </w:tc>
@@ -5414,7 +5608,7 @@
                 <w:szCs w:val="16"/>
                 <w:lang w:val="es-EC" w:eastAsia="es-MX"/>
               </w:rPr>
-              <w:t>3,59</w:t>
+              <w:t>0,01</w:t>
             </w:r>
           </w:p>
         </w:tc>
@@ -5488,7 +5682,7 @@
                 <w:szCs w:val="16"/>
                 <w:lang w:val="es-EC" w:eastAsia="es-MX"/>
               </w:rPr>
-              <w:t>-0,08</w:t>
+              <w:t>0,27</w:t>
             </w:r>
           </w:p>
         </w:tc>
@@ -5525,7 +5719,7 @@
                 <w:szCs w:val="16"/>
                 <w:lang w:val="es-EC" w:eastAsia="es-MX"/>
               </w:rPr>
-              <w:t>0,94</w:t>
+              <w:t>0,79</w:t>
             </w:r>
           </w:p>
         </w:tc>
@@ -5536,7 +5730,7 @@
         </w:trPr>
         <w:tc>
           <w:tcPr>
-            <w:tcW w:w="2211" w:type="pct"/>
+            <w:tcW w:w="2212" w:type="pct"/>
             <w:tcBorders>
               <w:top w:val="nil"/>
               <w:left w:val="nil"/>
@@ -5567,13 +5761,13 @@
                 <w:szCs w:val="16"/>
                 <w:lang w:val="es-EC" w:eastAsia="es-MX"/>
               </w:rPr>
-              <w:t>Parte del sueldo fuera del recibo</w:t>
-            </w:r>
-          </w:p>
-        </w:tc>
-        <w:tc>
-          <w:tcPr>
-            <w:tcW w:w="695" w:type="pct"/>
+              <w:t>Gran Buenos Aires</w:t>
+            </w:r>
+          </w:p>
+        </w:tc>
+        <w:tc>
+          <w:tcPr>
+            <w:tcW w:w="696" w:type="pct"/>
             <w:tcBorders>
               <w:top w:val="nil"/>
               <w:left w:val="nil"/>
@@ -5604,7 +5798,7 @@
                 <w:szCs w:val="16"/>
                 <w:lang w:val="es-EC" w:eastAsia="es-MX"/>
               </w:rPr>
-              <w:t>0,01</w:t>
+              <w:t>0,18</w:t>
             </w:r>
           </w:p>
         </w:tc>
@@ -5641,7 +5835,7 @@
                 <w:szCs w:val="16"/>
                 <w:lang w:val="es-EC" w:eastAsia="es-MX"/>
               </w:rPr>
-              <w:t>0,01</w:t>
+              <w:t>0,17</w:t>
             </w:r>
           </w:p>
         </w:tc>
@@ -5678,7 +5872,7 @@
                 <w:szCs w:val="16"/>
                 <w:lang w:val="es-EC" w:eastAsia="es-MX"/>
               </w:rPr>
-              <w:t>0,00</w:t>
+              <w:t>-0,01</w:t>
             </w:r>
           </w:p>
         </w:tc>
@@ -5715,7 +5909,7 @@
                 <w:szCs w:val="16"/>
                 <w:lang w:val="es-EC" w:eastAsia="es-MX"/>
               </w:rPr>
-              <w:t>0,27</w:t>
+              <w:t>-1,46</w:t>
             </w:r>
           </w:p>
         </w:tc>
@@ -5752,7 +5946,7 @@
                 <w:szCs w:val="16"/>
                 <w:lang w:val="es-EC" w:eastAsia="es-MX"/>
               </w:rPr>
-              <w:t>0,79</w:t>
+              <w:t>0,14</w:t>
             </w:r>
           </w:p>
         </w:tc>
@@ -5763,7 +5957,7 @@
         </w:trPr>
         <w:tc>
           <w:tcPr>
-            <w:tcW w:w="2211" w:type="pct"/>
+            <w:tcW w:w="2212" w:type="pct"/>
             <w:tcBorders>
               <w:top w:val="nil"/>
               <w:left w:val="nil"/>
@@ -5794,13 +5988,13 @@
                 <w:szCs w:val="16"/>
                 <w:lang w:val="es-EC" w:eastAsia="es-MX"/>
               </w:rPr>
-              <w:t>Gran Buenos Aires</w:t>
-            </w:r>
-          </w:p>
-        </w:tc>
-        <w:tc>
-          <w:tcPr>
-            <w:tcW w:w="695" w:type="pct"/>
+              <w:t>Noreste</w:t>
+            </w:r>
+          </w:p>
+        </w:tc>
+        <w:tc>
+          <w:tcPr>
+            <w:tcW w:w="696" w:type="pct"/>
             <w:tcBorders>
               <w:top w:val="nil"/>
               <w:left w:val="nil"/>
@@ -5831,7 +6025,7 @@
                 <w:szCs w:val="16"/>
                 <w:lang w:val="es-EC" w:eastAsia="es-MX"/>
               </w:rPr>
-              <w:t>0,18</w:t>
+              <w:t>0,10</w:t>
             </w:r>
           </w:p>
         </w:tc>
@@ -5868,7 +6062,7 @@
                 <w:szCs w:val="16"/>
                 <w:lang w:val="es-EC" w:eastAsia="es-MX"/>
               </w:rPr>
-              <w:t>0,17</w:t>
+              <w:t>0,09</w:t>
             </w:r>
           </w:p>
         </w:tc>
@@ -5942,7 +6136,7 @@
                 <w:szCs w:val="16"/>
                 <w:lang w:val="es-EC" w:eastAsia="es-MX"/>
               </w:rPr>
-              <w:t>-1,46</w:t>
+              <w:t>-2,25</w:t>
             </w:r>
           </w:p>
         </w:tc>
@@ -5979,7 +6173,7 @@
                 <w:szCs w:val="16"/>
                 <w:lang w:val="es-EC" w:eastAsia="es-MX"/>
               </w:rPr>
-              <w:t>0,14</w:t>
+              <w:t>0,02</w:t>
             </w:r>
           </w:p>
         </w:tc>
@@ -5990,7 +6184,7 @@
         </w:trPr>
         <w:tc>
           <w:tcPr>
-            <w:tcW w:w="2211" w:type="pct"/>
+            <w:tcW w:w="2212" w:type="pct"/>
             <w:tcBorders>
               <w:top w:val="nil"/>
               <w:left w:val="nil"/>
@@ -6021,13 +6215,13 @@
                 <w:szCs w:val="16"/>
                 <w:lang w:val="es-EC" w:eastAsia="es-MX"/>
               </w:rPr>
-              <w:t>Noreste</w:t>
-            </w:r>
-          </w:p>
-        </w:tc>
-        <w:tc>
-          <w:tcPr>
-            <w:tcW w:w="695" w:type="pct"/>
+              <w:t>Noroeste</w:t>
+            </w:r>
+          </w:p>
+        </w:tc>
+        <w:tc>
+          <w:tcPr>
+            <w:tcW w:w="696" w:type="pct"/>
             <w:tcBorders>
               <w:top w:val="nil"/>
               <w:left w:val="nil"/>
@@ -6058,7 +6252,7 @@
                 <w:szCs w:val="16"/>
                 <w:lang w:val="es-EC" w:eastAsia="es-MX"/>
               </w:rPr>
-              <w:t>0,10</w:t>
+              <w:t>0,21</w:t>
             </w:r>
           </w:p>
         </w:tc>
@@ -6095,7 +6289,7 @@
                 <w:szCs w:val="16"/>
                 <w:lang w:val="es-EC" w:eastAsia="es-MX"/>
               </w:rPr>
-              <w:t>0,09</w:t>
+              <w:t>0,22</w:t>
             </w:r>
           </w:p>
         </w:tc>
@@ -6132,7 +6326,7 @@
                 <w:szCs w:val="16"/>
                 <w:lang w:val="es-EC" w:eastAsia="es-MX"/>
               </w:rPr>
-              <w:t>-0,01</w:t>
+              <w:t>0,01</w:t>
             </w:r>
           </w:p>
         </w:tc>
@@ -6169,7 +6363,7 @@
                 <w:szCs w:val="16"/>
                 <w:lang w:val="es-EC" w:eastAsia="es-MX"/>
               </w:rPr>
-              <w:t>-2,25</w:t>
+              <w:t>1,37</w:t>
             </w:r>
           </w:p>
         </w:tc>
@@ -6206,7 +6400,7 @@
                 <w:szCs w:val="16"/>
                 <w:lang w:val="es-EC" w:eastAsia="es-MX"/>
               </w:rPr>
-              <w:t>0,02</w:t>
+              <w:t>0,17</w:t>
             </w:r>
           </w:p>
         </w:tc>
@@ -6217,7 +6411,7 @@
         </w:trPr>
         <w:tc>
           <w:tcPr>
-            <w:tcW w:w="2211" w:type="pct"/>
+            <w:tcW w:w="2212" w:type="pct"/>
             <w:tcBorders>
               <w:top w:val="nil"/>
               <w:left w:val="nil"/>
@@ -6248,13 +6442,13 @@
                 <w:szCs w:val="16"/>
                 <w:lang w:val="es-EC" w:eastAsia="es-MX"/>
               </w:rPr>
-              <w:t>Noroeste</w:t>
-            </w:r>
-          </w:p>
-        </w:tc>
-        <w:tc>
-          <w:tcPr>
-            <w:tcW w:w="695" w:type="pct"/>
+              <w:t>Pampeana</w:t>
+            </w:r>
+          </w:p>
+        </w:tc>
+        <w:tc>
+          <w:tcPr>
+            <w:tcW w:w="696" w:type="pct"/>
             <w:tcBorders>
               <w:top w:val="nil"/>
               <w:left w:val="nil"/>
@@ -6285,7 +6479,7 @@
                 <w:szCs w:val="16"/>
                 <w:lang w:val="es-EC" w:eastAsia="es-MX"/>
               </w:rPr>
-              <w:t>0,21</w:t>
+              <w:t>0,30</w:t>
             </w:r>
           </w:p>
         </w:tc>
@@ -6322,7 +6516,7 @@
                 <w:szCs w:val="16"/>
                 <w:lang w:val="es-EC" w:eastAsia="es-MX"/>
               </w:rPr>
-              <w:t>0,22</w:t>
+              <w:t>0,31</w:t>
             </w:r>
           </w:p>
         </w:tc>
@@ -6359,7 +6553,7 @@
                 <w:szCs w:val="16"/>
                 <w:lang w:val="es-EC" w:eastAsia="es-MX"/>
               </w:rPr>
-              <w:t>0,01</w:t>
+              <w:t>0,02</w:t>
             </w:r>
           </w:p>
         </w:tc>
@@ -6396,7 +6590,7 @@
                 <w:szCs w:val="16"/>
                 <w:lang w:val="es-EC" w:eastAsia="es-MX"/>
               </w:rPr>
-              <w:t>1,37</w:t>
+              <w:t>3,44</w:t>
             </w:r>
           </w:p>
         </w:tc>
@@ -6433,7 +6627,7 @@
                 <w:szCs w:val="16"/>
                 <w:lang w:val="es-EC" w:eastAsia="es-MX"/>
               </w:rPr>
-              <w:t>0,17</w:t>
+              <w:t>0,00</w:t>
             </w:r>
           </w:p>
         </w:tc>
@@ -6444,7 +6638,7 @@
         </w:trPr>
         <w:tc>
           <w:tcPr>
-            <w:tcW w:w="2211" w:type="pct"/>
+            <w:tcW w:w="2212" w:type="pct"/>
             <w:tcBorders>
               <w:top w:val="nil"/>
               <w:left w:val="nil"/>
@@ -6475,13 +6669,13 @@
                 <w:szCs w:val="16"/>
                 <w:lang w:val="es-EC" w:eastAsia="es-MX"/>
               </w:rPr>
-              <w:t>Pampeana</w:t>
-            </w:r>
-          </w:p>
-        </w:tc>
-        <w:tc>
-          <w:tcPr>
-            <w:tcW w:w="695" w:type="pct"/>
+              <w:t>Patagonia</w:t>
+            </w:r>
+          </w:p>
+        </w:tc>
+        <w:tc>
+          <w:tcPr>
+            <w:tcW w:w="696" w:type="pct"/>
             <w:tcBorders>
               <w:top w:val="nil"/>
               <w:left w:val="nil"/>
@@ -6512,7 +6706,7 @@
                 <w:szCs w:val="16"/>
                 <w:lang w:val="es-EC" w:eastAsia="es-MX"/>
               </w:rPr>
-              <w:t>0,30</w:t>
+              <w:t>0,12</w:t>
             </w:r>
           </w:p>
         </w:tc>
@@ -6549,7 +6743,7 @@
                 <w:szCs w:val="16"/>
                 <w:lang w:val="es-EC" w:eastAsia="es-MX"/>
               </w:rPr>
-              <w:t>0,31</w:t>
+              <w:t>0,11</w:t>
             </w:r>
           </w:p>
         </w:tc>
@@ -6586,7 +6780,7 @@
                 <w:szCs w:val="16"/>
                 <w:lang w:val="es-EC" w:eastAsia="es-MX"/>
               </w:rPr>
-              <w:t>0,02</w:t>
+              <w:t>-0,01</w:t>
             </w:r>
           </w:p>
         </w:tc>
@@ -6623,7 +6817,7 @@
                 <w:szCs w:val="16"/>
                 <w:lang w:val="es-EC" w:eastAsia="es-MX"/>
               </w:rPr>
-              <w:t>3,44</w:t>
+              <w:t>-2,49</w:t>
             </w:r>
           </w:p>
         </w:tc>
@@ -6660,7 +6854,7 @@
                 <w:szCs w:val="16"/>
                 <w:lang w:val="es-EC" w:eastAsia="es-MX"/>
               </w:rPr>
-              <w:t>0,00</w:t>
+              <w:t>0,01</w:t>
             </w:r>
           </w:p>
         </w:tc>
@@ -6671,11 +6865,11 @@
         </w:trPr>
         <w:tc>
           <w:tcPr>
-            <w:tcW w:w="2211" w:type="pct"/>
-            <w:tcBorders>
-              <w:top w:val="nil"/>
-              <w:left w:val="nil"/>
-              <w:bottom w:val="nil"/>
+            <w:tcW w:w="2212" w:type="pct"/>
+            <w:tcBorders>
+              <w:top w:val="nil"/>
+              <w:left w:val="nil"/>
+              <w:bottom w:val="single" w:sz="12" w:space="0" w:color="auto"/>
               <w:right w:val="nil"/>
             </w:tcBorders>
             <w:noWrap/>
@@ -6702,240 +6896,13 @@
                 <w:szCs w:val="16"/>
                 <w:lang w:val="es-EC" w:eastAsia="es-MX"/>
               </w:rPr>
-              <w:t>Patagonia</w:t>
-            </w:r>
-          </w:p>
-        </w:tc>
-        <w:tc>
-          <w:tcPr>
-            <w:tcW w:w="695" w:type="pct"/>
-            <w:tcBorders>
-              <w:top w:val="nil"/>
-              <w:left w:val="nil"/>
-              <w:bottom w:val="nil"/>
-              <w:right w:val="nil"/>
-            </w:tcBorders>
-            <w:noWrap/>
-            <w:vAlign w:val="bottom"/>
-            <w:hideMark/>
-          </w:tcPr>
-          <w:p>
-            <w:pPr>
-              <w:spacing w:after="0" w:line="240" w:lineRule="auto"/>
-              <w:jc w:val="center"/>
-              <w:rPr>
-                <w:rFonts w:eastAsia="Times New Roman" w:cs="Times New Roman"/>
-                <w:color w:val="000000"/>
-                <w:sz w:val="16"/>
-                <w:szCs w:val="16"/>
-                <w:lang w:val="es-EC" w:eastAsia="es-MX"/>
-              </w:rPr>
-            </w:pPr>
-            <w:r>
-              <w:rPr>
-                <w:rFonts w:eastAsia="Times New Roman" w:cs="Times New Roman"/>
-                <w:color w:val="000000"/>
-                <w:sz w:val="16"/>
-                <w:szCs w:val="16"/>
-                <w:lang w:val="es-EC" w:eastAsia="es-MX"/>
-              </w:rPr>
-              <w:t>0,12</w:t>
-            </w:r>
-          </w:p>
-        </w:tc>
-        <w:tc>
-          <w:tcPr>
-            <w:tcW w:w="597" w:type="pct"/>
-            <w:tcBorders>
-              <w:top w:val="nil"/>
-              <w:left w:val="nil"/>
-              <w:bottom w:val="nil"/>
-              <w:right w:val="nil"/>
-            </w:tcBorders>
-            <w:noWrap/>
-            <w:vAlign w:val="bottom"/>
-            <w:hideMark/>
-          </w:tcPr>
-          <w:p>
-            <w:pPr>
-              <w:spacing w:after="0" w:line="240" w:lineRule="auto"/>
-              <w:jc w:val="center"/>
-              <w:rPr>
-                <w:rFonts w:eastAsia="Times New Roman" w:cs="Times New Roman"/>
-                <w:color w:val="000000"/>
-                <w:sz w:val="16"/>
-                <w:szCs w:val="16"/>
-                <w:lang w:val="es-EC" w:eastAsia="es-MX"/>
-              </w:rPr>
-            </w:pPr>
-            <w:r>
-              <w:rPr>
-                <w:rFonts w:eastAsia="Times New Roman" w:cs="Times New Roman"/>
-                <w:color w:val="000000"/>
-                <w:sz w:val="16"/>
-                <w:szCs w:val="16"/>
-                <w:lang w:val="es-EC" w:eastAsia="es-MX"/>
-              </w:rPr>
-              <w:t>0,11</w:t>
-            </w:r>
-          </w:p>
-        </w:tc>
-        <w:tc>
-          <w:tcPr>
-            <w:tcW w:w="498" w:type="pct"/>
-            <w:tcBorders>
-              <w:top w:val="nil"/>
-              <w:left w:val="nil"/>
-              <w:bottom w:val="nil"/>
-              <w:right w:val="nil"/>
-            </w:tcBorders>
-            <w:noWrap/>
-            <w:vAlign w:val="bottom"/>
-            <w:hideMark/>
-          </w:tcPr>
-          <w:p>
-            <w:pPr>
-              <w:spacing w:after="0" w:line="240" w:lineRule="auto"/>
-              <w:jc w:val="center"/>
-              <w:rPr>
-                <w:rFonts w:eastAsia="Times New Roman" w:cs="Times New Roman"/>
-                <w:color w:val="000000"/>
-                <w:sz w:val="16"/>
-                <w:szCs w:val="16"/>
-                <w:lang w:val="es-EC" w:eastAsia="es-MX"/>
-              </w:rPr>
-            </w:pPr>
-            <w:r>
-              <w:rPr>
-                <w:rFonts w:eastAsia="Times New Roman" w:cs="Times New Roman"/>
-                <w:color w:val="000000"/>
-                <w:sz w:val="16"/>
-                <w:szCs w:val="16"/>
-                <w:lang w:val="es-EC" w:eastAsia="es-MX"/>
-              </w:rPr>
-              <w:t>-0,01</w:t>
-            </w:r>
-          </w:p>
-        </w:tc>
-        <w:tc>
-          <w:tcPr>
-            <w:tcW w:w="597" w:type="pct"/>
-            <w:tcBorders>
-              <w:top w:val="nil"/>
-              <w:left w:val="nil"/>
-              <w:bottom w:val="nil"/>
-              <w:right w:val="nil"/>
-            </w:tcBorders>
-            <w:noWrap/>
-            <w:vAlign w:val="bottom"/>
-            <w:hideMark/>
-          </w:tcPr>
-          <w:p>
-            <w:pPr>
-              <w:spacing w:after="0" w:line="240" w:lineRule="auto"/>
-              <w:jc w:val="center"/>
-              <w:rPr>
-                <w:rFonts w:eastAsia="Times New Roman" w:cs="Times New Roman"/>
-                <w:color w:val="000000"/>
-                <w:sz w:val="16"/>
-                <w:szCs w:val="16"/>
-                <w:lang w:val="es-EC" w:eastAsia="es-MX"/>
-              </w:rPr>
-            </w:pPr>
-            <w:r>
-              <w:rPr>
-                <w:rFonts w:eastAsia="Times New Roman" w:cs="Times New Roman"/>
-                <w:color w:val="000000"/>
-                <w:sz w:val="16"/>
-                <w:szCs w:val="16"/>
-                <w:lang w:val="es-EC" w:eastAsia="es-MX"/>
-              </w:rPr>
-              <w:t>-2,49</w:t>
-            </w:r>
-          </w:p>
-        </w:tc>
-        <w:tc>
-          <w:tcPr>
-            <w:tcW w:w="401" w:type="pct"/>
-            <w:tcBorders>
-              <w:top w:val="nil"/>
-              <w:left w:val="nil"/>
-              <w:bottom w:val="nil"/>
-              <w:right w:val="nil"/>
-            </w:tcBorders>
-            <w:noWrap/>
-            <w:vAlign w:val="bottom"/>
-            <w:hideMark/>
-          </w:tcPr>
-          <w:p>
-            <w:pPr>
-              <w:spacing w:after="0" w:line="240" w:lineRule="auto"/>
-              <w:jc w:val="center"/>
-              <w:rPr>
-                <w:rFonts w:eastAsia="Times New Roman" w:cs="Times New Roman"/>
-                <w:color w:val="000000"/>
-                <w:sz w:val="16"/>
-                <w:szCs w:val="16"/>
-                <w:lang w:val="es-EC" w:eastAsia="es-MX"/>
-              </w:rPr>
-            </w:pPr>
-            <w:r>
-              <w:rPr>
-                <w:rFonts w:eastAsia="Times New Roman" w:cs="Times New Roman"/>
-                <w:color w:val="000000"/>
-                <w:sz w:val="16"/>
-                <w:szCs w:val="16"/>
-                <w:lang w:val="es-EC" w:eastAsia="es-MX"/>
-              </w:rPr>
-              <w:t>0,01</w:t>
-            </w:r>
-          </w:p>
-        </w:tc>
-      </w:tr>
-      <w:tr>
-        <w:trPr>
-          <w:trHeight w:val="113"/>
-        </w:trPr>
-        <w:tc>
-          <w:tcPr>
-            <w:tcW w:w="2211" w:type="pct"/>
-            <w:tcBorders>
-              <w:top w:val="nil"/>
-              <w:left w:val="nil"/>
-              <w:bottom w:val="single" w:sz="12" w:space="0" w:color="auto"/>
-              <w:right w:val="nil"/>
-            </w:tcBorders>
-            <w:noWrap/>
-            <w:vAlign w:val="bottom"/>
-            <w:hideMark/>
-          </w:tcPr>
-          <w:p>
-            <w:pPr>
-              <w:spacing w:after="0" w:line="240" w:lineRule="auto"/>
-              <w:jc w:val="left"/>
-              <w:rPr>
-                <w:rFonts w:eastAsia="Times New Roman" w:cs="Times New Roman"/>
-                <w:color w:val="000000"/>
-                <w:sz w:val="16"/>
-                <w:szCs w:val="16"/>
-                <w:lang w:val="es-EC" w:eastAsia="es-MX"/>
-              </w:rPr>
-            </w:pPr>
-            <w:r>
-              <w:rPr>
-                <w:rFonts w:eastAsia="Times New Roman" w:cs="Times New Roman"/>
-                <w:color w:val="000000"/>
-                <w:sz w:val="16"/>
-                <w:szCs w:val="16"/>
-                <w:lang w:val="es-EC" w:eastAsia="es-MX"/>
-              </w:rPr>
               <w:t>Masculino</w:t>
             </w:r>
           </w:p>
         </w:tc>
         <w:tc>
           <w:tcPr>
-            <w:tcW w:w="695" w:type="pct"/>
+            <w:tcW w:w="696" w:type="pct"/>
             <w:tcBorders>
               <w:top w:val="nil"/>
               <w:left w:val="nil"/>
@@ -7192,6 +7159,321 @@
           <w:lang w:val="es-US"/>
         </w:rPr>
       </w:pPr>
+      <w:r>
+        <w:rPr>
+          <w:lang w:val="es-US"/>
+        </w:rPr>
+        <w:t xml:space="preserve">De las veintisiete características </w:t>
+      </w:r>
+      <w:r>
+        <w:rPr>
+          <w:lang w:val="es-US"/>
+        </w:rPr>
+        <w:t>analizadas</w:t>
+      </w:r>
+      <w:r>
+        <w:rPr>
+          <w:lang w:val="es-US"/>
+        </w:rPr>
+        <w:t xml:space="preserve"> en la comparación </w:t>
+      </w:r>
+      <w:r>
+        <w:rPr>
+          <w:lang w:val="es-US"/>
+        </w:rPr>
+        <w:t>entr</w:t>
+      </w:r>
+      <w:r>
+        <w:rPr>
+          <w:lang w:val="es-US"/>
+        </w:rPr>
+        <w:t xml:space="preserve">e las muestras de 2024 y 2025, doce han </w:t>
+      </w:r>
+      <w:r>
+        <w:rPr>
+          <w:lang w:val="es-US"/>
+        </w:rPr>
+        <w:t>mostrado</w:t>
+      </w:r>
+      <w:r>
+        <w:rPr>
+          <w:lang w:val="es-US"/>
+        </w:rPr>
+        <w:t xml:space="preserve"> diferencias estadísticamente significativas al </w:t>
+      </w:r>
+      <w:r>
+        <w:rPr>
+          <w:lang w:val="es-US"/>
+        </w:rPr>
+        <w:t>5%</w:t>
+      </w:r>
+      <w:r>
+        <w:rPr>
+          <w:lang w:val="es-US"/>
+        </w:rPr>
+        <w:t xml:space="preserve">. Las diferencias descritas en las características más relevantes corresponden a variables continuas: la edad media de los ocupados es superior entre ambas muestras, diferencia significativamente elevada en el estadístico t y seguida de un valor p </w:t>
+      </w:r>
+      <w:r>
+        <w:rPr>
+          <w:lang w:val="es-US"/>
+        </w:rPr>
+        <w:t xml:space="preserve">significativo al </w:t>
+      </w:r>
+      <w:r>
+        <w:rPr>
+          <w:lang w:val="es-US"/>
+        </w:rPr>
+        <w:t>1</w:t>
+      </w:r>
+      <w:r>
+        <w:rPr>
+          <w:lang w:val="es-US"/>
+        </w:rPr>
+        <w:t>%,</w:t>
+      </w:r>
+      <w:r>
+        <w:rPr>
+          <w:lang w:val="es-US"/>
+        </w:rPr>
+        <w:t xml:space="preserve"> al igual que ingresos totales presentan las diferencias más altas de toda la tabla, con</w:t>
+      </w:r>
+      <w:r>
+        <w:rPr>
+          <w:lang w:val="es-US"/>
+        </w:rPr>
+        <w:t xml:space="preserve"> un</w:t>
+      </w:r>
+      <w:r>
+        <w:rPr>
+          <w:lang w:val="es-US"/>
+        </w:rPr>
+        <w:t xml:space="preserve"> </w:t>
+      </w:r>
+      <w:r>
+        <w:rPr>
+          <w:lang w:val="es-US"/>
+        </w:rPr>
+        <w:t xml:space="preserve">valor p significativo </w:t>
+      </w:r>
+      <w:proofErr w:type="spellStart"/>
+      <w:r>
+        <w:rPr>
+          <w:lang w:val="es-US"/>
+        </w:rPr>
+        <w:t>al</w:t>
+      </w:r>
+      <w:proofErr w:type="spellEnd"/>
+      <w:r>
+        <w:rPr>
+          <w:lang w:val="es-US"/>
+        </w:rPr>
+        <w:t xml:space="preserve"> 1%,</w:t>
+      </w:r>
+      <w:r>
+        <w:rPr>
+          <w:lang w:val="es-US"/>
+        </w:rPr>
+        <w:t xml:space="preserve"> lo que sugiere que el poder adquisitivo medio de los ocupados también creció entre trimestres y no sólo en función del cambio en la composición demográfica.</w:t>
+      </w:r>
+    </w:p>
+    <w:p>
+      <w:pPr>
+        <w:rPr>
+          <w:lang w:val="es-US"/>
+        </w:rPr>
+      </w:pPr>
+      <w:r>
+        <w:rPr>
+          <w:lang w:val="es-US"/>
+        </w:rPr>
+        <w:t xml:space="preserve">En relación con los parámetros cualitativos, hay diferencias significativas en la proporción de </w:t>
+      </w:r>
+      <w:r>
+        <w:rPr>
+          <w:lang w:val="es-US"/>
+        </w:rPr>
+        <w:t>obreros</w:t>
+      </w:r>
+      <w:r>
+        <w:rPr>
+          <w:lang w:val="es-US"/>
+        </w:rPr>
+        <w:t xml:space="preserve"> o empleados, </w:t>
+      </w:r>
+      <w:r>
+        <w:rPr>
+          <w:lang w:val="es-US"/>
+        </w:rPr>
+        <w:t>que</w:t>
+      </w:r>
+      <w:r>
+        <w:rPr>
+          <w:lang w:val="es-US"/>
+        </w:rPr>
+        <w:t xml:space="preserve"> </w:t>
+      </w:r>
+      <w:r>
+        <w:rPr>
+          <w:lang w:val="es-US"/>
+        </w:rPr>
+        <w:t>disminuye</w:t>
+      </w:r>
+      <w:r>
+        <w:rPr>
+          <w:lang w:val="es-US"/>
+        </w:rPr>
+        <w:t xml:space="preserve"> ligeramente </w:t>
+      </w:r>
+      <w:r>
+        <w:rPr>
+          <w:lang w:val="es-US"/>
+        </w:rPr>
+        <w:t>en</w:t>
+      </w:r>
+      <w:r>
+        <w:rPr>
+          <w:lang w:val="es-US"/>
+        </w:rPr>
+        <w:t xml:space="preserve"> 2025, </w:t>
+      </w:r>
+      <w:r>
+        <w:rPr>
+          <w:lang w:val="es-US"/>
+        </w:rPr>
+        <w:t>y</w:t>
+      </w:r>
+      <w:r>
+        <w:rPr>
+          <w:lang w:val="es-US"/>
+        </w:rPr>
+        <w:t xml:space="preserve"> en la ausencia de cobertura médica</w:t>
+      </w:r>
+      <w:r>
+        <w:rPr>
+          <w:lang w:val="es-US"/>
+        </w:rPr>
+        <w:t>,</w:t>
+      </w:r>
+      <w:r>
+        <w:rPr>
+          <w:lang w:val="es-US"/>
+        </w:rPr>
+        <w:t xml:space="preserve"> cuya presencia se incrementó levemente. </w:t>
+      </w:r>
+      <w:r>
+        <w:rPr>
+          <w:lang w:val="es-US"/>
+        </w:rPr>
+        <w:t xml:space="preserve">La región pampeana muestra resultados significativos y </w:t>
+      </w:r>
+      <w:r>
+        <w:rPr>
+          <w:lang w:val="es-US"/>
+        </w:rPr>
+        <w:t>aument</w:t>
+      </w:r>
+      <w:r>
+        <w:rPr>
+          <w:lang w:val="es-US"/>
+        </w:rPr>
+        <w:t xml:space="preserve">a </w:t>
+      </w:r>
+      <w:r>
+        <w:rPr>
+          <w:lang w:val="es-US"/>
+        </w:rPr>
+        <w:t>su</w:t>
+      </w:r>
+      <w:r>
+        <w:rPr>
+          <w:lang w:val="es-US"/>
+        </w:rPr>
+        <w:t xml:space="preserve"> representación en 2025, mientras que las regiones Noreste y Patagonia experimentan leves descensos. Variables como </w:t>
+      </w:r>
+      <w:r>
+        <w:rPr>
+          <w:lang w:val="es-US"/>
+        </w:rPr>
+        <w:t>el sexo, el estado civil, los años de escolaridad, las horas de trabajo en la actividad principal y la estructura</w:t>
+      </w:r>
+      <w:r>
+        <w:rPr>
+          <w:lang w:val="es-US"/>
+        </w:rPr>
+        <w:t xml:space="preserve"> familiar</w:t>
+      </w:r>
+      <w:r>
+        <w:rPr>
+          <w:lang w:val="es-US"/>
+        </w:rPr>
+        <w:t xml:space="preserve"> (integrantes del hogar)</w:t>
+      </w:r>
+      <w:r>
+        <w:rPr>
+          <w:lang w:val="es-US"/>
+        </w:rPr>
+        <w:t xml:space="preserve"> no </w:t>
+      </w:r>
+      <w:r>
+        <w:rPr>
+          <w:lang w:val="es-US"/>
+        </w:rPr>
+        <w:t>presentan diferencias significativas,</w:t>
+      </w:r>
+      <w:r>
+        <w:rPr>
+          <w:lang w:val="es-US"/>
+        </w:rPr>
+        <w:t xml:space="preserve"> </w:t>
+      </w:r>
+      <w:r>
+        <w:rPr>
+          <w:lang w:val="es-US"/>
+        </w:rPr>
+        <w:t>l</w:t>
+      </w:r>
+      <w:r>
+        <w:rPr>
+          <w:lang w:val="es-US"/>
+        </w:rPr>
+        <w:t xml:space="preserve">o </w:t>
+      </w:r>
+      <w:r>
+        <w:rPr>
+          <w:lang w:val="es-US"/>
+        </w:rPr>
+        <w:t>que</w:t>
+      </w:r>
+      <w:r>
+        <w:rPr>
+          <w:lang w:val="es-US"/>
+        </w:rPr>
+        <w:t xml:space="preserve"> </w:t>
+      </w:r>
+      <w:r>
+        <w:rPr>
+          <w:lang w:val="es-US"/>
+        </w:rPr>
+        <w:t>ind</w:t>
+      </w:r>
+      <w:r>
+        <w:rPr>
+          <w:lang w:val="es-US"/>
+        </w:rPr>
+        <w:t xml:space="preserve">ica que ambas muestras son comparables en sus características estructurales más importantes para </w:t>
+      </w:r>
+      <w:r>
+        <w:rPr>
+          <w:lang w:val="es-US"/>
+        </w:rPr>
+        <w:t>predecir</w:t>
+      </w:r>
+      <w:r>
+        <w:rPr>
+          <w:lang w:val="es-US"/>
+        </w:rPr>
+        <w:t xml:space="preserve"> la informalidad.</w:t>
+      </w:r>
     </w:p>
     <w:p>
       <w:pPr>
@@ -7204,6 +7486,7 @@
         <w:rPr>
           <w:lang w:val="es-US"/>
         </w:rPr>
+        <w:lastRenderedPageBreak/>
         <w:t>Modelo de regresión logística</w:t>
       </w:r>
     </w:p>
@@ -7213,6 +7496,54 @@
           <w:lang w:val="es-PE"/>
         </w:rPr>
       </w:pPr>
+      <w:r>
+        <w:rPr>
+          <w:lang w:val="es-PE"/>
+        </w:rPr>
+        <w:t xml:space="preserve">La Tabla 2 muestra los resultados de los modelos de regresión logística estimados, siendo el primero el que predice la probabilidad de ser informal en 2024 a partir de las características personales y laborales de los ocupados en 2021, que funciona como muestra de entrenamiento, el segundo repite la especificación de </w:t>
+      </w:r>
+      <w:sdt>
+        <w:sdtPr>
+          <w:rPr>
+            <w:rFonts w:cs="Times New Roman"/>
+            <w:color w:val="000000"/>
+            <w:lang w:val="es-PE"/>
+          </w:rPr>
+          <w:tag w:val="MENDELEY_CITATION_v3_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"/>
+          <w:id w:val="2136666051"/>
+          <w:placeholder>
+            <w:docPart w:val="DefaultPlaceholder_-1854013440"/>
+          </w:placeholder>
+        </w:sdtPr>
+        <w:sdtContent>
+          <w:r>
+            <w:rPr>
+              <w:rFonts w:cs="Times New Roman"/>
+              <w:color w:val="000000"/>
+              <w:lang w:val="es-PE"/>
+            </w:rPr>
+            <w:t>Maurizio y Monsalvo (2021)</w:t>
+          </w:r>
+        </w:sdtContent>
+      </w:sdt>
+      <w:r>
+        <w:rPr>
+          <w:lang w:val="es-PE"/>
+        </w:rPr>
+        <w:t xml:space="preserve"> pero, además de las características mencionadas, considera el estatus de informalidad de la periocidad anterior como regresor adicional, estimado únicamente sobre la submuestra de individuos entrevistados en ambos períodos. Para cada modelo se presentan los coeficientes estimados, los errores estándar, los odds</w:t>
+      </w:r>
+      <w:r>
+        <w:rPr>
+          <w:lang w:val="es-PE"/>
+        </w:rPr>
+        <w:t xml:space="preserve"> </w:t>
+      </w:r>
+      <w:r>
+        <w:rPr>
+          <w:lang w:val="es-PE"/>
+        </w:rPr>
+        <w:t>ratios y los efectos marginales promedio que permiten cuantificar el impacto de cada una de las características sobre la predicción de la probabilidad de informalidad.</w:t>
+      </w:r>
     </w:p>
     <w:p>
       <w:pPr>
@@ -17989,6 +18320,494 @@
           <w:lang w:val="es-PE"/>
         </w:rPr>
       </w:pPr>
+      <w:r>
+        <w:rPr>
+          <w:lang w:val="es-PE"/>
+        </w:rPr>
+        <w:t xml:space="preserve">El contraste </w:t>
+      </w:r>
+      <w:r>
+        <w:rPr>
+          <w:lang w:val="es-PE"/>
+        </w:rPr>
+        <w:t xml:space="preserve">entre ambos modelos demuestra que, al incluir el estatus </w:t>
+      </w:r>
+      <w:r>
+        <w:rPr>
+          <w:lang w:val="es-PE"/>
+        </w:rPr>
+        <w:t xml:space="preserve">previo </w:t>
+      </w:r>
+      <w:r>
+        <w:rPr>
+          <w:lang w:val="es-PE"/>
+        </w:rPr>
+        <w:t>de informalidad, se producen cambios importantes en los distintos</w:t>
+      </w:r>
+      <w:r>
+        <w:rPr>
+          <w:lang w:val="es-PE"/>
+        </w:rPr>
+        <w:t xml:space="preserve"> coeficientes. La variable de la edad muestra claramente esto: el </w:t>
+      </w:r>
+      <w:r>
+        <w:rPr>
+          <w:lang w:val="es-PE"/>
+        </w:rPr>
+        <w:t>m</w:t>
+      </w:r>
+      <w:r>
+        <w:rPr>
+          <w:lang w:val="es-PE"/>
+        </w:rPr>
+        <w:t xml:space="preserve">odelo 1 presenta un coeficiente </w:t>
+      </w:r>
+      <w:r>
+        <w:rPr>
+          <w:lang w:val="es-PE"/>
+        </w:rPr>
+        <w:t xml:space="preserve">positivo, lo que indica que los trabajadores de mayor edad tienen una tendencia moderadamente más elevada a ser informales, pero en el </w:t>
+      </w:r>
+      <w:r>
+        <w:rPr>
+          <w:lang w:val="es-PE"/>
+        </w:rPr>
+        <w:t>m</w:t>
+      </w:r>
+      <w:r>
+        <w:rPr>
+          <w:lang w:val="es-PE"/>
+        </w:rPr>
+        <w:t xml:space="preserve">odelo 2 ese coeficiente </w:t>
+      </w:r>
+      <w:r>
+        <w:rPr>
+          <w:lang w:val="es-PE"/>
+        </w:rPr>
+        <w:t>cambia de signo</w:t>
+      </w:r>
+      <w:r>
+        <w:rPr>
+          <w:lang w:val="es-PE"/>
+        </w:rPr>
+        <w:t xml:space="preserve"> y se vuelve significativo y considerablemente mayor.</w:t>
+      </w:r>
+      <w:r>
+        <w:rPr>
+          <w:lang w:val="es-PE"/>
+        </w:rPr>
+        <w:t xml:space="preserve"> La variable edad </w:t>
+      </w:r>
+      <w:r>
+        <w:rPr>
+          <w:lang w:val="es-PE"/>
+        </w:rPr>
+        <w:t xml:space="preserve">al </w:t>
+      </w:r>
+      <w:r>
+        <w:rPr>
+          <w:lang w:val="es-PE"/>
+        </w:rPr>
+        <w:t xml:space="preserve">cuadrado presenta un comportamiento semejante, también invirtiéndose su signo entre modelos, lo que </w:t>
+      </w:r>
+      <w:r>
+        <w:rPr>
+          <w:lang w:val="es-PE"/>
+        </w:rPr>
+        <w:t>confirma</w:t>
+      </w:r>
+      <w:r>
+        <w:rPr>
+          <w:lang w:val="es-PE"/>
+        </w:rPr>
+        <w:t xml:space="preserve"> que el efecto asociado a la edad en el año 2024 era</w:t>
+      </w:r>
+      <w:r>
+        <w:rPr>
+          <w:lang w:val="es-PE"/>
+        </w:rPr>
+        <w:t>,</w:t>
+      </w:r>
+      <w:r>
+        <w:rPr>
+          <w:lang w:val="es-PE"/>
+        </w:rPr>
+        <w:t xml:space="preserve"> en buena parte</w:t>
+      </w:r>
+      <w:r>
+        <w:rPr>
+          <w:lang w:val="es-PE"/>
+        </w:rPr>
+        <w:t>,</w:t>
+      </w:r>
+      <w:r>
+        <w:rPr>
+          <w:lang w:val="es-PE"/>
+        </w:rPr>
+        <w:t xml:space="preserve"> una explicación alternativa de la persistencia de la informalidad y no un efecto de la edad sobre el </w:t>
+      </w:r>
+      <w:r>
+        <w:rPr>
+          <w:lang w:val="es-PE"/>
+        </w:rPr>
+        <w:t>e</w:t>
+      </w:r>
+      <w:r>
+        <w:rPr>
+          <w:lang w:val="es-PE"/>
+        </w:rPr>
+        <w:t>status laboral en el año 2024.</w:t>
+      </w:r>
+    </w:p>
+    <w:p>
+      <w:pPr>
+        <w:rPr>
+          <w:lang w:val="es-PE"/>
+        </w:rPr>
+      </w:pPr>
+      <w:r>
+        <w:rPr>
+          <w:lang w:val="es-PE"/>
+        </w:rPr>
+        <w:t>La cantidad de años de escolaridad presenta una tendencia s</w:t>
+      </w:r>
+      <w:r>
+        <w:rPr>
+          <w:lang w:val="es-PE"/>
+        </w:rPr>
+        <w:t>imilar</w:t>
+      </w:r>
+      <w:r>
+        <w:rPr>
+          <w:lang w:val="es-PE"/>
+        </w:rPr>
+        <w:t xml:space="preserve">, aunque en menor medida. En el </w:t>
+      </w:r>
+      <w:r>
+        <w:rPr>
+          <w:lang w:val="es-PE"/>
+        </w:rPr>
+        <w:t>m</w:t>
+      </w:r>
+      <w:r>
+        <w:rPr>
+          <w:lang w:val="es-PE"/>
+        </w:rPr>
+        <w:t>odelo 1</w:t>
+      </w:r>
+      <w:r>
+        <w:rPr>
+          <w:lang w:val="es-PE"/>
+        </w:rPr>
+        <w:t>,</w:t>
+      </w:r>
+      <w:r>
+        <w:rPr>
+          <w:lang w:val="es-PE"/>
+        </w:rPr>
+        <w:t xml:space="preserve"> el coeficiente es negativo y bajo, en línea con la literatura que </w:t>
+      </w:r>
+      <w:r>
+        <w:rPr>
+          <w:lang w:val="es-PE"/>
+        </w:rPr>
+        <w:t>sostien</w:t>
+      </w:r>
+      <w:r>
+        <w:rPr>
+          <w:lang w:val="es-PE"/>
+        </w:rPr>
+        <w:t>e que a mayor educación</w:t>
+      </w:r>
+      <w:r>
+        <w:rPr>
+          <w:lang w:val="es-PE"/>
+        </w:rPr>
+        <w:t>,</w:t>
+      </w:r>
+      <w:r>
+        <w:rPr>
+          <w:lang w:val="es-PE"/>
+        </w:rPr>
+        <w:t xml:space="preserve"> menor </w:t>
+      </w:r>
+      <w:r>
+        <w:rPr>
+          <w:lang w:val="es-PE"/>
+        </w:rPr>
+        <w:t xml:space="preserve">es la </w:t>
+      </w:r>
+      <w:r>
+        <w:rPr>
+          <w:lang w:val="es-PE"/>
+        </w:rPr>
+        <w:t xml:space="preserve">probabilidad de informalidad. Al ingresar el estatus previo en el </w:t>
+      </w:r>
+      <w:r>
+        <w:rPr>
+          <w:lang w:val="es-PE"/>
+        </w:rPr>
+        <w:t>m</w:t>
+      </w:r>
+      <w:r>
+        <w:rPr>
+          <w:lang w:val="es-PE"/>
+        </w:rPr>
+        <w:t xml:space="preserve">odelo 2, dicho coeficiente se </w:t>
+      </w:r>
+      <w:r>
+        <w:rPr>
+          <w:lang w:val="es-PE"/>
+        </w:rPr>
+        <w:t>vuelv</w:t>
+      </w:r>
+      <w:r>
+        <w:rPr>
+          <w:lang w:val="es-PE"/>
+        </w:rPr>
+        <w:t xml:space="preserve">e más negativo y su valor absoluto aumenta notablemente, lo que indica que la educación tiene un efecto sobre las características individuales observables, </w:t>
+      </w:r>
+      <w:r>
+        <w:rPr>
+          <w:lang w:val="es-PE"/>
+        </w:rPr>
+        <w:t>aunque</w:t>
+      </w:r>
+      <w:r>
+        <w:rPr>
+          <w:lang w:val="es-PE"/>
+        </w:rPr>
+        <w:t xml:space="preserve"> también</w:t>
+      </w:r>
+      <w:r>
+        <w:rPr>
+          <w:lang w:val="es-PE"/>
+        </w:rPr>
+        <w:t xml:space="preserve"> es</w:t>
+      </w:r>
+      <w:r>
+        <w:rPr>
+          <w:lang w:val="es-PE"/>
+        </w:rPr>
+        <w:t xml:space="preserve"> indirecto, </w:t>
+      </w:r>
+      <w:r>
+        <w:rPr>
+          <w:lang w:val="es-PE"/>
+        </w:rPr>
+        <w:t>lo que disminuye</w:t>
+      </w:r>
+      <w:r>
+        <w:rPr>
+          <w:lang w:val="es-PE"/>
+        </w:rPr>
+        <w:t xml:space="preserve"> la probabilidad de caer en la la informalidad de un periodo a </w:t>
+      </w:r>
+      <w:r>
+        <w:rPr>
+          <w:lang w:val="es-PE"/>
+        </w:rPr>
+        <w:t>otro</w:t>
+      </w:r>
+      <w:r>
+        <w:rPr>
+          <w:lang w:val="es-PE"/>
+        </w:rPr>
+        <w:t>. El efecto marginal promedio asociado a dicho efecto lo reafirma</w:t>
+      </w:r>
+      <w:r>
+        <w:rPr>
+          <w:lang w:val="es-PE"/>
+        </w:rPr>
+        <w:t xml:space="preserve"> de forma contundente.</w:t>
+      </w:r>
+    </w:p>
+    <w:p>
+      <w:pPr>
+        <w:rPr>
+          <w:lang w:val="es-PE"/>
+        </w:rPr>
+      </w:pPr>
+      <w:r>
+        <w:rPr>
+          <w:lang w:val="es-PE"/>
+        </w:rPr>
+        <w:t xml:space="preserve">La estimación más notable es la que se refiere al coeficiente asociado a </w:t>
+      </w:r>
+      <w:r>
+        <w:rPr>
+          <w:lang w:val="es-PE"/>
+        </w:rPr>
+        <w:t xml:space="preserve">la condición informal en el 2024, el cual resulta positivo, de gran magnitud y, además, con un error estándar reducido; por lo tanto, puede considerarse </w:t>
+      </w:r>
+      <w:r>
+        <w:rPr>
+          <w:lang w:val="es-PE"/>
+        </w:rPr>
+        <w:t>un</w:t>
+      </w:r>
+      <w:r>
+        <w:rPr>
+          <w:lang w:val="es-PE"/>
+        </w:rPr>
+        <w:t xml:space="preserve"> predictor </w:t>
+      </w:r>
+      <w:r>
+        <w:rPr>
+          <w:lang w:val="es-PE"/>
+        </w:rPr>
+        <w:t>de</w:t>
+      </w:r>
+      <w:r>
+        <w:rPr>
+          <w:lang w:val="es-PE"/>
+        </w:rPr>
+        <w:t xml:space="preserve"> calidad más robust</w:t>
+      </w:r>
+      <w:r>
+        <w:rPr>
+          <w:lang w:val="es-PE"/>
+        </w:rPr>
+        <w:t>o</w:t>
+      </w:r>
+      <w:r>
+        <w:rPr>
+          <w:lang w:val="es-PE"/>
+        </w:rPr>
+        <w:t xml:space="preserve"> que </w:t>
+      </w:r>
+      <w:r>
+        <w:rPr>
+          <w:lang w:val="es-PE"/>
+        </w:rPr>
+        <w:t>el d</w:t>
+      </w:r>
+      <w:r>
+        <w:rPr>
+          <w:lang w:val="es-PE"/>
+        </w:rPr>
+        <w:t>el</w:t>
+      </w:r>
+      <w:r>
+        <w:rPr>
+          <w:lang w:val="es-PE"/>
+        </w:rPr>
+        <w:t xml:space="preserve"> </w:t>
+      </w:r>
+      <w:r>
+        <w:rPr>
+          <w:lang w:val="es-PE"/>
+        </w:rPr>
+        <w:t>m</w:t>
+      </w:r>
+      <w:r>
+        <w:rPr>
+          <w:lang w:val="es-PE"/>
+        </w:rPr>
+        <w:t>odelo 2. Su odd</w:t>
+      </w:r>
+      <w:r>
+        <w:rPr>
+          <w:lang w:val="es-PE"/>
+        </w:rPr>
+        <w:t xml:space="preserve"> </w:t>
+      </w:r>
+      <w:r>
+        <w:rPr>
+          <w:lang w:val="es-PE"/>
+        </w:rPr>
+        <w:t xml:space="preserve">ratio sugiere que haber sido informal el año pasado incrementa </w:t>
+      </w:r>
+      <w:r>
+        <w:rPr>
+          <w:lang w:val="es-PE"/>
+        </w:rPr>
+        <w:t>considerablemente</w:t>
+      </w:r>
+      <w:r>
+        <w:rPr>
+          <w:lang w:val="es-PE"/>
+        </w:rPr>
+        <w:t xml:space="preserve"> las </w:t>
+      </w:r>
+      <w:r>
+        <w:rPr>
+          <w:lang w:val="es-PE"/>
+        </w:rPr>
+        <w:t>probabilidad</w:t>
+      </w:r>
+      <w:r>
+        <w:rPr>
+          <w:lang w:val="es-PE"/>
+        </w:rPr>
+        <w:t>es de serlo nuevamente en 2025, independiente</w:t>
+      </w:r>
+      <w:r>
+        <w:rPr>
+          <w:lang w:val="es-PE"/>
+        </w:rPr>
+        <w:t>mente</w:t>
+      </w:r>
+      <w:r>
+        <w:rPr>
+          <w:lang w:val="es-PE"/>
+        </w:rPr>
+        <w:t xml:space="preserve"> de las características individuales observables. Este resultado se ajusta a la evidencia </w:t>
+      </w:r>
+      <w:r>
+        <w:rPr>
+          <w:lang w:val="es-PE"/>
+        </w:rPr>
+        <w:t>aportad</w:t>
+      </w:r>
+      <w:r>
+        <w:rPr>
+          <w:lang w:val="es-PE"/>
+        </w:rPr>
+        <w:t xml:space="preserve">a por </w:t>
+      </w:r>
+      <w:sdt>
+        <w:sdtPr>
+          <w:rPr>
+            <w:rFonts w:cs="Times New Roman"/>
+            <w:color w:val="000000"/>
+            <w:lang w:val="es-PE"/>
+          </w:rPr>
+          <w:tag w:val="MENDELEY_CITATION_v3_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"/>
+          <w:id w:val="-40282362"/>
+          <w:placeholder>
+            <w:docPart w:val="A9077918FABCFD449EFF7AB9E1165036"/>
+          </w:placeholder>
+        </w:sdtPr>
+        <w:sdtContent>
+          <w:r>
+            <w:rPr>
+              <w:rFonts w:cs="Times New Roman"/>
+              <w:color w:val="000000"/>
+              <w:lang w:val="es-PE"/>
+            </w:rPr>
+            <w:t>Maurizio y Monsalvo (2021)</w:t>
+          </w:r>
+        </w:sdtContent>
+      </w:sdt>
+      <w:r>
+        <w:rPr>
+          <w:lang w:val="es-PE"/>
+        </w:rPr>
+        <w:t xml:space="preserve"> para el caso argentino y otros países de la región, que reporta una clara persistencia del estatus informal</w:t>
+      </w:r>
+      <w:r>
+        <w:rPr>
+          <w:lang w:val="es-PE"/>
+        </w:rPr>
+        <w:t>,</w:t>
+      </w:r>
+      <w:r>
+        <w:rPr>
+          <w:lang w:val="es-PE"/>
+        </w:rPr>
+        <w:t xml:space="preserve"> independientemente de las características del trabajador.</w:t>
+      </w:r>
     </w:p>
     <w:p>
       <w:pPr>
@@ -18045,7 +18864,7 @@
             <w:autoSpaceDE w:val="0"/>
             <w:autoSpaceDN w:val="0"/>
             <w:ind w:hanging="480"/>
-            <w:divId w:val="30961169"/>
+            <w:divId w:val="357779814"/>
             <w:rPr>
               <w:rFonts w:eastAsia="Times New Roman" w:cs="Times New Roman"/>
               <w:color w:val="000000"/>
@@ -18074,6 +18893,81 @@
               <w:color w:val="000000"/>
             </w:rPr>
             <w:t>. https://www.indec.gob.ar/indec/web/Institucional-Indec-BasesDeDatos</w:t>
+          </w:r>
+        </w:p>
+        <w:p>
+          <w:pPr>
+            <w:autoSpaceDE w:val="0"/>
+            <w:autoSpaceDN w:val="0"/>
+            <w:ind w:hanging="480"/>
+            <w:divId w:val="810168710"/>
+            <w:rPr>
+              <w:rFonts w:eastAsia="Times New Roman" w:cs="Times New Roman"/>
+              <w:color w:val="000000"/>
+            </w:rPr>
+          </w:pPr>
+          <w:r>
+            <w:rPr>
+              <w:rFonts w:eastAsia="Times New Roman" w:cs="Times New Roman"/>
+              <w:color w:val="000000"/>
+            </w:rPr>
+            <w:t xml:space="preserve">Maurizio, R., y Monsalvo, A. P. (2021). </w:t>
+          </w:r>
+          <w:r>
+            <w:rPr>
+              <w:rFonts w:eastAsia="Times New Roman" w:cs="Times New Roman"/>
+              <w:i/>
+              <w:iCs/>
+              <w:color w:val="000000"/>
+              <w:lang w:val="en-US"/>
+            </w:rPr>
+            <w:t xml:space="preserve">Informality, </w:t>
+          </w:r>
+          <w:proofErr w:type="spellStart"/>
+          <w:r>
+            <w:rPr>
+              <w:rFonts w:eastAsia="Times New Roman" w:cs="Times New Roman"/>
+              <w:i/>
+              <w:iCs/>
+              <w:color w:val="000000"/>
+              <w:lang w:val="en-US"/>
+            </w:rPr>
+            <w:t>labour</w:t>
+          </w:r>
+          <w:proofErr w:type="spellEnd"/>
+          <w:r>
+            <w:rPr>
+              <w:rFonts w:eastAsia="Times New Roman" w:cs="Times New Roman"/>
+              <w:i/>
+              <w:iCs/>
+              <w:color w:val="000000"/>
+              <w:lang w:val="en-US"/>
+            </w:rPr>
+            <w:t xml:space="preserve"> transitions, and the livelihoods of workers in Latin America</w:t>
+          </w:r>
+          <w:r>
+            <w:rPr>
+              <w:rFonts w:eastAsia="Times New Roman" w:cs="Times New Roman"/>
+              <w:color w:val="000000"/>
+              <w:lang w:val="en-US"/>
+            </w:rPr>
+            <w:t xml:space="preserve"> (Vol. 2021). </w:t>
+          </w:r>
+          <w:proofErr w:type="spellStart"/>
+          <w:r>
+            <w:rPr>
+              <w:rFonts w:eastAsia="Times New Roman" w:cs="Times New Roman"/>
+              <w:color w:val="000000"/>
+            </w:rPr>
+            <w:t>United</w:t>
+          </w:r>
+          <w:proofErr w:type="spellEnd"/>
+          <w:r>
+            <w:rPr>
+              <w:rFonts w:eastAsia="Times New Roman" w:cs="Times New Roman"/>
+              <w:color w:val="000000"/>
+            </w:rPr>
+            <w:t xml:space="preserve"> Nations. https://doi.org/10.35188/UNU-WIDER/2021/953-2</w:t>
           </w:r>
         </w:p>
         <w:p>
@@ -18130,10 +19024,6333 @@
     </w:p>
     <w:p>
       <w:pPr>
+        <w:pStyle w:val="Descripcin"/>
+        <w:keepNext/>
+      </w:pPr>
+      <w:r>
+        <w:t xml:space="preserve">Anexo </w:t>
+      </w:r>
+      <w:r>
+        <w:fldChar w:fldCharType="begin"/>
+      </w:r>
+      <w:r>
+        <w:instrText xml:space="preserve"> SEQ Anexo \* ARABIC </w:instrText>
+      </w:r>
+      <w:r>
+        <w:fldChar w:fldCharType="separate"/>
+      </w:r>
+      <w:r>
+        <w:rPr>
+          <w:noProof/>
+        </w:rPr>
+        <w:t>1</w:t>
+      </w:r>
+      <w:r>
+        <w:fldChar w:fldCharType="end"/>
+      </w:r>
+      <w:r>
+        <w:tab/>
+      </w:r>
+      <w:r>
+        <w:br/>
+      </w:r>
+      <w:r>
+        <w:rPr>
+          <w:b w:val="0"/>
+          <w:bCs/>
+          <w:i/>
+          <w:iCs w:val="0"/>
+        </w:rPr>
+        <w:t>Resumen descriptivo de las variables contempladas en los modelos de regresión Logit</w:t>
+      </w:r>
+    </w:p>
+    <w:tbl>
+      <w:tblPr>
+        <w:tblW w:w="5000" w:type="pct"/>
+        <w:tblCellMar>
+          <w:left w:w="70" w:type="dxa"/>
+          <w:right w:w="70" w:type="dxa"/>
+        </w:tblCellMar>
+        <w:tblLook w:val="04A0" w:firstRow="1" w:lastRow="0" w:firstColumn="1" w:lastColumn="0" w:noHBand="0" w:noVBand="1"/>
+      </w:tblPr>
+      <w:tblGrid>
+        <w:gridCol w:w="2831"/>
+        <w:gridCol w:w="2496"/>
+        <w:gridCol w:w="1903"/>
+        <w:gridCol w:w="3258"/>
+      </w:tblGrid>
+      <w:tr>
+        <w:trPr>
+          <w:trHeight w:val="20"/>
+        </w:trPr>
+        <w:tc>
+          <w:tcPr>
+            <w:tcW w:w="1350" w:type="pct"/>
+            <w:tcBorders>
+              <w:top w:val="single" w:sz="12" w:space="0" w:color="auto"/>
+              <w:left w:val="nil"/>
+              <w:bottom w:val="single" w:sz="4" w:space="0" w:color="auto"/>
+              <w:right w:val="nil"/>
+            </w:tcBorders>
+            <w:vAlign w:val="center"/>
+            <w:hideMark/>
+          </w:tcPr>
+          <w:p>
+            <w:pPr>
+              <w:spacing w:after="0" w:line="240" w:lineRule="auto"/>
+              <w:jc w:val="center"/>
+              <w:rPr>
+                <w:rFonts w:eastAsia="Times New Roman" w:cs="Times New Roman"/>
+                <w:b/>
+                <w:bCs/>
+                <w:sz w:val="16"/>
+                <w:szCs w:val="16"/>
+                <w:lang w:val="es-EC" w:eastAsia="es-MX"/>
+              </w:rPr>
+            </w:pPr>
+            <w:r>
+              <w:rPr>
+                <w:rFonts w:eastAsia="Times New Roman" w:cs="Times New Roman"/>
+                <w:b/>
+                <w:bCs/>
+                <w:sz w:val="16"/>
+                <w:szCs w:val="16"/>
+                <w:lang w:val="es-EC" w:eastAsia="es-MX"/>
+              </w:rPr>
+              <w:t>Nombre original (EPH)</w:t>
+            </w:r>
+          </w:p>
+        </w:tc>
+        <w:tc>
+          <w:tcPr>
+            <w:tcW w:w="1190" w:type="pct"/>
+            <w:tcBorders>
+              <w:top w:val="single" w:sz="12" w:space="0" w:color="auto"/>
+              <w:left w:val="nil"/>
+              <w:bottom w:val="single" w:sz="4" w:space="0" w:color="auto"/>
+              <w:right w:val="nil"/>
+            </w:tcBorders>
+            <w:vAlign w:val="center"/>
+            <w:hideMark/>
+          </w:tcPr>
+          <w:p>
+            <w:pPr>
+              <w:spacing w:after="0" w:line="240" w:lineRule="auto"/>
+              <w:jc w:val="center"/>
+              <w:rPr>
+                <w:rFonts w:eastAsia="Times New Roman" w:cs="Times New Roman"/>
+                <w:b/>
+                <w:bCs/>
+                <w:sz w:val="16"/>
+                <w:szCs w:val="16"/>
+                <w:lang w:val="es-EC" w:eastAsia="es-MX"/>
+              </w:rPr>
+            </w:pPr>
+            <w:r>
+              <w:rPr>
+                <w:rFonts w:eastAsia="Times New Roman" w:cs="Times New Roman"/>
+                <w:b/>
+                <w:bCs/>
+                <w:sz w:val="16"/>
+                <w:szCs w:val="16"/>
+                <w:lang w:val="es-EC" w:eastAsia="es-MX"/>
+              </w:rPr>
+              <w:t>Nombre final en la base</w:t>
+            </w:r>
+          </w:p>
+        </w:tc>
+        <w:tc>
+          <w:tcPr>
+            <w:tcW w:w="907" w:type="pct"/>
+            <w:tcBorders>
+              <w:top w:val="single" w:sz="12" w:space="0" w:color="auto"/>
+              <w:left w:val="nil"/>
+              <w:bottom w:val="single" w:sz="4" w:space="0" w:color="auto"/>
+              <w:right w:val="nil"/>
+            </w:tcBorders>
+            <w:vAlign w:val="center"/>
+            <w:hideMark/>
+          </w:tcPr>
+          <w:p>
+            <w:pPr>
+              <w:spacing w:after="0" w:line="240" w:lineRule="auto"/>
+              <w:jc w:val="center"/>
+              <w:rPr>
+                <w:rFonts w:eastAsia="Times New Roman" w:cs="Times New Roman"/>
+                <w:b/>
+                <w:bCs/>
+                <w:sz w:val="16"/>
+                <w:szCs w:val="16"/>
+                <w:lang w:val="es-EC" w:eastAsia="es-MX"/>
+              </w:rPr>
+            </w:pPr>
+            <w:r>
+              <w:rPr>
+                <w:rFonts w:eastAsia="Times New Roman" w:cs="Times New Roman"/>
+                <w:b/>
+                <w:bCs/>
+                <w:sz w:val="16"/>
+                <w:szCs w:val="16"/>
+                <w:lang w:val="es-EC" w:eastAsia="es-MX"/>
+              </w:rPr>
+              <w:t>En el modelo Logit</w:t>
+            </w:r>
+          </w:p>
+        </w:tc>
+        <w:tc>
+          <w:tcPr>
+            <w:tcW w:w="1553" w:type="pct"/>
+            <w:tcBorders>
+              <w:top w:val="single" w:sz="12" w:space="0" w:color="auto"/>
+              <w:left w:val="nil"/>
+              <w:bottom w:val="single" w:sz="4" w:space="0" w:color="auto"/>
+              <w:right w:val="nil"/>
+            </w:tcBorders>
+            <w:vAlign w:val="center"/>
+            <w:hideMark/>
+          </w:tcPr>
+          <w:p>
+            <w:pPr>
+              <w:spacing w:after="0" w:line="240" w:lineRule="auto"/>
+              <w:jc w:val="center"/>
+              <w:rPr>
+                <w:rFonts w:eastAsia="Times New Roman" w:cs="Times New Roman"/>
+                <w:b/>
+                <w:bCs/>
+                <w:sz w:val="16"/>
+                <w:szCs w:val="16"/>
+                <w:lang w:val="es-EC" w:eastAsia="es-MX"/>
+              </w:rPr>
+            </w:pPr>
+            <w:r>
+              <w:rPr>
+                <w:rFonts w:eastAsia="Times New Roman" w:cs="Times New Roman"/>
+                <w:b/>
+                <w:bCs/>
+                <w:sz w:val="16"/>
+                <w:szCs w:val="16"/>
+                <w:lang w:val="es-EC" w:eastAsia="es-MX"/>
+              </w:rPr>
+              <w:t>Motivo de exclusi</w:t>
+            </w:r>
+            <w:r>
+              <w:rPr>
+                <w:rFonts w:eastAsia="Times New Roman" w:cs="Times New Roman"/>
+                <w:b/>
+                <w:bCs/>
+                <w:sz w:val="16"/>
+                <w:szCs w:val="16"/>
+                <w:lang w:val="es-EC" w:eastAsia="es-MX"/>
+              </w:rPr>
+              <w:t>ó</w:t>
+            </w:r>
+            <w:r>
+              <w:rPr>
+                <w:rFonts w:eastAsia="Times New Roman" w:cs="Times New Roman"/>
+                <w:b/>
+                <w:bCs/>
+                <w:sz w:val="16"/>
+                <w:szCs w:val="16"/>
+                <w:lang w:val="es-EC" w:eastAsia="es-MX"/>
+              </w:rPr>
+              <w:t>n</w:t>
+            </w:r>
+          </w:p>
+        </w:tc>
+      </w:tr>
+      <w:tr>
+        <w:trPr>
+          <w:trHeight w:val="20"/>
+        </w:trPr>
+        <w:tc>
+          <w:tcPr>
+            <w:tcW w:w="1350" w:type="pct"/>
+            <w:tcBorders>
+              <w:top w:val="nil"/>
+              <w:left w:val="nil"/>
+              <w:bottom w:val="nil"/>
+              <w:right w:val="nil"/>
+            </w:tcBorders>
+            <w:hideMark/>
+          </w:tcPr>
+          <w:p>
+            <w:pPr>
+              <w:spacing w:after="0" w:line="240" w:lineRule="auto"/>
+              <w:jc w:val="center"/>
+              <w:rPr>
+                <w:rFonts w:eastAsia="Times New Roman" w:cs="Times New Roman"/>
+                <w:sz w:val="16"/>
+                <w:szCs w:val="16"/>
+                <w:lang w:val="es-EC" w:eastAsia="es-MX"/>
+              </w:rPr>
+            </w:pPr>
+            <w:r>
+              <w:rPr>
+                <w:rFonts w:eastAsia="Times New Roman" w:cs="Times New Roman"/>
+                <w:sz w:val="16"/>
+                <w:szCs w:val="16"/>
+                <w:lang w:val="es-EC" w:eastAsia="es-MX"/>
+              </w:rPr>
+              <w:t>CODUSU</w:t>
+            </w:r>
+          </w:p>
+        </w:tc>
+        <w:tc>
+          <w:tcPr>
+            <w:tcW w:w="1190" w:type="pct"/>
+            <w:tcBorders>
+              <w:top w:val="nil"/>
+              <w:left w:val="nil"/>
+              <w:bottom w:val="nil"/>
+              <w:right w:val="nil"/>
+            </w:tcBorders>
+            <w:hideMark/>
+          </w:tcPr>
+          <w:p>
+            <w:pPr>
+              <w:spacing w:after="0" w:line="240" w:lineRule="auto"/>
+              <w:jc w:val="center"/>
+              <w:rPr>
+                <w:rFonts w:eastAsia="Times New Roman" w:cs="Times New Roman"/>
+                <w:sz w:val="16"/>
+                <w:szCs w:val="16"/>
+                <w:lang w:val="es-EC" w:eastAsia="es-MX"/>
+              </w:rPr>
+            </w:pPr>
+            <w:r>
+              <w:rPr>
+                <w:rFonts w:eastAsia="Times New Roman" w:cs="Times New Roman"/>
+                <w:sz w:val="16"/>
+                <w:szCs w:val="16"/>
+                <w:lang w:val="es-EC" w:eastAsia="es-MX"/>
+              </w:rPr>
+              <w:t>cod_vivienda</w:t>
+            </w:r>
+          </w:p>
+        </w:tc>
+        <w:tc>
+          <w:tcPr>
+            <w:tcW w:w="907" w:type="pct"/>
+            <w:tcBorders>
+              <w:top w:val="nil"/>
+              <w:left w:val="nil"/>
+              <w:bottom w:val="nil"/>
+              <w:right w:val="nil"/>
+            </w:tcBorders>
+            <w:noWrap/>
+            <w:hideMark/>
+          </w:tcPr>
+          <w:p>
+            <w:pPr>
+              <w:spacing w:after="0" w:line="240" w:lineRule="auto"/>
+              <w:jc w:val="center"/>
+              <w:rPr>
+                <w:rFonts w:eastAsia="Times New Roman" w:cs="Times New Roman"/>
+                <w:sz w:val="16"/>
+                <w:szCs w:val="16"/>
+                <w:lang w:val="es-EC" w:eastAsia="es-MX"/>
+              </w:rPr>
+            </w:pPr>
+            <w:r>
+              <w:rPr>
+                <w:rFonts w:eastAsia="Times New Roman" w:cs="Times New Roman"/>
+                <w:sz w:val="16"/>
+                <w:szCs w:val="16"/>
+                <w:lang w:val="es-EC" w:eastAsia="es-MX"/>
+              </w:rPr>
+              <w:t>No</w:t>
+            </w:r>
+          </w:p>
+        </w:tc>
+        <w:tc>
+          <w:tcPr>
+            <w:tcW w:w="1553" w:type="pct"/>
+            <w:tcBorders>
+              <w:top w:val="nil"/>
+              <w:left w:val="nil"/>
+              <w:bottom w:val="nil"/>
+              <w:right w:val="nil"/>
+            </w:tcBorders>
+            <w:hideMark/>
+          </w:tcPr>
+          <w:p>
+            <w:pPr>
+              <w:spacing w:after="0" w:line="240" w:lineRule="auto"/>
+              <w:jc w:val="center"/>
+              <w:rPr>
+                <w:rFonts w:eastAsia="Times New Roman" w:cs="Times New Roman"/>
+                <w:sz w:val="16"/>
+                <w:szCs w:val="16"/>
+                <w:lang w:val="es-EC" w:eastAsia="es-MX"/>
+              </w:rPr>
+            </w:pPr>
+            <w:r>
+              <w:rPr>
+                <w:rFonts w:eastAsia="Times New Roman" w:cs="Times New Roman"/>
+                <w:sz w:val="16"/>
+                <w:szCs w:val="16"/>
+                <w:lang w:val="es-EC" w:eastAsia="es-MX"/>
+              </w:rPr>
+              <w:t>Identificadora, usada solo para el join</w:t>
+            </w:r>
+          </w:p>
+        </w:tc>
+      </w:tr>
+      <w:tr>
+        <w:trPr>
+          <w:trHeight w:val="20"/>
+        </w:trPr>
+        <w:tc>
+          <w:tcPr>
+            <w:tcW w:w="1350" w:type="pct"/>
+            <w:tcBorders>
+              <w:top w:val="nil"/>
+              <w:left w:val="nil"/>
+              <w:bottom w:val="nil"/>
+              <w:right w:val="nil"/>
+            </w:tcBorders>
+            <w:hideMark/>
+          </w:tcPr>
+          <w:p>
+            <w:pPr>
+              <w:spacing w:after="0" w:line="240" w:lineRule="auto"/>
+              <w:jc w:val="center"/>
+              <w:rPr>
+                <w:rFonts w:eastAsia="Times New Roman" w:cs="Times New Roman"/>
+                <w:sz w:val="16"/>
+                <w:szCs w:val="16"/>
+                <w:lang w:val="es-EC" w:eastAsia="es-MX"/>
+              </w:rPr>
+            </w:pPr>
+            <w:r>
+              <w:rPr>
+                <w:rFonts w:eastAsia="Times New Roman" w:cs="Times New Roman"/>
+                <w:sz w:val="16"/>
+                <w:szCs w:val="16"/>
+                <w:lang w:val="es-EC" w:eastAsia="es-MX"/>
+              </w:rPr>
+              <w:t>NRO_HOGAR</w:t>
+            </w:r>
+          </w:p>
+        </w:tc>
+        <w:tc>
+          <w:tcPr>
+            <w:tcW w:w="1190" w:type="pct"/>
+            <w:tcBorders>
+              <w:top w:val="nil"/>
+              <w:left w:val="nil"/>
+              <w:bottom w:val="nil"/>
+              <w:right w:val="nil"/>
+            </w:tcBorders>
+            <w:hideMark/>
+          </w:tcPr>
+          <w:p>
+            <w:pPr>
+              <w:spacing w:after="0" w:line="240" w:lineRule="auto"/>
+              <w:jc w:val="center"/>
+              <w:rPr>
+                <w:rFonts w:eastAsia="Times New Roman" w:cs="Times New Roman"/>
+                <w:sz w:val="16"/>
+                <w:szCs w:val="16"/>
+                <w:lang w:val="es-EC" w:eastAsia="es-MX"/>
+              </w:rPr>
+            </w:pPr>
+            <w:r>
+              <w:rPr>
+                <w:rFonts w:eastAsia="Times New Roman" w:cs="Times New Roman"/>
+                <w:sz w:val="16"/>
+                <w:szCs w:val="16"/>
+                <w:lang w:val="es-EC" w:eastAsia="es-MX"/>
+              </w:rPr>
+              <w:t>nro_hogar</w:t>
+            </w:r>
+          </w:p>
+        </w:tc>
+        <w:tc>
+          <w:tcPr>
+            <w:tcW w:w="907" w:type="pct"/>
+            <w:tcBorders>
+              <w:top w:val="nil"/>
+              <w:left w:val="nil"/>
+              <w:bottom w:val="nil"/>
+              <w:right w:val="nil"/>
+            </w:tcBorders>
+            <w:noWrap/>
+            <w:hideMark/>
+          </w:tcPr>
+          <w:p>
+            <w:pPr>
+              <w:spacing w:after="0" w:line="240" w:lineRule="auto"/>
+              <w:jc w:val="center"/>
+              <w:rPr>
+                <w:rFonts w:eastAsia="Times New Roman" w:cs="Times New Roman"/>
+                <w:sz w:val="16"/>
+                <w:szCs w:val="16"/>
+                <w:lang w:val="es-EC" w:eastAsia="es-MX"/>
+              </w:rPr>
+            </w:pPr>
+            <w:r>
+              <w:rPr>
+                <w:rFonts w:eastAsia="Times New Roman" w:cs="Times New Roman"/>
+                <w:sz w:val="16"/>
+                <w:szCs w:val="16"/>
+                <w:lang w:val="es-EC" w:eastAsia="es-MX"/>
+              </w:rPr>
+              <w:t>No</w:t>
+            </w:r>
+          </w:p>
+        </w:tc>
+        <w:tc>
+          <w:tcPr>
+            <w:tcW w:w="1553" w:type="pct"/>
+            <w:tcBorders>
+              <w:top w:val="nil"/>
+              <w:left w:val="nil"/>
+              <w:bottom w:val="nil"/>
+              <w:right w:val="nil"/>
+            </w:tcBorders>
+            <w:hideMark/>
+          </w:tcPr>
+          <w:p>
+            <w:pPr>
+              <w:spacing w:after="0" w:line="240" w:lineRule="auto"/>
+              <w:jc w:val="center"/>
+              <w:rPr>
+                <w:rFonts w:eastAsia="Times New Roman" w:cs="Times New Roman"/>
+                <w:sz w:val="16"/>
+                <w:szCs w:val="16"/>
+                <w:lang w:val="es-EC" w:eastAsia="es-MX"/>
+              </w:rPr>
+            </w:pPr>
+            <w:r>
+              <w:rPr>
+                <w:rFonts w:eastAsia="Times New Roman" w:cs="Times New Roman"/>
+                <w:sz w:val="16"/>
+                <w:szCs w:val="16"/>
+                <w:lang w:val="es-EC" w:eastAsia="es-MX"/>
+              </w:rPr>
+              <w:t>Identificadora, usada solo para el join</w:t>
+            </w:r>
+          </w:p>
+        </w:tc>
+      </w:tr>
+      <w:tr>
+        <w:trPr>
+          <w:trHeight w:val="20"/>
+        </w:trPr>
+        <w:tc>
+          <w:tcPr>
+            <w:tcW w:w="1350" w:type="pct"/>
+            <w:tcBorders>
+              <w:top w:val="nil"/>
+              <w:left w:val="nil"/>
+              <w:bottom w:val="nil"/>
+              <w:right w:val="nil"/>
+            </w:tcBorders>
+            <w:hideMark/>
+          </w:tcPr>
+          <w:p>
+            <w:pPr>
+              <w:spacing w:after="0" w:line="240" w:lineRule="auto"/>
+              <w:jc w:val="center"/>
+              <w:rPr>
+                <w:rFonts w:eastAsia="Times New Roman" w:cs="Times New Roman"/>
+                <w:sz w:val="16"/>
+                <w:szCs w:val="16"/>
+                <w:lang w:val="es-EC" w:eastAsia="es-MX"/>
+              </w:rPr>
+            </w:pPr>
+            <w:r>
+              <w:rPr>
+                <w:rFonts w:eastAsia="Times New Roman" w:cs="Times New Roman"/>
+                <w:sz w:val="16"/>
+                <w:szCs w:val="16"/>
+                <w:lang w:val="es-EC" w:eastAsia="es-MX"/>
+              </w:rPr>
+              <w:t>COMPONENTE</w:t>
+            </w:r>
+          </w:p>
+        </w:tc>
+        <w:tc>
+          <w:tcPr>
+            <w:tcW w:w="1190" w:type="pct"/>
+            <w:tcBorders>
+              <w:top w:val="nil"/>
+              <w:left w:val="nil"/>
+              <w:bottom w:val="nil"/>
+              <w:right w:val="nil"/>
+            </w:tcBorders>
+            <w:hideMark/>
+          </w:tcPr>
+          <w:p>
+            <w:pPr>
+              <w:spacing w:after="0" w:line="240" w:lineRule="auto"/>
+              <w:jc w:val="center"/>
+              <w:rPr>
+                <w:rFonts w:eastAsia="Times New Roman" w:cs="Times New Roman"/>
+                <w:sz w:val="16"/>
+                <w:szCs w:val="16"/>
+                <w:lang w:val="es-EC" w:eastAsia="es-MX"/>
+              </w:rPr>
+            </w:pPr>
+            <w:r>
+              <w:rPr>
+                <w:rFonts w:eastAsia="Times New Roman" w:cs="Times New Roman"/>
+                <w:sz w:val="16"/>
+                <w:szCs w:val="16"/>
+                <w:lang w:val="es-EC" w:eastAsia="es-MX"/>
+              </w:rPr>
+              <w:t>componente</w:t>
+            </w:r>
+          </w:p>
+        </w:tc>
+        <w:tc>
+          <w:tcPr>
+            <w:tcW w:w="907" w:type="pct"/>
+            <w:tcBorders>
+              <w:top w:val="nil"/>
+              <w:left w:val="nil"/>
+              <w:bottom w:val="nil"/>
+              <w:right w:val="nil"/>
+            </w:tcBorders>
+            <w:noWrap/>
+            <w:hideMark/>
+          </w:tcPr>
+          <w:p>
+            <w:pPr>
+              <w:spacing w:after="0" w:line="240" w:lineRule="auto"/>
+              <w:jc w:val="center"/>
+              <w:rPr>
+                <w:rFonts w:eastAsia="Times New Roman" w:cs="Times New Roman"/>
+                <w:sz w:val="16"/>
+                <w:szCs w:val="16"/>
+                <w:lang w:val="es-EC" w:eastAsia="es-MX"/>
+              </w:rPr>
+            </w:pPr>
+            <w:r>
+              <w:rPr>
+                <w:rFonts w:eastAsia="Times New Roman" w:cs="Times New Roman"/>
+                <w:sz w:val="16"/>
+                <w:szCs w:val="16"/>
+                <w:lang w:val="es-EC" w:eastAsia="es-MX"/>
+              </w:rPr>
+              <w:t>No</w:t>
+            </w:r>
+          </w:p>
+        </w:tc>
+        <w:tc>
+          <w:tcPr>
+            <w:tcW w:w="1553" w:type="pct"/>
+            <w:tcBorders>
+              <w:top w:val="nil"/>
+              <w:left w:val="nil"/>
+              <w:bottom w:val="nil"/>
+              <w:right w:val="nil"/>
+            </w:tcBorders>
+            <w:hideMark/>
+          </w:tcPr>
+          <w:p>
+            <w:pPr>
+              <w:spacing w:after="0" w:line="240" w:lineRule="auto"/>
+              <w:jc w:val="center"/>
+              <w:rPr>
+                <w:rFonts w:eastAsia="Times New Roman" w:cs="Times New Roman"/>
+                <w:sz w:val="16"/>
+                <w:szCs w:val="16"/>
+                <w:lang w:val="es-EC" w:eastAsia="es-MX"/>
+              </w:rPr>
+            </w:pPr>
+            <w:r>
+              <w:rPr>
+                <w:rFonts w:eastAsia="Times New Roman" w:cs="Times New Roman"/>
+                <w:sz w:val="16"/>
+                <w:szCs w:val="16"/>
+                <w:lang w:val="es-EC" w:eastAsia="es-MX"/>
+              </w:rPr>
+              <w:t>Identificadora, usada solo para el join</w:t>
+            </w:r>
+          </w:p>
+        </w:tc>
+      </w:tr>
+      <w:tr>
+        <w:trPr>
+          <w:trHeight w:val="20"/>
+        </w:trPr>
+        <w:tc>
+          <w:tcPr>
+            <w:tcW w:w="1350" w:type="pct"/>
+            <w:tcBorders>
+              <w:top w:val="nil"/>
+              <w:left w:val="nil"/>
+              <w:bottom w:val="nil"/>
+              <w:right w:val="nil"/>
+            </w:tcBorders>
+            <w:hideMark/>
+          </w:tcPr>
+          <w:p>
+            <w:pPr>
+              <w:spacing w:after="0" w:line="240" w:lineRule="auto"/>
+              <w:jc w:val="center"/>
+              <w:rPr>
+                <w:rFonts w:eastAsia="Times New Roman" w:cs="Times New Roman"/>
+                <w:sz w:val="16"/>
+                <w:szCs w:val="16"/>
+                <w:lang w:val="es-EC" w:eastAsia="es-MX"/>
+              </w:rPr>
+            </w:pPr>
+            <w:r>
+              <w:rPr>
+                <w:rFonts w:eastAsia="Times New Roman" w:cs="Times New Roman"/>
+                <w:sz w:val="16"/>
+                <w:szCs w:val="16"/>
+                <w:lang w:val="es-EC" w:eastAsia="es-MX"/>
+              </w:rPr>
+              <w:t>ANO4</w:t>
+            </w:r>
+          </w:p>
+        </w:tc>
+        <w:tc>
+          <w:tcPr>
+            <w:tcW w:w="1190" w:type="pct"/>
+            <w:tcBorders>
+              <w:top w:val="nil"/>
+              <w:left w:val="nil"/>
+              <w:bottom w:val="nil"/>
+              <w:right w:val="nil"/>
+            </w:tcBorders>
+            <w:hideMark/>
+          </w:tcPr>
+          <w:p>
+            <w:pPr>
+              <w:spacing w:after="0" w:line="240" w:lineRule="auto"/>
+              <w:jc w:val="center"/>
+              <w:rPr>
+                <w:rFonts w:eastAsia="Times New Roman" w:cs="Times New Roman"/>
+                <w:sz w:val="16"/>
+                <w:szCs w:val="16"/>
+                <w:lang w:val="es-EC" w:eastAsia="es-MX"/>
+              </w:rPr>
+            </w:pPr>
+            <w:r>
+              <w:rPr>
+                <w:rFonts w:eastAsia="Times New Roman" w:cs="Times New Roman"/>
+                <w:sz w:val="16"/>
+                <w:szCs w:val="16"/>
+                <w:lang w:val="es-EC" w:eastAsia="es-MX"/>
+              </w:rPr>
+              <w:t>ano</w:t>
+            </w:r>
+          </w:p>
+        </w:tc>
+        <w:tc>
+          <w:tcPr>
+            <w:tcW w:w="907" w:type="pct"/>
+            <w:tcBorders>
+              <w:top w:val="nil"/>
+              <w:left w:val="nil"/>
+              <w:bottom w:val="nil"/>
+              <w:right w:val="nil"/>
+            </w:tcBorders>
+            <w:noWrap/>
+            <w:hideMark/>
+          </w:tcPr>
+          <w:p>
+            <w:pPr>
+              <w:spacing w:after="0" w:line="240" w:lineRule="auto"/>
+              <w:jc w:val="center"/>
+              <w:rPr>
+                <w:rFonts w:eastAsia="Times New Roman" w:cs="Times New Roman"/>
+                <w:sz w:val="16"/>
+                <w:szCs w:val="16"/>
+                <w:lang w:val="es-EC" w:eastAsia="es-MX"/>
+              </w:rPr>
+            </w:pPr>
+            <w:r>
+              <w:rPr>
+                <w:rFonts w:eastAsia="Times New Roman" w:cs="Times New Roman"/>
+                <w:sz w:val="16"/>
+                <w:szCs w:val="16"/>
+                <w:lang w:val="es-EC" w:eastAsia="es-MX"/>
+              </w:rPr>
+              <w:t>No</w:t>
+            </w:r>
+          </w:p>
+        </w:tc>
+        <w:tc>
+          <w:tcPr>
+            <w:tcW w:w="1553" w:type="pct"/>
+            <w:tcBorders>
+              <w:top w:val="nil"/>
+              <w:left w:val="nil"/>
+              <w:bottom w:val="nil"/>
+              <w:right w:val="nil"/>
+            </w:tcBorders>
+            <w:hideMark/>
+          </w:tcPr>
+          <w:p>
+            <w:pPr>
+              <w:spacing w:after="0" w:line="240" w:lineRule="auto"/>
+              <w:jc w:val="center"/>
+              <w:rPr>
+                <w:rFonts w:eastAsia="Times New Roman" w:cs="Times New Roman"/>
+                <w:sz w:val="16"/>
+                <w:szCs w:val="16"/>
+                <w:lang w:val="es-EC" w:eastAsia="es-MX"/>
+              </w:rPr>
+            </w:pPr>
+            <w:r>
+              <w:rPr>
+                <w:rFonts w:eastAsia="Times New Roman" w:cs="Times New Roman"/>
+                <w:sz w:val="16"/>
+                <w:szCs w:val="16"/>
+                <w:lang w:val="es-EC" w:eastAsia="es-MX"/>
+              </w:rPr>
+              <w:t>Identificadora</w:t>
+            </w:r>
+          </w:p>
+        </w:tc>
+      </w:tr>
+      <w:tr>
+        <w:trPr>
+          <w:trHeight w:val="20"/>
+        </w:trPr>
+        <w:tc>
+          <w:tcPr>
+            <w:tcW w:w="1350" w:type="pct"/>
+            <w:tcBorders>
+              <w:top w:val="nil"/>
+              <w:left w:val="nil"/>
+              <w:bottom w:val="nil"/>
+              <w:right w:val="nil"/>
+            </w:tcBorders>
+            <w:hideMark/>
+          </w:tcPr>
+          <w:p>
+            <w:pPr>
+              <w:spacing w:after="0" w:line="240" w:lineRule="auto"/>
+              <w:jc w:val="center"/>
+              <w:rPr>
+                <w:rFonts w:eastAsia="Times New Roman" w:cs="Times New Roman"/>
+                <w:sz w:val="16"/>
+                <w:szCs w:val="16"/>
+                <w:lang w:val="es-EC" w:eastAsia="es-MX"/>
+              </w:rPr>
+            </w:pPr>
+            <w:r>
+              <w:rPr>
+                <w:rFonts w:eastAsia="Times New Roman" w:cs="Times New Roman"/>
+                <w:sz w:val="16"/>
+                <w:szCs w:val="16"/>
+                <w:lang w:val="es-EC" w:eastAsia="es-MX"/>
+              </w:rPr>
+              <w:t>TRIMESTRE</w:t>
+            </w:r>
+          </w:p>
+        </w:tc>
+        <w:tc>
+          <w:tcPr>
+            <w:tcW w:w="1190" w:type="pct"/>
+            <w:tcBorders>
+              <w:top w:val="nil"/>
+              <w:left w:val="nil"/>
+              <w:bottom w:val="nil"/>
+              <w:right w:val="nil"/>
+            </w:tcBorders>
+            <w:hideMark/>
+          </w:tcPr>
+          <w:p>
+            <w:pPr>
+              <w:spacing w:after="0" w:line="240" w:lineRule="auto"/>
+              <w:jc w:val="center"/>
+              <w:rPr>
+                <w:rFonts w:eastAsia="Times New Roman" w:cs="Times New Roman"/>
+                <w:sz w:val="16"/>
+                <w:szCs w:val="16"/>
+                <w:lang w:val="es-EC" w:eastAsia="es-MX"/>
+              </w:rPr>
+            </w:pPr>
+            <w:r>
+              <w:rPr>
+                <w:rFonts w:eastAsia="Times New Roman" w:cs="Times New Roman"/>
+                <w:sz w:val="16"/>
+                <w:szCs w:val="16"/>
+                <w:lang w:val="es-EC" w:eastAsia="es-MX"/>
+              </w:rPr>
+              <w:t>trimestre</w:t>
+            </w:r>
+          </w:p>
+        </w:tc>
+        <w:tc>
+          <w:tcPr>
+            <w:tcW w:w="907" w:type="pct"/>
+            <w:tcBorders>
+              <w:top w:val="nil"/>
+              <w:left w:val="nil"/>
+              <w:bottom w:val="nil"/>
+              <w:right w:val="nil"/>
+            </w:tcBorders>
+            <w:noWrap/>
+            <w:hideMark/>
+          </w:tcPr>
+          <w:p>
+            <w:pPr>
+              <w:spacing w:after="0" w:line="240" w:lineRule="auto"/>
+              <w:jc w:val="center"/>
+              <w:rPr>
+                <w:rFonts w:eastAsia="Times New Roman" w:cs="Times New Roman"/>
+                <w:sz w:val="16"/>
+                <w:szCs w:val="16"/>
+                <w:lang w:val="es-EC" w:eastAsia="es-MX"/>
+              </w:rPr>
+            </w:pPr>
+            <w:r>
+              <w:rPr>
+                <w:rFonts w:eastAsia="Times New Roman" w:cs="Times New Roman"/>
+                <w:sz w:val="16"/>
+                <w:szCs w:val="16"/>
+                <w:lang w:val="es-EC" w:eastAsia="es-MX"/>
+              </w:rPr>
+              <w:t>No</w:t>
+            </w:r>
+          </w:p>
+        </w:tc>
+        <w:tc>
+          <w:tcPr>
+            <w:tcW w:w="1553" w:type="pct"/>
+            <w:tcBorders>
+              <w:top w:val="nil"/>
+              <w:left w:val="nil"/>
+              <w:bottom w:val="nil"/>
+              <w:right w:val="nil"/>
+            </w:tcBorders>
+            <w:hideMark/>
+          </w:tcPr>
+          <w:p>
+            <w:pPr>
+              <w:spacing w:after="0" w:line="240" w:lineRule="auto"/>
+              <w:jc w:val="center"/>
+              <w:rPr>
+                <w:rFonts w:eastAsia="Times New Roman" w:cs="Times New Roman"/>
+                <w:sz w:val="16"/>
+                <w:szCs w:val="16"/>
+                <w:lang w:val="es-EC" w:eastAsia="es-MX"/>
+              </w:rPr>
+            </w:pPr>
+            <w:r>
+              <w:rPr>
+                <w:rFonts w:eastAsia="Times New Roman" w:cs="Times New Roman"/>
+                <w:sz w:val="16"/>
+                <w:szCs w:val="16"/>
+                <w:lang w:val="es-EC" w:eastAsia="es-MX"/>
+              </w:rPr>
+              <w:t>Identificadora</w:t>
+            </w:r>
+          </w:p>
+        </w:tc>
+      </w:tr>
+      <w:tr>
+        <w:trPr>
+          <w:trHeight w:val="20"/>
+        </w:trPr>
+        <w:tc>
+          <w:tcPr>
+            <w:tcW w:w="1350" w:type="pct"/>
+            <w:tcBorders>
+              <w:top w:val="nil"/>
+              <w:left w:val="nil"/>
+              <w:bottom w:val="nil"/>
+              <w:right w:val="nil"/>
+            </w:tcBorders>
+            <w:hideMark/>
+          </w:tcPr>
+          <w:p>
+            <w:pPr>
+              <w:spacing w:after="0" w:line="240" w:lineRule="auto"/>
+              <w:jc w:val="center"/>
+              <w:rPr>
+                <w:rFonts w:eastAsia="Times New Roman" w:cs="Times New Roman"/>
+                <w:sz w:val="16"/>
+                <w:szCs w:val="16"/>
+                <w:lang w:val="es-EC" w:eastAsia="es-MX"/>
+              </w:rPr>
+            </w:pPr>
+            <w:r>
+              <w:rPr>
+                <w:rFonts w:eastAsia="Times New Roman" w:cs="Times New Roman"/>
+                <w:sz w:val="16"/>
+                <w:szCs w:val="16"/>
+                <w:lang w:val="es-EC" w:eastAsia="es-MX"/>
+              </w:rPr>
+              <w:t>PONDERA</w:t>
+            </w:r>
+          </w:p>
+        </w:tc>
+        <w:tc>
+          <w:tcPr>
+            <w:tcW w:w="1190" w:type="pct"/>
+            <w:tcBorders>
+              <w:top w:val="nil"/>
+              <w:left w:val="nil"/>
+              <w:bottom w:val="nil"/>
+              <w:right w:val="nil"/>
+            </w:tcBorders>
+            <w:hideMark/>
+          </w:tcPr>
+          <w:p>
+            <w:pPr>
+              <w:spacing w:after="0" w:line="240" w:lineRule="auto"/>
+              <w:jc w:val="center"/>
+              <w:rPr>
+                <w:rFonts w:eastAsia="Times New Roman" w:cs="Times New Roman"/>
+                <w:sz w:val="16"/>
+                <w:szCs w:val="16"/>
+                <w:lang w:val="es-EC" w:eastAsia="es-MX"/>
+              </w:rPr>
+            </w:pPr>
+            <w:r>
+              <w:rPr>
+                <w:rFonts w:eastAsia="Times New Roman" w:cs="Times New Roman"/>
+                <w:sz w:val="16"/>
+                <w:szCs w:val="16"/>
+                <w:lang w:val="es-EC" w:eastAsia="es-MX"/>
+              </w:rPr>
+              <w:t>ponderador</w:t>
+            </w:r>
+          </w:p>
+        </w:tc>
+        <w:tc>
+          <w:tcPr>
+            <w:tcW w:w="907" w:type="pct"/>
+            <w:tcBorders>
+              <w:top w:val="nil"/>
+              <w:left w:val="nil"/>
+              <w:bottom w:val="nil"/>
+              <w:right w:val="nil"/>
+            </w:tcBorders>
+            <w:noWrap/>
+            <w:hideMark/>
+          </w:tcPr>
+          <w:p>
+            <w:pPr>
+              <w:spacing w:after="0" w:line="240" w:lineRule="auto"/>
+              <w:jc w:val="center"/>
+              <w:rPr>
+                <w:rFonts w:eastAsia="Times New Roman" w:cs="Times New Roman"/>
+                <w:sz w:val="16"/>
+                <w:szCs w:val="16"/>
+                <w:lang w:val="es-EC" w:eastAsia="es-MX"/>
+              </w:rPr>
+            </w:pPr>
+            <w:r>
+              <w:rPr>
+                <w:rFonts w:eastAsia="Times New Roman" w:cs="Times New Roman"/>
+                <w:sz w:val="16"/>
+                <w:szCs w:val="16"/>
+                <w:lang w:val="es-EC" w:eastAsia="es-MX"/>
+              </w:rPr>
+              <w:t>No</w:t>
+            </w:r>
+          </w:p>
+        </w:tc>
+        <w:tc>
+          <w:tcPr>
+            <w:tcW w:w="1553" w:type="pct"/>
+            <w:tcBorders>
+              <w:top w:val="nil"/>
+              <w:left w:val="nil"/>
+              <w:bottom w:val="nil"/>
+              <w:right w:val="nil"/>
+            </w:tcBorders>
+            <w:hideMark/>
+          </w:tcPr>
+          <w:p>
+            <w:pPr>
+              <w:spacing w:after="0" w:line="240" w:lineRule="auto"/>
+              <w:jc w:val="center"/>
+              <w:rPr>
+                <w:rFonts w:eastAsia="Times New Roman" w:cs="Times New Roman"/>
+                <w:sz w:val="16"/>
+                <w:szCs w:val="16"/>
+                <w:lang w:val="es-EC" w:eastAsia="es-MX"/>
+              </w:rPr>
+            </w:pPr>
+            <w:r>
+              <w:rPr>
+                <w:rFonts w:eastAsia="Times New Roman" w:cs="Times New Roman"/>
+                <w:sz w:val="16"/>
+                <w:szCs w:val="16"/>
+                <w:lang w:val="es-EC" w:eastAsia="es-MX"/>
+              </w:rPr>
+              <w:t>Factor de expansion, no es caracteristica</w:t>
+            </w:r>
+          </w:p>
+        </w:tc>
+      </w:tr>
+      <w:tr>
+        <w:trPr>
+          <w:trHeight w:val="20"/>
+        </w:trPr>
+        <w:tc>
+          <w:tcPr>
+            <w:tcW w:w="1350" w:type="pct"/>
+            <w:tcBorders>
+              <w:top w:val="nil"/>
+              <w:left w:val="nil"/>
+              <w:bottom w:val="nil"/>
+              <w:right w:val="nil"/>
+            </w:tcBorders>
+            <w:hideMark/>
+          </w:tcPr>
+          <w:p>
+            <w:pPr>
+              <w:spacing w:after="0" w:line="240" w:lineRule="auto"/>
+              <w:jc w:val="center"/>
+              <w:rPr>
+                <w:rFonts w:eastAsia="Times New Roman" w:cs="Times New Roman"/>
+                <w:sz w:val="16"/>
+                <w:szCs w:val="16"/>
+                <w:lang w:val="es-EC" w:eastAsia="es-MX"/>
+              </w:rPr>
+            </w:pPr>
+            <w:r>
+              <w:rPr>
+                <w:rFonts w:eastAsia="Times New Roman" w:cs="Times New Roman"/>
+                <w:sz w:val="16"/>
+                <w:szCs w:val="16"/>
+                <w:lang w:val="es-EC" w:eastAsia="es-MX"/>
+              </w:rPr>
+              <w:t>CH03</w:t>
+            </w:r>
+          </w:p>
+        </w:tc>
+        <w:tc>
+          <w:tcPr>
+            <w:tcW w:w="1190" w:type="pct"/>
+            <w:tcBorders>
+              <w:top w:val="nil"/>
+              <w:left w:val="nil"/>
+              <w:bottom w:val="nil"/>
+              <w:right w:val="nil"/>
+            </w:tcBorders>
+            <w:hideMark/>
+          </w:tcPr>
+          <w:p>
+            <w:pPr>
+              <w:spacing w:after="0" w:line="240" w:lineRule="auto"/>
+              <w:jc w:val="center"/>
+              <w:rPr>
+                <w:rFonts w:eastAsia="Times New Roman" w:cs="Times New Roman"/>
+                <w:sz w:val="16"/>
+                <w:szCs w:val="16"/>
+                <w:lang w:val="es-EC" w:eastAsia="es-MX"/>
+              </w:rPr>
+            </w:pPr>
+            <w:r>
+              <w:rPr>
+                <w:rFonts w:eastAsia="Times New Roman" w:cs="Times New Roman"/>
+                <w:sz w:val="16"/>
+                <w:szCs w:val="16"/>
+                <w:lang w:val="es-EC" w:eastAsia="es-MX"/>
+              </w:rPr>
+              <w:t>parentesco (dummies)</w:t>
+            </w:r>
+          </w:p>
+        </w:tc>
+        <w:tc>
+          <w:tcPr>
+            <w:tcW w:w="907" w:type="pct"/>
+            <w:tcBorders>
+              <w:top w:val="nil"/>
+              <w:left w:val="nil"/>
+              <w:bottom w:val="nil"/>
+              <w:right w:val="nil"/>
+            </w:tcBorders>
+            <w:noWrap/>
+            <w:hideMark/>
+          </w:tcPr>
+          <w:p>
+            <w:pPr>
+              <w:spacing w:after="0" w:line="240" w:lineRule="auto"/>
+              <w:jc w:val="center"/>
+              <w:rPr>
+                <w:rFonts w:eastAsia="Times New Roman" w:cs="Times New Roman"/>
+                <w:sz w:val="16"/>
+                <w:szCs w:val="16"/>
+                <w:lang w:val="es-EC" w:eastAsia="es-MX"/>
+              </w:rPr>
+            </w:pPr>
+            <w:r>
+              <w:rPr>
+                <w:rFonts w:eastAsia="Times New Roman" w:cs="Times New Roman"/>
+                <w:sz w:val="16"/>
+                <w:szCs w:val="16"/>
+                <w:lang w:val="es-EC" w:eastAsia="es-MX"/>
+              </w:rPr>
+              <w:t>No</w:t>
+            </w:r>
+          </w:p>
+        </w:tc>
+        <w:tc>
+          <w:tcPr>
+            <w:tcW w:w="1553" w:type="pct"/>
+            <w:tcBorders>
+              <w:top w:val="nil"/>
+              <w:left w:val="nil"/>
+              <w:bottom w:val="nil"/>
+              <w:right w:val="nil"/>
+            </w:tcBorders>
+            <w:hideMark/>
+          </w:tcPr>
+          <w:p>
+            <w:pPr>
+              <w:spacing w:after="0" w:line="240" w:lineRule="auto"/>
+              <w:jc w:val="center"/>
+              <w:rPr>
+                <w:rFonts w:eastAsia="Times New Roman" w:cs="Times New Roman"/>
+                <w:sz w:val="16"/>
+                <w:szCs w:val="16"/>
+                <w:lang w:val="es-EC" w:eastAsia="es-MX"/>
+              </w:rPr>
+            </w:pPr>
+            <w:r>
+              <w:rPr>
+                <w:rFonts w:eastAsia="Times New Roman" w:cs="Times New Roman"/>
+                <w:sz w:val="16"/>
+                <w:szCs w:val="16"/>
+                <w:lang w:val="es-EC" w:eastAsia="es-MX"/>
+              </w:rPr>
+              <w:t>Varianza cuasi-cero entre ocupados</w:t>
+            </w:r>
+          </w:p>
+        </w:tc>
+      </w:tr>
+      <w:tr>
+        <w:trPr>
+          <w:trHeight w:val="20"/>
+        </w:trPr>
+        <w:tc>
+          <w:tcPr>
+            <w:tcW w:w="1350" w:type="pct"/>
+            <w:tcBorders>
+              <w:top w:val="nil"/>
+              <w:left w:val="nil"/>
+              <w:bottom w:val="nil"/>
+              <w:right w:val="nil"/>
+            </w:tcBorders>
+            <w:hideMark/>
+          </w:tcPr>
+          <w:p>
+            <w:pPr>
+              <w:spacing w:after="0" w:line="240" w:lineRule="auto"/>
+              <w:jc w:val="center"/>
+              <w:rPr>
+                <w:rFonts w:eastAsia="Times New Roman" w:cs="Times New Roman"/>
+                <w:sz w:val="16"/>
+                <w:szCs w:val="16"/>
+                <w:lang w:val="es-EC" w:eastAsia="es-MX"/>
+              </w:rPr>
+            </w:pPr>
+            <w:r>
+              <w:rPr>
+                <w:rFonts w:eastAsia="Times New Roman" w:cs="Times New Roman"/>
+                <w:sz w:val="16"/>
+                <w:szCs w:val="16"/>
+                <w:lang w:val="es-EC" w:eastAsia="es-MX"/>
+              </w:rPr>
+              <w:t>CH04</w:t>
+            </w:r>
+          </w:p>
+        </w:tc>
+        <w:tc>
+          <w:tcPr>
+            <w:tcW w:w="1190" w:type="pct"/>
+            <w:tcBorders>
+              <w:top w:val="nil"/>
+              <w:left w:val="nil"/>
+              <w:bottom w:val="nil"/>
+              <w:right w:val="nil"/>
+            </w:tcBorders>
+            <w:hideMark/>
+          </w:tcPr>
+          <w:p>
+            <w:pPr>
+              <w:spacing w:after="0" w:line="240" w:lineRule="auto"/>
+              <w:jc w:val="center"/>
+              <w:rPr>
+                <w:rFonts w:eastAsia="Times New Roman" w:cs="Times New Roman"/>
+                <w:sz w:val="16"/>
+                <w:szCs w:val="16"/>
+                <w:lang w:val="es-EC" w:eastAsia="es-MX"/>
+              </w:rPr>
+            </w:pPr>
+            <w:r>
+              <w:rPr>
+                <w:rFonts w:eastAsia="Times New Roman" w:cs="Times New Roman"/>
+                <w:sz w:val="16"/>
+                <w:szCs w:val="16"/>
+                <w:lang w:val="es-EC" w:eastAsia="es-MX"/>
+              </w:rPr>
+              <w:t>sexo_Masculino</w:t>
+            </w:r>
+          </w:p>
+        </w:tc>
+        <w:tc>
+          <w:tcPr>
+            <w:tcW w:w="907" w:type="pct"/>
+            <w:tcBorders>
+              <w:top w:val="nil"/>
+              <w:left w:val="nil"/>
+              <w:bottom w:val="nil"/>
+              <w:right w:val="nil"/>
+            </w:tcBorders>
+            <w:noWrap/>
+            <w:hideMark/>
+          </w:tcPr>
+          <w:p>
+            <w:pPr>
+              <w:spacing w:after="0" w:line="240" w:lineRule="auto"/>
+              <w:jc w:val="center"/>
+              <w:rPr>
+                <w:rFonts w:eastAsia="Times New Roman" w:cs="Times New Roman"/>
+                <w:sz w:val="16"/>
+                <w:szCs w:val="16"/>
+                <w:lang w:val="es-EC" w:eastAsia="es-MX"/>
+              </w:rPr>
+            </w:pPr>
+            <w:r>
+              <w:rPr>
+                <w:rFonts w:eastAsia="Times New Roman" w:cs="Times New Roman"/>
+                <w:sz w:val="16"/>
+                <w:szCs w:val="16"/>
+                <w:lang w:val="es-EC" w:eastAsia="es-MX"/>
+              </w:rPr>
+              <w:t>Si</w:t>
+            </w:r>
+          </w:p>
+        </w:tc>
+        <w:tc>
+          <w:tcPr>
+            <w:tcW w:w="1553" w:type="pct"/>
+            <w:tcBorders>
+              <w:top w:val="nil"/>
+              <w:left w:val="nil"/>
+              <w:bottom w:val="nil"/>
+              <w:right w:val="nil"/>
+            </w:tcBorders>
+            <w:hideMark/>
+          </w:tcPr>
+          <w:p>
+            <w:pPr>
+              <w:spacing w:after="0" w:line="240" w:lineRule="auto"/>
+              <w:jc w:val="center"/>
+              <w:rPr>
+                <w:rFonts w:eastAsia="Times New Roman" w:cs="Times New Roman"/>
+                <w:sz w:val="16"/>
+                <w:szCs w:val="16"/>
+                <w:lang w:val="es-EC" w:eastAsia="es-MX"/>
+              </w:rPr>
+            </w:pPr>
+            <w:r>
+              <w:rPr>
+                <w:rFonts w:eastAsia="Times New Roman" w:cs="Times New Roman"/>
+                <w:sz w:val="16"/>
+                <w:szCs w:val="16"/>
+                <w:lang w:val="es-EC" w:eastAsia="es-MX"/>
+              </w:rPr>
+              <w:t>-</w:t>
+            </w:r>
+          </w:p>
+        </w:tc>
+      </w:tr>
+      <w:tr>
+        <w:trPr>
+          <w:trHeight w:val="20"/>
+        </w:trPr>
+        <w:tc>
+          <w:tcPr>
+            <w:tcW w:w="1350" w:type="pct"/>
+            <w:tcBorders>
+              <w:top w:val="nil"/>
+              <w:left w:val="nil"/>
+              <w:bottom w:val="nil"/>
+              <w:right w:val="nil"/>
+            </w:tcBorders>
+            <w:hideMark/>
+          </w:tcPr>
+          <w:p>
+            <w:pPr>
+              <w:spacing w:after="0" w:line="240" w:lineRule="auto"/>
+              <w:jc w:val="center"/>
+              <w:rPr>
+                <w:rFonts w:eastAsia="Times New Roman" w:cs="Times New Roman"/>
+                <w:sz w:val="16"/>
+                <w:szCs w:val="16"/>
+                <w:lang w:val="es-EC" w:eastAsia="es-MX"/>
+              </w:rPr>
+            </w:pPr>
+            <w:r>
+              <w:rPr>
+                <w:rFonts w:eastAsia="Times New Roman" w:cs="Times New Roman"/>
+                <w:sz w:val="16"/>
+                <w:szCs w:val="16"/>
+                <w:lang w:val="es-EC" w:eastAsia="es-MX"/>
+              </w:rPr>
+              <w:t>CH06</w:t>
+            </w:r>
+          </w:p>
+        </w:tc>
+        <w:tc>
+          <w:tcPr>
+            <w:tcW w:w="1190" w:type="pct"/>
+            <w:tcBorders>
+              <w:top w:val="nil"/>
+              <w:left w:val="nil"/>
+              <w:bottom w:val="nil"/>
+              <w:right w:val="nil"/>
+            </w:tcBorders>
+            <w:hideMark/>
+          </w:tcPr>
+          <w:p>
+            <w:pPr>
+              <w:spacing w:after="0" w:line="240" w:lineRule="auto"/>
+              <w:jc w:val="center"/>
+              <w:rPr>
+                <w:rFonts w:eastAsia="Times New Roman" w:cs="Times New Roman"/>
+                <w:sz w:val="16"/>
+                <w:szCs w:val="16"/>
+                <w:lang w:val="es-EC" w:eastAsia="es-MX"/>
+              </w:rPr>
+            </w:pPr>
+            <w:r>
+              <w:rPr>
+                <w:rFonts w:eastAsia="Times New Roman" w:cs="Times New Roman"/>
+                <w:sz w:val="16"/>
+                <w:szCs w:val="16"/>
+                <w:lang w:val="es-EC" w:eastAsia="es-MX"/>
+              </w:rPr>
+              <w:t>edad, edad2</w:t>
+            </w:r>
+          </w:p>
+        </w:tc>
+        <w:tc>
+          <w:tcPr>
+            <w:tcW w:w="907" w:type="pct"/>
+            <w:tcBorders>
+              <w:top w:val="nil"/>
+              <w:left w:val="nil"/>
+              <w:bottom w:val="nil"/>
+              <w:right w:val="nil"/>
+            </w:tcBorders>
+            <w:noWrap/>
+            <w:hideMark/>
+          </w:tcPr>
+          <w:p>
+            <w:pPr>
+              <w:spacing w:after="0" w:line="240" w:lineRule="auto"/>
+              <w:jc w:val="center"/>
+              <w:rPr>
+                <w:rFonts w:eastAsia="Times New Roman" w:cs="Times New Roman"/>
+                <w:sz w:val="16"/>
+                <w:szCs w:val="16"/>
+                <w:lang w:val="es-EC" w:eastAsia="es-MX"/>
+              </w:rPr>
+            </w:pPr>
+            <w:r>
+              <w:rPr>
+                <w:rFonts w:eastAsia="Times New Roman" w:cs="Times New Roman"/>
+                <w:sz w:val="16"/>
+                <w:szCs w:val="16"/>
+                <w:lang w:val="es-EC" w:eastAsia="es-MX"/>
+              </w:rPr>
+              <w:t>Si</w:t>
+            </w:r>
+          </w:p>
+        </w:tc>
+        <w:tc>
+          <w:tcPr>
+            <w:tcW w:w="1553" w:type="pct"/>
+            <w:tcBorders>
+              <w:top w:val="nil"/>
+              <w:left w:val="nil"/>
+              <w:bottom w:val="nil"/>
+              <w:right w:val="nil"/>
+            </w:tcBorders>
+            <w:hideMark/>
+          </w:tcPr>
+          <w:p>
+            <w:pPr>
+              <w:spacing w:after="0" w:line="240" w:lineRule="auto"/>
+              <w:jc w:val="center"/>
+              <w:rPr>
+                <w:rFonts w:eastAsia="Times New Roman" w:cs="Times New Roman"/>
+                <w:sz w:val="16"/>
+                <w:szCs w:val="16"/>
+                <w:lang w:val="es-EC" w:eastAsia="es-MX"/>
+              </w:rPr>
+            </w:pPr>
+            <w:r>
+              <w:rPr>
+                <w:rFonts w:eastAsia="Times New Roman" w:cs="Times New Roman"/>
+                <w:sz w:val="16"/>
+                <w:szCs w:val="16"/>
+                <w:lang w:val="es-EC" w:eastAsia="es-MX"/>
+              </w:rPr>
+              <w:t>-</w:t>
+            </w:r>
+          </w:p>
+        </w:tc>
+      </w:tr>
+      <w:tr>
+        <w:trPr>
+          <w:trHeight w:val="20"/>
+        </w:trPr>
+        <w:tc>
+          <w:tcPr>
+            <w:tcW w:w="1350" w:type="pct"/>
+            <w:tcBorders>
+              <w:top w:val="nil"/>
+              <w:left w:val="nil"/>
+              <w:bottom w:val="nil"/>
+              <w:right w:val="nil"/>
+            </w:tcBorders>
+            <w:hideMark/>
+          </w:tcPr>
+          <w:p>
+            <w:pPr>
+              <w:spacing w:after="0" w:line="240" w:lineRule="auto"/>
+              <w:jc w:val="center"/>
+              <w:rPr>
+                <w:rFonts w:eastAsia="Times New Roman" w:cs="Times New Roman"/>
+                <w:sz w:val="16"/>
+                <w:szCs w:val="16"/>
+                <w:lang w:val="es-EC" w:eastAsia="es-MX"/>
+              </w:rPr>
+            </w:pPr>
+            <w:r>
+              <w:rPr>
+                <w:rFonts w:eastAsia="Times New Roman" w:cs="Times New Roman"/>
+                <w:sz w:val="16"/>
+                <w:szCs w:val="16"/>
+                <w:lang w:val="es-EC" w:eastAsia="es-MX"/>
+              </w:rPr>
+              <w:t>CH07</w:t>
+            </w:r>
+          </w:p>
+        </w:tc>
+        <w:tc>
+          <w:tcPr>
+            <w:tcW w:w="1190" w:type="pct"/>
+            <w:tcBorders>
+              <w:top w:val="nil"/>
+              <w:left w:val="nil"/>
+              <w:bottom w:val="nil"/>
+              <w:right w:val="nil"/>
+            </w:tcBorders>
+            <w:hideMark/>
+          </w:tcPr>
+          <w:p>
+            <w:pPr>
+              <w:spacing w:after="0" w:line="240" w:lineRule="auto"/>
+              <w:jc w:val="center"/>
+              <w:rPr>
+                <w:rFonts w:eastAsia="Times New Roman" w:cs="Times New Roman"/>
+                <w:sz w:val="16"/>
+                <w:szCs w:val="16"/>
+                <w:lang w:val="es-EC" w:eastAsia="es-MX"/>
+              </w:rPr>
+            </w:pPr>
+            <w:r>
+              <w:rPr>
+                <w:rFonts w:eastAsia="Times New Roman" w:cs="Times New Roman"/>
+                <w:sz w:val="16"/>
+                <w:szCs w:val="16"/>
+                <w:lang w:val="es-EC" w:eastAsia="es-MX"/>
+              </w:rPr>
+              <w:t>estado_civil_Sin pareja</w:t>
+            </w:r>
+          </w:p>
+        </w:tc>
+        <w:tc>
+          <w:tcPr>
+            <w:tcW w:w="907" w:type="pct"/>
+            <w:tcBorders>
+              <w:top w:val="nil"/>
+              <w:left w:val="nil"/>
+              <w:bottom w:val="nil"/>
+              <w:right w:val="nil"/>
+            </w:tcBorders>
+            <w:noWrap/>
+            <w:hideMark/>
+          </w:tcPr>
+          <w:p>
+            <w:pPr>
+              <w:spacing w:after="0" w:line="240" w:lineRule="auto"/>
+              <w:jc w:val="center"/>
+              <w:rPr>
+                <w:rFonts w:eastAsia="Times New Roman" w:cs="Times New Roman"/>
+                <w:sz w:val="16"/>
+                <w:szCs w:val="16"/>
+                <w:lang w:val="es-EC" w:eastAsia="es-MX"/>
+              </w:rPr>
+            </w:pPr>
+            <w:r>
+              <w:rPr>
+                <w:rFonts w:eastAsia="Times New Roman" w:cs="Times New Roman"/>
+                <w:sz w:val="16"/>
+                <w:szCs w:val="16"/>
+                <w:lang w:val="es-EC" w:eastAsia="es-MX"/>
+              </w:rPr>
+              <w:t>Si</w:t>
+            </w:r>
+          </w:p>
+        </w:tc>
+        <w:tc>
+          <w:tcPr>
+            <w:tcW w:w="1553" w:type="pct"/>
+            <w:tcBorders>
+              <w:top w:val="nil"/>
+              <w:left w:val="nil"/>
+              <w:bottom w:val="nil"/>
+              <w:right w:val="nil"/>
+            </w:tcBorders>
+            <w:hideMark/>
+          </w:tcPr>
+          <w:p>
+            <w:pPr>
+              <w:spacing w:after="0" w:line="240" w:lineRule="auto"/>
+              <w:jc w:val="center"/>
+              <w:rPr>
+                <w:rFonts w:eastAsia="Times New Roman" w:cs="Times New Roman"/>
+                <w:sz w:val="16"/>
+                <w:szCs w:val="16"/>
+                <w:lang w:val="es-EC" w:eastAsia="es-MX"/>
+              </w:rPr>
+            </w:pPr>
+            <w:r>
+              <w:rPr>
+                <w:rFonts w:eastAsia="Times New Roman" w:cs="Times New Roman"/>
+                <w:sz w:val="16"/>
+                <w:szCs w:val="16"/>
+                <w:lang w:val="es-EC" w:eastAsia="es-MX"/>
+              </w:rPr>
+              <w:t>-</w:t>
+            </w:r>
+          </w:p>
+        </w:tc>
+      </w:tr>
+      <w:tr>
+        <w:trPr>
+          <w:trHeight w:val="20"/>
+        </w:trPr>
+        <w:tc>
+          <w:tcPr>
+            <w:tcW w:w="1350" w:type="pct"/>
+            <w:tcBorders>
+              <w:top w:val="nil"/>
+              <w:left w:val="nil"/>
+              <w:bottom w:val="nil"/>
+              <w:right w:val="nil"/>
+            </w:tcBorders>
+            <w:hideMark/>
+          </w:tcPr>
+          <w:p>
+            <w:pPr>
+              <w:spacing w:after="0" w:line="240" w:lineRule="auto"/>
+              <w:jc w:val="center"/>
+              <w:rPr>
+                <w:rFonts w:eastAsia="Times New Roman" w:cs="Times New Roman"/>
+                <w:sz w:val="16"/>
+                <w:szCs w:val="16"/>
+                <w:lang w:val="es-EC" w:eastAsia="es-MX"/>
+              </w:rPr>
+            </w:pPr>
+            <w:r>
+              <w:rPr>
+                <w:rFonts w:eastAsia="Times New Roman" w:cs="Times New Roman"/>
+                <w:sz w:val="16"/>
+                <w:szCs w:val="16"/>
+                <w:lang w:val="es-EC" w:eastAsia="es-MX"/>
+              </w:rPr>
+              <w:t>CH08</w:t>
+            </w:r>
+          </w:p>
+        </w:tc>
+        <w:tc>
+          <w:tcPr>
+            <w:tcW w:w="1190" w:type="pct"/>
+            <w:tcBorders>
+              <w:top w:val="nil"/>
+              <w:left w:val="nil"/>
+              <w:bottom w:val="nil"/>
+              <w:right w:val="nil"/>
+            </w:tcBorders>
+            <w:hideMark/>
+          </w:tcPr>
+          <w:p>
+            <w:pPr>
+              <w:spacing w:after="0" w:line="240" w:lineRule="auto"/>
+              <w:jc w:val="center"/>
+              <w:rPr>
+                <w:rFonts w:eastAsia="Times New Roman" w:cs="Times New Roman"/>
+                <w:sz w:val="16"/>
+                <w:szCs w:val="16"/>
+                <w:lang w:val="es-EC" w:eastAsia="es-MX"/>
+              </w:rPr>
+            </w:pPr>
+            <w:r>
+              <w:rPr>
+                <w:rFonts w:eastAsia="Times New Roman" w:cs="Times New Roman"/>
+                <w:sz w:val="16"/>
+                <w:szCs w:val="16"/>
+                <w:lang w:val="es-EC" w:eastAsia="es-MX"/>
+              </w:rPr>
+              <w:t>cobertura_med_No cobertura</w:t>
+            </w:r>
+          </w:p>
+        </w:tc>
+        <w:tc>
+          <w:tcPr>
+            <w:tcW w:w="907" w:type="pct"/>
+            <w:tcBorders>
+              <w:top w:val="nil"/>
+              <w:left w:val="nil"/>
+              <w:bottom w:val="nil"/>
+              <w:right w:val="nil"/>
+            </w:tcBorders>
+            <w:noWrap/>
+            <w:hideMark/>
+          </w:tcPr>
+          <w:p>
+            <w:pPr>
+              <w:spacing w:after="0" w:line="240" w:lineRule="auto"/>
+              <w:jc w:val="center"/>
+              <w:rPr>
+                <w:rFonts w:eastAsia="Times New Roman" w:cs="Times New Roman"/>
+                <w:sz w:val="16"/>
+                <w:szCs w:val="16"/>
+                <w:lang w:val="es-EC" w:eastAsia="es-MX"/>
+              </w:rPr>
+            </w:pPr>
+            <w:r>
+              <w:rPr>
+                <w:rFonts w:eastAsia="Times New Roman" w:cs="Times New Roman"/>
+                <w:sz w:val="16"/>
+                <w:szCs w:val="16"/>
+                <w:lang w:val="es-EC" w:eastAsia="es-MX"/>
+              </w:rPr>
+              <w:t>Si</w:t>
+            </w:r>
+          </w:p>
+        </w:tc>
+        <w:tc>
+          <w:tcPr>
+            <w:tcW w:w="1553" w:type="pct"/>
+            <w:tcBorders>
+              <w:top w:val="nil"/>
+              <w:left w:val="nil"/>
+              <w:bottom w:val="nil"/>
+              <w:right w:val="nil"/>
+            </w:tcBorders>
+            <w:hideMark/>
+          </w:tcPr>
+          <w:p>
+            <w:pPr>
+              <w:spacing w:after="0" w:line="240" w:lineRule="auto"/>
+              <w:jc w:val="center"/>
+              <w:rPr>
+                <w:rFonts w:eastAsia="Times New Roman" w:cs="Times New Roman"/>
+                <w:sz w:val="16"/>
+                <w:szCs w:val="16"/>
+                <w:lang w:val="es-EC" w:eastAsia="es-MX"/>
+              </w:rPr>
+            </w:pPr>
+            <w:r>
+              <w:rPr>
+                <w:rFonts w:eastAsia="Times New Roman" w:cs="Times New Roman"/>
+                <w:sz w:val="16"/>
+                <w:szCs w:val="16"/>
+                <w:lang w:val="es-EC" w:eastAsia="es-MX"/>
+              </w:rPr>
+              <w:t>-</w:t>
+            </w:r>
+          </w:p>
+        </w:tc>
+      </w:tr>
+      <w:tr>
+        <w:trPr>
+          <w:trHeight w:val="20"/>
+        </w:trPr>
+        <w:tc>
+          <w:tcPr>
+            <w:tcW w:w="1350" w:type="pct"/>
+            <w:tcBorders>
+              <w:top w:val="nil"/>
+              <w:left w:val="nil"/>
+              <w:bottom w:val="nil"/>
+              <w:right w:val="nil"/>
+            </w:tcBorders>
+            <w:hideMark/>
+          </w:tcPr>
+          <w:p>
+            <w:pPr>
+              <w:spacing w:after="0" w:line="240" w:lineRule="auto"/>
+              <w:jc w:val="center"/>
+              <w:rPr>
+                <w:rFonts w:eastAsia="Times New Roman" w:cs="Times New Roman"/>
+                <w:sz w:val="16"/>
+                <w:szCs w:val="16"/>
+                <w:lang w:val="es-EC" w:eastAsia="es-MX"/>
+              </w:rPr>
+            </w:pPr>
+            <w:r>
+              <w:rPr>
+                <w:rFonts w:eastAsia="Times New Roman" w:cs="Times New Roman"/>
+                <w:sz w:val="16"/>
+                <w:szCs w:val="16"/>
+                <w:lang w:val="es-EC" w:eastAsia="es-MX"/>
+              </w:rPr>
+              <w:t>CH12</w:t>
+            </w:r>
+          </w:p>
+        </w:tc>
+        <w:tc>
+          <w:tcPr>
+            <w:tcW w:w="1190" w:type="pct"/>
+            <w:tcBorders>
+              <w:top w:val="nil"/>
+              <w:left w:val="nil"/>
+              <w:bottom w:val="nil"/>
+              <w:right w:val="nil"/>
+            </w:tcBorders>
+            <w:hideMark/>
+          </w:tcPr>
+          <w:p>
+            <w:pPr>
+              <w:spacing w:after="0" w:line="240" w:lineRule="auto"/>
+              <w:jc w:val="center"/>
+              <w:rPr>
+                <w:rFonts w:eastAsia="Times New Roman" w:cs="Times New Roman"/>
+                <w:sz w:val="16"/>
+                <w:szCs w:val="16"/>
+                <w:lang w:val="es-EC" w:eastAsia="es-MX"/>
+              </w:rPr>
+            </w:pPr>
+            <w:r>
+              <w:rPr>
+                <w:rFonts w:eastAsia="Times New Roman" w:cs="Times New Roman"/>
+                <w:sz w:val="16"/>
+                <w:szCs w:val="16"/>
+                <w:lang w:val="es-EC" w:eastAsia="es-MX"/>
+              </w:rPr>
+              <w:t>nivel_ed_alto (dummies)</w:t>
+            </w:r>
+          </w:p>
+        </w:tc>
+        <w:tc>
+          <w:tcPr>
+            <w:tcW w:w="907" w:type="pct"/>
+            <w:tcBorders>
+              <w:top w:val="nil"/>
+              <w:left w:val="nil"/>
+              <w:bottom w:val="nil"/>
+              <w:right w:val="nil"/>
+            </w:tcBorders>
+            <w:noWrap/>
+            <w:hideMark/>
+          </w:tcPr>
+          <w:p>
+            <w:pPr>
+              <w:spacing w:after="0" w:line="240" w:lineRule="auto"/>
+              <w:jc w:val="center"/>
+              <w:rPr>
+                <w:rFonts w:eastAsia="Times New Roman" w:cs="Times New Roman"/>
+                <w:sz w:val="16"/>
+                <w:szCs w:val="16"/>
+                <w:lang w:val="es-EC" w:eastAsia="es-MX"/>
+              </w:rPr>
+            </w:pPr>
+            <w:r>
+              <w:rPr>
+                <w:rFonts w:eastAsia="Times New Roman" w:cs="Times New Roman"/>
+                <w:sz w:val="16"/>
+                <w:szCs w:val="16"/>
+                <w:lang w:val="es-EC" w:eastAsia="es-MX"/>
+              </w:rPr>
+              <w:t>No</w:t>
+            </w:r>
+          </w:p>
+        </w:tc>
+        <w:tc>
+          <w:tcPr>
+            <w:tcW w:w="1553" w:type="pct"/>
+            <w:tcBorders>
+              <w:top w:val="nil"/>
+              <w:left w:val="nil"/>
+              <w:bottom w:val="nil"/>
+              <w:right w:val="nil"/>
+            </w:tcBorders>
+            <w:hideMark/>
+          </w:tcPr>
+          <w:p>
+            <w:pPr>
+              <w:spacing w:after="0" w:line="240" w:lineRule="auto"/>
+              <w:jc w:val="center"/>
+              <w:rPr>
+                <w:rFonts w:eastAsia="Times New Roman" w:cs="Times New Roman"/>
+                <w:sz w:val="16"/>
+                <w:szCs w:val="16"/>
+                <w:lang w:val="es-EC" w:eastAsia="es-MX"/>
+              </w:rPr>
+            </w:pPr>
+            <w:r>
+              <w:rPr>
+                <w:rFonts w:eastAsia="Times New Roman" w:cs="Times New Roman"/>
+                <w:sz w:val="16"/>
+                <w:szCs w:val="16"/>
+                <w:lang w:val="es-EC" w:eastAsia="es-MX"/>
+              </w:rPr>
+              <w:t>Representacion redundante de educacion</w:t>
+            </w:r>
+          </w:p>
+        </w:tc>
+      </w:tr>
+      <w:tr>
+        <w:trPr>
+          <w:trHeight w:val="20"/>
+        </w:trPr>
+        <w:tc>
+          <w:tcPr>
+            <w:tcW w:w="1350" w:type="pct"/>
+            <w:tcBorders>
+              <w:top w:val="nil"/>
+              <w:left w:val="nil"/>
+              <w:bottom w:val="nil"/>
+              <w:right w:val="nil"/>
+            </w:tcBorders>
+            <w:hideMark/>
+          </w:tcPr>
+          <w:p>
+            <w:pPr>
+              <w:spacing w:after="0" w:line="240" w:lineRule="auto"/>
+              <w:jc w:val="center"/>
+              <w:rPr>
+                <w:rFonts w:eastAsia="Times New Roman" w:cs="Times New Roman"/>
+                <w:sz w:val="16"/>
+                <w:szCs w:val="16"/>
+                <w:lang w:val="es-EC" w:eastAsia="es-MX"/>
+              </w:rPr>
+            </w:pPr>
+            <w:r>
+              <w:rPr>
+                <w:rFonts w:eastAsia="Times New Roman" w:cs="Times New Roman"/>
+                <w:sz w:val="16"/>
+                <w:szCs w:val="16"/>
+                <w:lang w:val="es-EC" w:eastAsia="es-MX"/>
+              </w:rPr>
+              <w:t>CH13</w:t>
+            </w:r>
+          </w:p>
+        </w:tc>
+        <w:tc>
+          <w:tcPr>
+            <w:tcW w:w="1190" w:type="pct"/>
+            <w:tcBorders>
+              <w:top w:val="nil"/>
+              <w:left w:val="nil"/>
+              <w:bottom w:val="nil"/>
+              <w:right w:val="nil"/>
+            </w:tcBorders>
+            <w:hideMark/>
+          </w:tcPr>
+          <w:p>
+            <w:pPr>
+              <w:spacing w:after="0" w:line="240" w:lineRule="auto"/>
+              <w:jc w:val="center"/>
+              <w:rPr>
+                <w:rFonts w:eastAsia="Times New Roman" w:cs="Times New Roman"/>
+                <w:sz w:val="16"/>
+                <w:szCs w:val="16"/>
+                <w:lang w:val="es-EC" w:eastAsia="es-MX"/>
+              </w:rPr>
+            </w:pPr>
+            <w:r>
+              <w:rPr>
+                <w:rFonts w:eastAsia="Times New Roman" w:cs="Times New Roman"/>
+                <w:sz w:val="16"/>
+                <w:szCs w:val="16"/>
+                <w:lang w:val="es-EC" w:eastAsia="es-MX"/>
+              </w:rPr>
+              <w:t>finalizacion_nivel_Si</w:t>
+            </w:r>
+          </w:p>
+        </w:tc>
+        <w:tc>
+          <w:tcPr>
+            <w:tcW w:w="907" w:type="pct"/>
+            <w:tcBorders>
+              <w:top w:val="nil"/>
+              <w:left w:val="nil"/>
+              <w:bottom w:val="nil"/>
+              <w:right w:val="nil"/>
+            </w:tcBorders>
+            <w:noWrap/>
+            <w:hideMark/>
+          </w:tcPr>
+          <w:p>
+            <w:pPr>
+              <w:spacing w:after="0" w:line="240" w:lineRule="auto"/>
+              <w:jc w:val="center"/>
+              <w:rPr>
+                <w:rFonts w:eastAsia="Times New Roman" w:cs="Times New Roman"/>
+                <w:sz w:val="16"/>
+                <w:szCs w:val="16"/>
+                <w:lang w:val="es-EC" w:eastAsia="es-MX"/>
+              </w:rPr>
+            </w:pPr>
+            <w:r>
+              <w:rPr>
+                <w:rFonts w:eastAsia="Times New Roman" w:cs="Times New Roman"/>
+                <w:sz w:val="16"/>
+                <w:szCs w:val="16"/>
+                <w:lang w:val="es-EC" w:eastAsia="es-MX"/>
+              </w:rPr>
+              <w:t>No</w:t>
+            </w:r>
+          </w:p>
+        </w:tc>
+        <w:tc>
+          <w:tcPr>
+            <w:tcW w:w="1553" w:type="pct"/>
+            <w:tcBorders>
+              <w:top w:val="nil"/>
+              <w:left w:val="nil"/>
+              <w:bottom w:val="nil"/>
+              <w:right w:val="nil"/>
+            </w:tcBorders>
+            <w:hideMark/>
+          </w:tcPr>
+          <w:p>
+            <w:pPr>
+              <w:spacing w:after="0" w:line="240" w:lineRule="auto"/>
+              <w:jc w:val="center"/>
+              <w:rPr>
+                <w:rFonts w:eastAsia="Times New Roman" w:cs="Times New Roman"/>
+                <w:sz w:val="16"/>
+                <w:szCs w:val="16"/>
+                <w:lang w:val="es-EC" w:eastAsia="es-MX"/>
+              </w:rPr>
+            </w:pPr>
+            <w:r>
+              <w:rPr>
+                <w:rFonts w:eastAsia="Times New Roman" w:cs="Times New Roman"/>
+                <w:sz w:val="16"/>
+                <w:szCs w:val="16"/>
+                <w:lang w:val="es-EC" w:eastAsia="es-MX"/>
+              </w:rPr>
+              <w:t>Representacion redundante de educacion</w:t>
+            </w:r>
+          </w:p>
+        </w:tc>
+      </w:tr>
+      <w:tr>
+        <w:trPr>
+          <w:trHeight w:val="20"/>
+        </w:trPr>
+        <w:tc>
+          <w:tcPr>
+            <w:tcW w:w="1350" w:type="pct"/>
+            <w:tcBorders>
+              <w:top w:val="nil"/>
+              <w:left w:val="nil"/>
+              <w:bottom w:val="nil"/>
+              <w:right w:val="nil"/>
+            </w:tcBorders>
+            <w:hideMark/>
+          </w:tcPr>
+          <w:p>
+            <w:pPr>
+              <w:spacing w:after="0" w:line="240" w:lineRule="auto"/>
+              <w:jc w:val="center"/>
+              <w:rPr>
+                <w:rFonts w:eastAsia="Times New Roman" w:cs="Times New Roman"/>
+                <w:sz w:val="16"/>
+                <w:szCs w:val="16"/>
+                <w:lang w:val="es-EC" w:eastAsia="es-MX"/>
+              </w:rPr>
+            </w:pPr>
+            <w:r>
+              <w:rPr>
+                <w:rFonts w:eastAsia="Times New Roman" w:cs="Times New Roman"/>
+                <w:sz w:val="16"/>
+                <w:szCs w:val="16"/>
+                <w:lang w:val="es-EC" w:eastAsia="es-MX"/>
+              </w:rPr>
+              <w:t>CH14</w:t>
+            </w:r>
+          </w:p>
+        </w:tc>
+        <w:tc>
+          <w:tcPr>
+            <w:tcW w:w="1190" w:type="pct"/>
+            <w:tcBorders>
+              <w:top w:val="nil"/>
+              <w:left w:val="nil"/>
+              <w:bottom w:val="nil"/>
+              <w:right w:val="nil"/>
+            </w:tcBorders>
+            <w:hideMark/>
+          </w:tcPr>
+          <w:p>
+            <w:pPr>
+              <w:spacing w:after="0" w:line="240" w:lineRule="auto"/>
+              <w:jc w:val="center"/>
+              <w:rPr>
+                <w:rFonts w:eastAsia="Times New Roman" w:cs="Times New Roman"/>
+                <w:sz w:val="16"/>
+                <w:szCs w:val="16"/>
+                <w:lang w:val="es-EC" w:eastAsia="es-MX"/>
+              </w:rPr>
+            </w:pPr>
+            <w:r>
+              <w:rPr>
+                <w:rFonts w:eastAsia="Times New Roman" w:cs="Times New Roman"/>
+                <w:sz w:val="16"/>
+                <w:szCs w:val="16"/>
+                <w:lang w:val="es-EC" w:eastAsia="es-MX"/>
+              </w:rPr>
+              <w:t>nivel_ed_aprb (dummies)</w:t>
+            </w:r>
+          </w:p>
+        </w:tc>
+        <w:tc>
+          <w:tcPr>
+            <w:tcW w:w="907" w:type="pct"/>
+            <w:tcBorders>
+              <w:top w:val="nil"/>
+              <w:left w:val="nil"/>
+              <w:bottom w:val="nil"/>
+              <w:right w:val="nil"/>
+            </w:tcBorders>
+            <w:noWrap/>
+            <w:hideMark/>
+          </w:tcPr>
+          <w:p>
+            <w:pPr>
+              <w:spacing w:after="0" w:line="240" w:lineRule="auto"/>
+              <w:jc w:val="center"/>
+              <w:rPr>
+                <w:rFonts w:eastAsia="Times New Roman" w:cs="Times New Roman"/>
+                <w:sz w:val="16"/>
+                <w:szCs w:val="16"/>
+                <w:lang w:val="es-EC" w:eastAsia="es-MX"/>
+              </w:rPr>
+            </w:pPr>
+            <w:r>
+              <w:rPr>
+                <w:rFonts w:eastAsia="Times New Roman" w:cs="Times New Roman"/>
+                <w:sz w:val="16"/>
+                <w:szCs w:val="16"/>
+                <w:lang w:val="es-EC" w:eastAsia="es-MX"/>
+              </w:rPr>
+              <w:t>No</w:t>
+            </w:r>
+          </w:p>
+        </w:tc>
+        <w:tc>
+          <w:tcPr>
+            <w:tcW w:w="1553" w:type="pct"/>
+            <w:tcBorders>
+              <w:top w:val="nil"/>
+              <w:left w:val="nil"/>
+              <w:bottom w:val="nil"/>
+              <w:right w:val="nil"/>
+            </w:tcBorders>
+            <w:hideMark/>
+          </w:tcPr>
+          <w:p>
+            <w:pPr>
+              <w:spacing w:after="0" w:line="240" w:lineRule="auto"/>
+              <w:jc w:val="center"/>
+              <w:rPr>
+                <w:rFonts w:eastAsia="Times New Roman" w:cs="Times New Roman"/>
+                <w:sz w:val="16"/>
+                <w:szCs w:val="16"/>
+                <w:lang w:val="es-EC" w:eastAsia="es-MX"/>
+              </w:rPr>
+            </w:pPr>
+            <w:r>
+              <w:rPr>
+                <w:rFonts w:eastAsia="Times New Roman" w:cs="Times New Roman"/>
+                <w:sz w:val="16"/>
+                <w:szCs w:val="16"/>
+                <w:lang w:val="es-EC" w:eastAsia="es-MX"/>
+              </w:rPr>
+              <w:t>Representacion redundante de educacion</w:t>
+            </w:r>
+          </w:p>
+        </w:tc>
+      </w:tr>
+      <w:tr>
+        <w:trPr>
+          <w:trHeight w:val="20"/>
+        </w:trPr>
+        <w:tc>
+          <w:tcPr>
+            <w:tcW w:w="1350" w:type="pct"/>
+            <w:tcBorders>
+              <w:top w:val="nil"/>
+              <w:left w:val="nil"/>
+              <w:bottom w:val="nil"/>
+              <w:right w:val="nil"/>
+            </w:tcBorders>
+            <w:hideMark/>
+          </w:tcPr>
+          <w:p>
+            <w:pPr>
+              <w:spacing w:after="0" w:line="240" w:lineRule="auto"/>
+              <w:jc w:val="center"/>
+              <w:rPr>
+                <w:rFonts w:eastAsia="Times New Roman" w:cs="Times New Roman"/>
+                <w:sz w:val="16"/>
+                <w:szCs w:val="16"/>
+                <w:lang w:val="es-EC" w:eastAsia="es-MX"/>
+              </w:rPr>
+            </w:pPr>
+            <w:r>
+              <w:rPr>
+                <w:rFonts w:eastAsia="Times New Roman" w:cs="Times New Roman"/>
+                <w:sz w:val="16"/>
+                <w:szCs w:val="16"/>
+                <w:lang w:val="es-EC" w:eastAsia="es-MX"/>
+              </w:rPr>
+              <w:t>NIVEL_ED</w:t>
+            </w:r>
+          </w:p>
+        </w:tc>
+        <w:tc>
+          <w:tcPr>
+            <w:tcW w:w="1190" w:type="pct"/>
+            <w:tcBorders>
+              <w:top w:val="nil"/>
+              <w:left w:val="nil"/>
+              <w:bottom w:val="nil"/>
+              <w:right w:val="nil"/>
+            </w:tcBorders>
+            <w:hideMark/>
+          </w:tcPr>
+          <w:p>
+            <w:pPr>
+              <w:spacing w:after="0" w:line="240" w:lineRule="auto"/>
+              <w:jc w:val="center"/>
+              <w:rPr>
+                <w:rFonts w:eastAsia="Times New Roman" w:cs="Times New Roman"/>
+                <w:sz w:val="16"/>
+                <w:szCs w:val="16"/>
+                <w:lang w:val="es-EC" w:eastAsia="es-MX"/>
+              </w:rPr>
+            </w:pPr>
+            <w:r>
+              <w:rPr>
+                <w:rFonts w:eastAsia="Times New Roman" w:cs="Times New Roman"/>
+                <w:sz w:val="16"/>
+                <w:szCs w:val="16"/>
+                <w:lang w:val="es-EC" w:eastAsia="es-MX"/>
+              </w:rPr>
+              <w:t>nivel_ed_cat (dummies)</w:t>
+            </w:r>
+          </w:p>
+        </w:tc>
+        <w:tc>
+          <w:tcPr>
+            <w:tcW w:w="907" w:type="pct"/>
+            <w:tcBorders>
+              <w:top w:val="nil"/>
+              <w:left w:val="nil"/>
+              <w:bottom w:val="nil"/>
+              <w:right w:val="nil"/>
+            </w:tcBorders>
+            <w:noWrap/>
+            <w:hideMark/>
+          </w:tcPr>
+          <w:p>
+            <w:pPr>
+              <w:spacing w:after="0" w:line="240" w:lineRule="auto"/>
+              <w:jc w:val="center"/>
+              <w:rPr>
+                <w:rFonts w:eastAsia="Times New Roman" w:cs="Times New Roman"/>
+                <w:sz w:val="16"/>
+                <w:szCs w:val="16"/>
+                <w:lang w:val="es-EC" w:eastAsia="es-MX"/>
+              </w:rPr>
+            </w:pPr>
+            <w:r>
+              <w:rPr>
+                <w:rFonts w:eastAsia="Times New Roman" w:cs="Times New Roman"/>
+                <w:sz w:val="16"/>
+                <w:szCs w:val="16"/>
+                <w:lang w:val="es-EC" w:eastAsia="es-MX"/>
+              </w:rPr>
+              <w:t>No</w:t>
+            </w:r>
+          </w:p>
+        </w:tc>
+        <w:tc>
+          <w:tcPr>
+            <w:tcW w:w="1553" w:type="pct"/>
+            <w:tcBorders>
+              <w:top w:val="nil"/>
+              <w:left w:val="nil"/>
+              <w:bottom w:val="nil"/>
+              <w:right w:val="nil"/>
+            </w:tcBorders>
+            <w:hideMark/>
+          </w:tcPr>
+          <w:p>
+            <w:pPr>
+              <w:spacing w:after="0" w:line="240" w:lineRule="auto"/>
+              <w:jc w:val="center"/>
+              <w:rPr>
+                <w:rFonts w:eastAsia="Times New Roman" w:cs="Times New Roman"/>
+                <w:sz w:val="16"/>
+                <w:szCs w:val="16"/>
+                <w:lang w:val="es-EC" w:eastAsia="es-MX"/>
+              </w:rPr>
+            </w:pPr>
+            <w:r>
+              <w:rPr>
+                <w:rFonts w:eastAsia="Times New Roman" w:cs="Times New Roman"/>
+                <w:sz w:val="16"/>
+                <w:szCs w:val="16"/>
+                <w:lang w:val="es-EC" w:eastAsia="es-MX"/>
+              </w:rPr>
+              <w:t>Representacion redundante de educacion</w:t>
+            </w:r>
+          </w:p>
+        </w:tc>
+      </w:tr>
+      <w:tr>
+        <w:trPr>
+          <w:trHeight w:val="20"/>
+        </w:trPr>
+        <w:tc>
+          <w:tcPr>
+            <w:tcW w:w="1350" w:type="pct"/>
+            <w:tcBorders>
+              <w:top w:val="nil"/>
+              <w:left w:val="nil"/>
+              <w:bottom w:val="nil"/>
+              <w:right w:val="nil"/>
+            </w:tcBorders>
+            <w:hideMark/>
+          </w:tcPr>
+          <w:p>
+            <w:pPr>
+              <w:spacing w:after="0" w:line="240" w:lineRule="auto"/>
+              <w:jc w:val="center"/>
+              <w:rPr>
+                <w:rFonts w:eastAsia="Times New Roman" w:cs="Times New Roman"/>
+                <w:sz w:val="16"/>
+                <w:szCs w:val="16"/>
+                <w:lang w:val="es-EC" w:eastAsia="es-MX"/>
+              </w:rPr>
+            </w:pPr>
+            <w:r>
+              <w:rPr>
+                <w:rFonts w:eastAsia="Times New Roman" w:cs="Times New Roman"/>
+                <w:sz w:val="16"/>
+                <w:szCs w:val="16"/>
+                <w:lang w:val="es-EC" w:eastAsia="es-MX"/>
+              </w:rPr>
+              <w:t>NIVEL_ED (recodificada)</w:t>
+            </w:r>
+          </w:p>
+        </w:tc>
+        <w:tc>
+          <w:tcPr>
+            <w:tcW w:w="1190" w:type="pct"/>
+            <w:tcBorders>
+              <w:top w:val="nil"/>
+              <w:left w:val="nil"/>
+              <w:bottom w:val="nil"/>
+              <w:right w:val="nil"/>
+            </w:tcBorders>
+            <w:hideMark/>
+          </w:tcPr>
+          <w:p>
+            <w:pPr>
+              <w:spacing w:after="0" w:line="240" w:lineRule="auto"/>
+              <w:jc w:val="center"/>
+              <w:rPr>
+                <w:rFonts w:eastAsia="Times New Roman" w:cs="Times New Roman"/>
+                <w:sz w:val="16"/>
+                <w:szCs w:val="16"/>
+                <w:lang w:val="es-EC" w:eastAsia="es-MX"/>
+              </w:rPr>
+            </w:pPr>
+            <w:r>
+              <w:rPr>
+                <w:rFonts w:eastAsia="Times New Roman" w:cs="Times New Roman"/>
+                <w:sz w:val="16"/>
+                <w:szCs w:val="16"/>
+                <w:lang w:val="es-EC" w:eastAsia="es-MX"/>
+              </w:rPr>
+              <w:t>nivel_ed2_Superior</w:t>
+            </w:r>
+          </w:p>
+        </w:tc>
+        <w:tc>
+          <w:tcPr>
+            <w:tcW w:w="907" w:type="pct"/>
+            <w:tcBorders>
+              <w:top w:val="nil"/>
+              <w:left w:val="nil"/>
+              <w:bottom w:val="nil"/>
+              <w:right w:val="nil"/>
+            </w:tcBorders>
+            <w:noWrap/>
+            <w:hideMark/>
+          </w:tcPr>
+          <w:p>
+            <w:pPr>
+              <w:spacing w:after="0" w:line="240" w:lineRule="auto"/>
+              <w:jc w:val="center"/>
+              <w:rPr>
+                <w:rFonts w:eastAsia="Times New Roman" w:cs="Times New Roman"/>
+                <w:sz w:val="16"/>
+                <w:szCs w:val="16"/>
+                <w:lang w:val="es-EC" w:eastAsia="es-MX"/>
+              </w:rPr>
+            </w:pPr>
+            <w:r>
+              <w:rPr>
+                <w:rFonts w:eastAsia="Times New Roman" w:cs="Times New Roman"/>
+                <w:sz w:val="16"/>
+                <w:szCs w:val="16"/>
+                <w:lang w:val="es-EC" w:eastAsia="es-MX"/>
+              </w:rPr>
+              <w:t>No</w:t>
+            </w:r>
+          </w:p>
+        </w:tc>
+        <w:tc>
+          <w:tcPr>
+            <w:tcW w:w="1553" w:type="pct"/>
+            <w:tcBorders>
+              <w:top w:val="nil"/>
+              <w:left w:val="nil"/>
+              <w:bottom w:val="nil"/>
+              <w:right w:val="nil"/>
+            </w:tcBorders>
+            <w:hideMark/>
+          </w:tcPr>
+          <w:p>
+            <w:pPr>
+              <w:spacing w:after="0" w:line="240" w:lineRule="auto"/>
+              <w:jc w:val="center"/>
+              <w:rPr>
+                <w:rFonts w:eastAsia="Times New Roman" w:cs="Times New Roman"/>
+                <w:sz w:val="16"/>
+                <w:szCs w:val="16"/>
+                <w:lang w:val="es-EC" w:eastAsia="es-MX"/>
+              </w:rPr>
+            </w:pPr>
+            <w:r>
+              <w:rPr>
+                <w:rFonts w:eastAsia="Times New Roman" w:cs="Times New Roman"/>
+                <w:sz w:val="16"/>
+                <w:szCs w:val="16"/>
+                <w:lang w:val="es-EC" w:eastAsia="es-MX"/>
+              </w:rPr>
+              <w:t>Representacion redundante de educacion</w:t>
+            </w:r>
+          </w:p>
+        </w:tc>
+      </w:tr>
+      <w:tr>
+        <w:trPr>
+          <w:trHeight w:val="20"/>
+        </w:trPr>
+        <w:tc>
+          <w:tcPr>
+            <w:tcW w:w="1350" w:type="pct"/>
+            <w:tcBorders>
+              <w:top w:val="nil"/>
+              <w:left w:val="nil"/>
+              <w:bottom w:val="nil"/>
+              <w:right w:val="nil"/>
+            </w:tcBorders>
+            <w:hideMark/>
+          </w:tcPr>
+          <w:p>
+            <w:pPr>
+              <w:spacing w:after="0" w:line="240" w:lineRule="auto"/>
+              <w:jc w:val="center"/>
+              <w:rPr>
+                <w:rFonts w:eastAsia="Times New Roman" w:cs="Times New Roman"/>
+                <w:sz w:val="16"/>
+                <w:szCs w:val="16"/>
+                <w:lang w:val="es-EC" w:eastAsia="es-MX"/>
+              </w:rPr>
+            </w:pPr>
+            <w:r>
+              <w:rPr>
+                <w:rFonts w:eastAsia="Times New Roman" w:cs="Times New Roman"/>
+                <w:sz w:val="16"/>
+                <w:szCs w:val="16"/>
+                <w:lang w:val="es-EC" w:eastAsia="es-MX"/>
+              </w:rPr>
+              <w:t>CH12 + CH13 + CH14 (combinadas)</w:t>
+            </w:r>
+          </w:p>
+        </w:tc>
+        <w:tc>
+          <w:tcPr>
+            <w:tcW w:w="1190" w:type="pct"/>
+            <w:tcBorders>
+              <w:top w:val="nil"/>
+              <w:left w:val="nil"/>
+              <w:bottom w:val="nil"/>
+              <w:right w:val="nil"/>
+            </w:tcBorders>
+            <w:hideMark/>
+          </w:tcPr>
+          <w:p>
+            <w:pPr>
+              <w:spacing w:after="0" w:line="240" w:lineRule="auto"/>
+              <w:jc w:val="center"/>
+              <w:rPr>
+                <w:rFonts w:eastAsia="Times New Roman" w:cs="Times New Roman"/>
+                <w:sz w:val="16"/>
+                <w:szCs w:val="16"/>
+                <w:lang w:val="es-EC" w:eastAsia="es-MX"/>
+              </w:rPr>
+            </w:pPr>
+            <w:r>
+              <w:rPr>
+                <w:rFonts w:eastAsia="Times New Roman" w:cs="Times New Roman"/>
+                <w:sz w:val="16"/>
+                <w:szCs w:val="16"/>
+                <w:lang w:val="es-EC" w:eastAsia="es-MX"/>
+              </w:rPr>
+              <w:t>educ</w:t>
+            </w:r>
+          </w:p>
+        </w:tc>
+        <w:tc>
+          <w:tcPr>
+            <w:tcW w:w="907" w:type="pct"/>
+            <w:tcBorders>
+              <w:top w:val="nil"/>
+              <w:left w:val="nil"/>
+              <w:bottom w:val="nil"/>
+              <w:right w:val="nil"/>
+            </w:tcBorders>
+            <w:noWrap/>
+            <w:hideMark/>
+          </w:tcPr>
+          <w:p>
+            <w:pPr>
+              <w:spacing w:after="0" w:line="240" w:lineRule="auto"/>
+              <w:jc w:val="center"/>
+              <w:rPr>
+                <w:rFonts w:eastAsia="Times New Roman" w:cs="Times New Roman"/>
+                <w:sz w:val="16"/>
+                <w:szCs w:val="16"/>
+                <w:lang w:val="es-EC" w:eastAsia="es-MX"/>
+              </w:rPr>
+            </w:pPr>
+            <w:r>
+              <w:rPr>
+                <w:rFonts w:eastAsia="Times New Roman" w:cs="Times New Roman"/>
+                <w:sz w:val="16"/>
+                <w:szCs w:val="16"/>
+                <w:lang w:val="es-EC" w:eastAsia="es-MX"/>
+              </w:rPr>
+              <w:t>Si</w:t>
+            </w:r>
+          </w:p>
+        </w:tc>
+        <w:tc>
+          <w:tcPr>
+            <w:tcW w:w="1553" w:type="pct"/>
+            <w:tcBorders>
+              <w:top w:val="nil"/>
+              <w:left w:val="nil"/>
+              <w:bottom w:val="nil"/>
+              <w:right w:val="nil"/>
+            </w:tcBorders>
+            <w:hideMark/>
+          </w:tcPr>
+          <w:p>
+            <w:pPr>
+              <w:spacing w:after="0" w:line="240" w:lineRule="auto"/>
+              <w:jc w:val="center"/>
+              <w:rPr>
+                <w:rFonts w:eastAsia="Times New Roman" w:cs="Times New Roman"/>
+                <w:sz w:val="16"/>
+                <w:szCs w:val="16"/>
+                <w:lang w:val="es-EC" w:eastAsia="es-MX"/>
+              </w:rPr>
+            </w:pPr>
+            <w:r>
+              <w:rPr>
+                <w:rFonts w:eastAsia="Times New Roman" w:cs="Times New Roman"/>
+                <w:sz w:val="16"/>
+                <w:szCs w:val="16"/>
+                <w:lang w:val="es-EC" w:eastAsia="es-MX"/>
+              </w:rPr>
+              <w:t>Unica representacion de educacion conservada</w:t>
+            </w:r>
+          </w:p>
+        </w:tc>
+      </w:tr>
+      <w:tr>
+        <w:trPr>
+          <w:trHeight w:val="20"/>
+        </w:trPr>
+        <w:tc>
+          <w:tcPr>
+            <w:tcW w:w="1350" w:type="pct"/>
+            <w:tcBorders>
+              <w:top w:val="nil"/>
+              <w:left w:val="nil"/>
+              <w:bottom w:val="nil"/>
+              <w:right w:val="nil"/>
+            </w:tcBorders>
+            <w:hideMark/>
+          </w:tcPr>
+          <w:p>
+            <w:pPr>
+              <w:spacing w:after="0" w:line="240" w:lineRule="auto"/>
+              <w:jc w:val="center"/>
+              <w:rPr>
+                <w:rFonts w:eastAsia="Times New Roman" w:cs="Times New Roman"/>
+                <w:sz w:val="16"/>
+                <w:szCs w:val="16"/>
+                <w:lang w:val="es-EC" w:eastAsia="es-MX"/>
+              </w:rPr>
+            </w:pPr>
+            <w:r>
+              <w:rPr>
+                <w:rFonts w:eastAsia="Times New Roman" w:cs="Times New Roman"/>
+                <w:sz w:val="16"/>
+                <w:szCs w:val="16"/>
+                <w:lang w:val="es-EC" w:eastAsia="es-MX"/>
+              </w:rPr>
+              <w:t>ESTADO</w:t>
+            </w:r>
+          </w:p>
+        </w:tc>
+        <w:tc>
+          <w:tcPr>
+            <w:tcW w:w="1190" w:type="pct"/>
+            <w:tcBorders>
+              <w:top w:val="nil"/>
+              <w:left w:val="nil"/>
+              <w:bottom w:val="nil"/>
+              <w:right w:val="nil"/>
+            </w:tcBorders>
+            <w:hideMark/>
+          </w:tcPr>
+          <w:p>
+            <w:pPr>
+              <w:spacing w:after="0" w:line="240" w:lineRule="auto"/>
+              <w:jc w:val="center"/>
+              <w:rPr>
+                <w:rFonts w:eastAsia="Times New Roman" w:cs="Times New Roman"/>
+                <w:sz w:val="16"/>
+                <w:szCs w:val="16"/>
+                <w:lang w:val="es-EC" w:eastAsia="es-MX"/>
+              </w:rPr>
+            </w:pPr>
+            <w:r>
+              <w:rPr>
+                <w:rFonts w:eastAsia="Times New Roman" w:cs="Times New Roman"/>
+                <w:sz w:val="16"/>
+                <w:szCs w:val="16"/>
+                <w:lang w:val="es-EC" w:eastAsia="es-MX"/>
+              </w:rPr>
+              <w:t>cond_actividad</w:t>
+            </w:r>
+          </w:p>
+        </w:tc>
+        <w:tc>
+          <w:tcPr>
+            <w:tcW w:w="907" w:type="pct"/>
+            <w:tcBorders>
+              <w:top w:val="nil"/>
+              <w:left w:val="nil"/>
+              <w:bottom w:val="nil"/>
+              <w:right w:val="nil"/>
+            </w:tcBorders>
+            <w:noWrap/>
+            <w:hideMark/>
+          </w:tcPr>
+          <w:p>
+            <w:pPr>
+              <w:spacing w:after="0" w:line="240" w:lineRule="auto"/>
+              <w:jc w:val="center"/>
+              <w:rPr>
+                <w:rFonts w:eastAsia="Times New Roman" w:cs="Times New Roman"/>
+                <w:sz w:val="16"/>
+                <w:szCs w:val="16"/>
+                <w:lang w:val="es-EC" w:eastAsia="es-MX"/>
+              </w:rPr>
+            </w:pPr>
+            <w:r>
+              <w:rPr>
+                <w:rFonts w:eastAsia="Times New Roman" w:cs="Times New Roman"/>
+                <w:sz w:val="16"/>
+                <w:szCs w:val="16"/>
+                <w:lang w:val="es-EC" w:eastAsia="es-MX"/>
+              </w:rPr>
+              <w:t>No</w:t>
+            </w:r>
+          </w:p>
+        </w:tc>
+        <w:tc>
+          <w:tcPr>
+            <w:tcW w:w="1553" w:type="pct"/>
+            <w:tcBorders>
+              <w:top w:val="nil"/>
+              <w:left w:val="nil"/>
+              <w:bottom w:val="nil"/>
+              <w:right w:val="nil"/>
+            </w:tcBorders>
+            <w:hideMark/>
+          </w:tcPr>
+          <w:p>
+            <w:pPr>
+              <w:spacing w:after="0" w:line="240" w:lineRule="auto"/>
+              <w:jc w:val="center"/>
+              <w:rPr>
+                <w:rFonts w:eastAsia="Times New Roman" w:cs="Times New Roman"/>
+                <w:sz w:val="16"/>
+                <w:szCs w:val="16"/>
+                <w:lang w:val="es-EC" w:eastAsia="es-MX"/>
+              </w:rPr>
+            </w:pPr>
+            <w:r>
+              <w:rPr>
+                <w:rFonts w:eastAsia="Times New Roman" w:cs="Times New Roman"/>
+                <w:sz w:val="16"/>
+                <w:szCs w:val="16"/>
+                <w:lang w:val="es-EC" w:eastAsia="es-MX"/>
+              </w:rPr>
+              <w:t>Constante entre ocupados</w:t>
+            </w:r>
+          </w:p>
+        </w:tc>
+      </w:tr>
+      <w:tr>
+        <w:trPr>
+          <w:trHeight w:val="20"/>
+        </w:trPr>
+        <w:tc>
+          <w:tcPr>
+            <w:tcW w:w="1350" w:type="pct"/>
+            <w:tcBorders>
+              <w:top w:val="nil"/>
+              <w:left w:val="nil"/>
+              <w:bottom w:val="nil"/>
+              <w:right w:val="nil"/>
+            </w:tcBorders>
+            <w:hideMark/>
+          </w:tcPr>
+          <w:p>
+            <w:pPr>
+              <w:spacing w:after="0" w:line="240" w:lineRule="auto"/>
+              <w:jc w:val="center"/>
+              <w:rPr>
+                <w:rFonts w:eastAsia="Times New Roman" w:cs="Times New Roman"/>
+                <w:sz w:val="16"/>
+                <w:szCs w:val="16"/>
+                <w:lang w:val="es-EC" w:eastAsia="es-MX"/>
+              </w:rPr>
+            </w:pPr>
+            <w:r>
+              <w:rPr>
+                <w:rFonts w:eastAsia="Times New Roman" w:cs="Times New Roman"/>
+                <w:sz w:val="16"/>
+                <w:szCs w:val="16"/>
+                <w:lang w:val="es-EC" w:eastAsia="es-MX"/>
+              </w:rPr>
+              <w:t>CAT_OCUP</w:t>
+            </w:r>
+          </w:p>
+        </w:tc>
+        <w:tc>
+          <w:tcPr>
+            <w:tcW w:w="1190" w:type="pct"/>
+            <w:tcBorders>
+              <w:top w:val="nil"/>
+              <w:left w:val="nil"/>
+              <w:bottom w:val="nil"/>
+              <w:right w:val="nil"/>
+            </w:tcBorders>
+            <w:hideMark/>
+          </w:tcPr>
+          <w:p>
+            <w:pPr>
+              <w:spacing w:after="0" w:line="240" w:lineRule="auto"/>
+              <w:jc w:val="center"/>
+              <w:rPr>
+                <w:rFonts w:eastAsia="Times New Roman" w:cs="Times New Roman"/>
+                <w:sz w:val="16"/>
+                <w:szCs w:val="16"/>
+                <w:lang w:val="es-EC" w:eastAsia="es-MX"/>
+              </w:rPr>
+            </w:pPr>
+            <w:r>
+              <w:rPr>
+                <w:rFonts w:eastAsia="Times New Roman" w:cs="Times New Roman"/>
+                <w:sz w:val="16"/>
+                <w:szCs w:val="16"/>
+                <w:lang w:val="es-EC" w:eastAsia="es-MX"/>
+              </w:rPr>
+              <w:t>cat_ocup_cat (dummies)</w:t>
+            </w:r>
+          </w:p>
+        </w:tc>
+        <w:tc>
+          <w:tcPr>
+            <w:tcW w:w="907" w:type="pct"/>
+            <w:tcBorders>
+              <w:top w:val="nil"/>
+              <w:left w:val="nil"/>
+              <w:bottom w:val="nil"/>
+              <w:right w:val="nil"/>
+            </w:tcBorders>
+            <w:noWrap/>
+            <w:hideMark/>
+          </w:tcPr>
+          <w:p>
+            <w:pPr>
+              <w:spacing w:after="0" w:line="240" w:lineRule="auto"/>
+              <w:jc w:val="center"/>
+              <w:rPr>
+                <w:rFonts w:eastAsia="Times New Roman" w:cs="Times New Roman"/>
+                <w:sz w:val="16"/>
+                <w:szCs w:val="16"/>
+                <w:lang w:val="es-EC" w:eastAsia="es-MX"/>
+              </w:rPr>
+            </w:pPr>
+            <w:r>
+              <w:rPr>
+                <w:rFonts w:eastAsia="Times New Roman" w:cs="Times New Roman"/>
+                <w:sz w:val="16"/>
+                <w:szCs w:val="16"/>
+                <w:lang w:val="es-EC" w:eastAsia="es-MX"/>
+              </w:rPr>
+              <w:t>Si (Patron)</w:t>
+            </w:r>
+          </w:p>
+        </w:tc>
+        <w:tc>
+          <w:tcPr>
+            <w:tcW w:w="1553" w:type="pct"/>
+            <w:tcBorders>
+              <w:top w:val="nil"/>
+              <w:left w:val="nil"/>
+              <w:bottom w:val="nil"/>
+              <w:right w:val="nil"/>
+            </w:tcBorders>
+            <w:hideMark/>
+          </w:tcPr>
+          <w:p>
+            <w:pPr>
+              <w:spacing w:after="0" w:line="240" w:lineRule="auto"/>
+              <w:jc w:val="center"/>
+              <w:rPr>
+                <w:rFonts w:eastAsia="Times New Roman" w:cs="Times New Roman"/>
+                <w:sz w:val="16"/>
+                <w:szCs w:val="16"/>
+                <w:lang w:val="es-EC" w:eastAsia="es-MX"/>
+              </w:rPr>
+            </w:pPr>
+            <w:r>
+              <w:rPr>
+                <w:rFonts w:eastAsia="Times New Roman" w:cs="Times New Roman"/>
+                <w:sz w:val="16"/>
+                <w:szCs w:val="16"/>
+                <w:lang w:val="es-EC" w:eastAsia="es-MX"/>
+              </w:rPr>
+              <w:t>Solo sobrevive cat_ocup_cat_Patron tras filtro de varianza</w:t>
+            </w:r>
+          </w:p>
+        </w:tc>
+      </w:tr>
+      <w:tr>
+        <w:trPr>
+          <w:trHeight w:val="20"/>
+        </w:trPr>
+        <w:tc>
+          <w:tcPr>
+            <w:tcW w:w="1350" w:type="pct"/>
+            <w:tcBorders>
+              <w:top w:val="nil"/>
+              <w:left w:val="nil"/>
+              <w:bottom w:val="nil"/>
+              <w:right w:val="nil"/>
+            </w:tcBorders>
+            <w:hideMark/>
+          </w:tcPr>
+          <w:p>
+            <w:pPr>
+              <w:spacing w:after="0" w:line="240" w:lineRule="auto"/>
+              <w:jc w:val="center"/>
+              <w:rPr>
+                <w:rFonts w:eastAsia="Times New Roman" w:cs="Times New Roman"/>
+                <w:sz w:val="16"/>
+                <w:szCs w:val="16"/>
+                <w:lang w:val="es-EC" w:eastAsia="es-MX"/>
+              </w:rPr>
+            </w:pPr>
+            <w:r>
+              <w:rPr>
+                <w:rFonts w:eastAsia="Times New Roman" w:cs="Times New Roman"/>
+                <w:sz w:val="16"/>
+                <w:szCs w:val="16"/>
+                <w:lang w:val="es-EC" w:eastAsia="es-MX"/>
+              </w:rPr>
+              <w:t>CAT_OCUP (recodificada)</w:t>
+            </w:r>
+          </w:p>
+        </w:tc>
+        <w:tc>
+          <w:tcPr>
+            <w:tcW w:w="1190" w:type="pct"/>
+            <w:tcBorders>
+              <w:top w:val="nil"/>
+              <w:left w:val="nil"/>
+              <w:bottom w:val="nil"/>
+              <w:right w:val="nil"/>
+            </w:tcBorders>
+            <w:hideMark/>
+          </w:tcPr>
+          <w:p>
+            <w:pPr>
+              <w:spacing w:after="0" w:line="240" w:lineRule="auto"/>
+              <w:jc w:val="center"/>
+              <w:rPr>
+                <w:rFonts w:eastAsia="Times New Roman" w:cs="Times New Roman"/>
+                <w:sz w:val="16"/>
+                <w:szCs w:val="16"/>
+                <w:lang w:val="es-EC" w:eastAsia="es-MX"/>
+              </w:rPr>
+            </w:pPr>
+            <w:r>
+              <w:rPr>
+                <w:rFonts w:eastAsia="Times New Roman" w:cs="Times New Roman"/>
+                <w:sz w:val="16"/>
+                <w:szCs w:val="16"/>
+                <w:lang w:val="es-EC" w:eastAsia="es-MX"/>
+              </w:rPr>
+              <w:t>cat_ocup2 (dummies)</w:t>
+            </w:r>
+          </w:p>
+        </w:tc>
+        <w:tc>
+          <w:tcPr>
+            <w:tcW w:w="907" w:type="pct"/>
+            <w:tcBorders>
+              <w:top w:val="nil"/>
+              <w:left w:val="nil"/>
+              <w:bottom w:val="nil"/>
+              <w:right w:val="nil"/>
+            </w:tcBorders>
+            <w:noWrap/>
+            <w:hideMark/>
+          </w:tcPr>
+          <w:p>
+            <w:pPr>
+              <w:spacing w:after="0" w:line="240" w:lineRule="auto"/>
+              <w:jc w:val="center"/>
+              <w:rPr>
+                <w:rFonts w:eastAsia="Times New Roman" w:cs="Times New Roman"/>
+                <w:sz w:val="16"/>
+                <w:szCs w:val="16"/>
+                <w:lang w:val="es-EC" w:eastAsia="es-MX"/>
+              </w:rPr>
+            </w:pPr>
+            <w:r>
+              <w:rPr>
+                <w:rFonts w:eastAsia="Times New Roman" w:cs="Times New Roman"/>
+                <w:sz w:val="16"/>
+                <w:szCs w:val="16"/>
+                <w:lang w:val="es-EC" w:eastAsia="es-MX"/>
+              </w:rPr>
+              <w:t>No</w:t>
+            </w:r>
+          </w:p>
+        </w:tc>
+        <w:tc>
+          <w:tcPr>
+            <w:tcW w:w="1553" w:type="pct"/>
+            <w:tcBorders>
+              <w:top w:val="nil"/>
+              <w:left w:val="nil"/>
+              <w:bottom w:val="nil"/>
+              <w:right w:val="nil"/>
+            </w:tcBorders>
+            <w:hideMark/>
+          </w:tcPr>
+          <w:p>
+            <w:pPr>
+              <w:spacing w:after="0" w:line="240" w:lineRule="auto"/>
+              <w:jc w:val="center"/>
+              <w:rPr>
+                <w:rFonts w:eastAsia="Times New Roman" w:cs="Times New Roman"/>
+                <w:sz w:val="16"/>
+                <w:szCs w:val="16"/>
+                <w:lang w:val="es-EC" w:eastAsia="es-MX"/>
+              </w:rPr>
+            </w:pPr>
+            <w:r>
+              <w:rPr>
+                <w:rFonts w:eastAsia="Times New Roman" w:cs="Times New Roman"/>
+                <w:sz w:val="16"/>
+                <w:szCs w:val="16"/>
+                <w:lang w:val="es-EC" w:eastAsia="es-MX"/>
+              </w:rPr>
+              <w:t>Definitoria de 'informal'</w:t>
+            </w:r>
+          </w:p>
+        </w:tc>
+      </w:tr>
+      <w:tr>
+        <w:trPr>
+          <w:trHeight w:val="20"/>
+        </w:trPr>
+        <w:tc>
+          <w:tcPr>
+            <w:tcW w:w="1350" w:type="pct"/>
+            <w:tcBorders>
+              <w:top w:val="nil"/>
+              <w:left w:val="nil"/>
+              <w:bottom w:val="nil"/>
+              <w:right w:val="nil"/>
+            </w:tcBorders>
+            <w:hideMark/>
+          </w:tcPr>
+          <w:p>
+            <w:pPr>
+              <w:spacing w:after="0" w:line="240" w:lineRule="auto"/>
+              <w:jc w:val="center"/>
+              <w:rPr>
+                <w:rFonts w:eastAsia="Times New Roman" w:cs="Times New Roman"/>
+                <w:sz w:val="16"/>
+                <w:szCs w:val="16"/>
+                <w:lang w:val="es-EC" w:eastAsia="es-MX"/>
+              </w:rPr>
+            </w:pPr>
+            <w:r>
+              <w:rPr>
+                <w:rFonts w:eastAsia="Times New Roman" w:cs="Times New Roman"/>
+                <w:sz w:val="16"/>
+                <w:szCs w:val="16"/>
+                <w:lang w:val="es-EC" w:eastAsia="es-MX"/>
+              </w:rPr>
+              <w:t>EMPLEO</w:t>
+            </w:r>
+          </w:p>
+        </w:tc>
+        <w:tc>
+          <w:tcPr>
+            <w:tcW w:w="1190" w:type="pct"/>
+            <w:tcBorders>
+              <w:top w:val="nil"/>
+              <w:left w:val="nil"/>
+              <w:bottom w:val="nil"/>
+              <w:right w:val="nil"/>
+            </w:tcBorders>
+            <w:hideMark/>
+          </w:tcPr>
+          <w:p>
+            <w:pPr>
+              <w:spacing w:after="0" w:line="240" w:lineRule="auto"/>
+              <w:jc w:val="center"/>
+              <w:rPr>
+                <w:rFonts w:eastAsia="Times New Roman" w:cs="Times New Roman"/>
+                <w:sz w:val="16"/>
+                <w:szCs w:val="16"/>
+                <w:lang w:val="es-EC" w:eastAsia="es-MX"/>
+              </w:rPr>
+            </w:pPr>
+            <w:r>
+              <w:rPr>
+                <w:rFonts w:eastAsia="Times New Roman" w:cs="Times New Roman"/>
+                <w:sz w:val="16"/>
+                <w:szCs w:val="16"/>
+                <w:lang w:val="es-EC" w:eastAsia="es-MX"/>
+              </w:rPr>
+              <w:t>tipo_empleo_cat (dummies)</w:t>
+            </w:r>
+          </w:p>
+        </w:tc>
+        <w:tc>
+          <w:tcPr>
+            <w:tcW w:w="907" w:type="pct"/>
+            <w:tcBorders>
+              <w:top w:val="nil"/>
+              <w:left w:val="nil"/>
+              <w:bottom w:val="nil"/>
+              <w:right w:val="nil"/>
+            </w:tcBorders>
+            <w:noWrap/>
+            <w:hideMark/>
+          </w:tcPr>
+          <w:p>
+            <w:pPr>
+              <w:spacing w:after="0" w:line="240" w:lineRule="auto"/>
+              <w:jc w:val="center"/>
+              <w:rPr>
+                <w:rFonts w:eastAsia="Times New Roman" w:cs="Times New Roman"/>
+                <w:sz w:val="16"/>
+                <w:szCs w:val="16"/>
+                <w:lang w:val="es-EC" w:eastAsia="es-MX"/>
+              </w:rPr>
+            </w:pPr>
+            <w:r>
+              <w:rPr>
+                <w:rFonts w:eastAsia="Times New Roman" w:cs="Times New Roman"/>
+                <w:sz w:val="16"/>
+                <w:szCs w:val="16"/>
+                <w:lang w:val="es-EC" w:eastAsia="es-MX"/>
+              </w:rPr>
+              <w:t>No</w:t>
+            </w:r>
+          </w:p>
+        </w:tc>
+        <w:tc>
+          <w:tcPr>
+            <w:tcW w:w="1553" w:type="pct"/>
+            <w:tcBorders>
+              <w:top w:val="nil"/>
+              <w:left w:val="nil"/>
+              <w:bottom w:val="nil"/>
+              <w:right w:val="nil"/>
+            </w:tcBorders>
+            <w:hideMark/>
+          </w:tcPr>
+          <w:p>
+            <w:pPr>
+              <w:spacing w:after="0" w:line="240" w:lineRule="auto"/>
+              <w:jc w:val="center"/>
+              <w:rPr>
+                <w:rFonts w:eastAsia="Times New Roman" w:cs="Times New Roman"/>
+                <w:sz w:val="16"/>
+                <w:szCs w:val="16"/>
+                <w:lang w:val="es-EC" w:eastAsia="es-MX"/>
+              </w:rPr>
+            </w:pPr>
+            <w:r>
+              <w:rPr>
+                <w:rFonts w:eastAsia="Times New Roman" w:cs="Times New Roman"/>
+                <w:sz w:val="16"/>
+                <w:szCs w:val="16"/>
+                <w:lang w:val="es-EC" w:eastAsia="es-MX"/>
+              </w:rPr>
+              <w:t>Definitoria de 'informal'</w:t>
+            </w:r>
+          </w:p>
+        </w:tc>
+      </w:tr>
+      <w:tr>
+        <w:trPr>
+          <w:trHeight w:val="20"/>
+        </w:trPr>
+        <w:tc>
+          <w:tcPr>
+            <w:tcW w:w="1350" w:type="pct"/>
+            <w:tcBorders>
+              <w:top w:val="nil"/>
+              <w:left w:val="nil"/>
+              <w:bottom w:val="nil"/>
+              <w:right w:val="nil"/>
+            </w:tcBorders>
+            <w:hideMark/>
+          </w:tcPr>
+          <w:p>
+            <w:pPr>
+              <w:spacing w:after="0" w:line="240" w:lineRule="auto"/>
+              <w:jc w:val="center"/>
+              <w:rPr>
+                <w:rFonts w:eastAsia="Times New Roman" w:cs="Times New Roman"/>
+                <w:sz w:val="16"/>
+                <w:szCs w:val="16"/>
+                <w:lang w:val="es-EC" w:eastAsia="es-MX"/>
+              </w:rPr>
+            </w:pPr>
+            <w:r>
+              <w:rPr>
+                <w:rFonts w:eastAsia="Times New Roman" w:cs="Times New Roman"/>
+                <w:sz w:val="16"/>
+                <w:szCs w:val="16"/>
+                <w:lang w:val="es-EC" w:eastAsia="es-MX"/>
+              </w:rPr>
+              <w:t>SECTOR</w:t>
+            </w:r>
+          </w:p>
+        </w:tc>
+        <w:tc>
+          <w:tcPr>
+            <w:tcW w:w="1190" w:type="pct"/>
+            <w:tcBorders>
+              <w:top w:val="nil"/>
+              <w:left w:val="nil"/>
+              <w:bottom w:val="nil"/>
+              <w:right w:val="nil"/>
+            </w:tcBorders>
+            <w:hideMark/>
+          </w:tcPr>
+          <w:p>
+            <w:pPr>
+              <w:spacing w:after="0" w:line="240" w:lineRule="auto"/>
+              <w:jc w:val="center"/>
+              <w:rPr>
+                <w:rFonts w:eastAsia="Times New Roman" w:cs="Times New Roman"/>
+                <w:sz w:val="16"/>
+                <w:szCs w:val="16"/>
+                <w:lang w:val="es-EC" w:eastAsia="es-MX"/>
+              </w:rPr>
+            </w:pPr>
+            <w:r>
+              <w:rPr>
+                <w:rFonts w:eastAsia="Times New Roman" w:cs="Times New Roman"/>
+                <w:sz w:val="16"/>
+                <w:szCs w:val="16"/>
+                <w:lang w:val="es-EC" w:eastAsia="es-MX"/>
+              </w:rPr>
+              <w:t>tipo_sector_cat (dummies)</w:t>
+            </w:r>
+          </w:p>
+        </w:tc>
+        <w:tc>
+          <w:tcPr>
+            <w:tcW w:w="907" w:type="pct"/>
+            <w:tcBorders>
+              <w:top w:val="nil"/>
+              <w:left w:val="nil"/>
+              <w:bottom w:val="nil"/>
+              <w:right w:val="nil"/>
+            </w:tcBorders>
+            <w:noWrap/>
+            <w:hideMark/>
+          </w:tcPr>
+          <w:p>
+            <w:pPr>
+              <w:spacing w:after="0" w:line="240" w:lineRule="auto"/>
+              <w:jc w:val="center"/>
+              <w:rPr>
+                <w:rFonts w:eastAsia="Times New Roman" w:cs="Times New Roman"/>
+                <w:sz w:val="16"/>
+                <w:szCs w:val="16"/>
+                <w:lang w:val="es-EC" w:eastAsia="es-MX"/>
+              </w:rPr>
+            </w:pPr>
+            <w:r>
+              <w:rPr>
+                <w:rFonts w:eastAsia="Times New Roman" w:cs="Times New Roman"/>
+                <w:sz w:val="16"/>
+                <w:szCs w:val="16"/>
+                <w:lang w:val="es-EC" w:eastAsia="es-MX"/>
+              </w:rPr>
+              <w:t>No</w:t>
+            </w:r>
+          </w:p>
+        </w:tc>
+        <w:tc>
+          <w:tcPr>
+            <w:tcW w:w="1553" w:type="pct"/>
+            <w:tcBorders>
+              <w:top w:val="nil"/>
+              <w:left w:val="nil"/>
+              <w:bottom w:val="nil"/>
+              <w:right w:val="nil"/>
+            </w:tcBorders>
+            <w:hideMark/>
+          </w:tcPr>
+          <w:p>
+            <w:pPr>
+              <w:spacing w:after="0" w:line="240" w:lineRule="auto"/>
+              <w:jc w:val="center"/>
+              <w:rPr>
+                <w:rFonts w:eastAsia="Times New Roman" w:cs="Times New Roman"/>
+                <w:sz w:val="16"/>
+                <w:szCs w:val="16"/>
+                <w:lang w:val="es-EC" w:eastAsia="es-MX"/>
+              </w:rPr>
+            </w:pPr>
+            <w:r>
+              <w:rPr>
+                <w:rFonts w:eastAsia="Times New Roman" w:cs="Times New Roman"/>
+                <w:sz w:val="16"/>
+                <w:szCs w:val="16"/>
+                <w:lang w:val="es-EC" w:eastAsia="es-MX"/>
+              </w:rPr>
+              <w:t>Definitoria de 'informal'</w:t>
+            </w:r>
+          </w:p>
+        </w:tc>
+      </w:tr>
+      <w:tr>
+        <w:trPr>
+          <w:trHeight w:val="20"/>
+        </w:trPr>
+        <w:tc>
+          <w:tcPr>
+            <w:tcW w:w="1350" w:type="pct"/>
+            <w:tcBorders>
+              <w:top w:val="nil"/>
+              <w:left w:val="nil"/>
+              <w:bottom w:val="nil"/>
+              <w:right w:val="nil"/>
+            </w:tcBorders>
+            <w:hideMark/>
+          </w:tcPr>
+          <w:p>
+            <w:pPr>
+              <w:spacing w:after="0" w:line="240" w:lineRule="auto"/>
+              <w:jc w:val="center"/>
+              <w:rPr>
+                <w:rFonts w:eastAsia="Times New Roman" w:cs="Times New Roman"/>
+                <w:sz w:val="16"/>
+                <w:szCs w:val="16"/>
+                <w:lang w:val="es-EC" w:eastAsia="es-MX"/>
+              </w:rPr>
+            </w:pPr>
+            <w:r>
+              <w:rPr>
+                <w:rFonts w:eastAsia="Times New Roman" w:cs="Times New Roman"/>
+                <w:sz w:val="16"/>
+                <w:szCs w:val="16"/>
+                <w:lang w:val="es-EC" w:eastAsia="es-MX"/>
+              </w:rPr>
+              <w:t>SECTOR (recodificada)</w:t>
+            </w:r>
+          </w:p>
+        </w:tc>
+        <w:tc>
+          <w:tcPr>
+            <w:tcW w:w="1190" w:type="pct"/>
+            <w:tcBorders>
+              <w:top w:val="nil"/>
+              <w:left w:val="nil"/>
+              <w:bottom w:val="nil"/>
+              <w:right w:val="nil"/>
+            </w:tcBorders>
+            <w:hideMark/>
+          </w:tcPr>
+          <w:p>
+            <w:pPr>
+              <w:spacing w:after="0" w:line="240" w:lineRule="auto"/>
+              <w:jc w:val="center"/>
+              <w:rPr>
+                <w:rFonts w:eastAsia="Times New Roman" w:cs="Times New Roman"/>
+                <w:sz w:val="16"/>
+                <w:szCs w:val="16"/>
+                <w:lang w:val="es-EC" w:eastAsia="es-MX"/>
+              </w:rPr>
+            </w:pPr>
+            <w:r>
+              <w:rPr>
+                <w:rFonts w:eastAsia="Times New Roman" w:cs="Times New Roman"/>
+                <w:sz w:val="16"/>
+                <w:szCs w:val="16"/>
+                <w:lang w:val="es-EC" w:eastAsia="es-MX"/>
+              </w:rPr>
+              <w:t>sector_2 (dummies)</w:t>
+            </w:r>
+          </w:p>
+        </w:tc>
+        <w:tc>
+          <w:tcPr>
+            <w:tcW w:w="907" w:type="pct"/>
+            <w:tcBorders>
+              <w:top w:val="nil"/>
+              <w:left w:val="nil"/>
+              <w:bottom w:val="nil"/>
+              <w:right w:val="nil"/>
+            </w:tcBorders>
+            <w:noWrap/>
+            <w:hideMark/>
+          </w:tcPr>
+          <w:p>
+            <w:pPr>
+              <w:spacing w:after="0" w:line="240" w:lineRule="auto"/>
+              <w:jc w:val="center"/>
+              <w:rPr>
+                <w:rFonts w:eastAsia="Times New Roman" w:cs="Times New Roman"/>
+                <w:sz w:val="16"/>
+                <w:szCs w:val="16"/>
+                <w:lang w:val="es-EC" w:eastAsia="es-MX"/>
+              </w:rPr>
+            </w:pPr>
+            <w:r>
+              <w:rPr>
+                <w:rFonts w:eastAsia="Times New Roman" w:cs="Times New Roman"/>
+                <w:sz w:val="16"/>
+                <w:szCs w:val="16"/>
+                <w:lang w:val="es-EC" w:eastAsia="es-MX"/>
+              </w:rPr>
+              <w:t>No</w:t>
+            </w:r>
+          </w:p>
+        </w:tc>
+        <w:tc>
+          <w:tcPr>
+            <w:tcW w:w="1553" w:type="pct"/>
+            <w:tcBorders>
+              <w:top w:val="nil"/>
+              <w:left w:val="nil"/>
+              <w:bottom w:val="nil"/>
+              <w:right w:val="nil"/>
+            </w:tcBorders>
+            <w:hideMark/>
+          </w:tcPr>
+          <w:p>
+            <w:pPr>
+              <w:spacing w:after="0" w:line="240" w:lineRule="auto"/>
+              <w:jc w:val="center"/>
+              <w:rPr>
+                <w:rFonts w:eastAsia="Times New Roman" w:cs="Times New Roman"/>
+                <w:sz w:val="16"/>
+                <w:szCs w:val="16"/>
+                <w:lang w:val="es-EC" w:eastAsia="es-MX"/>
+              </w:rPr>
+            </w:pPr>
+            <w:r>
+              <w:rPr>
+                <w:rFonts w:eastAsia="Times New Roman" w:cs="Times New Roman"/>
+                <w:sz w:val="16"/>
+                <w:szCs w:val="16"/>
+                <w:lang w:val="es-EC" w:eastAsia="es-MX"/>
+              </w:rPr>
+              <w:t>Definitoria de 'informal'</w:t>
+            </w:r>
+          </w:p>
+        </w:tc>
+      </w:tr>
+      <w:tr>
+        <w:trPr>
+          <w:trHeight w:val="20"/>
+        </w:trPr>
+        <w:tc>
+          <w:tcPr>
+            <w:tcW w:w="1350" w:type="pct"/>
+            <w:tcBorders>
+              <w:top w:val="nil"/>
+              <w:left w:val="nil"/>
+              <w:bottom w:val="nil"/>
+              <w:right w:val="nil"/>
+            </w:tcBorders>
+            <w:hideMark/>
+          </w:tcPr>
+          <w:p>
+            <w:pPr>
+              <w:spacing w:after="0" w:line="240" w:lineRule="auto"/>
+              <w:jc w:val="center"/>
+              <w:rPr>
+                <w:rFonts w:eastAsia="Times New Roman" w:cs="Times New Roman"/>
+                <w:sz w:val="16"/>
+                <w:szCs w:val="16"/>
+                <w:lang w:val="es-EC" w:eastAsia="es-MX"/>
+              </w:rPr>
+            </w:pPr>
+            <w:r>
+              <w:rPr>
+                <w:rFonts w:eastAsia="Times New Roman" w:cs="Times New Roman"/>
+                <w:sz w:val="16"/>
+                <w:szCs w:val="16"/>
+                <w:lang w:val="es-EC" w:eastAsia="es-MX"/>
+              </w:rPr>
+              <w:t>PP04C</w:t>
+            </w:r>
+          </w:p>
+        </w:tc>
+        <w:tc>
+          <w:tcPr>
+            <w:tcW w:w="1190" w:type="pct"/>
+            <w:tcBorders>
+              <w:top w:val="nil"/>
+              <w:left w:val="nil"/>
+              <w:bottom w:val="nil"/>
+              <w:right w:val="nil"/>
+            </w:tcBorders>
+            <w:hideMark/>
+          </w:tcPr>
+          <w:p>
+            <w:pPr>
+              <w:spacing w:after="0" w:line="240" w:lineRule="auto"/>
+              <w:jc w:val="center"/>
+              <w:rPr>
+                <w:rFonts w:eastAsia="Times New Roman" w:cs="Times New Roman"/>
+                <w:sz w:val="16"/>
+                <w:szCs w:val="16"/>
+                <w:lang w:val="es-EC" w:eastAsia="es-MX"/>
+              </w:rPr>
+            </w:pPr>
+            <w:r>
+              <w:rPr>
+                <w:rFonts w:eastAsia="Times New Roman" w:cs="Times New Roman"/>
+                <w:sz w:val="16"/>
+                <w:szCs w:val="16"/>
+                <w:lang w:val="es-EC" w:eastAsia="es-MX"/>
+              </w:rPr>
+              <w:t>tam_estab</w:t>
+            </w:r>
+          </w:p>
+        </w:tc>
+        <w:tc>
+          <w:tcPr>
+            <w:tcW w:w="907" w:type="pct"/>
+            <w:tcBorders>
+              <w:top w:val="nil"/>
+              <w:left w:val="nil"/>
+              <w:bottom w:val="nil"/>
+              <w:right w:val="nil"/>
+            </w:tcBorders>
+            <w:noWrap/>
+            <w:hideMark/>
+          </w:tcPr>
+          <w:p>
+            <w:pPr>
+              <w:spacing w:after="0" w:line="240" w:lineRule="auto"/>
+              <w:jc w:val="center"/>
+              <w:rPr>
+                <w:rFonts w:eastAsia="Times New Roman" w:cs="Times New Roman"/>
+                <w:sz w:val="16"/>
+                <w:szCs w:val="16"/>
+                <w:lang w:val="es-EC" w:eastAsia="es-MX"/>
+              </w:rPr>
+            </w:pPr>
+            <w:r>
+              <w:rPr>
+                <w:rFonts w:eastAsia="Times New Roman" w:cs="Times New Roman"/>
+                <w:sz w:val="16"/>
+                <w:szCs w:val="16"/>
+                <w:lang w:val="es-EC" w:eastAsia="es-MX"/>
+              </w:rPr>
+              <w:t>No</w:t>
+            </w:r>
+          </w:p>
+        </w:tc>
+        <w:tc>
+          <w:tcPr>
+            <w:tcW w:w="1553" w:type="pct"/>
+            <w:tcBorders>
+              <w:top w:val="nil"/>
+              <w:left w:val="nil"/>
+              <w:bottom w:val="nil"/>
+              <w:right w:val="nil"/>
+            </w:tcBorders>
+            <w:hideMark/>
+          </w:tcPr>
+          <w:p>
+            <w:pPr>
+              <w:spacing w:after="0" w:line="240" w:lineRule="auto"/>
+              <w:jc w:val="center"/>
+              <w:rPr>
+                <w:rFonts w:eastAsia="Times New Roman" w:cs="Times New Roman"/>
+                <w:sz w:val="16"/>
+                <w:szCs w:val="16"/>
+                <w:lang w:val="es-EC" w:eastAsia="es-MX"/>
+              </w:rPr>
+            </w:pPr>
+            <w:r>
+              <w:rPr>
+                <w:rFonts w:eastAsia="Times New Roman" w:cs="Times New Roman"/>
+                <w:sz w:val="16"/>
+                <w:szCs w:val="16"/>
+                <w:lang w:val="es-EC" w:eastAsia="es-MX"/>
+              </w:rPr>
+              <w:t>Definitoria de 'informal'</w:t>
+            </w:r>
+          </w:p>
+        </w:tc>
+      </w:tr>
+      <w:tr>
+        <w:trPr>
+          <w:trHeight w:val="20"/>
+        </w:trPr>
+        <w:tc>
+          <w:tcPr>
+            <w:tcW w:w="1350" w:type="pct"/>
+            <w:tcBorders>
+              <w:top w:val="nil"/>
+              <w:left w:val="nil"/>
+              <w:bottom w:val="nil"/>
+              <w:right w:val="nil"/>
+            </w:tcBorders>
+            <w:hideMark/>
+          </w:tcPr>
+          <w:p>
+            <w:pPr>
+              <w:spacing w:after="0" w:line="240" w:lineRule="auto"/>
+              <w:jc w:val="center"/>
+              <w:rPr>
+                <w:rFonts w:eastAsia="Times New Roman" w:cs="Times New Roman"/>
+                <w:sz w:val="16"/>
+                <w:szCs w:val="16"/>
+                <w:lang w:val="es-EC" w:eastAsia="es-MX"/>
+              </w:rPr>
+            </w:pPr>
+            <w:r>
+              <w:rPr>
+                <w:rFonts w:eastAsia="Times New Roman" w:cs="Times New Roman"/>
+                <w:sz w:val="16"/>
+                <w:szCs w:val="16"/>
+                <w:lang w:val="es-EC" w:eastAsia="es-MX"/>
+              </w:rPr>
+              <w:t>PP04C99</w:t>
+            </w:r>
+          </w:p>
+        </w:tc>
+        <w:tc>
+          <w:tcPr>
+            <w:tcW w:w="1190" w:type="pct"/>
+            <w:tcBorders>
+              <w:top w:val="nil"/>
+              <w:left w:val="nil"/>
+              <w:bottom w:val="nil"/>
+              <w:right w:val="nil"/>
+            </w:tcBorders>
+            <w:hideMark/>
+          </w:tcPr>
+          <w:p>
+            <w:pPr>
+              <w:spacing w:after="0" w:line="240" w:lineRule="auto"/>
+              <w:jc w:val="center"/>
+              <w:rPr>
+                <w:rFonts w:eastAsia="Times New Roman" w:cs="Times New Roman"/>
+                <w:sz w:val="16"/>
+                <w:szCs w:val="16"/>
+                <w:lang w:val="es-EC" w:eastAsia="es-MX"/>
+              </w:rPr>
+            </w:pPr>
+            <w:r>
+              <w:rPr>
+                <w:rFonts w:eastAsia="Times New Roman" w:cs="Times New Roman"/>
+                <w:sz w:val="16"/>
+                <w:szCs w:val="16"/>
+                <w:lang w:val="es-EC" w:eastAsia="es-MX"/>
+              </w:rPr>
+              <w:t>tam_estab_agrup (dummies)</w:t>
+            </w:r>
+          </w:p>
+        </w:tc>
+        <w:tc>
+          <w:tcPr>
+            <w:tcW w:w="907" w:type="pct"/>
+            <w:tcBorders>
+              <w:top w:val="nil"/>
+              <w:left w:val="nil"/>
+              <w:bottom w:val="nil"/>
+              <w:right w:val="nil"/>
+            </w:tcBorders>
+            <w:noWrap/>
+            <w:hideMark/>
+          </w:tcPr>
+          <w:p>
+            <w:pPr>
+              <w:spacing w:after="0" w:line="240" w:lineRule="auto"/>
+              <w:jc w:val="center"/>
+              <w:rPr>
+                <w:rFonts w:eastAsia="Times New Roman" w:cs="Times New Roman"/>
+                <w:sz w:val="16"/>
+                <w:szCs w:val="16"/>
+                <w:lang w:val="es-EC" w:eastAsia="es-MX"/>
+              </w:rPr>
+            </w:pPr>
+            <w:r>
+              <w:rPr>
+                <w:rFonts w:eastAsia="Times New Roman" w:cs="Times New Roman"/>
+                <w:sz w:val="16"/>
+                <w:szCs w:val="16"/>
+                <w:lang w:val="es-EC" w:eastAsia="es-MX"/>
+              </w:rPr>
+              <w:t>No</w:t>
+            </w:r>
+          </w:p>
+        </w:tc>
+        <w:tc>
+          <w:tcPr>
+            <w:tcW w:w="1553" w:type="pct"/>
+            <w:tcBorders>
+              <w:top w:val="nil"/>
+              <w:left w:val="nil"/>
+              <w:bottom w:val="nil"/>
+              <w:right w:val="nil"/>
+            </w:tcBorders>
+            <w:hideMark/>
+          </w:tcPr>
+          <w:p>
+            <w:pPr>
+              <w:spacing w:after="0" w:line="240" w:lineRule="auto"/>
+              <w:jc w:val="center"/>
+              <w:rPr>
+                <w:rFonts w:eastAsia="Times New Roman" w:cs="Times New Roman"/>
+                <w:sz w:val="16"/>
+                <w:szCs w:val="16"/>
+                <w:lang w:val="es-EC" w:eastAsia="es-MX"/>
+              </w:rPr>
+            </w:pPr>
+            <w:r>
+              <w:rPr>
+                <w:rFonts w:eastAsia="Times New Roman" w:cs="Times New Roman"/>
+                <w:sz w:val="16"/>
+                <w:szCs w:val="16"/>
+                <w:lang w:val="es-EC" w:eastAsia="es-MX"/>
+              </w:rPr>
+              <w:t>Definitoria de 'informal'</w:t>
+            </w:r>
+          </w:p>
+        </w:tc>
+      </w:tr>
+      <w:tr>
+        <w:trPr>
+          <w:trHeight w:val="20"/>
+        </w:trPr>
+        <w:tc>
+          <w:tcPr>
+            <w:tcW w:w="1350" w:type="pct"/>
+            <w:tcBorders>
+              <w:top w:val="nil"/>
+              <w:left w:val="nil"/>
+              <w:bottom w:val="nil"/>
+              <w:right w:val="nil"/>
+            </w:tcBorders>
+            <w:hideMark/>
+          </w:tcPr>
+          <w:p>
+            <w:pPr>
+              <w:spacing w:after="0" w:line="240" w:lineRule="auto"/>
+              <w:jc w:val="center"/>
+              <w:rPr>
+                <w:rFonts w:eastAsia="Times New Roman" w:cs="Times New Roman"/>
+                <w:sz w:val="16"/>
+                <w:szCs w:val="16"/>
+                <w:lang w:val="es-EC" w:eastAsia="es-MX"/>
+              </w:rPr>
+            </w:pPr>
+            <w:r>
+              <w:rPr>
+                <w:rFonts w:eastAsia="Times New Roman" w:cs="Times New Roman"/>
+                <w:sz w:val="16"/>
+                <w:szCs w:val="16"/>
+                <w:lang w:val="es-EC" w:eastAsia="es-MX"/>
+              </w:rPr>
+              <w:t>PP04D_COD</w:t>
+            </w:r>
+          </w:p>
+        </w:tc>
+        <w:tc>
+          <w:tcPr>
+            <w:tcW w:w="1190" w:type="pct"/>
+            <w:tcBorders>
+              <w:top w:val="nil"/>
+              <w:left w:val="nil"/>
+              <w:bottom w:val="nil"/>
+              <w:right w:val="nil"/>
+            </w:tcBorders>
+            <w:hideMark/>
+          </w:tcPr>
+          <w:p>
+            <w:pPr>
+              <w:spacing w:after="0" w:line="240" w:lineRule="auto"/>
+              <w:jc w:val="center"/>
+              <w:rPr>
+                <w:rFonts w:eastAsia="Times New Roman" w:cs="Times New Roman"/>
+                <w:sz w:val="16"/>
+                <w:szCs w:val="16"/>
+                <w:lang w:val="es-EC" w:eastAsia="es-MX"/>
+              </w:rPr>
+            </w:pPr>
+            <w:r>
+              <w:rPr>
+                <w:rFonts w:eastAsia="Times New Roman" w:cs="Times New Roman"/>
+                <w:sz w:val="16"/>
+                <w:szCs w:val="16"/>
+                <w:lang w:val="es-EC" w:eastAsia="es-MX"/>
+              </w:rPr>
+              <w:t>cod_ocupacion</w:t>
+            </w:r>
+          </w:p>
+        </w:tc>
+        <w:tc>
+          <w:tcPr>
+            <w:tcW w:w="907" w:type="pct"/>
+            <w:tcBorders>
+              <w:top w:val="nil"/>
+              <w:left w:val="nil"/>
+              <w:bottom w:val="nil"/>
+              <w:right w:val="nil"/>
+            </w:tcBorders>
+            <w:noWrap/>
+            <w:hideMark/>
+          </w:tcPr>
+          <w:p>
+            <w:pPr>
+              <w:spacing w:after="0" w:line="240" w:lineRule="auto"/>
+              <w:jc w:val="center"/>
+              <w:rPr>
+                <w:rFonts w:eastAsia="Times New Roman" w:cs="Times New Roman"/>
+                <w:sz w:val="16"/>
+                <w:szCs w:val="16"/>
+                <w:lang w:val="es-EC" w:eastAsia="es-MX"/>
+              </w:rPr>
+            </w:pPr>
+            <w:r>
+              <w:rPr>
+                <w:rFonts w:eastAsia="Times New Roman" w:cs="Times New Roman"/>
+                <w:sz w:val="16"/>
+                <w:szCs w:val="16"/>
+                <w:lang w:val="es-EC" w:eastAsia="es-MX"/>
+              </w:rPr>
+              <w:t>No</w:t>
+            </w:r>
+          </w:p>
+        </w:tc>
+        <w:tc>
+          <w:tcPr>
+            <w:tcW w:w="1553" w:type="pct"/>
+            <w:tcBorders>
+              <w:top w:val="nil"/>
+              <w:left w:val="nil"/>
+              <w:bottom w:val="nil"/>
+              <w:right w:val="nil"/>
+            </w:tcBorders>
+            <w:hideMark/>
+          </w:tcPr>
+          <w:p>
+            <w:pPr>
+              <w:spacing w:after="0" w:line="240" w:lineRule="auto"/>
+              <w:jc w:val="center"/>
+              <w:rPr>
+                <w:rFonts w:eastAsia="Times New Roman" w:cs="Times New Roman"/>
+                <w:sz w:val="16"/>
+                <w:szCs w:val="16"/>
+                <w:lang w:val="es-EC" w:eastAsia="es-MX"/>
+              </w:rPr>
+            </w:pPr>
+            <w:r>
+              <w:rPr>
+                <w:rFonts w:eastAsia="Times New Roman" w:cs="Times New Roman"/>
+                <w:sz w:val="16"/>
+                <w:szCs w:val="16"/>
+                <w:lang w:val="es-EC" w:eastAsia="es-MX"/>
+              </w:rPr>
+              <w:t>Alta cardinalidad</w:t>
+            </w:r>
+          </w:p>
+        </w:tc>
+      </w:tr>
+      <w:tr>
+        <w:trPr>
+          <w:trHeight w:val="20"/>
+        </w:trPr>
+        <w:tc>
+          <w:tcPr>
+            <w:tcW w:w="1350" w:type="pct"/>
+            <w:tcBorders>
+              <w:top w:val="nil"/>
+              <w:left w:val="nil"/>
+              <w:bottom w:val="nil"/>
+              <w:right w:val="nil"/>
+            </w:tcBorders>
+            <w:hideMark/>
+          </w:tcPr>
+          <w:p>
+            <w:pPr>
+              <w:spacing w:after="0" w:line="240" w:lineRule="auto"/>
+              <w:jc w:val="center"/>
+              <w:rPr>
+                <w:rFonts w:eastAsia="Times New Roman" w:cs="Times New Roman"/>
+                <w:sz w:val="16"/>
+                <w:szCs w:val="16"/>
+                <w:lang w:val="es-EC" w:eastAsia="es-MX"/>
+              </w:rPr>
+            </w:pPr>
+            <w:r>
+              <w:rPr>
+                <w:rFonts w:eastAsia="Times New Roman" w:cs="Times New Roman"/>
+                <w:sz w:val="16"/>
+                <w:szCs w:val="16"/>
+                <w:lang w:val="es-EC" w:eastAsia="es-MX"/>
+              </w:rPr>
+              <w:t>PP07H</w:t>
+            </w:r>
+          </w:p>
+        </w:tc>
+        <w:tc>
+          <w:tcPr>
+            <w:tcW w:w="1190" w:type="pct"/>
+            <w:tcBorders>
+              <w:top w:val="nil"/>
+              <w:left w:val="nil"/>
+              <w:bottom w:val="nil"/>
+              <w:right w:val="nil"/>
+            </w:tcBorders>
+            <w:hideMark/>
+          </w:tcPr>
+          <w:p>
+            <w:pPr>
+              <w:spacing w:after="0" w:line="240" w:lineRule="auto"/>
+              <w:jc w:val="center"/>
+              <w:rPr>
+                <w:rFonts w:eastAsia="Times New Roman" w:cs="Times New Roman"/>
+                <w:sz w:val="16"/>
+                <w:szCs w:val="16"/>
+                <w:lang w:val="es-EC" w:eastAsia="es-MX"/>
+              </w:rPr>
+            </w:pPr>
+            <w:r>
+              <w:rPr>
+                <w:rFonts w:eastAsia="Times New Roman" w:cs="Times New Roman"/>
+                <w:sz w:val="16"/>
+                <w:szCs w:val="16"/>
+                <w:lang w:val="es-EC" w:eastAsia="es-MX"/>
+              </w:rPr>
+              <w:t>desc_jubilatorio (dummies)</w:t>
+            </w:r>
+          </w:p>
+        </w:tc>
+        <w:tc>
+          <w:tcPr>
+            <w:tcW w:w="907" w:type="pct"/>
+            <w:tcBorders>
+              <w:top w:val="nil"/>
+              <w:left w:val="nil"/>
+              <w:bottom w:val="nil"/>
+              <w:right w:val="nil"/>
+            </w:tcBorders>
+            <w:noWrap/>
+            <w:hideMark/>
+          </w:tcPr>
+          <w:p>
+            <w:pPr>
+              <w:spacing w:after="0" w:line="240" w:lineRule="auto"/>
+              <w:jc w:val="center"/>
+              <w:rPr>
+                <w:rFonts w:eastAsia="Times New Roman" w:cs="Times New Roman"/>
+                <w:sz w:val="16"/>
+                <w:szCs w:val="16"/>
+                <w:lang w:val="es-EC" w:eastAsia="es-MX"/>
+              </w:rPr>
+            </w:pPr>
+            <w:r>
+              <w:rPr>
+                <w:rFonts w:eastAsia="Times New Roman" w:cs="Times New Roman"/>
+                <w:sz w:val="16"/>
+                <w:szCs w:val="16"/>
+                <w:lang w:val="es-EC" w:eastAsia="es-MX"/>
+              </w:rPr>
+              <w:t>No</w:t>
+            </w:r>
+          </w:p>
+        </w:tc>
+        <w:tc>
+          <w:tcPr>
+            <w:tcW w:w="1553" w:type="pct"/>
+            <w:tcBorders>
+              <w:top w:val="nil"/>
+              <w:left w:val="nil"/>
+              <w:bottom w:val="nil"/>
+              <w:right w:val="nil"/>
+            </w:tcBorders>
+            <w:hideMark/>
+          </w:tcPr>
+          <w:p>
+            <w:pPr>
+              <w:spacing w:after="0" w:line="240" w:lineRule="auto"/>
+              <w:jc w:val="center"/>
+              <w:rPr>
+                <w:rFonts w:eastAsia="Times New Roman" w:cs="Times New Roman"/>
+                <w:sz w:val="16"/>
+                <w:szCs w:val="16"/>
+                <w:lang w:val="es-EC" w:eastAsia="es-MX"/>
+              </w:rPr>
+            </w:pPr>
+            <w:r>
+              <w:rPr>
+                <w:rFonts w:eastAsia="Times New Roman" w:cs="Times New Roman"/>
+                <w:sz w:val="16"/>
+                <w:szCs w:val="16"/>
+                <w:lang w:val="es-EC" w:eastAsia="es-MX"/>
+              </w:rPr>
+              <w:t>Definitoria de 'informal'</w:t>
+            </w:r>
+          </w:p>
+        </w:tc>
+      </w:tr>
+      <w:tr>
+        <w:trPr>
+          <w:trHeight w:val="20"/>
+        </w:trPr>
+        <w:tc>
+          <w:tcPr>
+            <w:tcW w:w="1350" w:type="pct"/>
+            <w:tcBorders>
+              <w:top w:val="nil"/>
+              <w:left w:val="nil"/>
+              <w:bottom w:val="nil"/>
+              <w:right w:val="nil"/>
+            </w:tcBorders>
+            <w:hideMark/>
+          </w:tcPr>
+          <w:p>
+            <w:pPr>
+              <w:spacing w:after="0" w:line="240" w:lineRule="auto"/>
+              <w:jc w:val="center"/>
+              <w:rPr>
+                <w:rFonts w:eastAsia="Times New Roman" w:cs="Times New Roman"/>
+                <w:sz w:val="16"/>
+                <w:szCs w:val="16"/>
+                <w:lang w:val="es-EC" w:eastAsia="es-MX"/>
+              </w:rPr>
+            </w:pPr>
+            <w:r>
+              <w:rPr>
+                <w:rFonts w:eastAsia="Times New Roman" w:cs="Times New Roman"/>
+                <w:sz w:val="16"/>
+                <w:szCs w:val="16"/>
+                <w:lang w:val="es-EC" w:eastAsia="es-MX"/>
+              </w:rPr>
+              <w:t>PP07K</w:t>
+            </w:r>
+          </w:p>
+        </w:tc>
+        <w:tc>
+          <w:tcPr>
+            <w:tcW w:w="1190" w:type="pct"/>
+            <w:tcBorders>
+              <w:top w:val="nil"/>
+              <w:left w:val="nil"/>
+              <w:bottom w:val="nil"/>
+              <w:right w:val="nil"/>
+            </w:tcBorders>
+            <w:hideMark/>
+          </w:tcPr>
+          <w:p>
+            <w:pPr>
+              <w:spacing w:after="0" w:line="240" w:lineRule="auto"/>
+              <w:jc w:val="center"/>
+              <w:rPr>
+                <w:rFonts w:eastAsia="Times New Roman" w:cs="Times New Roman"/>
+                <w:sz w:val="16"/>
+                <w:szCs w:val="16"/>
+                <w:lang w:val="es-EC" w:eastAsia="es-MX"/>
+              </w:rPr>
+            </w:pPr>
+            <w:r>
+              <w:rPr>
+                <w:rFonts w:eastAsia="Times New Roman" w:cs="Times New Roman"/>
+                <w:sz w:val="16"/>
+                <w:szCs w:val="16"/>
+                <w:lang w:val="es-EC" w:eastAsia="es-MX"/>
+              </w:rPr>
+              <w:t>comprobante_sal_cat (dummies)</w:t>
+            </w:r>
+          </w:p>
+        </w:tc>
+        <w:tc>
+          <w:tcPr>
+            <w:tcW w:w="907" w:type="pct"/>
+            <w:tcBorders>
+              <w:top w:val="nil"/>
+              <w:left w:val="nil"/>
+              <w:bottom w:val="nil"/>
+              <w:right w:val="nil"/>
+            </w:tcBorders>
+            <w:noWrap/>
+            <w:hideMark/>
+          </w:tcPr>
+          <w:p>
+            <w:pPr>
+              <w:spacing w:after="0" w:line="240" w:lineRule="auto"/>
+              <w:jc w:val="center"/>
+              <w:rPr>
+                <w:rFonts w:eastAsia="Times New Roman" w:cs="Times New Roman"/>
+                <w:sz w:val="16"/>
+                <w:szCs w:val="16"/>
+                <w:lang w:val="es-EC" w:eastAsia="es-MX"/>
+              </w:rPr>
+            </w:pPr>
+            <w:r>
+              <w:rPr>
+                <w:rFonts w:eastAsia="Times New Roman" w:cs="Times New Roman"/>
+                <w:sz w:val="16"/>
+                <w:szCs w:val="16"/>
+                <w:lang w:val="es-EC" w:eastAsia="es-MX"/>
+              </w:rPr>
+              <w:t>Si</w:t>
+            </w:r>
+          </w:p>
+        </w:tc>
+        <w:tc>
+          <w:tcPr>
+            <w:tcW w:w="1553" w:type="pct"/>
+            <w:tcBorders>
+              <w:top w:val="nil"/>
+              <w:left w:val="nil"/>
+              <w:bottom w:val="nil"/>
+              <w:right w:val="nil"/>
+            </w:tcBorders>
+            <w:hideMark/>
+          </w:tcPr>
+          <w:p>
+            <w:pPr>
+              <w:spacing w:after="0" w:line="240" w:lineRule="auto"/>
+              <w:jc w:val="center"/>
+              <w:rPr>
+                <w:rFonts w:eastAsia="Times New Roman" w:cs="Times New Roman"/>
+                <w:sz w:val="16"/>
+                <w:szCs w:val="16"/>
+                <w:lang w:val="es-EC" w:eastAsia="es-MX"/>
+              </w:rPr>
+            </w:pPr>
+            <w:r>
+              <w:rPr>
+                <w:rFonts w:eastAsia="Times New Roman" w:cs="Times New Roman"/>
+                <w:sz w:val="16"/>
+                <w:szCs w:val="16"/>
+                <w:lang w:val="es-EC" w:eastAsia="es-MX"/>
+              </w:rPr>
+              <w:t>-</w:t>
+            </w:r>
+          </w:p>
+        </w:tc>
+      </w:tr>
+      <w:tr>
+        <w:trPr>
+          <w:trHeight w:val="20"/>
+        </w:trPr>
+        <w:tc>
+          <w:tcPr>
+            <w:tcW w:w="1350" w:type="pct"/>
+            <w:tcBorders>
+              <w:top w:val="nil"/>
+              <w:left w:val="nil"/>
+              <w:bottom w:val="nil"/>
+              <w:right w:val="nil"/>
+            </w:tcBorders>
+            <w:hideMark/>
+          </w:tcPr>
+          <w:p>
+            <w:pPr>
+              <w:spacing w:after="0" w:line="240" w:lineRule="auto"/>
+              <w:jc w:val="center"/>
+              <w:rPr>
+                <w:rFonts w:eastAsia="Times New Roman" w:cs="Times New Roman"/>
+                <w:sz w:val="16"/>
+                <w:szCs w:val="16"/>
+                <w:lang w:val="es-EC" w:eastAsia="es-MX"/>
+              </w:rPr>
+            </w:pPr>
+            <w:r>
+              <w:rPr>
+                <w:rFonts w:eastAsia="Times New Roman" w:cs="Times New Roman"/>
+                <w:sz w:val="16"/>
+                <w:szCs w:val="16"/>
+                <w:lang w:val="es-EC" w:eastAsia="es-MX"/>
+              </w:rPr>
+              <w:t>PP07L</w:t>
+            </w:r>
+          </w:p>
+        </w:tc>
+        <w:tc>
+          <w:tcPr>
+            <w:tcW w:w="1190" w:type="pct"/>
+            <w:tcBorders>
+              <w:top w:val="nil"/>
+              <w:left w:val="nil"/>
+              <w:bottom w:val="nil"/>
+              <w:right w:val="nil"/>
+            </w:tcBorders>
+            <w:hideMark/>
+          </w:tcPr>
+          <w:p>
+            <w:pPr>
+              <w:spacing w:after="0" w:line="240" w:lineRule="auto"/>
+              <w:jc w:val="center"/>
+              <w:rPr>
+                <w:rFonts w:eastAsia="Times New Roman" w:cs="Times New Roman"/>
+                <w:sz w:val="16"/>
+                <w:szCs w:val="16"/>
+                <w:lang w:val="es-EC" w:eastAsia="es-MX"/>
+              </w:rPr>
+            </w:pPr>
+            <w:r>
+              <w:rPr>
+                <w:rFonts w:eastAsia="Times New Roman" w:cs="Times New Roman"/>
+                <w:sz w:val="16"/>
+                <w:szCs w:val="16"/>
+                <w:lang w:val="es-EC" w:eastAsia="es-MX"/>
+              </w:rPr>
+              <w:t>alcance_recibo_cat_Totalidad</w:t>
+            </w:r>
+          </w:p>
+        </w:tc>
+        <w:tc>
+          <w:tcPr>
+            <w:tcW w:w="907" w:type="pct"/>
+            <w:tcBorders>
+              <w:top w:val="nil"/>
+              <w:left w:val="nil"/>
+              <w:bottom w:val="nil"/>
+              <w:right w:val="nil"/>
+            </w:tcBorders>
+            <w:noWrap/>
+            <w:hideMark/>
+          </w:tcPr>
+          <w:p>
+            <w:pPr>
+              <w:spacing w:after="0" w:line="240" w:lineRule="auto"/>
+              <w:jc w:val="center"/>
+              <w:rPr>
+                <w:rFonts w:eastAsia="Times New Roman" w:cs="Times New Roman"/>
+                <w:sz w:val="16"/>
+                <w:szCs w:val="16"/>
+                <w:lang w:val="es-EC" w:eastAsia="es-MX"/>
+              </w:rPr>
+            </w:pPr>
+            <w:r>
+              <w:rPr>
+                <w:rFonts w:eastAsia="Times New Roman" w:cs="Times New Roman"/>
+                <w:sz w:val="16"/>
+                <w:szCs w:val="16"/>
+                <w:lang w:val="es-EC" w:eastAsia="es-MX"/>
+              </w:rPr>
+              <w:t>Si</w:t>
+            </w:r>
+          </w:p>
+        </w:tc>
+        <w:tc>
+          <w:tcPr>
+            <w:tcW w:w="1553" w:type="pct"/>
+            <w:tcBorders>
+              <w:top w:val="nil"/>
+              <w:left w:val="nil"/>
+              <w:bottom w:val="nil"/>
+              <w:right w:val="nil"/>
+            </w:tcBorders>
+            <w:hideMark/>
+          </w:tcPr>
+          <w:p>
+            <w:pPr>
+              <w:spacing w:after="0" w:line="240" w:lineRule="auto"/>
+              <w:jc w:val="center"/>
+              <w:rPr>
+                <w:rFonts w:eastAsia="Times New Roman" w:cs="Times New Roman"/>
+                <w:sz w:val="16"/>
+                <w:szCs w:val="16"/>
+                <w:lang w:val="es-EC" w:eastAsia="es-MX"/>
+              </w:rPr>
+            </w:pPr>
+            <w:r>
+              <w:rPr>
+                <w:rFonts w:eastAsia="Times New Roman" w:cs="Times New Roman"/>
+                <w:sz w:val="16"/>
+                <w:szCs w:val="16"/>
+                <w:lang w:val="es-EC" w:eastAsia="es-MX"/>
+              </w:rPr>
+              <w:t>-</w:t>
+            </w:r>
+          </w:p>
+        </w:tc>
+      </w:tr>
+      <w:tr>
+        <w:trPr>
+          <w:trHeight w:val="20"/>
+        </w:trPr>
+        <w:tc>
+          <w:tcPr>
+            <w:tcW w:w="1350" w:type="pct"/>
+            <w:tcBorders>
+              <w:top w:val="nil"/>
+              <w:left w:val="nil"/>
+              <w:bottom w:val="nil"/>
+              <w:right w:val="nil"/>
+            </w:tcBorders>
+            <w:hideMark/>
+          </w:tcPr>
+          <w:p>
+            <w:pPr>
+              <w:spacing w:after="0" w:line="240" w:lineRule="auto"/>
+              <w:jc w:val="center"/>
+              <w:rPr>
+                <w:rFonts w:eastAsia="Times New Roman" w:cs="Times New Roman"/>
+                <w:sz w:val="16"/>
+                <w:szCs w:val="16"/>
+                <w:lang w:val="es-EC" w:eastAsia="es-MX"/>
+              </w:rPr>
+            </w:pPr>
+            <w:r>
+              <w:rPr>
+                <w:rFonts w:eastAsia="Times New Roman" w:cs="Times New Roman"/>
+                <w:sz w:val="16"/>
+                <w:szCs w:val="16"/>
+                <w:lang w:val="es-EC" w:eastAsia="es-MX"/>
+              </w:rPr>
+              <w:t>PP07M</w:t>
+            </w:r>
+          </w:p>
+        </w:tc>
+        <w:tc>
+          <w:tcPr>
+            <w:tcW w:w="1190" w:type="pct"/>
+            <w:tcBorders>
+              <w:top w:val="nil"/>
+              <w:left w:val="nil"/>
+              <w:bottom w:val="nil"/>
+              <w:right w:val="nil"/>
+            </w:tcBorders>
+            <w:hideMark/>
+          </w:tcPr>
+          <w:p>
+            <w:pPr>
+              <w:spacing w:after="0" w:line="240" w:lineRule="auto"/>
+              <w:jc w:val="center"/>
+              <w:rPr>
+                <w:rFonts w:eastAsia="Times New Roman" w:cs="Times New Roman"/>
+                <w:sz w:val="16"/>
+                <w:szCs w:val="16"/>
+                <w:lang w:val="es-EC" w:eastAsia="es-MX"/>
+              </w:rPr>
+            </w:pPr>
+            <w:r>
+              <w:rPr>
+                <w:rFonts w:eastAsia="Times New Roman" w:cs="Times New Roman"/>
+                <w:sz w:val="16"/>
+                <w:szCs w:val="16"/>
+                <w:lang w:val="es-EC" w:eastAsia="es-MX"/>
+              </w:rPr>
+              <w:t>parte_sueldo_cat_Totalidad</w:t>
+            </w:r>
+          </w:p>
+        </w:tc>
+        <w:tc>
+          <w:tcPr>
+            <w:tcW w:w="907" w:type="pct"/>
+            <w:tcBorders>
+              <w:top w:val="nil"/>
+              <w:left w:val="nil"/>
+              <w:bottom w:val="nil"/>
+              <w:right w:val="nil"/>
+            </w:tcBorders>
+            <w:noWrap/>
+            <w:hideMark/>
+          </w:tcPr>
+          <w:p>
+            <w:pPr>
+              <w:spacing w:after="0" w:line="240" w:lineRule="auto"/>
+              <w:jc w:val="center"/>
+              <w:rPr>
+                <w:rFonts w:eastAsia="Times New Roman" w:cs="Times New Roman"/>
+                <w:sz w:val="16"/>
+                <w:szCs w:val="16"/>
+                <w:lang w:val="es-EC" w:eastAsia="es-MX"/>
+              </w:rPr>
+            </w:pPr>
+            <w:r>
+              <w:rPr>
+                <w:rFonts w:eastAsia="Times New Roman" w:cs="Times New Roman"/>
+                <w:sz w:val="16"/>
+                <w:szCs w:val="16"/>
+                <w:lang w:val="es-EC" w:eastAsia="es-MX"/>
+              </w:rPr>
+              <w:t>Si</w:t>
+            </w:r>
+          </w:p>
+        </w:tc>
+        <w:tc>
+          <w:tcPr>
+            <w:tcW w:w="1553" w:type="pct"/>
+            <w:tcBorders>
+              <w:top w:val="nil"/>
+              <w:left w:val="nil"/>
+              <w:bottom w:val="nil"/>
+              <w:right w:val="nil"/>
+            </w:tcBorders>
+            <w:hideMark/>
+          </w:tcPr>
+          <w:p>
+            <w:pPr>
+              <w:spacing w:after="0" w:line="240" w:lineRule="auto"/>
+              <w:jc w:val="center"/>
+              <w:rPr>
+                <w:rFonts w:eastAsia="Times New Roman" w:cs="Times New Roman"/>
+                <w:sz w:val="16"/>
+                <w:szCs w:val="16"/>
+                <w:lang w:val="es-EC" w:eastAsia="es-MX"/>
+              </w:rPr>
+            </w:pPr>
+            <w:r>
+              <w:rPr>
+                <w:rFonts w:eastAsia="Times New Roman" w:cs="Times New Roman"/>
+                <w:sz w:val="16"/>
+                <w:szCs w:val="16"/>
+                <w:lang w:val="es-EC" w:eastAsia="es-MX"/>
+              </w:rPr>
+              <w:t>-</w:t>
+            </w:r>
+          </w:p>
+        </w:tc>
+      </w:tr>
+      <w:tr>
+        <w:trPr>
+          <w:trHeight w:val="20"/>
+        </w:trPr>
+        <w:tc>
+          <w:tcPr>
+            <w:tcW w:w="1350" w:type="pct"/>
+            <w:tcBorders>
+              <w:top w:val="nil"/>
+              <w:left w:val="nil"/>
+              <w:bottom w:val="nil"/>
+              <w:right w:val="nil"/>
+            </w:tcBorders>
+            <w:hideMark/>
+          </w:tcPr>
+          <w:p>
+            <w:pPr>
+              <w:spacing w:after="0" w:line="240" w:lineRule="auto"/>
+              <w:jc w:val="center"/>
+              <w:rPr>
+                <w:rFonts w:eastAsia="Times New Roman" w:cs="Times New Roman"/>
+                <w:sz w:val="16"/>
+                <w:szCs w:val="16"/>
+                <w:lang w:val="es-EC" w:eastAsia="es-MX"/>
+              </w:rPr>
+            </w:pPr>
+            <w:r>
+              <w:rPr>
+                <w:rFonts w:eastAsia="Times New Roman" w:cs="Times New Roman"/>
+                <w:sz w:val="16"/>
+                <w:szCs w:val="16"/>
+                <w:lang w:val="es-EC" w:eastAsia="es-MX"/>
+              </w:rPr>
+              <w:t>PP03D</w:t>
+            </w:r>
+          </w:p>
+        </w:tc>
+        <w:tc>
+          <w:tcPr>
+            <w:tcW w:w="1190" w:type="pct"/>
+            <w:tcBorders>
+              <w:top w:val="nil"/>
+              <w:left w:val="nil"/>
+              <w:bottom w:val="nil"/>
+              <w:right w:val="nil"/>
+            </w:tcBorders>
+            <w:hideMark/>
+          </w:tcPr>
+          <w:p>
+            <w:pPr>
+              <w:spacing w:after="0" w:line="240" w:lineRule="auto"/>
+              <w:jc w:val="center"/>
+              <w:rPr>
+                <w:rFonts w:eastAsia="Times New Roman" w:cs="Times New Roman"/>
+                <w:sz w:val="16"/>
+                <w:szCs w:val="16"/>
+                <w:lang w:val="es-EC" w:eastAsia="es-MX"/>
+              </w:rPr>
+            </w:pPr>
+            <w:r>
+              <w:rPr>
+                <w:rFonts w:eastAsia="Times New Roman" w:cs="Times New Roman"/>
+                <w:sz w:val="16"/>
+                <w:szCs w:val="16"/>
+                <w:lang w:val="es-EC" w:eastAsia="es-MX"/>
+              </w:rPr>
+              <w:t>cant_ocupaciones_ad</w:t>
+            </w:r>
+          </w:p>
+        </w:tc>
+        <w:tc>
+          <w:tcPr>
+            <w:tcW w:w="907" w:type="pct"/>
+            <w:tcBorders>
+              <w:top w:val="nil"/>
+              <w:left w:val="nil"/>
+              <w:bottom w:val="nil"/>
+              <w:right w:val="nil"/>
+            </w:tcBorders>
+            <w:noWrap/>
+            <w:hideMark/>
+          </w:tcPr>
+          <w:p>
+            <w:pPr>
+              <w:spacing w:after="0" w:line="240" w:lineRule="auto"/>
+              <w:jc w:val="center"/>
+              <w:rPr>
+                <w:rFonts w:eastAsia="Times New Roman" w:cs="Times New Roman"/>
+                <w:sz w:val="16"/>
+                <w:szCs w:val="16"/>
+                <w:lang w:val="es-EC" w:eastAsia="es-MX"/>
+              </w:rPr>
+            </w:pPr>
+            <w:r>
+              <w:rPr>
+                <w:rFonts w:eastAsia="Times New Roman" w:cs="Times New Roman"/>
+                <w:sz w:val="16"/>
+                <w:szCs w:val="16"/>
+                <w:lang w:val="es-EC" w:eastAsia="es-MX"/>
+              </w:rPr>
+              <w:t>Si</w:t>
+            </w:r>
+          </w:p>
+        </w:tc>
+        <w:tc>
+          <w:tcPr>
+            <w:tcW w:w="1553" w:type="pct"/>
+            <w:tcBorders>
+              <w:top w:val="nil"/>
+              <w:left w:val="nil"/>
+              <w:bottom w:val="nil"/>
+              <w:right w:val="nil"/>
+            </w:tcBorders>
+            <w:hideMark/>
+          </w:tcPr>
+          <w:p>
+            <w:pPr>
+              <w:spacing w:after="0" w:line="240" w:lineRule="auto"/>
+              <w:jc w:val="center"/>
+              <w:rPr>
+                <w:rFonts w:eastAsia="Times New Roman" w:cs="Times New Roman"/>
+                <w:sz w:val="16"/>
+                <w:szCs w:val="16"/>
+                <w:lang w:val="es-EC" w:eastAsia="es-MX"/>
+              </w:rPr>
+            </w:pPr>
+            <w:r>
+              <w:rPr>
+                <w:rFonts w:eastAsia="Times New Roman" w:cs="Times New Roman"/>
+                <w:sz w:val="16"/>
+                <w:szCs w:val="16"/>
+                <w:lang w:val="es-EC" w:eastAsia="es-MX"/>
+              </w:rPr>
+              <w:t>-</w:t>
+            </w:r>
+          </w:p>
+        </w:tc>
+      </w:tr>
+      <w:tr>
+        <w:trPr>
+          <w:trHeight w:val="20"/>
+        </w:trPr>
+        <w:tc>
+          <w:tcPr>
+            <w:tcW w:w="1350" w:type="pct"/>
+            <w:tcBorders>
+              <w:top w:val="nil"/>
+              <w:left w:val="nil"/>
+              <w:bottom w:val="nil"/>
+              <w:right w:val="nil"/>
+            </w:tcBorders>
+            <w:hideMark/>
+          </w:tcPr>
+          <w:p>
+            <w:pPr>
+              <w:spacing w:after="0" w:line="240" w:lineRule="auto"/>
+              <w:jc w:val="center"/>
+              <w:rPr>
+                <w:rFonts w:eastAsia="Times New Roman" w:cs="Times New Roman"/>
+                <w:sz w:val="16"/>
+                <w:szCs w:val="16"/>
+                <w:lang w:val="es-EC" w:eastAsia="es-MX"/>
+              </w:rPr>
+            </w:pPr>
+            <w:r>
+              <w:rPr>
+                <w:rFonts w:eastAsia="Times New Roman" w:cs="Times New Roman"/>
+                <w:sz w:val="16"/>
+                <w:szCs w:val="16"/>
+                <w:lang w:val="es-EC" w:eastAsia="es-MX"/>
+              </w:rPr>
+              <w:t>PP3E_TOT</w:t>
+            </w:r>
+          </w:p>
+        </w:tc>
+        <w:tc>
+          <w:tcPr>
+            <w:tcW w:w="1190" w:type="pct"/>
+            <w:tcBorders>
+              <w:top w:val="nil"/>
+              <w:left w:val="nil"/>
+              <w:bottom w:val="nil"/>
+              <w:right w:val="nil"/>
+            </w:tcBorders>
+            <w:hideMark/>
+          </w:tcPr>
+          <w:p>
+            <w:pPr>
+              <w:spacing w:after="0" w:line="240" w:lineRule="auto"/>
+              <w:jc w:val="center"/>
+              <w:rPr>
+                <w:rFonts w:eastAsia="Times New Roman" w:cs="Times New Roman"/>
+                <w:sz w:val="16"/>
+                <w:szCs w:val="16"/>
+                <w:lang w:val="es-EC" w:eastAsia="es-MX"/>
+              </w:rPr>
+            </w:pPr>
+            <w:r>
+              <w:rPr>
+                <w:rFonts w:eastAsia="Times New Roman" w:cs="Times New Roman"/>
+                <w:sz w:val="16"/>
+                <w:szCs w:val="16"/>
+                <w:lang w:val="es-EC" w:eastAsia="es-MX"/>
+              </w:rPr>
+              <w:t>horas_s_principal</w:t>
+            </w:r>
+          </w:p>
+        </w:tc>
+        <w:tc>
+          <w:tcPr>
+            <w:tcW w:w="907" w:type="pct"/>
+            <w:tcBorders>
+              <w:top w:val="nil"/>
+              <w:left w:val="nil"/>
+              <w:bottom w:val="nil"/>
+              <w:right w:val="nil"/>
+            </w:tcBorders>
+            <w:noWrap/>
+            <w:hideMark/>
+          </w:tcPr>
+          <w:p>
+            <w:pPr>
+              <w:spacing w:after="0" w:line="240" w:lineRule="auto"/>
+              <w:jc w:val="center"/>
+              <w:rPr>
+                <w:rFonts w:eastAsia="Times New Roman" w:cs="Times New Roman"/>
+                <w:sz w:val="16"/>
+                <w:szCs w:val="16"/>
+                <w:lang w:val="es-EC" w:eastAsia="es-MX"/>
+              </w:rPr>
+            </w:pPr>
+            <w:r>
+              <w:rPr>
+                <w:rFonts w:eastAsia="Times New Roman" w:cs="Times New Roman"/>
+                <w:sz w:val="16"/>
+                <w:szCs w:val="16"/>
+                <w:lang w:val="es-EC" w:eastAsia="es-MX"/>
+              </w:rPr>
+              <w:t>No</w:t>
+            </w:r>
+          </w:p>
+        </w:tc>
+        <w:tc>
+          <w:tcPr>
+            <w:tcW w:w="1553" w:type="pct"/>
+            <w:tcBorders>
+              <w:top w:val="nil"/>
+              <w:left w:val="nil"/>
+              <w:bottom w:val="nil"/>
+              <w:right w:val="nil"/>
+            </w:tcBorders>
+            <w:hideMark/>
+          </w:tcPr>
+          <w:p>
+            <w:pPr>
+              <w:spacing w:after="0" w:line="240" w:lineRule="auto"/>
+              <w:jc w:val="center"/>
+              <w:rPr>
+                <w:rFonts w:eastAsia="Times New Roman" w:cs="Times New Roman"/>
+                <w:sz w:val="16"/>
+                <w:szCs w:val="16"/>
+                <w:lang w:val="es-EC" w:eastAsia="es-MX"/>
+              </w:rPr>
+            </w:pPr>
+            <w:r>
+              <w:rPr>
+                <w:rFonts w:eastAsia="Times New Roman" w:cs="Times New Roman"/>
+                <w:sz w:val="16"/>
+                <w:szCs w:val="16"/>
+                <w:lang w:val="es-EC" w:eastAsia="es-MX"/>
+              </w:rPr>
+              <w:t>Colineal con horastrab</w:t>
+            </w:r>
+          </w:p>
+        </w:tc>
+      </w:tr>
+      <w:tr>
+        <w:trPr>
+          <w:trHeight w:val="20"/>
+        </w:trPr>
+        <w:tc>
+          <w:tcPr>
+            <w:tcW w:w="1350" w:type="pct"/>
+            <w:tcBorders>
+              <w:top w:val="nil"/>
+              <w:left w:val="nil"/>
+              <w:bottom w:val="nil"/>
+              <w:right w:val="nil"/>
+            </w:tcBorders>
+            <w:hideMark/>
+          </w:tcPr>
+          <w:p>
+            <w:pPr>
+              <w:spacing w:after="0" w:line="240" w:lineRule="auto"/>
+              <w:jc w:val="center"/>
+              <w:rPr>
+                <w:rFonts w:eastAsia="Times New Roman" w:cs="Times New Roman"/>
+                <w:sz w:val="16"/>
+                <w:szCs w:val="16"/>
+                <w:lang w:val="es-EC" w:eastAsia="es-MX"/>
+              </w:rPr>
+            </w:pPr>
+            <w:r>
+              <w:rPr>
+                <w:rFonts w:eastAsia="Times New Roman" w:cs="Times New Roman"/>
+                <w:sz w:val="16"/>
+                <w:szCs w:val="16"/>
+                <w:lang w:val="es-EC" w:eastAsia="es-MX"/>
+              </w:rPr>
+              <w:t>PP3F_TOT</w:t>
+            </w:r>
+          </w:p>
+        </w:tc>
+        <w:tc>
+          <w:tcPr>
+            <w:tcW w:w="1190" w:type="pct"/>
+            <w:tcBorders>
+              <w:top w:val="nil"/>
+              <w:left w:val="nil"/>
+              <w:bottom w:val="nil"/>
+              <w:right w:val="nil"/>
+            </w:tcBorders>
+            <w:hideMark/>
+          </w:tcPr>
+          <w:p>
+            <w:pPr>
+              <w:spacing w:after="0" w:line="240" w:lineRule="auto"/>
+              <w:jc w:val="center"/>
+              <w:rPr>
+                <w:rFonts w:eastAsia="Times New Roman" w:cs="Times New Roman"/>
+                <w:sz w:val="16"/>
+                <w:szCs w:val="16"/>
+                <w:lang w:val="es-EC" w:eastAsia="es-MX"/>
+              </w:rPr>
+            </w:pPr>
+            <w:r>
+              <w:rPr>
+                <w:rFonts w:eastAsia="Times New Roman" w:cs="Times New Roman"/>
+                <w:sz w:val="16"/>
+                <w:szCs w:val="16"/>
+                <w:lang w:val="es-EC" w:eastAsia="es-MX"/>
+              </w:rPr>
+              <w:t>horas_s_otras_act</w:t>
+            </w:r>
+          </w:p>
+        </w:tc>
+        <w:tc>
+          <w:tcPr>
+            <w:tcW w:w="907" w:type="pct"/>
+            <w:tcBorders>
+              <w:top w:val="nil"/>
+              <w:left w:val="nil"/>
+              <w:bottom w:val="nil"/>
+              <w:right w:val="nil"/>
+            </w:tcBorders>
+            <w:noWrap/>
+            <w:hideMark/>
+          </w:tcPr>
+          <w:p>
+            <w:pPr>
+              <w:spacing w:after="0" w:line="240" w:lineRule="auto"/>
+              <w:jc w:val="center"/>
+              <w:rPr>
+                <w:rFonts w:eastAsia="Times New Roman" w:cs="Times New Roman"/>
+                <w:sz w:val="16"/>
+                <w:szCs w:val="16"/>
+                <w:lang w:val="es-EC" w:eastAsia="es-MX"/>
+              </w:rPr>
+            </w:pPr>
+            <w:r>
+              <w:rPr>
+                <w:rFonts w:eastAsia="Times New Roman" w:cs="Times New Roman"/>
+                <w:sz w:val="16"/>
+                <w:szCs w:val="16"/>
+                <w:lang w:val="es-EC" w:eastAsia="es-MX"/>
+              </w:rPr>
+              <w:t>No</w:t>
+            </w:r>
+          </w:p>
+        </w:tc>
+        <w:tc>
+          <w:tcPr>
+            <w:tcW w:w="1553" w:type="pct"/>
+            <w:tcBorders>
+              <w:top w:val="nil"/>
+              <w:left w:val="nil"/>
+              <w:bottom w:val="nil"/>
+              <w:right w:val="nil"/>
+            </w:tcBorders>
+            <w:hideMark/>
+          </w:tcPr>
+          <w:p>
+            <w:pPr>
+              <w:spacing w:after="0" w:line="240" w:lineRule="auto"/>
+              <w:jc w:val="center"/>
+              <w:rPr>
+                <w:rFonts w:eastAsia="Times New Roman" w:cs="Times New Roman"/>
+                <w:sz w:val="16"/>
+                <w:szCs w:val="16"/>
+                <w:lang w:val="es-EC" w:eastAsia="es-MX"/>
+              </w:rPr>
+            </w:pPr>
+            <w:r>
+              <w:rPr>
+                <w:rFonts w:eastAsia="Times New Roman" w:cs="Times New Roman"/>
+                <w:sz w:val="16"/>
+                <w:szCs w:val="16"/>
+                <w:lang w:val="es-EC" w:eastAsia="es-MX"/>
+              </w:rPr>
+              <w:t>Colineal con horastrab</w:t>
+            </w:r>
+          </w:p>
+        </w:tc>
+      </w:tr>
+      <w:tr>
+        <w:trPr>
+          <w:trHeight w:val="20"/>
+        </w:trPr>
+        <w:tc>
+          <w:tcPr>
+            <w:tcW w:w="1350" w:type="pct"/>
+            <w:tcBorders>
+              <w:top w:val="nil"/>
+              <w:left w:val="nil"/>
+              <w:bottom w:val="nil"/>
+              <w:right w:val="nil"/>
+            </w:tcBorders>
+            <w:hideMark/>
+          </w:tcPr>
+          <w:p>
+            <w:pPr>
+              <w:spacing w:after="0" w:line="240" w:lineRule="auto"/>
+              <w:jc w:val="center"/>
+              <w:rPr>
+                <w:rFonts w:eastAsia="Times New Roman" w:cs="Times New Roman"/>
+                <w:sz w:val="16"/>
+                <w:szCs w:val="16"/>
+                <w:lang w:val="es-EC" w:eastAsia="es-MX"/>
+              </w:rPr>
+            </w:pPr>
+            <w:r>
+              <w:rPr>
+                <w:rFonts w:eastAsia="Times New Roman" w:cs="Times New Roman"/>
+                <w:sz w:val="16"/>
+                <w:szCs w:val="16"/>
+                <w:lang w:val="es-EC" w:eastAsia="es-MX"/>
+              </w:rPr>
+              <w:t>P21</w:t>
+            </w:r>
+          </w:p>
+        </w:tc>
+        <w:tc>
+          <w:tcPr>
+            <w:tcW w:w="1190" w:type="pct"/>
+            <w:tcBorders>
+              <w:top w:val="nil"/>
+              <w:left w:val="nil"/>
+              <w:bottom w:val="nil"/>
+              <w:right w:val="nil"/>
+            </w:tcBorders>
+            <w:hideMark/>
+          </w:tcPr>
+          <w:p>
+            <w:pPr>
+              <w:spacing w:after="0" w:line="240" w:lineRule="auto"/>
+              <w:jc w:val="center"/>
+              <w:rPr>
+                <w:rFonts w:eastAsia="Times New Roman" w:cs="Times New Roman"/>
+                <w:sz w:val="16"/>
+                <w:szCs w:val="16"/>
+                <w:lang w:val="es-EC" w:eastAsia="es-MX"/>
+              </w:rPr>
+            </w:pPr>
+            <w:r>
+              <w:rPr>
+                <w:rFonts w:eastAsia="Times New Roman" w:cs="Times New Roman"/>
+                <w:sz w:val="16"/>
+                <w:szCs w:val="16"/>
+                <w:lang w:val="es-EC" w:eastAsia="es-MX"/>
+              </w:rPr>
+              <w:t>ingreso_ppal (log)</w:t>
+            </w:r>
+          </w:p>
+        </w:tc>
+        <w:tc>
+          <w:tcPr>
+            <w:tcW w:w="907" w:type="pct"/>
+            <w:tcBorders>
+              <w:top w:val="nil"/>
+              <w:left w:val="nil"/>
+              <w:bottom w:val="nil"/>
+              <w:right w:val="nil"/>
+            </w:tcBorders>
+            <w:noWrap/>
+            <w:hideMark/>
+          </w:tcPr>
+          <w:p>
+            <w:pPr>
+              <w:spacing w:after="0" w:line="240" w:lineRule="auto"/>
+              <w:jc w:val="center"/>
+              <w:rPr>
+                <w:rFonts w:eastAsia="Times New Roman" w:cs="Times New Roman"/>
+                <w:sz w:val="16"/>
+                <w:szCs w:val="16"/>
+                <w:lang w:val="es-EC" w:eastAsia="es-MX"/>
+              </w:rPr>
+            </w:pPr>
+            <w:r>
+              <w:rPr>
+                <w:rFonts w:eastAsia="Times New Roman" w:cs="Times New Roman"/>
+                <w:sz w:val="16"/>
+                <w:szCs w:val="16"/>
+                <w:lang w:val="es-EC" w:eastAsia="es-MX"/>
+              </w:rPr>
+              <w:t>Si</w:t>
+            </w:r>
+          </w:p>
+        </w:tc>
+        <w:tc>
+          <w:tcPr>
+            <w:tcW w:w="1553" w:type="pct"/>
+            <w:tcBorders>
+              <w:top w:val="nil"/>
+              <w:left w:val="nil"/>
+              <w:bottom w:val="nil"/>
+              <w:right w:val="nil"/>
+            </w:tcBorders>
+            <w:hideMark/>
+          </w:tcPr>
+          <w:p>
+            <w:pPr>
+              <w:spacing w:after="0" w:line="240" w:lineRule="auto"/>
+              <w:jc w:val="center"/>
+              <w:rPr>
+                <w:rFonts w:eastAsia="Times New Roman" w:cs="Times New Roman"/>
+                <w:sz w:val="16"/>
+                <w:szCs w:val="16"/>
+                <w:lang w:val="es-EC" w:eastAsia="es-MX"/>
+              </w:rPr>
+            </w:pPr>
+            <w:r>
+              <w:rPr>
+                <w:rFonts w:eastAsia="Times New Roman" w:cs="Times New Roman"/>
+                <w:sz w:val="16"/>
+                <w:szCs w:val="16"/>
+                <w:lang w:val="es-EC" w:eastAsia="es-MX"/>
+              </w:rPr>
+              <w:t>-</w:t>
+            </w:r>
+          </w:p>
+        </w:tc>
+      </w:tr>
+      <w:tr>
+        <w:trPr>
+          <w:trHeight w:val="20"/>
+        </w:trPr>
+        <w:tc>
+          <w:tcPr>
+            <w:tcW w:w="1350" w:type="pct"/>
+            <w:tcBorders>
+              <w:top w:val="nil"/>
+              <w:left w:val="nil"/>
+              <w:bottom w:val="nil"/>
+              <w:right w:val="nil"/>
+            </w:tcBorders>
+            <w:hideMark/>
+          </w:tcPr>
+          <w:p>
+            <w:pPr>
+              <w:spacing w:after="0" w:line="240" w:lineRule="auto"/>
+              <w:jc w:val="center"/>
+              <w:rPr>
+                <w:rFonts w:eastAsia="Times New Roman" w:cs="Times New Roman"/>
+                <w:sz w:val="16"/>
+                <w:szCs w:val="16"/>
+                <w:lang w:val="es-EC" w:eastAsia="es-MX"/>
+              </w:rPr>
+            </w:pPr>
+            <w:r>
+              <w:rPr>
+                <w:rFonts w:eastAsia="Times New Roman" w:cs="Times New Roman"/>
+                <w:sz w:val="16"/>
+                <w:szCs w:val="16"/>
+                <w:lang w:val="es-EC" w:eastAsia="es-MX"/>
+              </w:rPr>
+              <w:t>P47T</w:t>
+            </w:r>
+          </w:p>
+        </w:tc>
+        <w:tc>
+          <w:tcPr>
+            <w:tcW w:w="1190" w:type="pct"/>
+            <w:tcBorders>
+              <w:top w:val="nil"/>
+              <w:left w:val="nil"/>
+              <w:bottom w:val="nil"/>
+              <w:right w:val="nil"/>
+            </w:tcBorders>
+            <w:hideMark/>
+          </w:tcPr>
+          <w:p>
+            <w:pPr>
+              <w:spacing w:after="0" w:line="240" w:lineRule="auto"/>
+              <w:jc w:val="center"/>
+              <w:rPr>
+                <w:rFonts w:eastAsia="Times New Roman" w:cs="Times New Roman"/>
+                <w:sz w:val="16"/>
+                <w:szCs w:val="16"/>
+                <w:lang w:val="es-EC" w:eastAsia="es-MX"/>
+              </w:rPr>
+            </w:pPr>
+            <w:r>
+              <w:rPr>
+                <w:rFonts w:eastAsia="Times New Roman" w:cs="Times New Roman"/>
+                <w:sz w:val="16"/>
+                <w:szCs w:val="16"/>
+                <w:lang w:val="es-EC" w:eastAsia="es-MX"/>
+              </w:rPr>
+              <w:t>ingreso_total (log)</w:t>
+            </w:r>
+          </w:p>
+        </w:tc>
+        <w:tc>
+          <w:tcPr>
+            <w:tcW w:w="907" w:type="pct"/>
+            <w:tcBorders>
+              <w:top w:val="nil"/>
+              <w:left w:val="nil"/>
+              <w:bottom w:val="nil"/>
+              <w:right w:val="nil"/>
+            </w:tcBorders>
+            <w:noWrap/>
+            <w:hideMark/>
+          </w:tcPr>
+          <w:p>
+            <w:pPr>
+              <w:spacing w:after="0" w:line="240" w:lineRule="auto"/>
+              <w:jc w:val="center"/>
+              <w:rPr>
+                <w:rFonts w:eastAsia="Times New Roman" w:cs="Times New Roman"/>
+                <w:sz w:val="16"/>
+                <w:szCs w:val="16"/>
+                <w:lang w:val="es-EC" w:eastAsia="es-MX"/>
+              </w:rPr>
+            </w:pPr>
+            <w:r>
+              <w:rPr>
+                <w:rFonts w:eastAsia="Times New Roman" w:cs="Times New Roman"/>
+                <w:sz w:val="16"/>
+                <w:szCs w:val="16"/>
+                <w:lang w:val="es-EC" w:eastAsia="es-MX"/>
+              </w:rPr>
+              <w:t>Si</w:t>
+            </w:r>
+          </w:p>
+        </w:tc>
+        <w:tc>
+          <w:tcPr>
+            <w:tcW w:w="1553" w:type="pct"/>
+            <w:tcBorders>
+              <w:top w:val="nil"/>
+              <w:left w:val="nil"/>
+              <w:bottom w:val="nil"/>
+              <w:right w:val="nil"/>
+            </w:tcBorders>
+            <w:hideMark/>
+          </w:tcPr>
+          <w:p>
+            <w:pPr>
+              <w:spacing w:after="0" w:line="240" w:lineRule="auto"/>
+              <w:jc w:val="center"/>
+              <w:rPr>
+                <w:rFonts w:eastAsia="Times New Roman" w:cs="Times New Roman"/>
+                <w:sz w:val="16"/>
+                <w:szCs w:val="16"/>
+                <w:lang w:val="es-EC" w:eastAsia="es-MX"/>
+              </w:rPr>
+            </w:pPr>
+            <w:r>
+              <w:rPr>
+                <w:rFonts w:eastAsia="Times New Roman" w:cs="Times New Roman"/>
+                <w:sz w:val="16"/>
+                <w:szCs w:val="16"/>
+                <w:lang w:val="es-EC" w:eastAsia="es-MX"/>
+              </w:rPr>
+              <w:t>-</w:t>
+            </w:r>
+          </w:p>
+        </w:tc>
+      </w:tr>
+      <w:tr>
+        <w:trPr>
+          <w:trHeight w:val="20"/>
+        </w:trPr>
+        <w:tc>
+          <w:tcPr>
+            <w:tcW w:w="1350" w:type="pct"/>
+            <w:tcBorders>
+              <w:top w:val="nil"/>
+              <w:left w:val="nil"/>
+              <w:bottom w:val="nil"/>
+              <w:right w:val="nil"/>
+            </w:tcBorders>
+            <w:hideMark/>
+          </w:tcPr>
+          <w:p>
+            <w:pPr>
+              <w:spacing w:after="0" w:line="240" w:lineRule="auto"/>
+              <w:jc w:val="center"/>
+              <w:rPr>
+                <w:rFonts w:eastAsia="Times New Roman" w:cs="Times New Roman"/>
+                <w:sz w:val="16"/>
+                <w:szCs w:val="16"/>
+                <w:lang w:val="es-EC" w:eastAsia="es-MX"/>
+              </w:rPr>
+            </w:pPr>
+            <w:r>
+              <w:rPr>
+                <w:rFonts w:eastAsia="Times New Roman" w:cs="Times New Roman"/>
+                <w:sz w:val="16"/>
+                <w:szCs w:val="16"/>
+                <w:lang w:val="es-EC" w:eastAsia="es-MX"/>
+              </w:rPr>
+              <w:t>REGION</w:t>
+            </w:r>
+          </w:p>
+        </w:tc>
+        <w:tc>
+          <w:tcPr>
+            <w:tcW w:w="1190" w:type="pct"/>
+            <w:tcBorders>
+              <w:top w:val="nil"/>
+              <w:left w:val="nil"/>
+              <w:bottom w:val="nil"/>
+              <w:right w:val="nil"/>
+            </w:tcBorders>
+            <w:hideMark/>
+          </w:tcPr>
+          <w:p>
+            <w:pPr>
+              <w:spacing w:after="0" w:line="240" w:lineRule="auto"/>
+              <w:jc w:val="center"/>
+              <w:rPr>
+                <w:rFonts w:eastAsia="Times New Roman" w:cs="Times New Roman"/>
+                <w:sz w:val="16"/>
+                <w:szCs w:val="16"/>
+                <w:lang w:val="es-EC" w:eastAsia="es-MX"/>
+              </w:rPr>
+            </w:pPr>
+            <w:r>
+              <w:rPr>
+                <w:rFonts w:eastAsia="Times New Roman" w:cs="Times New Roman"/>
+                <w:sz w:val="16"/>
+                <w:szCs w:val="16"/>
+                <w:lang w:val="es-EC" w:eastAsia="es-MX"/>
+              </w:rPr>
+              <w:t>region_cat (dummies)</w:t>
+            </w:r>
+          </w:p>
+        </w:tc>
+        <w:tc>
+          <w:tcPr>
+            <w:tcW w:w="907" w:type="pct"/>
+            <w:tcBorders>
+              <w:top w:val="nil"/>
+              <w:left w:val="nil"/>
+              <w:bottom w:val="nil"/>
+              <w:right w:val="nil"/>
+            </w:tcBorders>
+            <w:noWrap/>
+            <w:hideMark/>
+          </w:tcPr>
+          <w:p>
+            <w:pPr>
+              <w:spacing w:after="0" w:line="240" w:lineRule="auto"/>
+              <w:jc w:val="center"/>
+              <w:rPr>
+                <w:rFonts w:eastAsia="Times New Roman" w:cs="Times New Roman"/>
+                <w:sz w:val="16"/>
+                <w:szCs w:val="16"/>
+                <w:lang w:val="es-EC" w:eastAsia="es-MX"/>
+              </w:rPr>
+            </w:pPr>
+            <w:r>
+              <w:rPr>
+                <w:rFonts w:eastAsia="Times New Roman" w:cs="Times New Roman"/>
+                <w:sz w:val="16"/>
+                <w:szCs w:val="16"/>
+                <w:lang w:val="es-EC" w:eastAsia="es-MX"/>
+              </w:rPr>
+              <w:t>Si</w:t>
+            </w:r>
+          </w:p>
+        </w:tc>
+        <w:tc>
+          <w:tcPr>
+            <w:tcW w:w="1553" w:type="pct"/>
+            <w:tcBorders>
+              <w:top w:val="nil"/>
+              <w:left w:val="nil"/>
+              <w:bottom w:val="nil"/>
+              <w:right w:val="nil"/>
+            </w:tcBorders>
+            <w:hideMark/>
+          </w:tcPr>
+          <w:p>
+            <w:pPr>
+              <w:spacing w:after="0" w:line="240" w:lineRule="auto"/>
+              <w:jc w:val="center"/>
+              <w:rPr>
+                <w:rFonts w:eastAsia="Times New Roman" w:cs="Times New Roman"/>
+                <w:sz w:val="16"/>
+                <w:szCs w:val="16"/>
+                <w:lang w:val="es-EC" w:eastAsia="es-MX"/>
+              </w:rPr>
+            </w:pPr>
+            <w:r>
+              <w:rPr>
+                <w:rFonts w:eastAsia="Times New Roman" w:cs="Times New Roman"/>
+                <w:sz w:val="16"/>
+                <w:szCs w:val="16"/>
+                <w:lang w:val="es-EC" w:eastAsia="es-MX"/>
+              </w:rPr>
+              <w:t>-</w:t>
+            </w:r>
+          </w:p>
+        </w:tc>
+      </w:tr>
+      <w:tr>
+        <w:trPr>
+          <w:trHeight w:val="20"/>
+        </w:trPr>
+        <w:tc>
+          <w:tcPr>
+            <w:tcW w:w="1350" w:type="pct"/>
+            <w:tcBorders>
+              <w:top w:val="nil"/>
+              <w:left w:val="nil"/>
+              <w:bottom w:val="nil"/>
+              <w:right w:val="nil"/>
+            </w:tcBorders>
+            <w:hideMark/>
+          </w:tcPr>
+          <w:p>
+            <w:pPr>
+              <w:spacing w:after="0" w:line="240" w:lineRule="auto"/>
+              <w:jc w:val="center"/>
+              <w:rPr>
+                <w:rFonts w:eastAsia="Times New Roman" w:cs="Times New Roman"/>
+                <w:sz w:val="16"/>
+                <w:szCs w:val="16"/>
+                <w:lang w:val="es-EC" w:eastAsia="es-MX"/>
+              </w:rPr>
+            </w:pPr>
+            <w:r>
+              <w:rPr>
+                <w:rFonts w:eastAsia="Times New Roman" w:cs="Times New Roman"/>
+                <w:sz w:val="16"/>
+                <w:szCs w:val="16"/>
+                <w:lang w:val="es-EC" w:eastAsia="es-MX"/>
+              </w:rPr>
+              <w:t>(creada en TP2, sin nombre original)</w:t>
+            </w:r>
+          </w:p>
+        </w:tc>
+        <w:tc>
+          <w:tcPr>
+            <w:tcW w:w="1190" w:type="pct"/>
+            <w:tcBorders>
+              <w:top w:val="nil"/>
+              <w:left w:val="nil"/>
+              <w:bottom w:val="nil"/>
+              <w:right w:val="nil"/>
+            </w:tcBorders>
+            <w:hideMark/>
+          </w:tcPr>
+          <w:p>
+            <w:pPr>
+              <w:spacing w:after="0" w:line="240" w:lineRule="auto"/>
+              <w:jc w:val="center"/>
+              <w:rPr>
+                <w:rFonts w:eastAsia="Times New Roman" w:cs="Times New Roman"/>
+                <w:sz w:val="16"/>
+                <w:szCs w:val="16"/>
+                <w:lang w:val="es-EC" w:eastAsia="es-MX"/>
+              </w:rPr>
+            </w:pPr>
+            <w:r>
+              <w:rPr>
+                <w:rFonts w:eastAsia="Times New Roman" w:cs="Times New Roman"/>
+                <w:sz w:val="16"/>
+                <w:szCs w:val="16"/>
+                <w:lang w:val="es-EC" w:eastAsia="es-MX"/>
+              </w:rPr>
+              <w:t>edad2</w:t>
+            </w:r>
+          </w:p>
+        </w:tc>
+        <w:tc>
+          <w:tcPr>
+            <w:tcW w:w="907" w:type="pct"/>
+            <w:tcBorders>
+              <w:top w:val="nil"/>
+              <w:left w:val="nil"/>
+              <w:bottom w:val="nil"/>
+              <w:right w:val="nil"/>
+            </w:tcBorders>
+            <w:noWrap/>
+            <w:hideMark/>
+          </w:tcPr>
+          <w:p>
+            <w:pPr>
+              <w:spacing w:after="0" w:line="240" w:lineRule="auto"/>
+              <w:jc w:val="center"/>
+              <w:rPr>
+                <w:rFonts w:eastAsia="Times New Roman" w:cs="Times New Roman"/>
+                <w:sz w:val="16"/>
+                <w:szCs w:val="16"/>
+                <w:lang w:val="es-EC" w:eastAsia="es-MX"/>
+              </w:rPr>
+            </w:pPr>
+            <w:r>
+              <w:rPr>
+                <w:rFonts w:eastAsia="Times New Roman" w:cs="Times New Roman"/>
+                <w:sz w:val="16"/>
+                <w:szCs w:val="16"/>
+                <w:lang w:val="es-EC" w:eastAsia="es-MX"/>
+              </w:rPr>
+              <w:t>Si</w:t>
+            </w:r>
+          </w:p>
+        </w:tc>
+        <w:tc>
+          <w:tcPr>
+            <w:tcW w:w="1553" w:type="pct"/>
+            <w:tcBorders>
+              <w:top w:val="nil"/>
+              <w:left w:val="nil"/>
+              <w:bottom w:val="nil"/>
+              <w:right w:val="nil"/>
+            </w:tcBorders>
+            <w:hideMark/>
+          </w:tcPr>
+          <w:p>
+            <w:pPr>
+              <w:spacing w:after="0" w:line="240" w:lineRule="auto"/>
+              <w:jc w:val="center"/>
+              <w:rPr>
+                <w:rFonts w:eastAsia="Times New Roman" w:cs="Times New Roman"/>
+                <w:sz w:val="16"/>
+                <w:szCs w:val="16"/>
+                <w:lang w:val="es-EC" w:eastAsia="es-MX"/>
+              </w:rPr>
+            </w:pPr>
+            <w:r>
+              <w:rPr>
+                <w:rFonts w:eastAsia="Times New Roman" w:cs="Times New Roman"/>
+                <w:sz w:val="16"/>
+                <w:szCs w:val="16"/>
+                <w:lang w:val="es-EC" w:eastAsia="es-MX"/>
+              </w:rPr>
+              <w:t>-</w:t>
+            </w:r>
+          </w:p>
+        </w:tc>
+      </w:tr>
+      <w:tr>
+        <w:trPr>
+          <w:trHeight w:val="20"/>
+        </w:trPr>
+        <w:tc>
+          <w:tcPr>
+            <w:tcW w:w="1350" w:type="pct"/>
+            <w:tcBorders>
+              <w:top w:val="nil"/>
+              <w:left w:val="nil"/>
+              <w:bottom w:val="nil"/>
+              <w:right w:val="nil"/>
+            </w:tcBorders>
+            <w:hideMark/>
+          </w:tcPr>
+          <w:p>
+            <w:pPr>
+              <w:spacing w:after="0" w:line="240" w:lineRule="auto"/>
+              <w:jc w:val="center"/>
+              <w:rPr>
+                <w:rFonts w:eastAsia="Times New Roman" w:cs="Times New Roman"/>
+                <w:sz w:val="16"/>
+                <w:szCs w:val="16"/>
+                <w:lang w:val="es-EC" w:eastAsia="es-MX"/>
+              </w:rPr>
+            </w:pPr>
+            <w:r>
+              <w:rPr>
+                <w:rFonts w:eastAsia="Times New Roman" w:cs="Times New Roman"/>
+                <w:sz w:val="16"/>
+                <w:szCs w:val="16"/>
+                <w:lang w:val="es-EC" w:eastAsia="es-MX"/>
+              </w:rPr>
+              <w:t>(creada en TP2, sin nombre original)</w:t>
+            </w:r>
+          </w:p>
+        </w:tc>
+        <w:tc>
+          <w:tcPr>
+            <w:tcW w:w="1190" w:type="pct"/>
+            <w:tcBorders>
+              <w:top w:val="nil"/>
+              <w:left w:val="nil"/>
+              <w:bottom w:val="nil"/>
+              <w:right w:val="nil"/>
+            </w:tcBorders>
+            <w:hideMark/>
+          </w:tcPr>
+          <w:p>
+            <w:pPr>
+              <w:spacing w:after="0" w:line="240" w:lineRule="auto"/>
+              <w:jc w:val="center"/>
+              <w:rPr>
+                <w:rFonts w:eastAsia="Times New Roman" w:cs="Times New Roman"/>
+                <w:sz w:val="16"/>
+                <w:szCs w:val="16"/>
+                <w:lang w:val="es-EC" w:eastAsia="es-MX"/>
+              </w:rPr>
+            </w:pPr>
+            <w:r>
+              <w:rPr>
+                <w:rFonts w:eastAsia="Times New Roman" w:cs="Times New Roman"/>
+                <w:sz w:val="16"/>
+                <w:szCs w:val="16"/>
+                <w:lang w:val="es-EC" w:eastAsia="es-MX"/>
+              </w:rPr>
+              <w:t>educ</w:t>
+            </w:r>
+          </w:p>
+        </w:tc>
+        <w:tc>
+          <w:tcPr>
+            <w:tcW w:w="907" w:type="pct"/>
+            <w:tcBorders>
+              <w:top w:val="nil"/>
+              <w:left w:val="nil"/>
+              <w:bottom w:val="nil"/>
+              <w:right w:val="nil"/>
+            </w:tcBorders>
+            <w:noWrap/>
+            <w:hideMark/>
+          </w:tcPr>
+          <w:p>
+            <w:pPr>
+              <w:spacing w:after="0" w:line="240" w:lineRule="auto"/>
+              <w:jc w:val="center"/>
+              <w:rPr>
+                <w:rFonts w:eastAsia="Times New Roman" w:cs="Times New Roman"/>
+                <w:sz w:val="16"/>
+                <w:szCs w:val="16"/>
+                <w:lang w:val="es-EC" w:eastAsia="es-MX"/>
+              </w:rPr>
+            </w:pPr>
+            <w:r>
+              <w:rPr>
+                <w:rFonts w:eastAsia="Times New Roman" w:cs="Times New Roman"/>
+                <w:sz w:val="16"/>
+                <w:szCs w:val="16"/>
+                <w:lang w:val="es-EC" w:eastAsia="es-MX"/>
+              </w:rPr>
+              <w:t>Si</w:t>
+            </w:r>
+          </w:p>
+        </w:tc>
+        <w:tc>
+          <w:tcPr>
+            <w:tcW w:w="1553" w:type="pct"/>
+            <w:tcBorders>
+              <w:top w:val="nil"/>
+              <w:left w:val="nil"/>
+              <w:bottom w:val="nil"/>
+              <w:right w:val="nil"/>
+            </w:tcBorders>
+            <w:hideMark/>
+          </w:tcPr>
+          <w:p>
+            <w:pPr>
+              <w:spacing w:after="0" w:line="240" w:lineRule="auto"/>
+              <w:jc w:val="center"/>
+              <w:rPr>
+                <w:rFonts w:eastAsia="Times New Roman" w:cs="Times New Roman"/>
+                <w:sz w:val="16"/>
+                <w:szCs w:val="16"/>
+                <w:lang w:val="es-EC" w:eastAsia="es-MX"/>
+              </w:rPr>
+            </w:pPr>
+            <w:r>
+              <w:rPr>
+                <w:rFonts w:eastAsia="Times New Roman" w:cs="Times New Roman"/>
+                <w:sz w:val="16"/>
+                <w:szCs w:val="16"/>
+                <w:lang w:val="es-EC" w:eastAsia="es-MX"/>
+              </w:rPr>
+              <w:t>-</w:t>
+            </w:r>
+          </w:p>
+        </w:tc>
+      </w:tr>
+      <w:tr>
+        <w:trPr>
+          <w:trHeight w:val="20"/>
+        </w:trPr>
+        <w:tc>
+          <w:tcPr>
+            <w:tcW w:w="1350" w:type="pct"/>
+            <w:tcBorders>
+              <w:top w:val="nil"/>
+              <w:left w:val="nil"/>
+              <w:bottom w:val="nil"/>
+              <w:right w:val="nil"/>
+            </w:tcBorders>
+            <w:hideMark/>
+          </w:tcPr>
+          <w:p>
+            <w:pPr>
+              <w:spacing w:after="0" w:line="240" w:lineRule="auto"/>
+              <w:jc w:val="center"/>
+              <w:rPr>
+                <w:rFonts w:eastAsia="Times New Roman" w:cs="Times New Roman"/>
+                <w:sz w:val="16"/>
+                <w:szCs w:val="16"/>
+                <w:lang w:val="es-EC" w:eastAsia="es-MX"/>
+              </w:rPr>
+            </w:pPr>
+            <w:r>
+              <w:rPr>
+                <w:rFonts w:eastAsia="Times New Roman" w:cs="Times New Roman"/>
+                <w:sz w:val="16"/>
+                <w:szCs w:val="16"/>
+                <w:lang w:val="es-EC" w:eastAsia="es-MX"/>
+              </w:rPr>
+              <w:t>(creada en TP2, sin nombre original)</w:t>
+            </w:r>
+          </w:p>
+        </w:tc>
+        <w:tc>
+          <w:tcPr>
+            <w:tcW w:w="1190" w:type="pct"/>
+            <w:tcBorders>
+              <w:top w:val="nil"/>
+              <w:left w:val="nil"/>
+              <w:bottom w:val="nil"/>
+              <w:right w:val="nil"/>
+            </w:tcBorders>
+            <w:hideMark/>
+          </w:tcPr>
+          <w:p>
+            <w:pPr>
+              <w:spacing w:after="0" w:line="240" w:lineRule="auto"/>
+              <w:jc w:val="center"/>
+              <w:rPr>
+                <w:rFonts w:eastAsia="Times New Roman" w:cs="Times New Roman"/>
+                <w:sz w:val="16"/>
+                <w:szCs w:val="16"/>
+                <w:lang w:val="es-EC" w:eastAsia="es-MX"/>
+              </w:rPr>
+            </w:pPr>
+            <w:r>
+              <w:rPr>
+                <w:rFonts w:eastAsia="Times New Roman" w:cs="Times New Roman"/>
+                <w:sz w:val="16"/>
+                <w:szCs w:val="16"/>
+                <w:lang w:val="es-EC" w:eastAsia="es-MX"/>
+              </w:rPr>
+              <w:t>horastrab</w:t>
+            </w:r>
+          </w:p>
+        </w:tc>
+        <w:tc>
+          <w:tcPr>
+            <w:tcW w:w="907" w:type="pct"/>
+            <w:tcBorders>
+              <w:top w:val="nil"/>
+              <w:left w:val="nil"/>
+              <w:bottom w:val="nil"/>
+              <w:right w:val="nil"/>
+            </w:tcBorders>
+            <w:noWrap/>
+            <w:hideMark/>
+          </w:tcPr>
+          <w:p>
+            <w:pPr>
+              <w:spacing w:after="0" w:line="240" w:lineRule="auto"/>
+              <w:jc w:val="center"/>
+              <w:rPr>
+                <w:rFonts w:eastAsia="Times New Roman" w:cs="Times New Roman"/>
+                <w:sz w:val="16"/>
+                <w:szCs w:val="16"/>
+                <w:lang w:val="es-EC" w:eastAsia="es-MX"/>
+              </w:rPr>
+            </w:pPr>
+            <w:r>
+              <w:rPr>
+                <w:rFonts w:eastAsia="Times New Roman" w:cs="Times New Roman"/>
+                <w:sz w:val="16"/>
+                <w:szCs w:val="16"/>
+                <w:lang w:val="es-EC" w:eastAsia="es-MX"/>
+              </w:rPr>
+              <w:t>Si</w:t>
+            </w:r>
+          </w:p>
+        </w:tc>
+        <w:tc>
+          <w:tcPr>
+            <w:tcW w:w="1553" w:type="pct"/>
+            <w:tcBorders>
+              <w:top w:val="nil"/>
+              <w:left w:val="nil"/>
+              <w:bottom w:val="nil"/>
+              <w:right w:val="nil"/>
+            </w:tcBorders>
+            <w:hideMark/>
+          </w:tcPr>
+          <w:p>
+            <w:pPr>
+              <w:spacing w:after="0" w:line="240" w:lineRule="auto"/>
+              <w:jc w:val="center"/>
+              <w:rPr>
+                <w:rFonts w:eastAsia="Times New Roman" w:cs="Times New Roman"/>
+                <w:sz w:val="16"/>
+                <w:szCs w:val="16"/>
+                <w:lang w:val="es-EC" w:eastAsia="es-MX"/>
+              </w:rPr>
+            </w:pPr>
+            <w:r>
+              <w:rPr>
+                <w:rFonts w:eastAsia="Times New Roman" w:cs="Times New Roman"/>
+                <w:sz w:val="16"/>
+                <w:szCs w:val="16"/>
+                <w:lang w:val="es-EC" w:eastAsia="es-MX"/>
+              </w:rPr>
+              <w:t>-</w:t>
+            </w:r>
+          </w:p>
+        </w:tc>
+      </w:tr>
+      <w:tr>
+        <w:trPr>
+          <w:trHeight w:val="20"/>
+        </w:trPr>
+        <w:tc>
+          <w:tcPr>
+            <w:tcW w:w="1350" w:type="pct"/>
+            <w:tcBorders>
+              <w:top w:val="nil"/>
+              <w:left w:val="nil"/>
+              <w:bottom w:val="nil"/>
+              <w:right w:val="nil"/>
+            </w:tcBorders>
+            <w:hideMark/>
+          </w:tcPr>
+          <w:p>
+            <w:pPr>
+              <w:spacing w:after="0" w:line="240" w:lineRule="auto"/>
+              <w:jc w:val="center"/>
+              <w:rPr>
+                <w:rFonts w:eastAsia="Times New Roman" w:cs="Times New Roman"/>
+                <w:sz w:val="16"/>
+                <w:szCs w:val="16"/>
+                <w:lang w:val="es-EC" w:eastAsia="es-MX"/>
+              </w:rPr>
+            </w:pPr>
+            <w:r>
+              <w:rPr>
+                <w:rFonts w:eastAsia="Times New Roman" w:cs="Times New Roman"/>
+                <w:sz w:val="16"/>
+                <w:szCs w:val="16"/>
+                <w:lang w:val="es-EC" w:eastAsia="es-MX"/>
+              </w:rPr>
+              <w:t>(creada en TP2, sin nombre original)</w:t>
+            </w:r>
+          </w:p>
+        </w:tc>
+        <w:tc>
+          <w:tcPr>
+            <w:tcW w:w="1190" w:type="pct"/>
+            <w:tcBorders>
+              <w:top w:val="nil"/>
+              <w:left w:val="nil"/>
+              <w:bottom w:val="nil"/>
+              <w:right w:val="nil"/>
+            </w:tcBorders>
+            <w:hideMark/>
+          </w:tcPr>
+          <w:p>
+            <w:pPr>
+              <w:spacing w:after="0" w:line="240" w:lineRule="auto"/>
+              <w:jc w:val="center"/>
+              <w:rPr>
+                <w:rFonts w:eastAsia="Times New Roman" w:cs="Times New Roman"/>
+                <w:sz w:val="16"/>
+                <w:szCs w:val="16"/>
+                <w:lang w:val="es-EC" w:eastAsia="es-MX"/>
+              </w:rPr>
+            </w:pPr>
+            <w:r>
+              <w:rPr>
+                <w:rFonts w:eastAsia="Times New Roman" w:cs="Times New Roman"/>
+                <w:sz w:val="16"/>
+                <w:szCs w:val="16"/>
+                <w:lang w:val="es-EC" w:eastAsia="es-MX"/>
+              </w:rPr>
+              <w:t>horastrabj</w:t>
+            </w:r>
+          </w:p>
+        </w:tc>
+        <w:tc>
+          <w:tcPr>
+            <w:tcW w:w="907" w:type="pct"/>
+            <w:tcBorders>
+              <w:top w:val="nil"/>
+              <w:left w:val="nil"/>
+              <w:bottom w:val="nil"/>
+              <w:right w:val="nil"/>
+            </w:tcBorders>
+            <w:noWrap/>
+            <w:hideMark/>
+          </w:tcPr>
+          <w:p>
+            <w:pPr>
+              <w:spacing w:after="0" w:line="240" w:lineRule="auto"/>
+              <w:jc w:val="center"/>
+              <w:rPr>
+                <w:rFonts w:eastAsia="Times New Roman" w:cs="Times New Roman"/>
+                <w:sz w:val="16"/>
+                <w:szCs w:val="16"/>
+                <w:lang w:val="es-EC" w:eastAsia="es-MX"/>
+              </w:rPr>
+            </w:pPr>
+            <w:r>
+              <w:rPr>
+                <w:rFonts w:eastAsia="Times New Roman" w:cs="Times New Roman"/>
+                <w:sz w:val="16"/>
+                <w:szCs w:val="16"/>
+                <w:lang w:val="es-EC" w:eastAsia="es-MX"/>
+              </w:rPr>
+              <w:t>No</w:t>
+            </w:r>
+          </w:p>
+        </w:tc>
+        <w:tc>
+          <w:tcPr>
+            <w:tcW w:w="1553" w:type="pct"/>
+            <w:tcBorders>
+              <w:top w:val="nil"/>
+              <w:left w:val="nil"/>
+              <w:bottom w:val="nil"/>
+              <w:right w:val="nil"/>
+            </w:tcBorders>
+            <w:hideMark/>
+          </w:tcPr>
+          <w:p>
+            <w:pPr>
+              <w:spacing w:after="0" w:line="240" w:lineRule="auto"/>
+              <w:jc w:val="center"/>
+              <w:rPr>
+                <w:rFonts w:eastAsia="Times New Roman" w:cs="Times New Roman"/>
+                <w:sz w:val="16"/>
+                <w:szCs w:val="16"/>
+                <w:lang w:val="es-EC" w:eastAsia="es-MX"/>
+              </w:rPr>
+            </w:pPr>
+            <w:r>
+              <w:rPr>
+                <w:rFonts w:eastAsia="Times New Roman" w:cs="Times New Roman"/>
+                <w:sz w:val="16"/>
+                <w:szCs w:val="16"/>
+                <w:lang w:val="es-EC" w:eastAsia="es-MX"/>
+              </w:rPr>
+              <w:t>Colineal con horastrab</w:t>
+            </w:r>
+          </w:p>
+        </w:tc>
+      </w:tr>
+      <w:tr>
+        <w:trPr>
+          <w:trHeight w:val="20"/>
+        </w:trPr>
+        <w:tc>
+          <w:tcPr>
+            <w:tcW w:w="1350" w:type="pct"/>
+            <w:tcBorders>
+              <w:top w:val="nil"/>
+              <w:left w:val="nil"/>
+              <w:bottom w:val="nil"/>
+              <w:right w:val="nil"/>
+            </w:tcBorders>
+            <w:hideMark/>
+          </w:tcPr>
+          <w:p>
+            <w:pPr>
+              <w:spacing w:after="0" w:line="240" w:lineRule="auto"/>
+              <w:jc w:val="center"/>
+              <w:rPr>
+                <w:rFonts w:eastAsia="Times New Roman" w:cs="Times New Roman"/>
+                <w:sz w:val="16"/>
+                <w:szCs w:val="16"/>
+                <w:lang w:val="es-EC" w:eastAsia="es-MX"/>
+              </w:rPr>
+            </w:pPr>
+            <w:r>
+              <w:rPr>
+                <w:rFonts w:eastAsia="Times New Roman" w:cs="Times New Roman"/>
+                <w:sz w:val="16"/>
+                <w:szCs w:val="16"/>
+                <w:lang w:val="es-EC" w:eastAsia="es-MX"/>
+              </w:rPr>
+              <w:t>(creada en TP2, sin nombre original)</w:t>
+            </w:r>
+          </w:p>
+        </w:tc>
+        <w:tc>
+          <w:tcPr>
+            <w:tcW w:w="1190" w:type="pct"/>
+            <w:tcBorders>
+              <w:top w:val="nil"/>
+              <w:left w:val="nil"/>
+              <w:bottom w:val="nil"/>
+              <w:right w:val="nil"/>
+            </w:tcBorders>
+            <w:hideMark/>
+          </w:tcPr>
+          <w:p>
+            <w:pPr>
+              <w:spacing w:after="0" w:line="240" w:lineRule="auto"/>
+              <w:jc w:val="center"/>
+              <w:rPr>
+                <w:rFonts w:eastAsia="Times New Roman" w:cs="Times New Roman"/>
+                <w:sz w:val="16"/>
+                <w:szCs w:val="16"/>
+                <w:lang w:val="es-EC" w:eastAsia="es-MX"/>
+              </w:rPr>
+            </w:pPr>
+            <w:r>
+              <w:rPr>
+                <w:rFonts w:eastAsia="Times New Roman" w:cs="Times New Roman"/>
+                <w:sz w:val="16"/>
+                <w:szCs w:val="16"/>
+                <w:lang w:val="es-EC" w:eastAsia="es-MX"/>
+              </w:rPr>
+              <w:t>nhogar</w:t>
+            </w:r>
+          </w:p>
+        </w:tc>
+        <w:tc>
+          <w:tcPr>
+            <w:tcW w:w="907" w:type="pct"/>
+            <w:tcBorders>
+              <w:top w:val="nil"/>
+              <w:left w:val="nil"/>
+              <w:bottom w:val="nil"/>
+              <w:right w:val="nil"/>
+            </w:tcBorders>
+            <w:noWrap/>
+            <w:hideMark/>
+          </w:tcPr>
+          <w:p>
+            <w:pPr>
+              <w:spacing w:after="0" w:line="240" w:lineRule="auto"/>
+              <w:jc w:val="center"/>
+              <w:rPr>
+                <w:rFonts w:eastAsia="Times New Roman" w:cs="Times New Roman"/>
+                <w:sz w:val="16"/>
+                <w:szCs w:val="16"/>
+                <w:lang w:val="es-EC" w:eastAsia="es-MX"/>
+              </w:rPr>
+            </w:pPr>
+            <w:r>
+              <w:rPr>
+                <w:rFonts w:eastAsia="Times New Roman" w:cs="Times New Roman"/>
+                <w:sz w:val="16"/>
+                <w:szCs w:val="16"/>
+                <w:lang w:val="es-EC" w:eastAsia="es-MX"/>
+              </w:rPr>
+              <w:t>Si</w:t>
+            </w:r>
+          </w:p>
+        </w:tc>
+        <w:tc>
+          <w:tcPr>
+            <w:tcW w:w="1553" w:type="pct"/>
+            <w:tcBorders>
+              <w:top w:val="nil"/>
+              <w:left w:val="nil"/>
+              <w:bottom w:val="nil"/>
+              <w:right w:val="nil"/>
+            </w:tcBorders>
+            <w:hideMark/>
+          </w:tcPr>
+          <w:p>
+            <w:pPr>
+              <w:spacing w:after="0" w:line="240" w:lineRule="auto"/>
+              <w:jc w:val="center"/>
+              <w:rPr>
+                <w:rFonts w:eastAsia="Times New Roman" w:cs="Times New Roman"/>
+                <w:sz w:val="16"/>
+                <w:szCs w:val="16"/>
+                <w:lang w:val="es-EC" w:eastAsia="es-MX"/>
+              </w:rPr>
+            </w:pPr>
+            <w:r>
+              <w:rPr>
+                <w:rFonts w:eastAsia="Times New Roman" w:cs="Times New Roman"/>
+                <w:sz w:val="16"/>
+                <w:szCs w:val="16"/>
+                <w:lang w:val="es-EC" w:eastAsia="es-MX"/>
+              </w:rPr>
+              <w:t>-</w:t>
+            </w:r>
+          </w:p>
+        </w:tc>
+      </w:tr>
+      <w:tr>
+        <w:trPr>
+          <w:trHeight w:val="20"/>
+        </w:trPr>
+        <w:tc>
+          <w:tcPr>
+            <w:tcW w:w="1350" w:type="pct"/>
+            <w:tcBorders>
+              <w:top w:val="nil"/>
+              <w:left w:val="nil"/>
+              <w:bottom w:val="nil"/>
+              <w:right w:val="nil"/>
+            </w:tcBorders>
+            <w:hideMark/>
+          </w:tcPr>
+          <w:p>
+            <w:pPr>
+              <w:spacing w:after="0" w:line="240" w:lineRule="auto"/>
+              <w:jc w:val="center"/>
+              <w:rPr>
+                <w:rFonts w:eastAsia="Times New Roman" w:cs="Times New Roman"/>
+                <w:sz w:val="16"/>
+                <w:szCs w:val="16"/>
+                <w:lang w:val="es-EC" w:eastAsia="es-MX"/>
+              </w:rPr>
+            </w:pPr>
+            <w:r>
+              <w:rPr>
+                <w:rFonts w:eastAsia="Times New Roman" w:cs="Times New Roman"/>
+                <w:sz w:val="16"/>
+                <w:szCs w:val="16"/>
+                <w:lang w:val="es-EC" w:eastAsia="es-MX"/>
+              </w:rPr>
+              <w:t>(creada en TP2, sin nombre original)</w:t>
+            </w:r>
+          </w:p>
+        </w:tc>
+        <w:tc>
+          <w:tcPr>
+            <w:tcW w:w="1190" w:type="pct"/>
+            <w:tcBorders>
+              <w:top w:val="nil"/>
+              <w:left w:val="nil"/>
+              <w:bottom w:val="nil"/>
+              <w:right w:val="nil"/>
+            </w:tcBorders>
+            <w:hideMark/>
+          </w:tcPr>
+          <w:p>
+            <w:pPr>
+              <w:spacing w:after="0" w:line="240" w:lineRule="auto"/>
+              <w:jc w:val="center"/>
+              <w:rPr>
+                <w:rFonts w:eastAsia="Times New Roman" w:cs="Times New Roman"/>
+                <w:sz w:val="16"/>
+                <w:szCs w:val="16"/>
+                <w:lang w:val="es-EC" w:eastAsia="es-MX"/>
+              </w:rPr>
+            </w:pPr>
+            <w:r>
+              <w:rPr>
+                <w:rFonts w:eastAsia="Times New Roman" w:cs="Times New Roman"/>
+                <w:sz w:val="16"/>
+                <w:szCs w:val="16"/>
+                <w:lang w:val="es-EC" w:eastAsia="es-MX"/>
+              </w:rPr>
+              <w:t>dummy_menor5</w:t>
+            </w:r>
+          </w:p>
+        </w:tc>
+        <w:tc>
+          <w:tcPr>
+            <w:tcW w:w="907" w:type="pct"/>
+            <w:tcBorders>
+              <w:top w:val="nil"/>
+              <w:left w:val="nil"/>
+              <w:bottom w:val="nil"/>
+              <w:right w:val="nil"/>
+            </w:tcBorders>
+            <w:noWrap/>
+            <w:hideMark/>
+          </w:tcPr>
+          <w:p>
+            <w:pPr>
+              <w:spacing w:after="0" w:line="240" w:lineRule="auto"/>
+              <w:jc w:val="center"/>
+              <w:rPr>
+                <w:rFonts w:eastAsia="Times New Roman" w:cs="Times New Roman"/>
+                <w:sz w:val="16"/>
+                <w:szCs w:val="16"/>
+                <w:lang w:val="es-EC" w:eastAsia="es-MX"/>
+              </w:rPr>
+            </w:pPr>
+            <w:r>
+              <w:rPr>
+                <w:rFonts w:eastAsia="Times New Roman" w:cs="Times New Roman"/>
+                <w:sz w:val="16"/>
+                <w:szCs w:val="16"/>
+                <w:lang w:val="es-EC" w:eastAsia="es-MX"/>
+              </w:rPr>
+              <w:t>Si</w:t>
+            </w:r>
+          </w:p>
+        </w:tc>
+        <w:tc>
+          <w:tcPr>
+            <w:tcW w:w="1553" w:type="pct"/>
+            <w:tcBorders>
+              <w:top w:val="nil"/>
+              <w:left w:val="nil"/>
+              <w:bottom w:val="nil"/>
+              <w:right w:val="nil"/>
+            </w:tcBorders>
+            <w:hideMark/>
+          </w:tcPr>
+          <w:p>
+            <w:pPr>
+              <w:spacing w:after="0" w:line="240" w:lineRule="auto"/>
+              <w:jc w:val="center"/>
+              <w:rPr>
+                <w:rFonts w:eastAsia="Times New Roman" w:cs="Times New Roman"/>
+                <w:sz w:val="16"/>
+                <w:szCs w:val="16"/>
+                <w:lang w:val="es-EC" w:eastAsia="es-MX"/>
+              </w:rPr>
+            </w:pPr>
+            <w:r>
+              <w:rPr>
+                <w:rFonts w:eastAsia="Times New Roman" w:cs="Times New Roman"/>
+                <w:sz w:val="16"/>
+                <w:szCs w:val="16"/>
+                <w:lang w:val="es-EC" w:eastAsia="es-MX"/>
+              </w:rPr>
+              <w:t>-</w:t>
+            </w:r>
+          </w:p>
+        </w:tc>
+      </w:tr>
+      <w:tr>
+        <w:trPr>
+          <w:trHeight w:val="20"/>
+        </w:trPr>
+        <w:tc>
+          <w:tcPr>
+            <w:tcW w:w="1350" w:type="pct"/>
+            <w:tcBorders>
+              <w:top w:val="nil"/>
+              <w:left w:val="nil"/>
+              <w:bottom w:val="nil"/>
+              <w:right w:val="nil"/>
+            </w:tcBorders>
+            <w:hideMark/>
+          </w:tcPr>
+          <w:p>
+            <w:pPr>
+              <w:spacing w:after="0" w:line="240" w:lineRule="auto"/>
+              <w:jc w:val="center"/>
+              <w:rPr>
+                <w:rFonts w:eastAsia="Times New Roman" w:cs="Times New Roman"/>
+                <w:sz w:val="16"/>
+                <w:szCs w:val="16"/>
+                <w:lang w:val="es-EC" w:eastAsia="es-MX"/>
+              </w:rPr>
+            </w:pPr>
+            <w:r>
+              <w:rPr>
+                <w:rFonts w:eastAsia="Times New Roman" w:cs="Times New Roman"/>
+                <w:sz w:val="16"/>
+                <w:szCs w:val="16"/>
+                <w:lang w:val="es-EC" w:eastAsia="es-MX"/>
+              </w:rPr>
+              <w:t>(creada en TP2, sin nombre original)</w:t>
+            </w:r>
+          </w:p>
+        </w:tc>
+        <w:tc>
+          <w:tcPr>
+            <w:tcW w:w="1190" w:type="pct"/>
+            <w:tcBorders>
+              <w:top w:val="nil"/>
+              <w:left w:val="nil"/>
+              <w:bottom w:val="nil"/>
+              <w:right w:val="nil"/>
+            </w:tcBorders>
+            <w:hideMark/>
+          </w:tcPr>
+          <w:p>
+            <w:pPr>
+              <w:spacing w:after="0" w:line="240" w:lineRule="auto"/>
+              <w:jc w:val="center"/>
+              <w:rPr>
+                <w:rFonts w:eastAsia="Times New Roman" w:cs="Times New Roman"/>
+                <w:sz w:val="16"/>
+                <w:szCs w:val="16"/>
+                <w:lang w:val="es-EC" w:eastAsia="es-MX"/>
+              </w:rPr>
+            </w:pPr>
+            <w:r>
+              <w:rPr>
+                <w:rFonts w:eastAsia="Times New Roman" w:cs="Times New Roman"/>
+                <w:sz w:val="16"/>
+                <w:szCs w:val="16"/>
+                <w:lang w:val="es-EC" w:eastAsia="es-MX"/>
+              </w:rPr>
+              <w:t>id</w:t>
+            </w:r>
+          </w:p>
+        </w:tc>
+        <w:tc>
+          <w:tcPr>
+            <w:tcW w:w="907" w:type="pct"/>
+            <w:tcBorders>
+              <w:top w:val="nil"/>
+              <w:left w:val="nil"/>
+              <w:bottom w:val="nil"/>
+              <w:right w:val="nil"/>
+            </w:tcBorders>
+            <w:noWrap/>
+            <w:hideMark/>
+          </w:tcPr>
+          <w:p>
+            <w:pPr>
+              <w:spacing w:after="0" w:line="240" w:lineRule="auto"/>
+              <w:jc w:val="center"/>
+              <w:rPr>
+                <w:rFonts w:eastAsia="Times New Roman" w:cs="Times New Roman"/>
+                <w:sz w:val="16"/>
+                <w:szCs w:val="16"/>
+                <w:lang w:val="es-EC" w:eastAsia="es-MX"/>
+              </w:rPr>
+            </w:pPr>
+            <w:r>
+              <w:rPr>
+                <w:rFonts w:eastAsia="Times New Roman" w:cs="Times New Roman"/>
+                <w:sz w:val="16"/>
+                <w:szCs w:val="16"/>
+                <w:lang w:val="es-EC" w:eastAsia="es-MX"/>
+              </w:rPr>
+              <w:t>No</w:t>
+            </w:r>
+          </w:p>
+        </w:tc>
+        <w:tc>
+          <w:tcPr>
+            <w:tcW w:w="1553" w:type="pct"/>
+            <w:tcBorders>
+              <w:top w:val="nil"/>
+              <w:left w:val="nil"/>
+              <w:bottom w:val="nil"/>
+              <w:right w:val="nil"/>
+            </w:tcBorders>
+            <w:hideMark/>
+          </w:tcPr>
+          <w:p>
+            <w:pPr>
+              <w:spacing w:after="0" w:line="240" w:lineRule="auto"/>
+              <w:jc w:val="center"/>
+              <w:rPr>
+                <w:rFonts w:eastAsia="Times New Roman" w:cs="Times New Roman"/>
+                <w:sz w:val="16"/>
+                <w:szCs w:val="16"/>
+                <w:lang w:val="es-EC" w:eastAsia="es-MX"/>
+              </w:rPr>
+            </w:pPr>
+            <w:r>
+              <w:rPr>
+                <w:rFonts w:eastAsia="Times New Roman" w:cs="Times New Roman"/>
+                <w:sz w:val="16"/>
+                <w:szCs w:val="16"/>
+                <w:lang w:val="es-EC" w:eastAsia="es-MX"/>
+              </w:rPr>
+              <w:t>Identificadora, usada solo para el join</w:t>
+            </w:r>
+          </w:p>
+        </w:tc>
+      </w:tr>
+      <w:tr>
+        <w:trPr>
+          <w:trHeight w:val="20"/>
+        </w:trPr>
+        <w:tc>
+          <w:tcPr>
+            <w:tcW w:w="1350" w:type="pct"/>
+            <w:tcBorders>
+              <w:top w:val="nil"/>
+              <w:left w:val="nil"/>
+              <w:bottom w:val="single" w:sz="12" w:space="0" w:color="auto"/>
+              <w:right w:val="nil"/>
+            </w:tcBorders>
+            <w:hideMark/>
+          </w:tcPr>
+          <w:p>
+            <w:pPr>
+              <w:spacing w:after="0" w:line="240" w:lineRule="auto"/>
+              <w:jc w:val="center"/>
+              <w:rPr>
+                <w:rFonts w:eastAsia="Times New Roman" w:cs="Times New Roman"/>
+                <w:sz w:val="16"/>
+                <w:szCs w:val="16"/>
+                <w:lang w:val="es-EC" w:eastAsia="es-MX"/>
+              </w:rPr>
+            </w:pPr>
+            <w:r>
+              <w:rPr>
+                <w:rFonts w:eastAsia="Times New Roman" w:cs="Times New Roman"/>
+                <w:sz w:val="16"/>
+                <w:szCs w:val="16"/>
+                <w:lang w:val="es-EC" w:eastAsia="es-MX"/>
+              </w:rPr>
+              <w:t>(creada en TP3, sin nombre original)</w:t>
+            </w:r>
+          </w:p>
+        </w:tc>
+        <w:tc>
+          <w:tcPr>
+            <w:tcW w:w="1190" w:type="pct"/>
+            <w:tcBorders>
+              <w:top w:val="nil"/>
+              <w:left w:val="nil"/>
+              <w:bottom w:val="single" w:sz="12" w:space="0" w:color="auto"/>
+              <w:right w:val="nil"/>
+            </w:tcBorders>
+            <w:hideMark/>
+          </w:tcPr>
+          <w:p>
+            <w:pPr>
+              <w:spacing w:after="0" w:line="240" w:lineRule="auto"/>
+              <w:jc w:val="center"/>
+              <w:rPr>
+                <w:rFonts w:eastAsia="Times New Roman" w:cs="Times New Roman"/>
+                <w:sz w:val="16"/>
+                <w:szCs w:val="16"/>
+                <w:lang w:val="es-EC" w:eastAsia="es-MX"/>
+              </w:rPr>
+            </w:pPr>
+            <w:r>
+              <w:rPr>
+                <w:rFonts w:eastAsia="Times New Roman" w:cs="Times New Roman"/>
+                <w:sz w:val="16"/>
+                <w:szCs w:val="16"/>
+                <w:lang w:val="es-EC" w:eastAsia="es-MX"/>
+              </w:rPr>
+              <w:t>informal_2024_Informal</w:t>
+            </w:r>
+          </w:p>
+        </w:tc>
+        <w:tc>
+          <w:tcPr>
+            <w:tcW w:w="907" w:type="pct"/>
+            <w:tcBorders>
+              <w:top w:val="nil"/>
+              <w:left w:val="nil"/>
+              <w:bottom w:val="single" w:sz="12" w:space="0" w:color="auto"/>
+              <w:right w:val="nil"/>
+            </w:tcBorders>
+            <w:noWrap/>
+            <w:hideMark/>
+          </w:tcPr>
+          <w:p>
+            <w:pPr>
+              <w:spacing w:after="0" w:line="240" w:lineRule="auto"/>
+              <w:jc w:val="center"/>
+              <w:rPr>
+                <w:rFonts w:eastAsia="Times New Roman" w:cs="Times New Roman"/>
+                <w:sz w:val="16"/>
+                <w:szCs w:val="16"/>
+                <w:lang w:val="es-EC" w:eastAsia="es-MX"/>
+              </w:rPr>
+            </w:pPr>
+            <w:r>
+              <w:rPr>
+                <w:rFonts w:eastAsia="Times New Roman" w:cs="Times New Roman"/>
+                <w:sz w:val="16"/>
+                <w:szCs w:val="16"/>
+                <w:lang w:val="es-EC" w:eastAsia="es-MX"/>
+              </w:rPr>
+              <w:t>Solo Modelo 2</w:t>
+            </w:r>
+          </w:p>
+        </w:tc>
+        <w:tc>
+          <w:tcPr>
+            <w:tcW w:w="1553" w:type="pct"/>
+            <w:tcBorders>
+              <w:top w:val="nil"/>
+              <w:left w:val="nil"/>
+              <w:bottom w:val="single" w:sz="12" w:space="0" w:color="auto"/>
+              <w:right w:val="nil"/>
+            </w:tcBorders>
+            <w:hideMark/>
+          </w:tcPr>
+          <w:p>
+            <w:pPr>
+              <w:spacing w:after="0" w:line="240" w:lineRule="auto"/>
+              <w:jc w:val="center"/>
+              <w:rPr>
+                <w:rFonts w:eastAsia="Times New Roman" w:cs="Times New Roman"/>
+                <w:sz w:val="16"/>
+                <w:szCs w:val="16"/>
+                <w:lang w:val="es-EC" w:eastAsia="es-MX"/>
+              </w:rPr>
+            </w:pPr>
+            <w:r>
+              <w:rPr>
+                <w:rFonts w:eastAsia="Times New Roman" w:cs="Times New Roman"/>
+                <w:sz w:val="16"/>
+                <w:szCs w:val="16"/>
+                <w:lang w:val="es-EC" w:eastAsia="es-MX"/>
+              </w:rPr>
+              <w:t>Regresor adicional de Maurizio &amp; Monsalvo (2021)</w:t>
+            </w:r>
+          </w:p>
+        </w:tc>
+      </w:tr>
+    </w:tbl>
+    <w:p>
+      <w:pPr>
         <w:rPr>
           <w:lang w:val="es-PE"/>
         </w:rPr>
       </w:pPr>
+      <w:r>
+        <w:rPr>
+          <w:i/>
+          <w:iCs/>
+          <w:lang w:val="es-PE"/>
+        </w:rPr>
+        <w:t>Nota.</w:t>
+      </w:r>
+      <w:r>
+        <w:rPr>
+          <w:lang w:val="es-PE"/>
+        </w:rPr>
+        <w:t xml:space="preserve"> Elaboración propia.</w:t>
+      </w:r>
     </w:p>
     <w:p>
       <w:pPr>
@@ -18151,19 +25368,54 @@
         <w:rPr>
           <w:lang w:val="es-PE"/>
         </w:rPr>
+        <w:lastRenderedPageBreak/>
         <w:t>Apéndice 1: Prompts utilizados</w:t>
       </w:r>
     </w:p>
     <w:p>
       <w:pPr>
-        <w:pStyle w:val="Sinespaciado"/>
-        <w:jc w:val="left"/>
         <w:rPr>
-          <w:b/>
-          <w:bCs/>
           <w:lang w:val="es-PE"/>
         </w:rPr>
       </w:pPr>
+      <w:r>
+        <w:rPr>
+          <w:lang w:val="es-PE"/>
+        </w:rPr>
+        <w:t xml:space="preserve">Para el desarrollo del análisis propuesto, se consideraron los </w:t>
+      </w:r>
+      <w:r>
+        <w:rPr>
+          <w:i/>
+          <w:iCs/>
+          <w:lang w:val="es-PE"/>
+        </w:rPr>
+        <w:t>prompts</w:t>
+      </w:r>
+      <w:r>
+        <w:rPr>
+          <w:lang w:val="es-PE"/>
+        </w:rPr>
+        <w:t xml:space="preserve"> que se presentan a continuación, lo cual supuso una ventaja analítica para realizar actividades repetitivas en menos tiempo, de modo que el abordaje analítico pudo centrar sus esfuerzos en la exploración cuantitativa de orden descriptivo e inferencial.</w:t>
+      </w:r>
+    </w:p>
+    <w:p>
+      <w:pPr>
+        <w:pStyle w:val="Prrafodelista"/>
+        <w:numPr>
+          <w:ilvl w:val="0"/>
+          <w:numId w:val="7"/>
+        </w:numPr>
+        <w:rPr>
+          <w:lang w:val="es-PE"/>
+        </w:rPr>
+      </w:pPr>
+      <w:r>
+        <w:rPr>
+          <w:lang w:val="es-PE"/>
+        </w:rPr>
+        <w:t>Con la explicación que te di sobre la eliminación de determinadas variables, desarrolla una tabla resumen que muestre el nombre original de las variables, su nombre final en la base, si fueron consideradas en las especificaciones de los modelos de regresión logística y el motivo de su exclusión.</w:t>
+      </w:r>
     </w:p>
     <w:sectPr>
       <w:footerReference w:type="default" r:id="rId14"/>
@@ -18712,6 +25964,119 @@
     </w:lvl>
   </w:abstractNum>
   <w:abstractNum w:abstractNumId="3" w15:restartNumberingAfterBreak="0">
+    <w:nsid w:val="413A0F6A"/>
+    <w:multiLevelType w:val="hybridMultilevel"/>
+    <w:tmpl w:val="F7FADE2C"/>
+    <w:lvl w:ilvl="0" w:tplc="080A0001">
+      <w:start w:val="1"/>
+      <w:numFmt w:val="bullet"/>
+      <w:lvlText w:val=""/>
+      <w:lvlJc w:val="left"/>
+      <w:pPr>
+        <w:ind w:left="720" w:hanging="360"/>
+      </w:pPr>
+      <w:rPr>
+        <w:rFonts w:ascii="Symbol" w:hAnsi="Symbol" w:hint="default"/>
+      </w:rPr>
+    </w:lvl>
+    <w:lvl w:ilvl="1" w:tplc="080A0003" w:tentative="1">
+      <w:start w:val="1"/>
+      <w:numFmt w:val="bullet"/>
+      <w:lvlText w:val="o"/>
+      <w:lvlJc w:val="left"/>
+      <w:pPr>
+        <w:ind w:left="1440" w:hanging="360"/>
+      </w:pPr>
+      <w:rPr>
+        <w:rFonts w:ascii="Courier New" w:hAnsi="Courier New" w:cs="Courier New" w:hint="default"/>
+      </w:rPr>
+    </w:lvl>
+    <w:lvl w:ilvl="2" w:tplc="080A0005" w:tentative="1">
+      <w:start w:val="1"/>
+      <w:numFmt w:val="bullet"/>
+      <w:lvlText w:val=""/>
+      <w:lvlJc w:val="left"/>
+      <w:pPr>
+        <w:ind w:left="2160" w:hanging="360"/>
+      </w:pPr>
+      <w:rPr>
+        <w:rFonts w:ascii="Wingdings" w:hAnsi="Wingdings" w:hint="default"/>
+      </w:rPr>
+    </w:lvl>
+    <w:lvl w:ilvl="3" w:tplc="080A0001" w:tentative="1">
+      <w:start w:val="1"/>
+      <w:numFmt w:val="bullet"/>
+      <w:lvlText w:val=""/>
+      <w:lvlJc w:val="left"/>
+      <w:pPr>
+        <w:ind w:left="2880" w:hanging="360"/>
+      </w:pPr>
+      <w:rPr>
+        <w:rFonts w:ascii="Symbol" w:hAnsi="Symbol" w:hint="default"/>
+      </w:rPr>
+    </w:lvl>
+    <w:lvl w:ilvl="4" w:tplc="080A0003" w:tentative="1">
+      <w:start w:val="1"/>
+      <w:numFmt w:val="bullet"/>
+      <w:lvlText w:val="o"/>
+      <w:lvlJc w:val="left"/>
+      <w:pPr>
+        <w:ind w:left="3600" w:hanging="360"/>
+      </w:pPr>
+      <w:rPr>
+        <w:rFonts w:ascii="Courier New" w:hAnsi="Courier New" w:cs="Courier New" w:hint="default"/>
+      </w:rPr>
+    </w:lvl>
+    <w:lvl w:ilvl="5" w:tplc="080A0005" w:tentative="1">
+      <w:start w:val="1"/>
+      <w:numFmt w:val="bullet"/>
+      <w:lvlText w:val=""/>
+      <w:lvlJc w:val="left"/>
+      <w:pPr>
+        <w:ind w:left="4320" w:hanging="360"/>
+      </w:pPr>
+      <w:rPr>
+        <w:rFonts w:ascii="Wingdings" w:hAnsi="Wingdings" w:hint="default"/>
+      </w:rPr>
+    </w:lvl>
+    <w:lvl w:ilvl="6" w:tplc="080A0001" w:tentative="1">
+      <w:start w:val="1"/>
+      <w:numFmt w:val="bullet"/>
+      <w:lvlText w:val=""/>
+      <w:lvlJc w:val="left"/>
+      <w:pPr>
+        <w:ind w:left="5040" w:hanging="360"/>
+      </w:pPr>
+      <w:rPr>
+        <w:rFonts w:ascii="Symbol" w:hAnsi="Symbol" w:hint="default"/>
+      </w:rPr>
+    </w:lvl>
+    <w:lvl w:ilvl="7" w:tplc="080A0003" w:tentative="1">
+      <w:start w:val="1"/>
+      <w:numFmt w:val="bullet"/>
+      <w:lvlText w:val="o"/>
+      <w:lvlJc w:val="left"/>
+      <w:pPr>
+        <w:ind w:left="5760" w:hanging="360"/>
+      </w:pPr>
+      <w:rPr>
+        <w:rFonts w:ascii="Courier New" w:hAnsi="Courier New" w:cs="Courier New" w:hint="default"/>
+      </w:rPr>
+    </w:lvl>
+    <w:lvl w:ilvl="8" w:tplc="080A0005" w:tentative="1">
+      <w:start w:val="1"/>
+      <w:numFmt w:val="bullet"/>
+      <w:lvlText w:val=""/>
+      <w:lvlJc w:val="left"/>
+      <w:pPr>
+        <w:ind w:left="6480" w:hanging="360"/>
+      </w:pPr>
+      <w:rPr>
+        <w:rFonts w:ascii="Wingdings" w:hAnsi="Wingdings" w:hint="default"/>
+      </w:rPr>
+    </w:lvl>
+  </w:abstractNum>
+  <w:abstractNum w:abstractNumId="4" w15:restartNumberingAfterBreak="0">
     <w:nsid w:val="76BB2616"/>
     <w:multiLevelType w:val="multilevel"/>
     <w:tmpl w:val="280A001F"/>
@@ -18801,7 +26166,7 @@
     <w:abstractNumId w:val="2"/>
   </w:num>
   <w:num w:numId="2" w16cid:durableId="2056274700">
-    <w:abstractNumId w:val="3"/>
+    <w:abstractNumId w:val="4"/>
   </w:num>
   <w:num w:numId="3" w16cid:durableId="1653636549">
     <w:abstractNumId w:val="1"/>
@@ -18814,6 +26179,9 @@
   </w:num>
   <w:num w:numId="6" w16cid:durableId="1180580691">
     <w:abstractNumId w:val="2"/>
+  </w:num>
+  <w:num w:numId="7" w16cid:durableId="699933899">
+    <w:abstractNumId w:val="3"/>
   </w:num>
   <w:numIdMacAtCleanup w:val="3"/>
 </w:numbering>
@@ -20453,6 +27821,66 @@
         </w:p>
       </w:docPartBody>
     </w:docPart>
+    <w:docPart>
+      <w:docPartPr>
+        <w:name w:val="7D1A664E5C2F7B44A820ACFA70B44BB5"/>
+        <w:category>
+          <w:name w:val="General"/>
+          <w:gallery w:val="placeholder"/>
+        </w:category>
+        <w:types>
+          <w:type w:val="bbPlcHdr"/>
+        </w:types>
+        <w:behaviors>
+          <w:behavior w:val="content"/>
+        </w:behaviors>
+        <w:guid w:val="{FF61D7AB-D12E-C445-AFC8-3E926683BD40}"/>
+      </w:docPartPr>
+      <w:docPartBody>
+        <w:p>
+          <w:pPr>
+            <w:pStyle w:val="7D1A664E5C2F7B44A820ACFA70B44BB5"/>
+          </w:pPr>
+          <w:r>
+            <w:rPr>
+              <w:rStyle w:val="Textodelmarcadordeposicin"/>
+              <w:lang w:val="en-GB"/>
+            </w:rPr>
+            <w:t>Haz clic o pulse aquí para escribir texto.</w:t>
+          </w:r>
+        </w:p>
+      </w:docPartBody>
+    </w:docPart>
+    <w:docPart>
+      <w:docPartPr>
+        <w:name w:val="A9077918FABCFD449EFF7AB9E1165036"/>
+        <w:category>
+          <w:name w:val="General"/>
+          <w:gallery w:val="placeholder"/>
+        </w:category>
+        <w:types>
+          <w:type w:val="bbPlcHdr"/>
+        </w:types>
+        <w:behaviors>
+          <w:behavior w:val="content"/>
+        </w:behaviors>
+        <w:guid w:val="{5B33C7D9-E61A-AD4F-B119-04B1417F7E03}"/>
+      </w:docPartPr>
+      <w:docPartBody>
+        <w:p>
+          <w:pPr>
+            <w:pStyle w:val="A9077918FABCFD449EFF7AB9E1165036"/>
+          </w:pPr>
+          <w:r>
+            <w:rPr>
+              <w:rStyle w:val="Textodelmarcadordeposicin"/>
+              <w:lang w:val="en-GB"/>
+            </w:rPr>
+            <w:t>Haz clic o pulse aquí para escribir texto.</w:t>
+          </w:r>
+        </w:p>
+      </w:docPartBody>
+    </w:docPart>
   </w:docParts>
 </w:glossaryDocument>
 </file>
@@ -20568,6 +27996,7 @@
     <w:rsid w:val="00046A96"/>
     <w:rsid w:val="00052680"/>
     <w:rsid w:val="000745AB"/>
+    <w:rsid w:val="00105A3C"/>
     <w:rsid w:val="00117038"/>
     <w:rsid w:val="00133A33"/>
     <w:rsid w:val="001C47A7"/>
@@ -20594,8 +28023,10 @@
     <w:rsid w:val="00AF2C96"/>
     <w:rsid w:val="00B0692D"/>
     <w:rsid w:val="00CF0229"/>
+    <w:rsid w:val="00D14777"/>
     <w:rsid w:val="00D348EA"/>
     <w:rsid w:val="00DA4981"/>
+    <w:rsid w:val="00DF55B8"/>
     <w:rsid w:val="00E36221"/>
     <w:rsid w:val="00E877D6"/>
     <w:rsid w:val="00EC47B7"/>
@@ -21057,7 +28488,7 @@
     <w:basedOn w:val="Fuentedeprrafopredeter"/>
     <w:uiPriority w:val="99"/>
     <w:semiHidden/>
-    <w:rsid w:val="002F4909"/>
+    <w:rsid w:val="00DF55B8"/>
     <w:rPr>
       <w:color w:val="666666"/>
     </w:rPr>
@@ -21065,6 +28496,14 @@
   <w:style w:type="paragraph" w:customStyle="1" w:styleId="D08C73F1A08528468C279FD4254F72C4">
     <w:name w:val="D08C73F1A08528468C279FD4254F72C4"/>
     <w:rsid w:val="002F4909"/>
+  </w:style>
+  <w:style w:type="paragraph" w:customStyle="1" w:styleId="7D1A664E5C2F7B44A820ACFA70B44BB5">
+    <w:name w:val="7D1A664E5C2F7B44A820ACFA70B44BB5"/>
+    <w:rsid w:val="00DF55B8"/>
+  </w:style>
+  <w:style w:type="paragraph" w:customStyle="1" w:styleId="A9077918FABCFD449EFF7AB9E1165036">
+    <w:name w:val="A9077918FABCFD449EFF7AB9E1165036"/>
+    <w:rsid w:val="00DF55B8"/>
   </w:style>
 </w:styles>
 </file>
@@ -21395,9 +28834,9 @@
     <we:reference id="WA104382081" version="1.55.1.0" store="" storeType="OMEX"/>
   </we:alternateReferences>
   <we:properties>
-    <we:property name="MENDELEY_BIBLIOGRAPHY_IS_DIRTY" value="true"/>
-    <we:property name="MENDELEY_BIBLIOGRAPHY_LAST_MODIFIED" value="1786663503554"/>
-    <we:property name="MENDELEY_CITATIONS" value="[{&quot;citationID&quot;:&quot;MENDELEY_CITATION_9f2cd135-aa33-42a9-869a-f189950873e1&quot;,&quot;properties&quot;:{&quot;noteIndex&quot;:0,&quot;mode&quot;:&quot;composite&quot;},&quot;isEdited&quot;:false,&quot;manualOverride&quot;:{&quot;isManuallyOverridden&quot;:true,&quot;citeprocText&quot;:&quot;Instituto Nacional de Estadística y Censos (2026)&quot;,&quot;manualOverrideText&quot;:&quot;Instituto Nacional de Estadística y Censos (INDEC, 2026)&quot;},&quot;citationItems&quot;:[{&quot;displayAs&quot;:&quot;composite&quot;,&quot;label&quot;:&quot;page&quot;,&quot;id&quot;:&quot;7b545d73-8fc9-3173-9c1e-525ff39e8427&quot;,&quot;itemData&quot;:{&quot;type&quot;:&quot;webpage&quot;,&quot;id&quot;:&quot;7b545d73-8fc9-3173-9c1e-525ff39e8427&quot;,&quot;title&quot;:&quot;Bases de datos&quot;,&quot;author&quot;:[{&quot;family&quot;:&quot;Instituto Nacional de Estadística y Censos&quot;,&quot;given&quot;:&quot;&quot;,&quot;parse-names&quot;:false,&quot;dropping-particle&quot;:&quot;&quot;,&quot;non-dropping-particle&quot;:&quot;&quot;}],&quot;accessed&quot;:{&quot;date-parts&quot;:[[2026,7,2]]},&quot;URL&quot;:&quot;https://www.indec.gob.ar/indec/web/Institucional-Indec-BasesDeDatos&quot;,&quot;issued&quot;:{&quot;date-parts&quot;:[[2026]]},&quot;container-title-short&quot;:&quot;&quot;},&quot;isTemporary&quot;:false,&quot;suppress-author&quot;:false,&quot;composite&quot;:true,&quot;author-only&quot;:false}],&quot;citationTag&quot;:&quot;MENDELEY_CITATION_v3_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&quot;},{&quot;citationID&quot;:&quot;MENDELEY_CITATION_5fc38c5d-802c-4d3a-84e3-63307176e9a6&quot;,&quot;properties&quot;:{&quot;noteIndex&quot;:0,&quot;mode&quot;:&quot;composite&quot;},&quot;isEdited&quot;:false,&quot;manualOverride&quot;:{&quot;isManuallyOverridden&quot;:true,&quot;citeprocText&quot;:&quot;Instituto Nacional de Estadística y Censos (2026)&quot;,&quot;manualOverrideText&quot;:&quot;Instituto Nacional de Estadística y Censos (INDEC, 2026)&quot;},&quot;citationItems&quot;:[{&quot;displayAs&quot;:&quot;composite&quot;,&quot;label&quot;:&quot;page&quot;,&quot;id&quot;:&quot;7b545d73-8fc9-3173-9c1e-525ff39e8427&quot;,&quot;itemData&quot;:{&quot;type&quot;:&quot;webpage&quot;,&quot;id&quot;:&quot;7b545d73-8fc9-3173-9c1e-525ff39e8427&quot;,&quot;title&quot;:&quot;Bases de datos&quot;,&quot;author&quot;:[{&quot;family&quot;:&quot;Instituto Nacional de Estadística y Censos&quot;,&quot;given&quot;:&quot;&quot;,&quot;parse-names&quot;:false,&quot;dropping-particle&quot;:&quot;&quot;,&quot;non-dropping-particle&quot;:&quot;&quot;}],&quot;accessed&quot;:{&quot;date-parts&quot;:[[2026,7,2]]},&quot;URL&quot;:&quot;https://www.indec.gob.ar/indec/web/Institucional-Indec-BasesDeDatos&quot;,&quot;issued&quot;:{&quot;date-parts&quot;:[[2026]]},&quot;container-title-short&quot;:&quot;&quot;},&quot;isTemporary&quot;:false,&quot;suppress-author&quot;:false,&quot;composite&quot;:true,&quot;author-only&quot;:false}],&quot;citationTag&quot;:&quot;MENDELEY_CITATION_v3_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&quot;}]"/>
+    <we:property name="MENDELEY_BIBLIOGRAPHY_IS_DIRTY" value="false"/>
+    <we:property name="MENDELEY_BIBLIOGRAPHY_LAST_MODIFIED" value="1786752697351"/>
+    <we:property name="MENDELEY_CITATIONS" value="[{&quot;citationID&quot;:&quot;MENDELEY_CITATION_0120d81a-7b19-440f-8902-e9bddfa00e77&quot;,&quot;properties&quot;:{&quot;noteIndex&quot;:0,&quot;mode&quot;:&quot;composite&quot;},&quot;isEdited&quot;:false,&quot;manualOverride&quot;:{&quot;isManuallyOverridden&quot;:false,&quot;citeprocText&quot;:&quot;Maurizio y Monsalvo (2021)&quot;,&quot;manualOverrideText&quot;:&quot;&quot;},&quot;citationItems&quot;:[{&quot;displayAs&quot;:&quot;composite&quot;,&quot;label&quot;:&quot;page&quot;,&quot;id&quot;:&quot;c82d7370-a54f-3002-bea9-b30cb16052c5&quot;,&quot;itemData&quot;:{&quot;type&quot;:&quot;book&quot;,&quot;id&quot;:&quot;c82d7370-a54f-3002-bea9-b30cb16052c5&quot;,&quot;title&quot;:&quot;Informality, labour transitions, and the livelihoods of workers in Latin America&quot;,&quot;author&quot;:[{&quot;family&quot;:&quot;Maurizio&quot;,&quot;given&quot;:&quot;Roxana&quot;,&quot;parse-names&quot;:false,&quot;dropping-particle&quot;:&quot;&quot;,&quot;non-dropping-particle&quot;:&quot;&quot;},{&quot;family&quot;:&quot;Monsalvo&quot;,&quot;given&quot;:&quot;Ana Paula&quot;,&quot;parse-names&quot;:false,&quot;dropping-particle&quot;:&quot;&quot;,&quot;non-dropping-particle&quot;:&quot;&quot;}],&quot;DOI&quot;:&quot;10.35188/UNU-WIDER/2021/953-2&quot;,&quot;ISBN&quot;:&quot;9789292569532&quot;,&quot;issued&quot;:{&quot;date-parts&quot;:[[2021]]},&quot;publisher&quot;:&quot;United Nations&quot;,&quot;volume&quot;:&quot;2021&quot;,&quot;container-title-short&quot;:&quot;&quot;},&quot;isTemporary&quot;:false,&quot;suppress-author&quot;:false,&quot;composite&quot;:true,&quot;author-only&quot;:false}],&quot;citationTag&quot;:&quot;MENDELEY_CITATION_v3_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&quot;},{&quot;citationID&quot;:&quot;MENDELEY_CITATION_9f2cd135-aa33-42a9-869a-f189950873e1&quot;,&quot;properties&quot;:{&quot;noteIndex&quot;:0,&quot;mode&quot;:&quot;composite&quot;},&quot;isEdited&quot;:false,&quot;manualOverride&quot;:{&quot;isManuallyOverridden&quot;:true,&quot;citeprocText&quot;:&quot;Instituto Nacional de Estadística y Censos (2026)&quot;,&quot;manualOverrideText&quot;:&quot;Instituto Nacional de Estadística y Censos (INDEC, 2026)&quot;},&quot;citationTag&quot;:&quot;MENDELEY_CITATION_v3_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&quot;,&quot;citationItems&quot;:[{&quot;displayAs&quot;:&quot;composite&quot;,&quot;label&quot;:&quot;page&quot;,&quot;id&quot;:&quot;7b545d73-8fc9-3173-9c1e-525ff39e8427&quot;,&quot;itemData&quot;:{&quot;type&quot;:&quot;webpage&quot;,&quot;id&quot;:&quot;7b545d73-8fc9-3173-9c1e-525ff39e8427&quot;,&quot;title&quot;:&quot;Bases de datos&quot;,&quot;author&quot;:[{&quot;family&quot;:&quot;Instituto Nacional de Estadística y Censos&quot;,&quot;given&quot;:&quot;&quot;,&quot;parse-names&quot;:false,&quot;dropping-particle&quot;:&quot;&quot;,&quot;non-dropping-particle&quot;:&quot;&quot;}],&quot;accessed&quot;:{&quot;date-parts&quot;:[[2026,7,2]]},&quot;URL&quot;:&quot;https://www.indec.gob.ar/indec/web/Institucional-Indec-BasesDeDatos&quot;,&quot;issued&quot;:{&quot;date-parts&quot;:[[2026]]},&quot;container-title-short&quot;:&quot;&quot;},&quot;isTemporary&quot;:false,&quot;suppress-author&quot;:false,&quot;composite&quot;:true,&quot;author-only&quot;:false}]},{&quot;citationID&quot;:&quot;MENDELEY_CITATION_ed77efd7-23af-485b-a4ec-c9220726dd30&quot;,&quot;properties&quot;:{&quot;noteIndex&quot;:0,&quot;mode&quot;:&quot;composite&quot;},&quot;isEdited&quot;:false,&quot;manualOverride&quot;:{&quot;isManuallyOverridden&quot;:false,&quot;citeprocText&quot;:&quot;Maurizio y Monsalvo (2021)&quot;,&quot;manualOverrideText&quot;:&quot;&quot;},&quot;citationItems&quot;:[{&quot;displayAs&quot;:&quot;composite&quot;,&quot;label&quot;:&quot;page&quot;,&quot;id&quot;:&quot;c82d7370-a54f-3002-bea9-b30cb16052c5&quot;,&quot;itemData&quot;:{&quot;type&quot;:&quot;book&quot;,&quot;id&quot;:&quot;c82d7370-a54f-3002-bea9-b30cb16052c5&quot;,&quot;title&quot;:&quot;Informality, labour transitions, and the livelihoods of workers in Latin America&quot;,&quot;author&quot;:[{&quot;family&quot;:&quot;Maurizio&quot;,&quot;given&quot;:&quot;Roxana&quot;,&quot;parse-names&quot;:false,&quot;dropping-particle&quot;:&quot;&quot;,&quot;non-dropping-particle&quot;:&quot;&quot;},{&quot;family&quot;:&quot;Monsalvo&quot;,&quot;given&quot;:&quot;Ana Paula&quot;,&quot;parse-names&quot;:false,&quot;dropping-particle&quot;:&quot;&quot;,&quot;non-dropping-particle&quot;:&quot;&quot;}],&quot;DOI&quot;:&quot;10.35188/UNU-WIDER/2021/953-2&quot;,&quot;ISBN&quot;:&quot;9789292569532&quot;,&quot;issued&quot;:{&quot;date-parts&quot;:[[2021]]},&quot;publisher&quot;:&quot;United Nations&quot;,&quot;volume&quot;:&quot;2021&quot;,&quot;container-title-short&quot;:&quot;&quot;},&quot;isTemporary&quot;:false,&quot;suppress-author&quot;:false,&quot;composite&quot;:true,&quot;author-only&quot;:false}],&quot;citationTag&quot;:&quot;MENDELEY_CITATION_v3_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&quot;},{&quot;citationID&quot;:&quot;MENDELEY_CITATION_5fc38c5d-802c-4d3a-84e3-63307176e9a6&quot;,&quot;properties&quot;:{&quot;noteIndex&quot;:0,&quot;mode&quot;:&quot;composite&quot;},&quot;isEdited&quot;:false,&quot;manualOverride&quot;:{&quot;isManuallyOverridden&quot;:true,&quot;citeprocText&quot;:&quot;Instituto Nacional de Estadística y Censos (2026)&quot;,&quot;manualOverrideText&quot;:&quot;Instituto Nacional de Estadística y Censos (INDEC, 2026)&quot;},&quot;citationTag&quot;:&quot;MENDELEY_CITATION_v3_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&quot;,&quot;citationItems&quot;:[{&quot;displayAs&quot;:&quot;composite&quot;,&quot;label&quot;:&quot;page&quot;,&quot;id&quot;:&quot;7b545d73-8fc9-3173-9c1e-525ff39e8427&quot;,&quot;itemData&quot;:{&quot;type&quot;:&quot;webpage&quot;,&quot;id&quot;:&quot;7b545d73-8fc9-3173-9c1e-525ff39e8427&quot;,&quot;title&quot;:&quot;Bases de datos&quot;,&quot;author&quot;:[{&quot;family&quot;:&quot;Instituto Nacional de Estadística y Censos&quot;,&quot;given&quot;:&quot;&quot;,&quot;parse-names&quot;:false,&quot;dropping-particle&quot;:&quot;&quot;,&quot;non-dropping-particle&quot;:&quot;&quot;}],&quot;accessed&quot;:{&quot;date-parts&quot;:[[2026,7,2]]},&quot;URL&quot;:&quot;https://www.indec.gob.ar/indec/web/Institucional-Indec-BasesDeDatos&quot;,&quot;issued&quot;:{&quot;date-parts&quot;:[[2026]]},&quot;container-title-short&quot;:&quot;&quot;},&quot;isTemporary&quot;:false,&quot;suppress-author&quot;:false,&quot;composite&quot;:true,&quot;author-only&quot;:false}]},{&quot;citationID&quot;:&quot;MENDELEY_CITATION_44093064-36fd-4297-8b5b-7d253c3fe46d&quot;,&quot;properties&quot;:{&quot;noteIndex&quot;:0,&quot;mode&quot;:&quot;composite&quot;},&quot;isEdited&quot;:false,&quot;manualOverride&quot;:{&quot;isManuallyOverridden&quot;:false,&quot;citeprocText&quot;:&quot;Maurizio y Monsalvo (2021)&quot;,&quot;manualOverrideText&quot;:&quot;&quot;},&quot;citationItems&quot;:[{&quot;displayAs&quot;:&quot;composite&quot;,&quot;label&quot;:&quot;page&quot;,&quot;id&quot;:&quot;c82d7370-a54f-3002-bea9-b30cb16052c5&quot;,&quot;itemData&quot;:{&quot;type&quot;:&quot;book&quot;,&quot;id&quot;:&quot;c82d7370-a54f-3002-bea9-b30cb16052c5&quot;,&quot;title&quot;:&quot;Informality, labour transitions, and the livelihoods of workers in Latin America&quot;,&quot;author&quot;:[{&quot;family&quot;:&quot;Maurizio&quot;,&quot;given&quot;:&quot;Roxana&quot;,&quot;parse-names&quot;:false,&quot;dropping-particle&quot;:&quot;&quot;,&quot;non-dropping-particle&quot;:&quot;&quot;},{&quot;family&quot;:&quot;Monsalvo&quot;,&quot;given&quot;:&quot;Ana Paula&quot;,&quot;parse-names&quot;:false,&quot;dropping-particle&quot;:&quot;&quot;,&quot;non-dropping-particle&quot;:&quot;&quot;}],&quot;DOI&quot;:&quot;10.35188/UNU-WIDER/2021/953-2&quot;,&quot;ISBN&quot;:&quot;9789292569532&quot;,&quot;issued&quot;:{&quot;date-parts&quot;:[[2021]]},&quot;publisher&quot;:&quot;United Nations&quot;,&quot;volume&quot;:&quot;2021&quot;,&quot;container-title-short&quot;:&quot;&quot;},&quot;isTemporary&quot;:false,&quot;suppress-author&quot;:false,&quot;composite&quot;:true,&quot;author-only&quot;:false}],&quot;citationTag&quot;:&quot;MENDELEY_CITATION_v3_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&quot;}]"/>
     <we:property name="MENDELEY_CITATIONS_LOCALE_CODE" value="&quot;es-MX&quot;"/>
     <we:property name="MENDELEY_CITATIONS_STYLE" value="{&quot;id&quot;:&quot;https://csl.mendeley.com/styles/602649801/apa&quot;,&quot;title&quot;:&quot;American Psychological Association 7th edition - Versión en español AcSo&quot;,&quot;format&quot;:&quot;author-date&quot;,&quot;defaultLocale&quot;:null,&quot;isLocaleCodeValid&quot;:true}"/>
   </we:properties>
@@ -21455,15 +28894,6 @@
 </file>
 
 <file path=customXml/item1.xml><?xml version="1.0" encoding="utf-8"?>
-<p:properties xmlns:p="http://schemas.microsoft.com/office/2006/metadata/properties" xmlns:xsi="http://www.w3.org/2001/XMLSchema-instance" xmlns:pc="http://schemas.microsoft.com/office/infopath/2007/PartnerControls">
-  <documentManagement>
-    <Nro xmlns="e62bc30b-b884-4ee1-b0ab-e2e35dfacfd5">0</Nro>
-    <Unidad xmlns="e62bc30b-b884-4ee1-b0ab-e2e35dfacfd5" xsi:nil="true"/>
-  </documentManagement>
-</p:properties>
-</file>
-
-<file path=customXml/item2.xml><?xml version="1.0" encoding="utf-8"?>
 <ct:contentTypeSchema xmlns:ct="http://schemas.microsoft.com/office/2006/metadata/contentType" xmlns:ma="http://schemas.microsoft.com/office/2006/metadata/properties/metaAttributes" ct:_="" ma:_="" ma:contentTypeName="Documento" ma:contentTypeID="0x01010006ACA7DB3593B24E887290A71F51A18F" ma:contentTypeVersion="10" ma:contentTypeDescription="Crear nuevo documento." ma:contentTypeScope="" ma:versionID="5fde8b866a40f115df17144418c3774a">
   <xsd:schema xmlns:xsd="http://www.w3.org/2001/XMLSchema" xmlns:xs="http://www.w3.org/2001/XMLSchema" xmlns:p="http://schemas.microsoft.com/office/2006/metadata/properties" xmlns:ns2="e62bc30b-b884-4ee1-b0ab-e2e35dfacfd5" targetNamespace="http://schemas.microsoft.com/office/2006/metadata/properties" ma:root="true" ma:fieldsID="722d0d74b5f1a0e9a135ab2398c17b72" ns2:_="">
     <xsd:import namespace="e62bc30b-b884-4ee1-b0ab-e2e35dfacfd5"/>
@@ -21643,11 +29073,16 @@
 </ct:contentTypeSchema>
 </file>
 
-<file path=customXml/item3.xml><?xml version="1.0" encoding="utf-8"?>
-<b:Sources xmlns:b="http://schemas.openxmlformats.org/officeDocument/2006/bibliography" xmlns="http://schemas.openxmlformats.org/officeDocument/2006/bibliography" SelectedStyle="/APASixthEditionOfficeOnline.xsl" StyleName="APA" Version="6"/>
+<file path=customXml/item2.xml><?xml version="1.0" encoding="utf-8"?>
+<p:properties xmlns:p="http://schemas.microsoft.com/office/2006/metadata/properties" xmlns:xsi="http://www.w3.org/2001/XMLSchema-instance" xmlns:pc="http://schemas.microsoft.com/office/infopath/2007/PartnerControls">
+  <documentManagement>
+    <Nro xmlns="e62bc30b-b884-4ee1-b0ab-e2e35dfacfd5">0</Nro>
+    <Unidad xmlns="e62bc30b-b884-4ee1-b0ab-e2e35dfacfd5" xsi:nil="true"/>
+  </documentManagement>
+</p:properties>
 </file>
 
-<file path=customXml/item4.xml><?xml version="1.0" encoding="utf-8"?>
+<file path=customXml/item3.xml><?xml version="1.0" encoding="utf-8"?>
 <?mso-contentType ?>
 <FormTemplates xmlns="http://schemas.microsoft.com/sharepoint/v3/contenttype/forms">
   <Display>DocumentLibraryForm</Display>
@@ -21656,17 +29091,11 @@
 </FormTemplates>
 </file>
 
-<file path=customXml/itemProps1.xml><?xml version="1.0" encoding="utf-8"?>
-<ds:datastoreItem xmlns:ds="http://schemas.openxmlformats.org/officeDocument/2006/customXml" ds:itemID="{DAAF528F-7240-408A-9BF0-E37AC9702D32}">
-  <ds:schemaRefs>
-    <ds:schemaRef ds:uri="http://schemas.microsoft.com/office/2006/metadata/properties"/>
-    <ds:schemaRef ds:uri="http://schemas.microsoft.com/office/infopath/2007/PartnerControls"/>
-    <ds:schemaRef ds:uri="e62bc30b-b884-4ee1-b0ab-e2e35dfacfd5"/>
-  </ds:schemaRefs>
-</ds:datastoreItem>
+<file path=customXml/item4.xml><?xml version="1.0" encoding="utf-8"?>
+<b:Sources xmlns:b="http://schemas.openxmlformats.org/officeDocument/2006/bibliography" xmlns="http://schemas.openxmlformats.org/officeDocument/2006/bibliography" SelectedStyle="/APASixthEditionOfficeOnline.xsl" StyleName="APA" Version="6"/>
 </file>
 
-<file path=customXml/itemProps2.xml><?xml version="1.0" encoding="utf-8"?>
+<file path=customXml/itemProps1.xml><?xml version="1.0" encoding="utf-8"?>
 <ds:datastoreItem xmlns:ds="http://schemas.openxmlformats.org/officeDocument/2006/customXml" ds:itemID="{BB19413B-A659-4239-B251-6BE967D5DACB}">
   <ds:schemaRefs>
     <ds:schemaRef ds:uri="http://schemas.microsoft.com/office/2006/metadata/contentType"/>
@@ -21684,18 +29113,28 @@
 </ds:datastoreItem>
 </file>
 
+<file path=customXml/itemProps2.xml><?xml version="1.0" encoding="utf-8"?>
+<ds:datastoreItem xmlns:ds="http://schemas.openxmlformats.org/officeDocument/2006/customXml" ds:itemID="{DAAF528F-7240-408A-9BF0-E37AC9702D32}">
+  <ds:schemaRefs>
+    <ds:schemaRef ds:uri="http://schemas.microsoft.com/office/2006/metadata/properties"/>
+    <ds:schemaRef ds:uri="http://schemas.microsoft.com/office/infopath/2007/PartnerControls"/>
+    <ds:schemaRef ds:uri="e62bc30b-b884-4ee1-b0ab-e2e35dfacfd5"/>
+  </ds:schemaRefs>
+</ds:datastoreItem>
+</file>
+
 <file path=customXml/itemProps3.xml><?xml version="1.0" encoding="utf-8"?>
+<ds:datastoreItem xmlns:ds="http://schemas.openxmlformats.org/officeDocument/2006/customXml" ds:itemID="{7E3075BF-FDAF-4D4D-8DC1-23126609A178}">
+  <ds:schemaRefs>
+    <ds:schemaRef ds:uri="http://schemas.microsoft.com/sharepoint/v3/contenttype/forms"/>
+  </ds:schemaRefs>
+</ds:datastoreItem>
+</file>
+
+<file path=customXml/itemProps4.xml><?xml version="1.0" encoding="utf-8"?>
 <ds:datastoreItem xmlns:ds="http://schemas.openxmlformats.org/officeDocument/2006/customXml" ds:itemID="{BE0E3CBB-9640-C643-97A5-411B9F838128}">
   <ds:schemaRefs>
     <ds:schemaRef ds:uri="http://schemas.openxmlformats.org/officeDocument/2006/bibliography"/>
   </ds:schemaRefs>
 </ds:datastoreItem>
-</file>
-
-<file path=customXml/itemProps4.xml><?xml version="1.0" encoding="utf-8"?>
-<ds:datastoreItem xmlns:ds="http://schemas.openxmlformats.org/officeDocument/2006/customXml" ds:itemID="{7E3075BF-FDAF-4D4D-8DC1-23126609A178}">
-  <ds:schemaRefs>
-    <ds:schemaRef ds:uri="http://schemas.microsoft.com/sharepoint/v3/contenttype/forms"/>
-  </ds:schemaRefs>
-</ds:datastoreItem>
 </file>
--- a/TP3/TP3_Programacion_Grupo3.docx
+++ b/TP3/TP3_Programacion_Grupo3.docx
@@ -1,6 +1,6 @@
 
 <file path=word/document.xml><?xml version="1.0" encoding="utf-8"?>
-<w:document xmlns:wpc="http://schemas.microsoft.com/office/word/2010/wordprocessingCanvas" xmlns:cx="http://schemas.microsoft.com/office/drawing/2014/chartex" xmlns:cx1="http://schemas.microsoft.com/office/drawing/2015/9/8/chartex" xmlns:cx2="http://schemas.microsoft.com/office/drawing/2015/10/21/chartex" xmlns:cx3="http://schemas.microsoft.com/office/drawing/2016/5/9/chartex" xmlns:cx4="http://schemas.microsoft.com/office/drawing/2016/5/10/chartex" xmlns:cx5="http://schemas.microsoft.com/office/drawing/2016/5/11/chartex" xmlns:cx6="http://schemas.microsoft.com/office/drawing/2016/5/12/chartex" xmlns:cx7="http://schemas.microsoft.com/office/drawing/2016/5/13/chartex" xmlns:cx8="http://schemas.microsoft.com/office/drawing/2016/5/14/chartex" xmlns:mc="http://schemas.openxmlformats.org/markup-compatibility/2006" xmlns:aink="http://schemas.microsoft.com/office/drawing/2016/ink" xmlns:am3d="http://schemas.microsoft.com/office/drawing/2017/model3d" xmlns:o="urn:schemas-microsoft-com:office:office" xmlns:oel="http://schemas.microsoft.com/office/2019/extlst" xmlns:r="http://schemas.openxmlformats.org/officeDocument/2006/relationships" xmlns:m="http://schemas.openxmlformats.org/officeDocument/2006/math" xmlns:v="urn:schemas-microsoft-com:vml" xmlns:wp14="http://schemas.microsoft.com/office/word/2010/wordprocessingDrawing" xmlns:wp="http://schemas.openxmlformats.org/drawingml/2006/wordprocessingDrawing" xmlns:w10="urn:schemas-microsoft-com:office:word" xmlns:w="http://schemas.openxmlformats.org/wordprocessingml/2006/main" xmlns:w14="http://schemas.microsoft.com/office/word/2010/wordml" xmlns:w15="http://schemas.microsoft.com/office/word/2012/wordml" xmlns:w16cex="http://schemas.microsoft.com/office/word/2018/wordml/cex" xmlns:w16cid="http://schemas.microsoft.com/office/word/2016/wordml/cid" xmlns:w16="http://schemas.microsoft.com/office/word/2018/wordml" xmlns:w16du="http://schemas.microsoft.com/office/word/2023/wordml/word16du" xmlns:w16sdtdh="http://schemas.microsoft.com/office/word/2020/wordml/sdtdatahash" xmlns:w16sdtfl="http://schemas.microsoft.com/office/word/2024/wordml/sdtformatlock" xmlns:w16se="http://schemas.microsoft.com/office/word/2015/wordml/symex" xmlns:wpg="http://schemas.microsoft.com/office/word/2010/wordprocessingGroup" xmlns:wpi="http://schemas.microsoft.com/office/word/2010/wordprocessingInk" xmlns:wne="http://schemas.microsoft.com/office/word/2006/wordml" xmlns:wps="http://schemas.microsoft.com/office/word/2010/wordprocessingShape" mc:Ignorable="w14 w15 w16se w16cid w16 w16cex w16sdtdh w16sdtfl w16du wp14">
+<w:document xmlns:wpc="http://schemas.microsoft.com/office/word/2010/wordprocessingCanvas" xmlns:cx="http://schemas.microsoft.com/office/drawing/2014/chartex" xmlns:cx1="http://schemas.microsoft.com/office/drawing/2015/9/8/chartex" xmlns:cx2="http://schemas.microsoft.com/office/drawing/2015/10/21/chartex" xmlns:cx3="http://schemas.microsoft.com/office/drawing/2016/5/9/chartex" xmlns:cx4="http://schemas.microsoft.com/office/drawing/2016/5/10/chartex" xmlns:cx5="http://schemas.microsoft.com/office/drawing/2016/5/11/chartex" xmlns:cx6="http://schemas.microsoft.com/office/drawing/2016/5/12/chartex" xmlns:cx7="http://schemas.microsoft.com/office/drawing/2016/5/13/chartex" xmlns:cx8="http://schemas.microsoft.com/office/drawing/2016/5/14/chartex" xmlns:mc="http://schemas.openxmlformats.org/markup-compatibility/2006" xmlns:aink="http://schemas.microsoft.com/office/drawing/2016/ink" xmlns:am3d="http://schemas.microsoft.com/office/drawing/2017/model3d" xmlns:o="urn:schemas-microsoft-com:office:office" xmlns:r="http://schemas.openxmlformats.org/officeDocument/2006/relationships" xmlns:m="http://schemas.openxmlformats.org/officeDocument/2006/math" xmlns:v="urn:schemas-microsoft-com:vml" xmlns:wp14="http://schemas.microsoft.com/office/word/2010/wordprocessingDrawing" xmlns:wp="http://schemas.openxmlformats.org/drawingml/2006/wordprocessingDrawing" xmlns:w10="urn:schemas-microsoft-com:office:word" xmlns:w="http://schemas.openxmlformats.org/wordprocessingml/2006/main" xmlns:w14="http://schemas.microsoft.com/office/word/2010/wordml" xmlns:w15="http://schemas.microsoft.com/office/word/2012/wordml" xmlns:w16cex="http://schemas.microsoft.com/office/word/2018/wordml/cex" xmlns:w16cid="http://schemas.microsoft.com/office/word/2016/wordml/cid" xmlns:w16="http://schemas.microsoft.com/office/word/2018/wordml" xmlns:w16sdtdh="http://schemas.microsoft.com/office/word/2020/wordml/sdtdatahash" xmlns:w16se="http://schemas.microsoft.com/office/word/2015/wordml/symex" xmlns:wpg="http://schemas.microsoft.com/office/word/2010/wordprocessingGroup" xmlns:wpi="http://schemas.microsoft.com/office/word/2010/wordprocessingInk" xmlns:wne="http://schemas.microsoft.com/office/word/2006/wordml" xmlns:wps="http://schemas.microsoft.com/office/word/2010/wordprocessingShape" mc:Ignorable="w14 w15 w16se w16cid w16 w16cex w16sdtdh wp14">
   <w:body>
     <w:p>
       <w:pPr>
@@ -386,7 +386,6 @@
           <w:lang w:val="es-ES_tradnl"/>
         </w:rPr>
       </w:pPr>
-      <w:proofErr w:type="spellStart"/>
       <w:r>
         <w:rPr>
           <w:rFonts w:cs="Times New Roman"/>
@@ -399,7 +398,6 @@
         </w:rPr>
         <w:t>Github</w:t>
       </w:r>
-      <w:proofErr w:type="spellEnd"/>
       <w:r>
         <w:rPr>
           <w:rFonts w:cs="Times New Roman"/>
@@ -710,6 +708,7 @@
             <w:docPart w:val="7D1A664E5C2F7B44A820ACFA70B44BB5"/>
           </w:placeholder>
         </w:sdtPr>
+        <w:sdtEndPr/>
         <w:sdtContent>
           <w:r>
             <w:rPr>
@@ -787,31 +786,7 @@
         <w:rPr>
           <w:lang w:val="es-US"/>
         </w:rPr>
-        <w:t>present</w:t>
-      </w:r>
-      <w:r>
-        <w:rPr>
-          <w:lang w:val="es-US"/>
-        </w:rPr>
-        <w:t xml:space="preserve">aron, además, los resultados </w:t>
-      </w:r>
-      <w:r>
-        <w:rPr>
-          <w:lang w:val="es-US"/>
-        </w:rPr>
-        <w:t>en</w:t>
-      </w:r>
-      <w:r>
-        <w:rPr>
-          <w:lang w:val="es-US"/>
-        </w:rPr>
-        <w:t xml:space="preserve"> una tabla de diferencias entre medias de las características elegidas en las muestras de entrenamiento y de testeo, contrast</w:t>
-      </w:r>
-      <w:r>
-        <w:rPr>
-          <w:lang w:val="es-US"/>
-        </w:rPr>
-        <w:t>ándolas</w:t>
+        <w:t>presentaron, además, los resultados en una tabla de diferencias entre medias de las características elegidas en las muestras de entrenamiento y de testeo, contrastándolas</w:t>
       </w:r>
       <w:r>
         <w:rPr>
@@ -7091,31 +7066,39 @@
       <w:pPr>
         <w:spacing w:line="240" w:lineRule="auto"/>
         <w:rPr>
-          <w:lang w:val="es-US"/>
-        </w:rPr>
-      </w:pPr>
-      <w:r>
-        <w:rPr>
           <w:i/>
           <w:iCs/>
+          <w:sz w:val="18"/>
+          <w:szCs w:val="20"/>
           <w:lang w:val="es-US"/>
         </w:rPr>
-        <w:t>Nota.</w:t>
-      </w:r>
-      <w:r>
-        <w:rPr>
+      </w:pPr>
+      <w:r>
+        <w:rPr>
+          <w:i/>
+          <w:iCs/>
+          <w:sz w:val="18"/>
+          <w:szCs w:val="20"/>
           <w:lang w:val="es-US"/>
         </w:rPr>
-        <w:t xml:space="preserve"> Elaboración propia con base en la Encuesta Permanente de Hogares </w:t>
-      </w:r>
-      <w:r>
-        <w:rPr>
+        <w:t xml:space="preserve">Nota. Elaboración propia con base en la Encuesta Permanente de Hogares </w:t>
+      </w:r>
+      <w:r>
+        <w:rPr>
+          <w:i/>
+          <w:iCs/>
+          <w:sz w:val="18"/>
+          <w:szCs w:val="20"/>
           <w:lang w:val="es-US"/>
         </w:rPr>
         <w:t>d</w:t>
       </w:r>
       <w:r>
         <w:rPr>
+          <w:i/>
+          <w:iCs/>
+          <w:sz w:val="18"/>
+          <w:szCs w:val="20"/>
           <w:lang w:val="es-US"/>
         </w:rPr>
         <w:t xml:space="preserve">el </w:t>
@@ -7123,8 +7106,10 @@
       <w:sdt>
         <w:sdtPr>
           <w:rPr>
-            <w:rFonts w:cs="Times New Roman"/>
-            <w:color w:val="000000"/>
+            <w:i/>
+            <w:iCs/>
+            <w:sz w:val="18"/>
+            <w:szCs w:val="20"/>
             <w:lang w:val="es-US"/>
           </w:rPr>
           <w:tag w:val="MENDELEY_CITATION_v3_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"/>
@@ -7133,11 +7118,14 @@
             <w:docPart w:val="DefaultPlaceholder_-1854013440"/>
           </w:placeholder>
         </w:sdtPr>
+        <w:sdtEndPr/>
         <w:sdtContent>
           <w:r>
             <w:rPr>
-              <w:rFonts w:cs="Times New Roman"/>
-              <w:color w:val="000000"/>
+              <w:i/>
+              <w:iCs/>
+              <w:sz w:val="18"/>
+              <w:szCs w:val="20"/>
               <w:lang w:val="es-US"/>
             </w:rPr>
             <w:t>Instituto Nacional de Estadística y Censos (INDEC, 2026)</w:t>
@@ -7146,8 +7134,10 @@
       </w:sdt>
       <w:r>
         <w:rPr>
-          <w:rFonts w:cs="Times New Roman"/>
-          <w:color w:val="000000"/>
+          <w:i/>
+          <w:iCs/>
+          <w:sz w:val="18"/>
+          <w:szCs w:val="20"/>
           <w:lang w:val="es-US"/>
         </w:rPr>
         <w:t>.</w:t>
@@ -7253,21 +7243,7 @@
         <w:rPr>
           <w:lang w:val="es-US"/>
         </w:rPr>
-        <w:t xml:space="preserve">valor p significativo </w:t>
-      </w:r>
-      <w:proofErr w:type="spellStart"/>
-      <w:r>
-        <w:rPr>
-          <w:lang w:val="es-US"/>
-        </w:rPr>
-        <w:t>al</w:t>
-      </w:r>
-      <w:proofErr w:type="spellEnd"/>
-      <w:r>
-        <w:rPr>
-          <w:lang w:val="es-US"/>
-        </w:rPr>
-        <w:t xml:space="preserve"> 1%,</w:t>
+        <w:t>valor p significativo al 1%,</w:t>
       </w:r>
       <w:r>
         <w:rPr>
@@ -7486,7 +7462,6 @@
         <w:rPr>
           <w:lang w:val="es-US"/>
         </w:rPr>
-        <w:lastRenderedPageBreak/>
         <w:t>Modelo de regresión logística</w:t>
       </w:r>
     </w:p>
@@ -7500,7 +7475,148 @@
         <w:rPr>
           <w:lang w:val="es-PE"/>
         </w:rPr>
-        <w:t xml:space="preserve">La Tabla 2 muestra los resultados de los modelos de regresión logística estimados, siendo el primero el que predice la probabilidad de ser informal en 2024 a partir de las características personales y laborales de los ocupados en 2021, que funciona como muestra de entrenamiento, el segundo repite la especificación de </w:t>
+        <w:t>De esta forma se plantean los siguientes modelos, lo cuales responden a interrogantes diferentes y utilizan herramientas distintas pero que pueden ser complementarias:</w:t>
+      </w:r>
+    </w:p>
+    <w:p>
+      <w:pPr>
+        <w:pStyle w:val="Prrafodelista"/>
+        <w:numPr>
+          <w:ilvl w:val="0"/>
+          <w:numId w:val="8"/>
+        </w:numPr>
+        <w:rPr>
+          <w:lang w:val="es-PE"/>
+        </w:rPr>
+      </w:pPr>
+      <w:r>
+        <w:rPr>
+          <w:lang w:val="es-PE"/>
+        </w:rPr>
+        <w:lastRenderedPageBreak/>
+        <w:t xml:space="preserve">Modelo 1: ¿qué tipo de persona es informal? Responde con atributos </w:t>
+      </w:r>
+      <w:r>
+        <w:rPr>
+          <w:lang w:val="es-PE"/>
+        </w:rPr>
+        <w:t>o características como: edad</w:t>
+      </w:r>
+      <w:r>
+        <w:rPr>
+          <w:lang w:val="es-PE"/>
+        </w:rPr>
+        <w:t xml:space="preserve">, educación, </w:t>
+      </w:r>
+      <w:r>
+        <w:rPr>
+          <w:lang w:val="es-PE"/>
+        </w:rPr>
+        <w:t>región en donde vive, entre otras.</w:t>
+      </w:r>
+    </w:p>
+    <w:p>
+      <w:pPr>
+        <w:pStyle w:val="Prrafodelista"/>
+        <w:numPr>
+          <w:ilvl w:val="0"/>
+          <w:numId w:val="8"/>
+        </w:numPr>
+        <w:rPr>
+          <w:lang w:val="es-PE"/>
+        </w:rPr>
+      </w:pPr>
+      <w:r>
+        <w:rPr>
+          <w:lang w:val="es-PE"/>
+        </w:rPr>
+        <w:t>El Modelo 2</w:t>
+      </w:r>
+      <w:r>
+        <w:rPr>
+          <w:lang w:val="es-PE"/>
+        </w:rPr>
+        <w:t>: parte de una situación del</w:t>
+      </w:r>
+      <w:r>
+        <w:rPr>
+          <w:lang w:val="es-PE"/>
+        </w:rPr>
+        <w:t xml:space="preserve"> año pasado, ¿dónde </w:t>
+      </w:r>
+      <w:r>
+        <w:rPr>
+          <w:lang w:val="es-PE"/>
+        </w:rPr>
+        <w:t>se encuentra el trabajador en este momento</w:t>
+      </w:r>
+      <w:r>
+        <w:rPr>
+          <w:lang w:val="es-PE"/>
+        </w:rPr>
+        <w:t>? Y la respuesta resulta ser que el pasado pesa muchísimo</w:t>
+      </w:r>
+    </w:p>
+    <w:p>
+      <w:pPr>
+        <w:rPr>
+          <w:lang w:val="es-PE"/>
+        </w:rPr>
+      </w:pPr>
+      <w:r>
+        <w:rPr>
+          <w:lang w:val="es-PE"/>
+        </w:rPr>
+        <w:t>Y es sobre el esquema metodológico del modelo 2, en donde se encuentra</w:t>
+      </w:r>
+      <w:r>
+        <w:rPr>
+          <w:lang w:val="es-PE"/>
+        </w:rPr>
+        <w:t xml:space="preserve"> el aporte de Maurizio &amp; Monsalvo. Si la informalidad fuera un estado transitorio</w:t>
+      </w:r>
+      <w:r>
+        <w:rPr>
+          <w:lang w:val="es-PE"/>
+        </w:rPr>
+        <w:t xml:space="preserve">, </w:t>
+      </w:r>
+      <w:r>
+        <w:rPr>
+          <w:lang w:val="es-PE"/>
+        </w:rPr>
+        <w:t>la gente entra y sale</w:t>
+      </w:r>
+      <w:r>
+        <w:rPr>
+          <w:lang w:val="es-PE"/>
+        </w:rPr>
+        <w:t>,</w:t>
+      </w:r>
+      <w:r>
+        <w:rPr>
+          <w:lang w:val="es-PE"/>
+        </w:rPr>
+        <w:t xml:space="preserve"> el estatus previo no debería predecir tanto. Que lo prediga con esa fuerza indica que es persistente: quien está en la informalidad tiende a quedarse ahí. Por eso se habla de trampa y no de etapa.</w:t>
+      </w:r>
+    </w:p>
+    <w:p>
+      <w:pPr>
+        <w:rPr>
+          <w:lang w:val="es-PE"/>
+        </w:rPr>
+      </w:pPr>
+      <w:r>
+        <w:rPr>
+          <w:lang w:val="es-PE"/>
+        </w:rPr>
+        <w:t>En ese sentido, la</w:t>
+      </w:r>
+      <w:r>
+        <w:rPr>
+          <w:lang w:val="es-PE"/>
+        </w:rPr>
+        <w:t xml:space="preserve"> Tabla 2 muestra los resultados de los modelos de regresión logística estimados, siendo el primero el que predice la probabilidad de ser informal en 2024 a partir de las características personales y laborales de los ocupados en 2021, que funciona como muestra de entrenamiento, el segundo repite la especificación de </w:t>
       </w:r>
       <w:sdt>
         <w:sdtPr>
@@ -7515,6 +7631,7 @@
             <w:docPart w:val="DefaultPlaceholder_-1854013440"/>
           </w:placeholder>
         </w:sdtPr>
+        <w:sdtEndPr/>
         <w:sdtContent>
           <w:r>
             <w:rPr>
@@ -18264,6 +18381,8 @@
       <w:pPr>
         <w:spacing w:line="240" w:lineRule="auto"/>
         <w:rPr>
+          <w:sz w:val="18"/>
+          <w:szCs w:val="20"/>
           <w:lang w:val="es-PE"/>
         </w:rPr>
       </w:pPr>
@@ -18271,12 +18390,16 @@
         <w:rPr>
           <w:i/>
           <w:iCs/>
+          <w:sz w:val="18"/>
+          <w:szCs w:val="20"/>
           <w:lang w:val="es-US"/>
         </w:rPr>
         <w:t>Nota.</w:t>
       </w:r>
       <w:r>
         <w:rPr>
+          <w:sz w:val="18"/>
+          <w:szCs w:val="20"/>
           <w:lang w:val="es-US"/>
         </w:rPr>
         <w:t xml:space="preserve"> Elaboración propia con base en la Encuesta Permanente de Hogares del </w:t>
@@ -18286,6 +18409,8 @@
           <w:rPr>
             <w:rFonts w:cs="Times New Roman"/>
             <w:color w:val="000000"/>
+            <w:sz w:val="18"/>
+            <w:szCs w:val="20"/>
             <w:lang w:val="es-US"/>
           </w:rPr>
           <w:tag w:val="MENDELEY_CITATION_v3_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"/>
@@ -18294,11 +18419,14 @@
             <w:docPart w:val="D08C73F1A08528468C279FD4254F72C4"/>
           </w:placeholder>
         </w:sdtPr>
+        <w:sdtEndPr/>
         <w:sdtContent>
           <w:r>
             <w:rPr>
               <w:rFonts w:cs="Times New Roman"/>
               <w:color w:val="000000"/>
+              <w:sz w:val="18"/>
+              <w:szCs w:val="20"/>
               <w:lang w:val="es-US"/>
             </w:rPr>
             <w:t>Instituto Nacional de Estadística y Censos (INDEC, 2026)</w:t>
@@ -18309,6 +18437,8 @@
         <w:rPr>
           <w:rFonts w:cs="Times New Roman"/>
           <w:color w:val="000000"/>
+          <w:sz w:val="18"/>
+          <w:szCs w:val="20"/>
           <w:lang w:val="es-US"/>
         </w:rPr>
         <w:t>.</w:t>
@@ -18632,61 +18762,14 @@
         <w:rPr>
           <w:lang w:val="es-PE"/>
         </w:rPr>
+        <w:lastRenderedPageBreak/>
         <w:t xml:space="preserve">La estimación más notable es la que se refiere al coeficiente asociado a </w:t>
       </w:r>
       <w:r>
         <w:rPr>
           <w:lang w:val="es-PE"/>
         </w:rPr>
-        <w:t xml:space="preserve">la condición informal en el 2024, el cual resulta positivo, de gran magnitud y, además, con un error estándar reducido; por lo tanto, puede considerarse </w:t>
-      </w:r>
-      <w:r>
-        <w:rPr>
-          <w:lang w:val="es-PE"/>
-        </w:rPr>
-        <w:t>un</w:t>
-      </w:r>
-      <w:r>
-        <w:rPr>
-          <w:lang w:val="es-PE"/>
-        </w:rPr>
-        <w:t xml:space="preserve"> predictor </w:t>
-      </w:r>
-      <w:r>
-        <w:rPr>
-          <w:lang w:val="es-PE"/>
-        </w:rPr>
-        <w:t>de</w:t>
-      </w:r>
-      <w:r>
-        <w:rPr>
-          <w:lang w:val="es-PE"/>
-        </w:rPr>
-        <w:t xml:space="preserve"> calidad más robust</w:t>
-      </w:r>
-      <w:r>
-        <w:rPr>
-          <w:lang w:val="es-PE"/>
-        </w:rPr>
-        <w:t>o</w:t>
-      </w:r>
-      <w:r>
-        <w:rPr>
-          <w:lang w:val="es-PE"/>
-        </w:rPr>
-        <w:t xml:space="preserve"> que </w:t>
-      </w:r>
-      <w:r>
-        <w:rPr>
-          <w:lang w:val="es-PE"/>
-        </w:rPr>
-        <w:t>el d</w:t>
-      </w:r>
-      <w:r>
-        <w:rPr>
-          <w:lang w:val="es-PE"/>
-        </w:rPr>
-        <w:t>el</w:t>
+        <w:t>la condición informal en el 2024, el cual resulta positivo, de gran magnitud y, además, con un error estándar reducido; por lo tanto, puede considerarse un predictor de calidad más robusto que el del</w:t>
       </w:r>
       <w:r>
         <w:rPr>
@@ -18779,6 +18862,7 @@
             <w:docPart w:val="A9077918FABCFD449EFF7AB9E1165036"/>
           </w:placeholder>
         </w:sdtPr>
+        <w:sdtEndPr/>
         <w:sdtContent>
           <w:r>
             <w:rPr>
@@ -18811,6 +18895,1069 @@
     </w:p>
     <w:p>
       <w:pPr>
+        <w:pStyle w:val="Descripcin"/>
+        <w:keepNext/>
+      </w:pPr>
+      <w:r>
+        <w:rPr>
+          <w:rFonts w:eastAsia="Times New Roman" w:cs="Times New Roman"/>
+          <w:noProof/>
+          <w:sz w:val="24"/>
+          <w:szCs w:val="24"/>
+          <w:lang w:val="es-PE" w:eastAsia="es-PE"/>
+        </w:rPr>
+        <w:drawing>
+          <wp:anchor distT="0" distB="0" distL="114300" distR="114300" simplePos="0" relativeHeight="251658240" behindDoc="0" locked="0" layoutInCell="1" allowOverlap="1" wp14:anchorId="10ADF67E" wp14:editId="59E2BBEE">
+            <wp:simplePos x="0" y="0"/>
+            <wp:positionH relativeFrom="column">
+              <wp:posOffset>820420</wp:posOffset>
+            </wp:positionH>
+            <wp:positionV relativeFrom="paragraph">
+              <wp:posOffset>427355</wp:posOffset>
+            </wp:positionV>
+            <wp:extent cx="4752975" cy="2081530"/>
+            <wp:effectExtent l="0" t="0" r="9525" b="0"/>
+            <wp:wrapTopAndBottom/>
+            <wp:docPr id="1" name="Imagen 1"/>
+            <wp:cNvGraphicFramePr>
+              <a:graphicFrameLocks xmlns:a="http://schemas.openxmlformats.org/drawingml/2006/main" noChangeAspect="1"/>
+            </wp:cNvGraphicFramePr>
+            <a:graphic xmlns:a="http://schemas.openxmlformats.org/drawingml/2006/main">
+              <a:graphicData uri="http://schemas.openxmlformats.org/drawingml/2006/picture">
+                <pic:pic xmlns:pic="http://schemas.openxmlformats.org/drawingml/2006/picture">
+                  <pic:nvPicPr>
+                    <pic:cNvPr id="0" name="Picture 1"/>
+                    <pic:cNvPicPr>
+                      <a:picLocks noChangeAspect="1" noChangeArrowheads="1"/>
+                    </pic:cNvPicPr>
+                  </pic:nvPicPr>
+                  <pic:blipFill>
+                    <a:blip r:embed="rId14" cstate="print">
+                      <a:extLst>
+                        <a:ext uri="{28A0092B-C50C-407E-A947-70E740481C1C}">
+                          <a14:useLocalDpi xmlns:a14="http://schemas.microsoft.com/office/drawing/2010/main" val="0"/>
+                        </a:ext>
+                      </a:extLst>
+                    </a:blip>
+                    <a:srcRect/>
+                    <a:stretch>
+                      <a:fillRect/>
+                    </a:stretch>
+                  </pic:blipFill>
+                  <pic:spPr bwMode="auto">
+                    <a:xfrm>
+                      <a:off x="0" y="0"/>
+                      <a:ext cx="4752975" cy="2081530"/>
+                    </a:xfrm>
+                    <a:prstGeom prst="rect">
+                      <a:avLst/>
+                    </a:prstGeom>
+                    <a:noFill/>
+                    <a:ln>
+                      <a:noFill/>
+                    </a:ln>
+                  </pic:spPr>
+                </pic:pic>
+              </a:graphicData>
+            </a:graphic>
+            <wp14:sizeRelH relativeFrom="margin">
+              <wp14:pctWidth>0</wp14:pctWidth>
+            </wp14:sizeRelH>
+            <wp14:sizeRelV relativeFrom="margin">
+              <wp14:pctHeight>0</wp14:pctHeight>
+            </wp14:sizeRelV>
+          </wp:anchor>
+        </w:drawing>
+      </w:r>
+      <w:r>
+        <w:t xml:space="preserve"> </w:t>
+      </w:r>
+      <w:r>
+        <w:t>Gráfico</w:t>
+      </w:r>
+      <w:r>
+        <w:t xml:space="preserve"> </w:t>
+      </w:r>
+      <w:r>
+        <w:t>1</w:t>
+      </w:r>
+      <w:r>
+        <w:tab/>
+      </w:r>
+      <w:r>
+        <w:br/>
+      </w:r>
+      <w:r>
+        <w:rPr>
+          <w:b w:val="0"/>
+          <w:bCs/>
+          <w:i/>
+          <w:iCs w:val="0"/>
+        </w:rPr>
+        <w:t>Probabilidad predicha de ser informal en 2025 según edad (evaluado en modelo 1 y modelo 2)</w:t>
+      </w:r>
+    </w:p>
+    <w:p>
+      <w:pPr>
+        <w:spacing w:line="240" w:lineRule="auto"/>
+        <w:rPr>
+          <w:i/>
+          <w:iCs/>
+          <w:sz w:val="18"/>
+          <w:szCs w:val="20"/>
+          <w:lang w:val="es-US"/>
+        </w:rPr>
+      </w:pPr>
+      <w:r>
+        <w:rPr>
+          <w:i/>
+          <w:iCs/>
+          <w:sz w:val="18"/>
+          <w:szCs w:val="20"/>
+          <w:lang w:val="es-US"/>
+        </w:rPr>
+        <w:t xml:space="preserve">Nota. Elaboración propia con base en la Encuesta Permanente de Hogares del </w:t>
+      </w:r>
+      <w:sdt>
+        <w:sdtPr>
+          <w:rPr>
+            <w:i/>
+            <w:iCs/>
+            <w:sz w:val="18"/>
+            <w:szCs w:val="20"/>
+            <w:lang w:val="es-US"/>
+          </w:rPr>
+          <w:tag w:val="MENDELEY_CITATION_v3_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"/>
+          <w:id w:val="463004102"/>
+          <w:placeholder>
+            <w:docPart w:val="68D81DFFF1D345D0A0193F64226A02DC"/>
+          </w:placeholder>
+        </w:sdtPr>
+        <w:sdtContent>
+          <w:r>
+            <w:rPr>
+              <w:i/>
+              <w:iCs/>
+              <w:sz w:val="18"/>
+              <w:szCs w:val="20"/>
+              <w:lang w:val="es-US"/>
+            </w:rPr>
+            <w:t>Instituto Nacional de Estadística y Censos (INDEC, 2026)</w:t>
+          </w:r>
+        </w:sdtContent>
+      </w:sdt>
+      <w:r>
+        <w:rPr>
+          <w:i/>
+          <w:iCs/>
+          <w:sz w:val="18"/>
+          <w:szCs w:val="20"/>
+          <w:lang w:val="es-US"/>
+        </w:rPr>
+        <w:t>.</w:t>
+      </w:r>
+    </w:p>
+    <w:p>
+      <w:pPr>
+        <w:rPr>
+          <w:bCs/>
+          <w:iCs/>
+          <w:szCs w:val="18"/>
+          <w:lang w:val="es-PE"/>
+        </w:rPr>
+      </w:pPr>
+      <w:r>
+        <w:rPr>
+          <w:bCs/>
+          <w:iCs/>
+          <w:szCs w:val="18"/>
+        </w:rPr>
+        <w:t xml:space="preserve">El Gráfico 1 resulta particularmente ilustrativo, en este se puede observar que </w:t>
+      </w:r>
+      <w:r>
+        <w:rPr>
+          <w:bCs/>
+          <w:iCs/>
+          <w:szCs w:val="18"/>
+          <w:lang w:val="es-PE"/>
+        </w:rPr>
+        <w:t xml:space="preserve">probabilidad estimada de informalidad describe una U a lo largo del ciclo de vida, con un mínimo en torno a los 48 años. El patrón responde a la lógica de las trayectorias laborales: el ingreso al mercado de trabajo ocurre mayoritariamente por la vía no registrada, la registración se consolida en las edades centrales y la precariedad reaparece hacia el final de la vida activa, cuando la reinserción formal se vuelve difícil y crece el peso del </w:t>
+      </w:r>
+      <w:r>
+        <w:rPr>
+          <w:bCs/>
+          <w:iCs/>
+          <w:szCs w:val="18"/>
+          <w:lang w:val="es-PE"/>
+        </w:rPr>
+        <w:t>trabajo autogestionado</w:t>
+      </w:r>
+      <w:r>
+        <w:rPr>
+          <w:bCs/>
+          <w:iCs/>
+          <w:szCs w:val="18"/>
+          <w:lang w:val="es-PE"/>
+        </w:rPr>
+        <w:t xml:space="preserve"> de subsistencia. La curva predicha acompaña de cerca la tasa efectivamente observada en 2025, lo que confirma que la estructura estimada con datos de 2024 mantiene validez al año siguiente.</w:t>
+      </w:r>
+    </w:p>
+    <w:p>
+      <w:pPr>
+        <w:rPr>
+          <w:bCs/>
+          <w:iCs/>
+          <w:szCs w:val="18"/>
+          <w:lang w:val="es-PE"/>
+        </w:rPr>
+      </w:pPr>
+      <w:r>
+        <w:rPr>
+          <w:bCs/>
+          <w:iCs/>
+          <w:szCs w:val="18"/>
+          <w:lang w:val="es-PE"/>
+        </w:rPr>
+        <w:t>El aporte del segundo panel</w:t>
+      </w:r>
+      <w:r>
+        <w:rPr>
+          <w:bCs/>
+          <w:iCs/>
+          <w:szCs w:val="18"/>
+          <w:lang w:val="es-PE"/>
+        </w:rPr>
+        <w:t>, del Gráfico 1, se muestra</w:t>
+      </w:r>
+      <w:r>
+        <w:rPr>
+          <w:bCs/>
+          <w:iCs/>
+          <w:szCs w:val="18"/>
+          <w:lang w:val="es-PE"/>
+        </w:rPr>
+        <w:t xml:space="preserve"> la distancia entre curvas. A igual edad y con las mismas características, quien era informal en 2024 enfrenta una probabilidad de reincidencia muy superior a la de un trabajador formal: el estatus rezagado tiene un odds-ratio de 13</w:t>
+      </w:r>
+      <w:r>
+        <w:rPr>
+          <w:bCs/>
+          <w:iCs/>
+          <w:szCs w:val="18"/>
+          <w:lang w:val="es-PE"/>
+        </w:rPr>
+        <w:t>.</w:t>
+      </w:r>
+      <w:r>
+        <w:rPr>
+          <w:bCs/>
+          <w:iCs/>
+          <w:szCs w:val="18"/>
+          <w:lang w:val="es-PE"/>
+        </w:rPr>
+        <w:t xml:space="preserve">3, y la brecha se sostiene en todo el rango etario. La informalidad opera así menos como una etapa transitoria que como una condición que se reproduce a sí misma. </w:t>
+      </w:r>
+      <w:r>
+        <w:rPr>
+          <w:bCs/>
+          <w:iCs/>
+          <w:szCs w:val="18"/>
+          <w:lang w:val="es-PE"/>
+        </w:rPr>
+        <w:t xml:space="preserve">Estos hallazgos se encuentran en la línea de lo expresado por </w:t>
+      </w:r>
+      <w:r>
+        <w:rPr>
+          <w:rFonts w:cs="Times New Roman"/>
+          <w:color w:val="000000"/>
+          <w:lang w:val="es-PE"/>
+        </w:rPr>
+        <w:t>Maurizio y Monsalvo (2021</w:t>
+      </w:r>
+      <w:r>
+        <w:rPr>
+          <w:rFonts w:cs="Times New Roman"/>
+          <w:color w:val="000000"/>
+          <w:lang w:val="es-PE"/>
+        </w:rPr>
+        <w:t>), quienes desarrollaron acerca de la persistencia de esta condición</w:t>
+      </w:r>
+      <w:r>
+        <w:rPr>
+          <w:bCs/>
+          <w:iCs/>
+          <w:szCs w:val="18"/>
+          <w:lang w:val="es-PE"/>
+        </w:rPr>
+        <w:t xml:space="preserve">. </w:t>
+      </w:r>
+      <w:r>
+        <w:rPr>
+          <w:bCs/>
+          <w:iCs/>
+          <w:szCs w:val="18"/>
+          <w:lang w:val="es-PE"/>
+        </w:rPr>
+        <w:t>Así, lo</w:t>
+      </w:r>
+      <w:r>
+        <w:rPr>
+          <w:bCs/>
+          <w:iCs/>
+          <w:szCs w:val="18"/>
+          <w:lang w:val="es-PE"/>
+        </w:rPr>
+        <w:t xml:space="preserve"> que en el Modelo 1 se atribuía a las características individuales era, en buena medida, inercia de la situación anterior. </w:t>
+      </w:r>
+      <w:r>
+        <w:rPr>
+          <w:bCs/>
+          <w:iCs/>
+          <w:szCs w:val="18"/>
+          <w:lang w:val="es-PE"/>
+        </w:rPr>
+        <w:t xml:space="preserve">Un aspecto metodológico </w:t>
+      </w:r>
+      <w:r>
+        <w:rPr>
+          <w:bCs/>
+          <w:iCs/>
+          <w:szCs w:val="18"/>
+          <w:lang w:val="es-PE"/>
+        </w:rPr>
+        <w:t>a tener</w:t>
+      </w:r>
+      <w:r>
+        <w:rPr>
+          <w:bCs/>
+          <w:iCs/>
+          <w:szCs w:val="18"/>
+          <w:lang w:val="es-PE"/>
+        </w:rPr>
+        <w:t xml:space="preserve"> en cuenta es que po</w:t>
+      </w:r>
+      <w:r>
+        <w:rPr>
+          <w:bCs/>
+          <w:iCs/>
+          <w:szCs w:val="18"/>
+          <w:lang w:val="es-PE"/>
+        </w:rPr>
+        <w:t>r encima de los 70 años la curva se apoya en pocas observaciones, de modo que el repunte final debe leerse con reservas</w:t>
+      </w:r>
+    </w:p>
+    <w:p>
+      <w:pPr>
+        <w:rPr>
+          <w:lang w:val="es-PE"/>
+        </w:rPr>
+      </w:pPr>
+      <w:r>
+        <w:rPr>
+          <w:b/>
+          <w:iCs/>
+          <w:szCs w:val="18"/>
+        </w:rPr>
+        <w:lastRenderedPageBreak/>
+        <w:t xml:space="preserve">Gráfico </w:t>
+      </w:r>
+      <w:r>
+        <w:rPr>
+          <w:b/>
+          <w:iCs/>
+          <w:szCs w:val="18"/>
+        </w:rPr>
+        <w:t>2</w:t>
+      </w:r>
+      <w:r>
+        <w:rPr>
+          <w:b/>
+          <w:iCs/>
+          <w:szCs w:val="18"/>
+        </w:rPr>
+        <w:tab/>
+      </w:r>
+      <w:r>
+        <w:br/>
+      </w:r>
+      <w:r>
+        <w:rPr>
+          <w:bCs/>
+          <w:i/>
+          <w:szCs w:val="18"/>
+        </w:rPr>
+        <w:t>Probabilidad predicha de ser informal en 2025 según edad (evaluado en modelo 1 y modelo 2)</w:t>
+      </w:r>
+      <w:r>
+        <w:rPr>
+          <w:rFonts w:eastAsia="Times New Roman" w:cs="Times New Roman"/>
+          <w:noProof/>
+          <w:sz w:val="24"/>
+          <w:szCs w:val="24"/>
+          <w:lang w:val="es-PE" w:eastAsia="es-PE"/>
+        </w:rPr>
+        <w:drawing>
+          <wp:anchor distT="0" distB="0" distL="114300" distR="114300" simplePos="0" relativeHeight="251659264" behindDoc="0" locked="0" layoutInCell="1" allowOverlap="1" wp14:anchorId="009E2747" wp14:editId="3EE3D084">
+            <wp:simplePos x="0" y="0"/>
+            <wp:positionH relativeFrom="column">
+              <wp:posOffset>-2540</wp:posOffset>
+            </wp:positionH>
+            <wp:positionV relativeFrom="paragraph">
+              <wp:posOffset>488045</wp:posOffset>
+            </wp:positionV>
+            <wp:extent cx="6160883" cy="2117069"/>
+            <wp:effectExtent l="0" t="0" r="0" b="0"/>
+            <wp:wrapTopAndBottom/>
+            <wp:docPr id="2" name="Imagen 2"/>
+            <wp:cNvGraphicFramePr>
+              <a:graphicFrameLocks xmlns:a="http://schemas.openxmlformats.org/drawingml/2006/main" noChangeAspect="1"/>
+            </wp:cNvGraphicFramePr>
+            <a:graphic xmlns:a="http://schemas.openxmlformats.org/drawingml/2006/main">
+              <a:graphicData uri="http://schemas.openxmlformats.org/drawingml/2006/picture">
+                <pic:pic xmlns:pic="http://schemas.openxmlformats.org/drawingml/2006/picture">
+                  <pic:nvPicPr>
+                    <pic:cNvPr id="0" name="Picture 3"/>
+                    <pic:cNvPicPr>
+                      <a:picLocks noChangeAspect="1" noChangeArrowheads="1"/>
+                    </pic:cNvPicPr>
+                  </pic:nvPicPr>
+                  <pic:blipFill>
+                    <a:blip r:embed="rId15" cstate="print">
+                      <a:extLst>
+                        <a:ext uri="{28A0092B-C50C-407E-A947-70E740481C1C}">
+                          <a14:useLocalDpi xmlns:a14="http://schemas.microsoft.com/office/drawing/2010/main" val="0"/>
+                        </a:ext>
+                      </a:extLst>
+                    </a:blip>
+                    <a:srcRect/>
+                    <a:stretch>
+                      <a:fillRect/>
+                    </a:stretch>
+                  </pic:blipFill>
+                  <pic:spPr bwMode="auto">
+                    <a:xfrm>
+                      <a:off x="0" y="0"/>
+                      <a:ext cx="6160883" cy="2117069"/>
+                    </a:xfrm>
+                    <a:prstGeom prst="rect">
+                      <a:avLst/>
+                    </a:prstGeom>
+                    <a:noFill/>
+                    <a:ln>
+                      <a:noFill/>
+                    </a:ln>
+                  </pic:spPr>
+                </pic:pic>
+              </a:graphicData>
+            </a:graphic>
+          </wp:anchor>
+        </w:drawing>
+      </w:r>
+    </w:p>
+    <w:p>
+      <w:pPr>
+        <w:spacing w:line="240" w:lineRule="auto"/>
+        <w:rPr>
+          <w:i/>
+          <w:iCs/>
+          <w:sz w:val="18"/>
+          <w:szCs w:val="20"/>
+          <w:lang w:val="es-US"/>
+        </w:rPr>
+      </w:pPr>
+      <w:r>
+        <w:rPr>
+          <w:i/>
+          <w:iCs/>
+          <w:sz w:val="18"/>
+          <w:szCs w:val="20"/>
+          <w:lang w:val="es-US"/>
+        </w:rPr>
+        <w:t xml:space="preserve">Nota. Elaboración propia con base en la Encuesta Permanente de Hogares del </w:t>
+      </w:r>
+      <w:sdt>
+        <w:sdtPr>
+          <w:rPr>
+            <w:i/>
+            <w:iCs/>
+            <w:sz w:val="18"/>
+            <w:szCs w:val="20"/>
+            <w:lang w:val="es-US"/>
+          </w:rPr>
+          <w:tag w:val="MENDELEY_CITATION_v3_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"/>
+          <w:id w:val="888157019"/>
+          <w:placeholder>
+            <w:docPart w:val="E9E7F7C92955490DB7657F94DD29336C"/>
+          </w:placeholder>
+        </w:sdtPr>
+        <w:sdtContent>
+          <w:r>
+            <w:rPr>
+              <w:i/>
+              <w:iCs/>
+              <w:sz w:val="18"/>
+              <w:szCs w:val="20"/>
+              <w:lang w:val="es-US"/>
+            </w:rPr>
+            <w:t>Instituto Nacional de Estadística y Censos (INDEC, 2026)</w:t>
+          </w:r>
+        </w:sdtContent>
+      </w:sdt>
+      <w:r>
+        <w:rPr>
+          <w:i/>
+          <w:iCs/>
+          <w:sz w:val="18"/>
+          <w:szCs w:val="20"/>
+          <w:lang w:val="es-US"/>
+        </w:rPr>
+        <w:t>.</w:t>
+      </w:r>
+    </w:p>
+    <w:p>
+      <w:pPr>
+        <w:spacing w:before="100" w:beforeAutospacing="1" w:after="100" w:afterAutospacing="1"/>
+        <w:jc w:val="left"/>
+        <w:rPr>
+          <w:bCs/>
+          <w:iCs/>
+          <w:szCs w:val="18"/>
+          <w:lang w:val="es-PE"/>
+        </w:rPr>
+      </w:pPr>
+      <w:r>
+        <w:rPr>
+          <w:bCs/>
+          <w:iCs/>
+          <w:szCs w:val="18"/>
+          <w:lang w:val="es-PE"/>
+        </w:rPr>
+        <w:t>Si bien las matrices de confusión arrojan resultados muy buenos (</w:t>
+      </w:r>
+      <w:r>
+        <w:rPr>
+          <w:bCs/>
+          <w:iCs/>
+          <w:szCs w:val="18"/>
+          <w:lang w:val="es-PE"/>
+        </w:rPr>
+        <w:t>89</w:t>
+      </w:r>
+      <w:r>
+        <w:rPr>
+          <w:bCs/>
+          <w:iCs/>
+          <w:szCs w:val="18"/>
+          <w:lang w:val="es-PE"/>
+        </w:rPr>
+        <w:t>.</w:t>
+      </w:r>
+      <w:r>
+        <w:rPr>
+          <w:bCs/>
+          <w:iCs/>
+          <w:szCs w:val="18"/>
+          <w:lang w:val="es-PE"/>
+        </w:rPr>
+        <w:t>7% y 92%</w:t>
+      </w:r>
+      <w:r>
+        <w:rPr>
+          <w:bCs/>
+          <w:iCs/>
+          <w:szCs w:val="18"/>
+          <w:lang w:val="es-PE"/>
+        </w:rPr>
+        <w:t xml:space="preserve"> respectivamente), esto hay que tomarlo con cautela ya que podría</w:t>
+      </w:r>
+      <w:r>
+        <w:rPr>
+          <w:bCs/>
+          <w:iCs/>
+          <w:szCs w:val="18"/>
+          <w:lang w:val="es-PE"/>
+        </w:rPr>
+        <w:t xml:space="preserve"> resulta</w:t>
+      </w:r>
+      <w:r>
+        <w:rPr>
+          <w:bCs/>
+          <w:iCs/>
+          <w:szCs w:val="18"/>
+          <w:lang w:val="es-PE"/>
+        </w:rPr>
+        <w:t>r</w:t>
+      </w:r>
+      <w:r>
+        <w:rPr>
+          <w:bCs/>
+          <w:iCs/>
+          <w:szCs w:val="18"/>
+          <w:lang w:val="es-PE"/>
+        </w:rPr>
+        <w:t xml:space="preserve"> engaños</w:t>
+      </w:r>
+      <w:r>
+        <w:rPr>
+          <w:bCs/>
+          <w:iCs/>
+          <w:szCs w:val="18"/>
+          <w:lang w:val="es-PE"/>
+        </w:rPr>
+        <w:t>o</w:t>
+      </w:r>
+      <w:r>
+        <w:rPr>
+          <w:bCs/>
+          <w:iCs/>
+          <w:szCs w:val="18"/>
+          <w:lang w:val="es-PE"/>
+        </w:rPr>
+        <w:t>: con una tasa de informalidad del 10</w:t>
+      </w:r>
+      <w:r>
+        <w:rPr>
+          <w:bCs/>
+          <w:iCs/>
+          <w:szCs w:val="18"/>
+          <w:lang w:val="es-PE"/>
+        </w:rPr>
+        <w:t>.</w:t>
+      </w:r>
+      <w:r>
+        <w:rPr>
+          <w:bCs/>
+          <w:iCs/>
+          <w:szCs w:val="18"/>
+          <w:lang w:val="es-PE"/>
+        </w:rPr>
+        <w:t>8%, clasificar a todos como formales acertaría el 89</w:t>
+      </w:r>
+      <w:r>
+        <w:rPr>
+          <w:bCs/>
+          <w:iCs/>
+          <w:szCs w:val="18"/>
+          <w:lang w:val="es-PE"/>
+        </w:rPr>
+        <w:t>.</w:t>
+      </w:r>
+      <w:r>
+        <w:rPr>
+          <w:bCs/>
+          <w:iCs/>
+          <w:szCs w:val="18"/>
+          <w:lang w:val="es-PE"/>
+        </w:rPr>
+        <w:t xml:space="preserve">2% de las veces. El Modelo 1 apenas mejora esa referencia. El problema se ve al descomponer los errores: de 319 informales observados, el Modelo 1 detecta 45 y el Modelo 2, 154, con sensibilidades del 14,1% y 48,3%. Ambos son muy conservadores al señalar informalidad, lo que explica sus altas especificidades y sus escasos falsos positivos (31 y 73). </w:t>
+      </w:r>
+      <w:r>
+        <w:rPr>
+          <w:bCs/>
+          <w:iCs/>
+          <w:szCs w:val="18"/>
+          <w:lang w:val="es-PE"/>
+        </w:rPr>
+        <w:t>Siendo esto,</w:t>
+      </w:r>
+      <w:r>
+        <w:rPr>
+          <w:bCs/>
+          <w:iCs/>
+          <w:szCs w:val="18"/>
+          <w:lang w:val="es-PE"/>
+        </w:rPr>
+        <w:t xml:space="preserve"> un problema </w:t>
+      </w:r>
+      <w:r>
+        <w:rPr>
+          <w:bCs/>
+          <w:iCs/>
+          <w:szCs w:val="18"/>
+          <w:lang w:val="es-PE"/>
+        </w:rPr>
+        <w:t>de trabajar con</w:t>
+      </w:r>
+      <w:r>
+        <w:rPr>
+          <w:bCs/>
+          <w:iCs/>
+          <w:szCs w:val="18"/>
+          <w:lang w:val="es-PE"/>
+        </w:rPr>
+        <w:t xml:space="preserve"> clases desbalanceadas,</w:t>
+      </w:r>
+      <w:r>
+        <w:rPr>
+          <w:bCs/>
+          <w:iCs/>
+          <w:szCs w:val="18"/>
+          <w:lang w:val="es-PE"/>
+        </w:rPr>
+        <w:t xml:space="preserve"> en donde</w:t>
+      </w:r>
+      <w:r>
+        <w:rPr>
+          <w:bCs/>
+          <w:iCs/>
+          <w:szCs w:val="18"/>
+          <w:lang w:val="es-PE"/>
+        </w:rPr>
+        <w:t xml:space="preserve"> la exactitud dice poco y la sensibilidad dice casi todo.</w:t>
+      </w:r>
+    </w:p>
+    <w:p>
+      <w:pPr>
+        <w:spacing w:before="100" w:beforeAutospacing="1" w:after="100" w:afterAutospacing="1"/>
+        <w:rPr>
+          <w:bCs/>
+          <w:iCs/>
+          <w:szCs w:val="18"/>
+          <w:lang w:val="es-PE"/>
+        </w:rPr>
+      </w:pPr>
+      <w:r>
+        <w:rPr>
+          <w:bCs/>
+          <w:iCs/>
+          <w:szCs w:val="18"/>
+          <w:lang w:val="es-PE"/>
+        </w:rPr>
+        <w:t>Por otro lado, la</w:t>
+      </w:r>
+      <w:r>
+        <w:rPr>
+          <w:bCs/>
+          <w:iCs/>
+          <w:szCs w:val="18"/>
+          <w:lang w:val="es-PE"/>
+        </w:rPr>
+        <w:tab/>
+        <w:t>|</w:t>
+      </w:r>
+      <w:r>
+        <w:rPr>
+          <w:bCs/>
+          <w:iCs/>
+          <w:szCs w:val="18"/>
+          <w:lang w:val="es-PE"/>
+        </w:rPr>
+        <w:t>s curvas ROC corrigen ese diagnóstico. Con áreas de 0,836 y 0,892, ambos modelos ordenan bien a los individuos según su riesgo de informalidad, muy por encima de un clasificador aleatorio. La tensión entre un AUC alto y una sensibilidad baja no revela un problema de capacidad predictiva sino de punto de corte: el umbral de 0,5 minimiza el error total, objetivo que con clases desbalanceadas se alcanza desatendiendo a la clase minoritaria. El Modelo 2 domina en casi todo el recorrido, si bien sus métricas se calculan sobre la muestra con la que fue estimado y están por ello sobrevaluadas, mientras que el Modelo 1 se evalúa genuinamente fuera de muestra.</w:t>
+      </w:r>
+    </w:p>
+    <w:p>
+      <w:pPr>
+        <w:spacing w:before="100" w:beforeAutospacing="1" w:after="100" w:afterAutospacing="1"/>
+        <w:rPr>
+          <w:bCs/>
+          <w:iCs/>
+          <w:szCs w:val="18"/>
+          <w:lang w:val="es-PE"/>
+        </w:rPr>
+      </w:pPr>
+      <w:r>
+        <w:rPr>
+          <w:bCs/>
+          <w:iCs/>
+          <w:szCs w:val="18"/>
+          <w:lang w:val="es-PE"/>
+        </w:rPr>
+        <w:t>Finalmente, si se tendría que brindar una recomendación técnica y basándonos en el trade-off de errores tipo 1 y tipo 2 hay que tener en cuenta que ambos</w:t>
+      </w:r>
+      <w:r>
+        <w:rPr>
+          <w:bCs/>
+          <w:iCs/>
+          <w:szCs w:val="18"/>
+          <w:lang w:val="es-PE"/>
+        </w:rPr>
+        <w:t xml:space="preserve"> errores tienen costos asimétricos. Incluir a un trabajador formal supone un gasto mal dirigido; excluir a uno informal supone que la política no alcanza a su destinatario, con costos que se prolongan en la falta de cobertura previsional y de salud. Si el objetivo es formalizar, el error de tipo II es el más costoso y el criterio de selección debe privilegiar la cobertura sobre la precisión.</w:t>
+      </w:r>
+    </w:p>
+    <w:p>
+      <w:pPr>
+        <w:spacing w:before="100" w:beforeAutospacing="1" w:after="100" w:afterAutospacing="1"/>
+        <w:rPr>
+          <w:bCs/>
+          <w:iCs/>
+          <w:szCs w:val="18"/>
+          <w:lang w:val="es-PE"/>
+        </w:rPr>
+      </w:pPr>
+      <w:r>
+        <w:rPr>
+          <w:bCs/>
+          <w:iCs/>
+          <w:szCs w:val="18"/>
+          <w:lang w:val="es-PE"/>
+        </w:rPr>
+        <w:t>El umbral de 0</w:t>
+      </w:r>
+      <w:r>
+        <w:rPr>
+          <w:bCs/>
+          <w:iCs/>
+          <w:szCs w:val="18"/>
+          <w:lang w:val="es-PE"/>
+        </w:rPr>
+        <w:t>.</w:t>
+      </w:r>
+      <w:r>
+        <w:rPr>
+          <w:bCs/>
+          <w:iCs/>
+          <w:szCs w:val="18"/>
+          <w:lang w:val="es-PE"/>
+        </w:rPr>
+        <w:t>5 es inadecuado para ese fin: deja fuera al 86% de los informales según el Modelo 1 y al 52% según el Modelo 2, con una filtración de formales mínima. Hay margen amplio para reducirlo y ganar cobertura a bajo costo. La restricción presupuestaria, sin embargo, acota ese razonamiento: cuando los fondos alcanzan para un número limitado de beneficiarios, cada formal incorporado desplaza a un informal, y la precisión recupera peso. El umbral óptimo se ubica donde el costo de sumar un falso positivo iguala al beneficio de alcanzar a un informal adicional.</w:t>
+      </w:r>
+    </w:p>
+    <w:p>
+      <w:pPr>
+        <w:spacing w:before="100" w:beforeAutospacing="1" w:after="100" w:afterAutospacing="1"/>
+        <w:rPr>
+          <w:bCs/>
+          <w:iCs/>
+          <w:szCs w:val="18"/>
+          <w:lang w:val="es-PE"/>
+        </w:rPr>
+      </w:pPr>
+      <w:r>
+        <w:rPr>
+          <w:bCs/>
+          <w:iCs/>
+          <w:szCs w:val="18"/>
+          <w:lang w:val="es-PE"/>
+        </w:rPr>
+        <w:t xml:space="preserve">Entre modelos, el Modelo 2 es superior en todos los indicadores, pero su uso exige observar al individuo en dos </w:t>
+      </w:r>
+      <w:r>
+        <w:rPr>
+          <w:bCs/>
+          <w:iCs/>
+          <w:szCs w:val="18"/>
+          <w:lang w:val="es-PE"/>
+        </w:rPr>
+        <w:t>años</w:t>
+      </w:r>
+      <w:r>
+        <w:rPr>
+          <w:bCs/>
+          <w:iCs/>
+          <w:szCs w:val="18"/>
+          <w:lang w:val="es-PE"/>
+        </w:rPr>
+        <w:t xml:space="preserve"> consecutiv</w:t>
+      </w:r>
+      <w:r>
+        <w:rPr>
+          <w:bCs/>
+          <w:iCs/>
+          <w:szCs w:val="18"/>
+          <w:lang w:val="es-PE"/>
+        </w:rPr>
+        <w:t>o</w:t>
+      </w:r>
+      <w:r>
+        <w:rPr>
+          <w:bCs/>
+          <w:iCs/>
+          <w:szCs w:val="18"/>
+          <w:lang w:val="es-PE"/>
+        </w:rPr>
+        <w:t xml:space="preserve">s, condición que aquí cumple apenas el 37% de los ocupados. </w:t>
+      </w:r>
+      <w:r>
+        <w:rPr>
+          <w:bCs/>
+          <w:iCs/>
+          <w:szCs w:val="18"/>
+          <w:lang w:val="es-PE"/>
+        </w:rPr>
+        <w:t>Por ello, se</w:t>
+      </w:r>
+      <w:r>
+        <w:rPr>
+          <w:bCs/>
+          <w:iCs/>
+          <w:szCs w:val="18"/>
+          <w:lang w:val="es-PE"/>
+        </w:rPr>
+        <w:t xml:space="preserve"> recomienda un esquema mixto: aplicar el Modelo 2 donde exista historia laboral previa</w:t>
+      </w:r>
+      <w:r>
+        <w:rPr>
+          <w:bCs/>
+          <w:iCs/>
+          <w:szCs w:val="18"/>
+          <w:lang w:val="es-PE"/>
+        </w:rPr>
+        <w:t xml:space="preserve">, </w:t>
+      </w:r>
+      <w:r>
+        <w:rPr>
+          <w:bCs/>
+          <w:iCs/>
+          <w:szCs w:val="18"/>
+          <w:lang w:val="es-PE"/>
+        </w:rPr>
+        <w:t>registros de seguridad social o paneles de encuesta</w:t>
+      </w:r>
+      <w:r>
+        <w:rPr>
+          <w:bCs/>
+          <w:iCs/>
+          <w:szCs w:val="18"/>
+          <w:lang w:val="es-PE"/>
+        </w:rPr>
+        <w:t xml:space="preserve">, </w:t>
+      </w:r>
+      <w:r>
+        <w:rPr>
+          <w:bCs/>
+          <w:iCs/>
+          <w:szCs w:val="18"/>
+          <w:lang w:val="es-PE"/>
+        </w:rPr>
+        <w:t>y el Modelo 1 como herramienta universal para el resto, en ambos casos con umbrales inferiores a 0</w:t>
+      </w:r>
+      <w:r>
+        <w:rPr>
+          <w:bCs/>
+          <w:iCs/>
+          <w:szCs w:val="18"/>
+          <w:lang w:val="es-PE"/>
+        </w:rPr>
+        <w:t>.</w:t>
+      </w:r>
+      <w:r>
+        <w:rPr>
+          <w:bCs/>
+          <w:iCs/>
+          <w:szCs w:val="18"/>
+          <w:lang w:val="es-PE"/>
+        </w:rPr>
+        <w:t xml:space="preserve">5. La persistencia estimada sugiere además </w:t>
+      </w:r>
+      <w:r>
+        <w:rPr>
+          <w:bCs/>
+          <w:iCs/>
+          <w:szCs w:val="18"/>
+          <w:lang w:val="es-PE"/>
+        </w:rPr>
+        <w:t>planteamiento de</w:t>
+      </w:r>
+      <w:r>
+        <w:rPr>
+          <w:bCs/>
+          <w:iCs/>
+          <w:szCs w:val="18"/>
+          <w:lang w:val="es-PE"/>
+        </w:rPr>
+        <w:t xml:space="preserve"> política: si el estatus </w:t>
+      </w:r>
+      <w:r>
+        <w:rPr>
+          <w:bCs/>
+          <w:iCs/>
+          <w:szCs w:val="18"/>
+          <w:lang w:val="es-PE"/>
+        </w:rPr>
+        <w:lastRenderedPageBreak/>
+        <w:t>informal se reproduce con esta fuerza,</w:t>
+      </w:r>
+      <w:r>
+        <w:rPr>
+          <w:bCs/>
+          <w:iCs/>
+          <w:szCs w:val="18"/>
+          <w:lang w:val="es-PE"/>
+        </w:rPr>
+        <w:t xml:space="preserve"> es persistente de acuerdo </w:t>
+      </w:r>
+      <w:sdt>
+        <w:sdtPr>
+          <w:rPr>
+            <w:bCs/>
+            <w:iCs/>
+            <w:szCs w:val="18"/>
+            <w:lang w:val="es-PE"/>
+          </w:rPr>
+          <w:tag w:val="MENDELEY_CITATION_v3_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"/>
+          <w:id w:val="306363186"/>
+          <w:placeholder>
+            <w:docPart w:val="800B21000C8443E1A619727CC725D260"/>
+          </w:placeholder>
+        </w:sdtPr>
+        <w:sdtContent>
+          <w:r>
+            <w:rPr>
+              <w:bCs/>
+              <w:iCs/>
+              <w:szCs w:val="18"/>
+              <w:lang w:val="es-PE"/>
+            </w:rPr>
+            <w:t>Maurizio y Monsalvo (2021)</w:t>
+          </w:r>
+        </w:sdtContent>
+      </w:sdt>
+      <w:r>
+        <w:rPr>
+          <w:bCs/>
+          <w:iCs/>
+          <w:szCs w:val="18"/>
+          <w:lang w:val="es-PE"/>
+        </w:rPr>
+        <w:t xml:space="preserve">, </w:t>
+      </w:r>
+      <w:r>
+        <w:rPr>
+          <w:bCs/>
+          <w:iCs/>
+          <w:szCs w:val="18"/>
+          <w:lang w:val="es-PE"/>
+        </w:rPr>
+        <w:t>intervenir temprano</w:t>
+      </w:r>
+      <w:r>
+        <w:rPr>
+          <w:bCs/>
+          <w:iCs/>
+          <w:szCs w:val="18"/>
+          <w:lang w:val="es-PE"/>
+        </w:rPr>
+        <w:t xml:space="preserve"> resulta necesario</w:t>
+      </w:r>
+      <w:r>
+        <w:rPr>
+          <w:bCs/>
+          <w:iCs/>
+          <w:szCs w:val="18"/>
+          <w:lang w:val="es-PE"/>
+        </w:rPr>
+        <w:t xml:space="preserve">, antes de que la trayectoria se consolide, </w:t>
+      </w:r>
+      <w:r>
+        <w:rPr>
+          <w:bCs/>
+          <w:iCs/>
+          <w:szCs w:val="18"/>
+          <w:lang w:val="es-PE"/>
+        </w:rPr>
+        <w:t xml:space="preserve">y además </w:t>
+      </w:r>
+      <w:r>
+        <w:rPr>
+          <w:bCs/>
+          <w:iCs/>
+          <w:szCs w:val="18"/>
+          <w:lang w:val="es-PE"/>
+        </w:rPr>
+        <w:t>es más eficiente que intentar revertirla después</w:t>
+      </w:r>
+    </w:p>
+    <w:p>
+      <w:pPr>
         <w:pStyle w:val="Ttulo1"/>
         <w:rPr>
           <w:lang w:val="es-US"/>
@@ -18820,9 +19967,92 @@
         <w:rPr>
           <w:lang w:val="es-US"/>
         </w:rPr>
-        <w:lastRenderedPageBreak/>
         <w:t>Herramientas de la IA y reflexión final</w:t>
       </w:r>
+    </w:p>
+    <w:p>
+      <w:pPr>
+        <w:pStyle w:val="Prrafodelista"/>
+        <w:numPr>
+          <w:ilvl w:val="0"/>
+          <w:numId w:val="9"/>
+        </w:numPr>
+      </w:pPr>
+      <w:r>
+        <w:t xml:space="preserve">Por una parte, se valora la contribución de la inteligencia artificial como herramienta de aprendizaje y programación, remarcando su utilidad para acceder rápidamente a la base de datos y, al mismo tiempo, para generar código que se interprete con claridad en Python, aunque se considera que el apoyo fue menos relevante en la fase interpretativa. A continuación, un registro de </w:t>
+      </w:r>
+      <w:r>
+        <w:rPr>
+          <w:i/>
+          <w:iCs/>
+        </w:rPr>
+        <w:t>prompts</w:t>
+      </w:r>
+      <w:r>
+        <w:t xml:space="preserve"> que se van utilizando a lo largo del desarrollo y que se refiere a un apéndice. Finalmente, se valora el tiempo total dedicado a este trabajo, teniendo en cuenta las dificultades de entrega, que se asocian principalmente a un aprendizaje lento al adaptarse a nuevas herramientas de trabajo colaborativo y a conceptos que anteriormente no se habían visto.</w:t>
+      </w:r>
+    </w:p>
+    <w:p>
+      <w:pPr>
+        <w:pStyle w:val="Prrafodelista"/>
+        <w:numPr>
+          <w:ilvl w:val="0"/>
+          <w:numId w:val="9"/>
+        </w:numPr>
+        <w:rPr>
+          <w:b/>
+          <w:lang w:val="es-US"/>
+        </w:rPr>
+      </w:pPr>
+      <w:r>
+        <w:rPr>
+          <w:b/>
+          <w:lang w:val="es-US"/>
+        </w:rPr>
+        <w:t>Prompts usados (Apéndice 1)</w:t>
+      </w:r>
+    </w:p>
+    <w:p>
+      <w:pPr>
+        <w:pStyle w:val="Prrafodelista"/>
+        <w:numPr>
+          <w:ilvl w:val="0"/>
+          <w:numId w:val="9"/>
+        </w:numPr>
+        <w:rPr>
+          <w:b/>
+          <w:lang w:val="es-US"/>
+        </w:rPr>
+      </w:pPr>
+      <w:r>
+        <w:rPr>
+          <w:b/>
+          <w:lang w:val="es-US"/>
+        </w:rPr>
+        <w:t>Tiempo estimado</w:t>
+      </w:r>
+    </w:p>
+    <w:p>
+      <w:pPr>
+        <w:pStyle w:val="Prrafodelista"/>
+      </w:pPr>
+      <w:r>
+        <w:t xml:space="preserve">Pese a la utilidad que representa la IA, al tratarse del </w:t>
+      </w:r>
+      <w:r>
+        <w:t>tercer</w:t>
+      </w:r>
+      <w:r>
+        <w:t xml:space="preserve"> trabajo práctico, el proceso ha demandado un tiempo considerable, al aprendizaje de su funcionamiento y a los otros costos de transacción propios del trabajo virtual, que, afortunadamente, han disminuido. Además, ha permitido la adecuación a nuevos conceptos, como los clústeres jerárquicos y las k-modas, que resultaron retadores. En conjunto, esto ha supuesto una dedicación de aproximadamente 15 horas. Se espera que este tiempo se reduzca en los próximos entregables, considerando además el escaso margen temporal entre ellos según el cronograma y la existencia de otras responsabilidades que deben atenderse en paralelo.</w:t>
+      </w:r>
+    </w:p>
+    <w:p>
+      <w:pPr>
+        <w:pStyle w:val="Prrafodelista"/>
+        <w:rPr>
+          <w:lang w:val="es-US"/>
+        </w:rPr>
+      </w:pPr>
     </w:p>
     <w:p>
       <w:pPr>
@@ -18858,6 +20088,7 @@
           <w:docPart w:val="DefaultPlaceholder_-1854013440"/>
         </w:placeholder>
       </w:sdtPr>
+      <w:sdtEndPr/>
       <w:sdtContent>
         <w:p>
           <w:pPr>
@@ -18921,29 +20152,7 @@
               <w:color w:val="000000"/>
               <w:lang w:val="en-US"/>
             </w:rPr>
-            <w:t xml:space="preserve">Informality, </w:t>
-          </w:r>
-          <w:proofErr w:type="spellStart"/>
-          <w:r>
-            <w:rPr>
-              <w:rFonts w:eastAsia="Times New Roman" w:cs="Times New Roman"/>
-              <w:i/>
-              <w:iCs/>
-              <w:color w:val="000000"/>
-              <w:lang w:val="en-US"/>
-            </w:rPr>
-            <w:t>labour</w:t>
-          </w:r>
-          <w:proofErr w:type="spellEnd"/>
-          <w:r>
-            <w:rPr>
-              <w:rFonts w:eastAsia="Times New Roman" w:cs="Times New Roman"/>
-              <w:i/>
-              <w:iCs/>
-              <w:color w:val="000000"/>
-              <w:lang w:val="en-US"/>
-            </w:rPr>
-            <w:t xml:space="preserve"> transitions, and the livelihoods of workers in Latin America</w:t>
+            <w:t>Informality, labour transitions, and the livelihoods of workers in Latin America</w:t>
           </w:r>
           <w:r>
             <w:rPr>
@@ -18953,21 +20162,12 @@
             </w:rPr>
             <w:t xml:space="preserve"> (Vol. 2021). </w:t>
           </w:r>
-          <w:proofErr w:type="spellStart"/>
           <w:r>
             <w:rPr>
               <w:rFonts w:eastAsia="Times New Roman" w:cs="Times New Roman"/>
               <w:color w:val="000000"/>
             </w:rPr>
-            <w:t>United</w:t>
-          </w:r>
-          <w:proofErr w:type="spellEnd"/>
-          <w:r>
-            <w:rPr>
-              <w:rFonts w:eastAsia="Times New Roman" w:cs="Times New Roman"/>
-              <w:color w:val="000000"/>
-            </w:rPr>
-            <w:t xml:space="preserve"> Nations. https://doi.org/10.35188/UNU-WIDER/2021/953-2</w:t>
+            <w:t>United Nations. https://doi.org/10.35188/UNU-WIDER/2021/953-2</w:t>
           </w:r>
         </w:p>
         <w:p>
@@ -21637,6 +22837,7 @@
                 <w:szCs w:val="16"/>
                 <w:lang w:val="es-EC" w:eastAsia="es-MX"/>
               </w:rPr>
+              <w:lastRenderedPageBreak/>
               <w:t>ESTADO</w:t>
             </w:r>
           </w:p>
@@ -25354,12 +26555,6 @@
     </w:p>
     <w:p>
       <w:pPr>
-        <w:pStyle w:val="Ttulo1"/>
-        <w:numPr>
-          <w:ilvl w:val="0"/>
-          <w:numId w:val="0"/>
-        </w:numPr>
-        <w:spacing w:before="240"/>
         <w:rPr>
           <w:lang w:val="es-PE"/>
         </w:rPr>
@@ -25368,7 +26563,6 @@
         <w:rPr>
           <w:lang w:val="es-PE"/>
         </w:rPr>
-        <w:lastRenderedPageBreak/>
         <w:t>Apéndice 1: Prompts utilizados</w:t>
       </w:r>
     </w:p>
@@ -25417,8 +26611,170 @@
         <w:t>Con la explicación que te di sobre la eliminación de determinadas variables, desarrolla una tabla resumen que muestre el nombre original de las variables, su nombre final en la base, si fueron consideradas en las especificaciones de los modelos de regresión logística y el motivo de su exclusión.</w:t>
       </w:r>
     </w:p>
+    <w:p>
+      <w:pPr>
+        <w:pStyle w:val="Prrafodelista"/>
+        <w:numPr>
+          <w:ilvl w:val="0"/>
+          <w:numId w:val="7"/>
+        </w:numPr>
+        <w:rPr>
+          <w:lang w:val="es-PE"/>
+        </w:rPr>
+      </w:pPr>
+      <w:r>
+        <w:rPr>
+          <w:lang w:val="es-PE"/>
+        </w:rPr>
+        <w:t>Puedes revisar este código</w:t>
+      </w:r>
+    </w:p>
+    <w:p>
+      <w:pPr>
+        <w:pStyle w:val="Prrafodelista"/>
+        <w:numPr>
+          <w:ilvl w:val="0"/>
+          <w:numId w:val="7"/>
+        </w:numPr>
+        <w:rPr>
+          <w:lang w:val="es-PE"/>
+        </w:rPr>
+      </w:pPr>
+      <w:r>
+        <w:rPr>
+          <w:lang w:val="es-PE"/>
+        </w:rPr>
+        <w:t>Dime si existe alguna incosistencia</w:t>
+      </w:r>
+    </w:p>
+    <w:p>
+      <w:pPr>
+        <w:pStyle w:val="Prrafodelista"/>
+        <w:numPr>
+          <w:ilvl w:val="0"/>
+          <w:numId w:val="7"/>
+        </w:numPr>
+        <w:rPr>
+          <w:lang w:val="es-PE"/>
+        </w:rPr>
+      </w:pPr>
+      <w:r>
+        <w:rPr>
+          <w:lang w:val="es-PE"/>
+        </w:rPr>
+        <w:t>Por que se considera que estas son variables tautológicas, estas otras variables también no lo serían?</w:t>
+      </w:r>
+    </w:p>
+    <w:p>
+      <w:pPr>
+        <w:pStyle w:val="Prrafodelista"/>
+        <w:numPr>
+          <w:ilvl w:val="0"/>
+          <w:numId w:val="7"/>
+        </w:numPr>
+        <w:rPr>
+          <w:lang w:val="es-PE"/>
+        </w:rPr>
+      </w:pPr>
+      <w:r>
+        <w:rPr>
+          <w:lang w:val="es-PE"/>
+        </w:rPr>
+        <w:t>Perfecto entonces habría que eliminarlas y corregir el error en indexación</w:t>
+      </w:r>
+    </w:p>
+    <w:p>
+      <w:pPr>
+        <w:pStyle w:val="Prrafodelista"/>
+        <w:numPr>
+          <w:ilvl w:val="0"/>
+          <w:numId w:val="7"/>
+        </w:numPr>
+        <w:rPr>
+          <w:lang w:val="es-PE"/>
+        </w:rPr>
+      </w:pPr>
+      <w:r>
+        <w:rPr>
+          <w:lang w:val="es-PE"/>
+        </w:rPr>
+        <w:t>Bien, mira este gráfico, analiza el estilo</w:t>
+      </w:r>
+    </w:p>
+    <w:p>
+      <w:pPr>
+        <w:pStyle w:val="Prrafodelista"/>
+        <w:numPr>
+          <w:ilvl w:val="0"/>
+          <w:numId w:val="7"/>
+        </w:numPr>
+        <w:rPr>
+          <w:lang w:val="es-PE"/>
+        </w:rPr>
+      </w:pPr>
+      <w:r>
+        <w:rPr>
+          <w:lang w:val="es-PE"/>
+        </w:rPr>
+        <w:t>Necesito que con la variable de probabilidad estimada y la variable de edad realices dos gráficos uno para cada modelo 1 y 2</w:t>
+      </w:r>
+    </w:p>
+    <w:p>
+      <w:pPr>
+        <w:pStyle w:val="Prrafodelista"/>
+        <w:numPr>
+          <w:ilvl w:val="0"/>
+          <w:numId w:val="7"/>
+        </w:numPr>
+        <w:rPr>
+          <w:lang w:val="es-PE"/>
+        </w:rPr>
+      </w:pPr>
+      <w:r>
+        <w:rPr>
+          <w:lang w:val="es-PE"/>
+        </w:rPr>
+        <w:t>Realiza un matriz de confusión para ambos modelos</w:t>
+      </w:r>
+    </w:p>
+    <w:p>
+      <w:pPr>
+        <w:pStyle w:val="Prrafodelista"/>
+        <w:numPr>
+          <w:ilvl w:val="0"/>
+          <w:numId w:val="7"/>
+        </w:numPr>
+        <w:rPr>
+          <w:lang w:val="es-PE"/>
+        </w:rPr>
+      </w:pPr>
+      <w:r>
+        <w:rPr>
+          <w:lang w:val="es-PE"/>
+        </w:rPr>
+        <w:t>Realiza un gráfico de ROC en este gráfico deben estar ambos modelos</w:t>
+      </w:r>
+    </w:p>
+    <w:p>
+      <w:pPr>
+        <w:pStyle w:val="Prrafodelista"/>
+        <w:numPr>
+          <w:ilvl w:val="0"/>
+          <w:numId w:val="7"/>
+        </w:numPr>
+        <w:rPr>
+          <w:lang w:val="es-PE"/>
+        </w:rPr>
+      </w:pPr>
+      <w:r>
+        <w:rPr>
+          <w:lang w:val="es-PE"/>
+        </w:rPr>
+        <w:t>Dame un código en que los 3 gráficos esten en la misma imagen, una al costado de otra</w:t>
+      </w:r>
+    </w:p>
     <w:sectPr>
-      <w:footerReference w:type="default" r:id="rId14"/>
+      <w:footerReference w:type="default" r:id="rId16"/>
       <w:pgSz w:w="11906" w:h="16838"/>
       <w:pgMar w:top="709" w:right="709" w:bottom="851" w:left="709" w:header="709" w:footer="709" w:gutter="0"/>
       <w:pgNumType w:start="1"/>
@@ -25430,7 +26786,7 @@
 </file>
 
 <file path=word/endnotes.xml><?xml version="1.0" encoding="utf-8"?>
-<w:endnotes xmlns:wpc="http://schemas.microsoft.com/office/word/2010/wordprocessingCanvas" xmlns:cx="http://schemas.microsoft.com/office/drawing/2014/chartex" xmlns:cx1="http://schemas.microsoft.com/office/drawing/2015/9/8/chartex" xmlns:cx2="http://schemas.microsoft.com/office/drawing/2015/10/21/chartex" xmlns:cx3="http://schemas.microsoft.com/office/drawing/2016/5/9/chartex" xmlns:cx4="http://schemas.microsoft.com/office/drawing/2016/5/10/chartex" xmlns:cx5="http://schemas.microsoft.com/office/drawing/2016/5/11/chartex" xmlns:cx6="http://schemas.microsoft.com/office/drawing/2016/5/12/chartex" xmlns:cx7="http://schemas.microsoft.com/office/drawing/2016/5/13/chartex" xmlns:cx8="http://schemas.microsoft.com/office/drawing/2016/5/14/chartex" xmlns:mc="http://schemas.openxmlformats.org/markup-compatibility/2006" xmlns:aink="http://schemas.microsoft.com/office/drawing/2016/ink" xmlns:am3d="http://schemas.microsoft.com/office/drawing/2017/model3d" xmlns:o="urn:schemas-microsoft-com:office:office" xmlns:oel="http://schemas.microsoft.com/office/2019/extlst" xmlns:r="http://schemas.openxmlformats.org/officeDocument/2006/relationships" xmlns:m="http://schemas.openxmlformats.org/officeDocument/2006/math" xmlns:v="urn:schemas-microsoft-com:vml" xmlns:wp14="http://schemas.microsoft.com/office/word/2010/wordprocessingDrawing" xmlns:wp="http://schemas.openxmlformats.org/drawingml/2006/wordprocessingDrawing" xmlns:w10="urn:schemas-microsoft-com:office:word" xmlns:w="http://schemas.openxmlformats.org/wordprocessingml/2006/main" xmlns:w14="http://schemas.microsoft.com/office/word/2010/wordml" xmlns:w15="http://schemas.microsoft.com/office/word/2012/wordml" xmlns:w16cex="http://schemas.microsoft.com/office/word/2018/wordml/cex" xmlns:w16cid="http://schemas.microsoft.com/office/word/2016/wordml/cid" xmlns:w16="http://schemas.microsoft.com/office/word/2018/wordml" xmlns:w16du="http://schemas.microsoft.com/office/word/2023/wordml/word16du" xmlns:w16sdtdh="http://schemas.microsoft.com/office/word/2020/wordml/sdtdatahash" xmlns:w16sdtfl="http://schemas.microsoft.com/office/word/2024/wordml/sdtformatlock" xmlns:w16se="http://schemas.microsoft.com/office/word/2015/wordml/symex" xmlns:wpg="http://schemas.microsoft.com/office/word/2010/wordprocessingGroup" xmlns:wpi="http://schemas.microsoft.com/office/word/2010/wordprocessingInk" xmlns:wne="http://schemas.microsoft.com/office/word/2006/wordml" xmlns:wps="http://schemas.microsoft.com/office/word/2010/wordprocessingShape" mc:Ignorable="w14 w15 w16se w16cid w16 w16cex w16sdtdh w16sdtfl w16du wp14">
+<w:endnotes xmlns:wpc="http://schemas.microsoft.com/office/word/2010/wordprocessingCanvas" xmlns:cx="http://schemas.microsoft.com/office/drawing/2014/chartex" xmlns:cx1="http://schemas.microsoft.com/office/drawing/2015/9/8/chartex" xmlns:cx2="http://schemas.microsoft.com/office/drawing/2015/10/21/chartex" xmlns:cx3="http://schemas.microsoft.com/office/drawing/2016/5/9/chartex" xmlns:cx4="http://schemas.microsoft.com/office/drawing/2016/5/10/chartex" xmlns:cx5="http://schemas.microsoft.com/office/drawing/2016/5/11/chartex" xmlns:cx6="http://schemas.microsoft.com/office/drawing/2016/5/12/chartex" xmlns:cx7="http://schemas.microsoft.com/office/drawing/2016/5/13/chartex" xmlns:cx8="http://schemas.microsoft.com/office/drawing/2016/5/14/chartex" xmlns:mc="http://schemas.openxmlformats.org/markup-compatibility/2006" xmlns:aink="http://schemas.microsoft.com/office/drawing/2016/ink" xmlns:am3d="http://schemas.microsoft.com/office/drawing/2017/model3d" xmlns:o="urn:schemas-microsoft-com:office:office" xmlns:r="http://schemas.openxmlformats.org/officeDocument/2006/relationships" xmlns:m="http://schemas.openxmlformats.org/officeDocument/2006/math" xmlns:v="urn:schemas-microsoft-com:vml" xmlns:wp14="http://schemas.microsoft.com/office/word/2010/wordprocessingDrawing" xmlns:wp="http://schemas.openxmlformats.org/drawingml/2006/wordprocessingDrawing" xmlns:w10="urn:schemas-microsoft-com:office:word" xmlns:w="http://schemas.openxmlformats.org/wordprocessingml/2006/main" xmlns:w14="http://schemas.microsoft.com/office/word/2010/wordml" xmlns:w15="http://schemas.microsoft.com/office/word/2012/wordml" xmlns:w16cex="http://schemas.microsoft.com/office/word/2018/wordml/cex" xmlns:w16cid="http://schemas.microsoft.com/office/word/2016/wordml/cid" xmlns:w16="http://schemas.microsoft.com/office/word/2018/wordml" xmlns:w16sdtdh="http://schemas.microsoft.com/office/word/2020/wordml/sdtdatahash" xmlns:w16se="http://schemas.microsoft.com/office/word/2015/wordml/symex" xmlns:wpg="http://schemas.microsoft.com/office/word/2010/wordprocessingGroup" xmlns:wpi="http://schemas.microsoft.com/office/word/2010/wordprocessingInk" xmlns:wne="http://schemas.microsoft.com/office/word/2006/wordml" xmlns:wps="http://schemas.microsoft.com/office/word/2010/wordprocessingShape" mc:Ignorable="w14 w15 w16se w16cid w16 w16cex w16sdtdh wp14">
   <w:endnote w:type="separator" w:id="-1">
     <w:p>
       <w:pPr>
@@ -25455,7 +26811,7 @@
 </file>
 
 <file path=word/footer1.xml><?xml version="1.0" encoding="utf-8"?>
-<w:ftr xmlns:wpc="http://schemas.microsoft.com/office/word/2010/wordprocessingCanvas" xmlns:cx="http://schemas.microsoft.com/office/drawing/2014/chartex" xmlns:cx1="http://schemas.microsoft.com/office/drawing/2015/9/8/chartex" xmlns:cx2="http://schemas.microsoft.com/office/drawing/2015/10/21/chartex" xmlns:cx3="http://schemas.microsoft.com/office/drawing/2016/5/9/chartex" xmlns:cx4="http://schemas.microsoft.com/office/drawing/2016/5/10/chartex" xmlns:cx5="http://schemas.microsoft.com/office/drawing/2016/5/11/chartex" xmlns:cx6="http://schemas.microsoft.com/office/drawing/2016/5/12/chartex" xmlns:cx7="http://schemas.microsoft.com/office/drawing/2016/5/13/chartex" xmlns:cx8="http://schemas.microsoft.com/office/drawing/2016/5/14/chartex" xmlns:mc="http://schemas.openxmlformats.org/markup-compatibility/2006" xmlns:aink="http://schemas.microsoft.com/office/drawing/2016/ink" xmlns:am3d="http://schemas.microsoft.com/office/drawing/2017/model3d" xmlns:o="urn:schemas-microsoft-com:office:office" xmlns:oel="http://schemas.microsoft.com/office/2019/extlst" xmlns:r="http://schemas.openxmlformats.org/officeDocument/2006/relationships" xmlns:m="http://schemas.openxmlformats.org/officeDocument/2006/math" xmlns:v="urn:schemas-microsoft-com:vml" xmlns:wp14="http://schemas.microsoft.com/office/word/2010/wordprocessingDrawing" xmlns:wp="http://schemas.openxmlformats.org/drawingml/2006/wordprocessingDrawing" xmlns:w10="urn:schemas-microsoft-com:office:word" xmlns:w="http://schemas.openxmlformats.org/wordprocessingml/2006/main" xmlns:w14="http://schemas.microsoft.com/office/word/2010/wordml" xmlns:w15="http://schemas.microsoft.com/office/word/2012/wordml" xmlns:w16cex="http://schemas.microsoft.com/office/word/2018/wordml/cex" xmlns:w16cid="http://schemas.microsoft.com/office/word/2016/wordml/cid" xmlns:w16="http://schemas.microsoft.com/office/word/2018/wordml" xmlns:w16du="http://schemas.microsoft.com/office/word/2023/wordml/word16du" xmlns:w16sdtdh="http://schemas.microsoft.com/office/word/2020/wordml/sdtdatahash" xmlns:w16sdtfl="http://schemas.microsoft.com/office/word/2024/wordml/sdtformatlock" xmlns:w16se="http://schemas.microsoft.com/office/word/2015/wordml/symex" xmlns:wpg="http://schemas.microsoft.com/office/word/2010/wordprocessingGroup" xmlns:wpi="http://schemas.microsoft.com/office/word/2010/wordprocessingInk" xmlns:wne="http://schemas.microsoft.com/office/word/2006/wordml" xmlns:wps="http://schemas.microsoft.com/office/word/2010/wordprocessingShape" mc:Ignorable="w14 w15 w16se w16cid w16 w16cex w16sdtdh w16sdtfl w16du wp14">
+<w:ftr xmlns:wpc="http://schemas.microsoft.com/office/word/2010/wordprocessingCanvas" xmlns:cx="http://schemas.microsoft.com/office/drawing/2014/chartex" xmlns:cx1="http://schemas.microsoft.com/office/drawing/2015/9/8/chartex" xmlns:cx2="http://schemas.microsoft.com/office/drawing/2015/10/21/chartex" xmlns:cx3="http://schemas.microsoft.com/office/drawing/2016/5/9/chartex" xmlns:cx4="http://schemas.microsoft.com/office/drawing/2016/5/10/chartex" xmlns:cx5="http://schemas.microsoft.com/office/drawing/2016/5/11/chartex" xmlns:cx6="http://schemas.microsoft.com/office/drawing/2016/5/12/chartex" xmlns:cx7="http://schemas.microsoft.com/office/drawing/2016/5/13/chartex" xmlns:cx8="http://schemas.microsoft.com/office/drawing/2016/5/14/chartex" xmlns:mc="http://schemas.openxmlformats.org/markup-compatibility/2006" xmlns:aink="http://schemas.microsoft.com/office/drawing/2016/ink" xmlns:am3d="http://schemas.microsoft.com/office/drawing/2017/model3d" xmlns:o="urn:schemas-microsoft-com:office:office" xmlns:r="http://schemas.openxmlformats.org/officeDocument/2006/relationships" xmlns:m="http://schemas.openxmlformats.org/officeDocument/2006/math" xmlns:v="urn:schemas-microsoft-com:vml" xmlns:wp14="http://schemas.microsoft.com/office/word/2010/wordprocessingDrawing" xmlns:wp="http://schemas.openxmlformats.org/drawingml/2006/wordprocessingDrawing" xmlns:w10="urn:schemas-microsoft-com:office:word" xmlns:w="http://schemas.openxmlformats.org/wordprocessingml/2006/main" xmlns:w14="http://schemas.microsoft.com/office/word/2010/wordml" xmlns:w15="http://schemas.microsoft.com/office/word/2012/wordml" xmlns:w16cex="http://schemas.microsoft.com/office/word/2018/wordml/cex" xmlns:w16cid="http://schemas.microsoft.com/office/word/2016/wordml/cid" xmlns:w16="http://schemas.microsoft.com/office/word/2018/wordml" xmlns:w16sdtdh="http://schemas.microsoft.com/office/word/2020/wordml/sdtdatahash" xmlns:w16se="http://schemas.microsoft.com/office/word/2015/wordml/symex" xmlns:wpg="http://schemas.microsoft.com/office/word/2010/wordprocessingGroup" xmlns:wpi="http://schemas.microsoft.com/office/word/2010/wordprocessingInk" xmlns:wne="http://schemas.microsoft.com/office/word/2006/wordml" xmlns:wps="http://schemas.microsoft.com/office/word/2010/wordprocessingShape" mc:Ignorable="w14 w15 w16se w16cid w16 w16cex w16sdtdh wp14">
   <w:sdt>
     <w:sdtPr>
       <w:rPr>
@@ -25467,6 +26823,11 @@
         <w:docPartUnique/>
       </w:docPartObj>
     </w:sdtPr>
+    <w:sdtEndPr>
+      <w:rPr>
+        <w:rStyle w:val="Nmerodepgina"/>
+      </w:rPr>
+    </w:sdtEndPr>
     <w:sdtContent>
       <w:p>
         <w:pPr>
@@ -25512,7 +26873,7 @@
 </file>
 
 <file path=word/footer2.xml><?xml version="1.0" encoding="utf-8"?>
-<w:ftr xmlns:wpc="http://schemas.microsoft.com/office/word/2010/wordprocessingCanvas" xmlns:cx="http://schemas.microsoft.com/office/drawing/2014/chartex" xmlns:cx1="http://schemas.microsoft.com/office/drawing/2015/9/8/chartex" xmlns:cx2="http://schemas.microsoft.com/office/drawing/2015/10/21/chartex" xmlns:cx3="http://schemas.microsoft.com/office/drawing/2016/5/9/chartex" xmlns:cx4="http://schemas.microsoft.com/office/drawing/2016/5/10/chartex" xmlns:cx5="http://schemas.microsoft.com/office/drawing/2016/5/11/chartex" xmlns:cx6="http://schemas.microsoft.com/office/drawing/2016/5/12/chartex" xmlns:cx7="http://schemas.microsoft.com/office/drawing/2016/5/13/chartex" xmlns:cx8="http://schemas.microsoft.com/office/drawing/2016/5/14/chartex" xmlns:mc="http://schemas.openxmlformats.org/markup-compatibility/2006" xmlns:aink="http://schemas.microsoft.com/office/drawing/2016/ink" xmlns:am3d="http://schemas.microsoft.com/office/drawing/2017/model3d" xmlns:o="urn:schemas-microsoft-com:office:office" xmlns:oel="http://schemas.microsoft.com/office/2019/extlst" xmlns:r="http://schemas.openxmlformats.org/officeDocument/2006/relationships" xmlns:m="http://schemas.openxmlformats.org/officeDocument/2006/math" xmlns:v="urn:schemas-microsoft-com:vml" xmlns:wp14="http://schemas.microsoft.com/office/word/2010/wordprocessingDrawing" xmlns:wp="http://schemas.openxmlformats.org/drawingml/2006/wordprocessingDrawing" xmlns:w10="urn:schemas-microsoft-com:office:word" xmlns:w="http://schemas.openxmlformats.org/wordprocessingml/2006/main" xmlns:w14="http://schemas.microsoft.com/office/word/2010/wordml" xmlns:w15="http://schemas.microsoft.com/office/word/2012/wordml" xmlns:w16cex="http://schemas.microsoft.com/office/word/2018/wordml/cex" xmlns:w16cid="http://schemas.microsoft.com/office/word/2016/wordml/cid" xmlns:w16="http://schemas.microsoft.com/office/word/2018/wordml" xmlns:w16du="http://schemas.microsoft.com/office/word/2023/wordml/word16du" xmlns:w16sdtdh="http://schemas.microsoft.com/office/word/2020/wordml/sdtdatahash" xmlns:w16sdtfl="http://schemas.microsoft.com/office/word/2024/wordml/sdtformatlock" xmlns:w16se="http://schemas.microsoft.com/office/word/2015/wordml/symex" xmlns:wpg="http://schemas.microsoft.com/office/word/2010/wordprocessingGroup" xmlns:wpi="http://schemas.microsoft.com/office/word/2010/wordprocessingInk" xmlns:wne="http://schemas.microsoft.com/office/word/2006/wordml" xmlns:wps="http://schemas.microsoft.com/office/word/2010/wordprocessingShape" mc:Ignorable="w14 w15 w16se w16cid w16 w16cex w16sdtdh w16sdtfl w16du wp14">
+<w:ftr xmlns:wpc="http://schemas.microsoft.com/office/word/2010/wordprocessingCanvas" xmlns:cx="http://schemas.microsoft.com/office/drawing/2014/chartex" xmlns:cx1="http://schemas.microsoft.com/office/drawing/2015/9/8/chartex" xmlns:cx2="http://schemas.microsoft.com/office/drawing/2015/10/21/chartex" xmlns:cx3="http://schemas.microsoft.com/office/drawing/2016/5/9/chartex" xmlns:cx4="http://schemas.microsoft.com/office/drawing/2016/5/10/chartex" xmlns:cx5="http://schemas.microsoft.com/office/drawing/2016/5/11/chartex" xmlns:cx6="http://schemas.microsoft.com/office/drawing/2016/5/12/chartex" xmlns:cx7="http://schemas.microsoft.com/office/drawing/2016/5/13/chartex" xmlns:cx8="http://schemas.microsoft.com/office/drawing/2016/5/14/chartex" xmlns:mc="http://schemas.openxmlformats.org/markup-compatibility/2006" xmlns:aink="http://schemas.microsoft.com/office/drawing/2016/ink" xmlns:am3d="http://schemas.microsoft.com/office/drawing/2017/model3d" xmlns:o="urn:schemas-microsoft-com:office:office" xmlns:r="http://schemas.openxmlformats.org/officeDocument/2006/relationships" xmlns:m="http://schemas.openxmlformats.org/officeDocument/2006/math" xmlns:v="urn:schemas-microsoft-com:vml" xmlns:wp14="http://schemas.microsoft.com/office/word/2010/wordprocessingDrawing" xmlns:wp="http://schemas.openxmlformats.org/drawingml/2006/wordprocessingDrawing" xmlns:w10="urn:schemas-microsoft-com:office:word" xmlns:w="http://schemas.openxmlformats.org/wordprocessingml/2006/main" xmlns:w14="http://schemas.microsoft.com/office/word/2010/wordml" xmlns:w15="http://schemas.microsoft.com/office/word/2012/wordml" xmlns:w16cex="http://schemas.microsoft.com/office/word/2018/wordml/cex" xmlns:w16cid="http://schemas.microsoft.com/office/word/2016/wordml/cid" xmlns:w16="http://schemas.microsoft.com/office/word/2018/wordml" xmlns:w16sdtdh="http://schemas.microsoft.com/office/word/2020/wordml/sdtdatahash" xmlns:w16se="http://schemas.microsoft.com/office/word/2015/wordml/symex" xmlns:wpg="http://schemas.microsoft.com/office/word/2010/wordprocessingGroup" xmlns:wpi="http://schemas.microsoft.com/office/word/2010/wordprocessingInk" xmlns:wne="http://schemas.microsoft.com/office/word/2006/wordml" xmlns:wps="http://schemas.microsoft.com/office/word/2010/wordprocessingShape" mc:Ignorable="w14 w15 w16se w16cid w16 w16cex w16sdtdh wp14">
   <w:p>
     <w:pPr>
       <w:pStyle w:val="Piedepgina"/>
@@ -25531,7 +26892,7 @@
 </file>
 
 <file path=word/footer3.xml><?xml version="1.0" encoding="utf-8"?>
-<w:ftr xmlns:wpc="http://schemas.microsoft.com/office/word/2010/wordprocessingCanvas" xmlns:cx="http://schemas.microsoft.com/office/drawing/2014/chartex" xmlns:cx1="http://schemas.microsoft.com/office/drawing/2015/9/8/chartex" xmlns:cx2="http://schemas.microsoft.com/office/drawing/2015/10/21/chartex" xmlns:cx3="http://schemas.microsoft.com/office/drawing/2016/5/9/chartex" xmlns:cx4="http://schemas.microsoft.com/office/drawing/2016/5/10/chartex" xmlns:cx5="http://schemas.microsoft.com/office/drawing/2016/5/11/chartex" xmlns:cx6="http://schemas.microsoft.com/office/drawing/2016/5/12/chartex" xmlns:cx7="http://schemas.microsoft.com/office/drawing/2016/5/13/chartex" xmlns:cx8="http://schemas.microsoft.com/office/drawing/2016/5/14/chartex" xmlns:mc="http://schemas.openxmlformats.org/markup-compatibility/2006" xmlns:aink="http://schemas.microsoft.com/office/drawing/2016/ink" xmlns:am3d="http://schemas.microsoft.com/office/drawing/2017/model3d" xmlns:o="urn:schemas-microsoft-com:office:office" xmlns:oel="http://schemas.microsoft.com/office/2019/extlst" xmlns:r="http://schemas.openxmlformats.org/officeDocument/2006/relationships" xmlns:m="http://schemas.openxmlformats.org/officeDocument/2006/math" xmlns:v="urn:schemas-microsoft-com:vml" xmlns:wp14="http://schemas.microsoft.com/office/word/2010/wordprocessingDrawing" xmlns:wp="http://schemas.openxmlformats.org/drawingml/2006/wordprocessingDrawing" xmlns:w10="urn:schemas-microsoft-com:office:word" xmlns:w="http://schemas.openxmlformats.org/wordprocessingml/2006/main" xmlns:w14="http://schemas.microsoft.com/office/word/2010/wordml" xmlns:w15="http://schemas.microsoft.com/office/word/2012/wordml" xmlns:w16cex="http://schemas.microsoft.com/office/word/2018/wordml/cex" xmlns:w16cid="http://schemas.microsoft.com/office/word/2016/wordml/cid" xmlns:w16="http://schemas.microsoft.com/office/word/2018/wordml" xmlns:w16du="http://schemas.microsoft.com/office/word/2023/wordml/word16du" xmlns:w16sdtdh="http://schemas.microsoft.com/office/word/2020/wordml/sdtdatahash" xmlns:w16sdtfl="http://schemas.microsoft.com/office/word/2024/wordml/sdtformatlock" xmlns:w16se="http://schemas.microsoft.com/office/word/2015/wordml/symex" xmlns:wpg="http://schemas.microsoft.com/office/word/2010/wordprocessingGroup" xmlns:wpi="http://schemas.microsoft.com/office/word/2010/wordprocessingInk" xmlns:wne="http://schemas.microsoft.com/office/word/2006/wordml" xmlns:wps="http://schemas.microsoft.com/office/word/2010/wordprocessingShape" mc:Ignorable="w14 w15 w16se w16cid w16 w16cex w16sdtdh w16sdtfl w16du wp14">
+<w:ftr xmlns:wpc="http://schemas.microsoft.com/office/word/2010/wordprocessingCanvas" xmlns:cx="http://schemas.microsoft.com/office/drawing/2014/chartex" xmlns:cx1="http://schemas.microsoft.com/office/drawing/2015/9/8/chartex" xmlns:cx2="http://schemas.microsoft.com/office/drawing/2015/10/21/chartex" xmlns:cx3="http://schemas.microsoft.com/office/drawing/2016/5/9/chartex" xmlns:cx4="http://schemas.microsoft.com/office/drawing/2016/5/10/chartex" xmlns:cx5="http://schemas.microsoft.com/office/drawing/2016/5/11/chartex" xmlns:cx6="http://schemas.microsoft.com/office/drawing/2016/5/12/chartex" xmlns:cx7="http://schemas.microsoft.com/office/drawing/2016/5/13/chartex" xmlns:cx8="http://schemas.microsoft.com/office/drawing/2016/5/14/chartex" xmlns:mc="http://schemas.openxmlformats.org/markup-compatibility/2006" xmlns:aink="http://schemas.microsoft.com/office/drawing/2016/ink" xmlns:am3d="http://schemas.microsoft.com/office/drawing/2017/model3d" xmlns:o="urn:schemas-microsoft-com:office:office" xmlns:r="http://schemas.openxmlformats.org/officeDocument/2006/relationships" xmlns:m="http://schemas.openxmlformats.org/officeDocument/2006/math" xmlns:v="urn:schemas-microsoft-com:vml" xmlns:wp14="http://schemas.microsoft.com/office/word/2010/wordprocessingDrawing" xmlns:wp="http://schemas.openxmlformats.org/drawingml/2006/wordprocessingDrawing" xmlns:w10="urn:schemas-microsoft-com:office:word" xmlns:w="http://schemas.openxmlformats.org/wordprocessingml/2006/main" xmlns:w14="http://schemas.microsoft.com/office/word/2010/wordml" xmlns:w15="http://schemas.microsoft.com/office/word/2012/wordml" xmlns:w16cex="http://schemas.microsoft.com/office/word/2018/wordml/cex" xmlns:w16cid="http://schemas.microsoft.com/office/word/2016/wordml/cid" xmlns:w16="http://schemas.microsoft.com/office/word/2018/wordml" xmlns:w16sdtdh="http://schemas.microsoft.com/office/word/2020/wordml/sdtdatahash" xmlns:w16se="http://schemas.microsoft.com/office/word/2015/wordml/symex" xmlns:wpg="http://schemas.microsoft.com/office/word/2010/wordprocessingGroup" xmlns:wpi="http://schemas.microsoft.com/office/word/2010/wordprocessingInk" xmlns:wne="http://schemas.microsoft.com/office/word/2006/wordml" xmlns:wps="http://schemas.microsoft.com/office/word/2010/wordprocessingShape" mc:Ignorable="w14 w15 w16se w16cid w16 w16cex w16sdtdh wp14">
   <w:sdt>
     <w:sdtPr>
       <w:rPr>
@@ -25543,6 +26904,11 @@
         <w:docPartUnique/>
       </w:docPartObj>
     </w:sdtPr>
+    <w:sdtEndPr>
+      <w:rPr>
+        <w:rStyle w:val="Nmerodepgina"/>
+      </w:rPr>
+    </w:sdtEndPr>
     <w:sdtContent>
       <w:p>
         <w:pPr>
@@ -25595,7 +26961,7 @@
 </file>
 
 <file path=word/footnotes.xml><?xml version="1.0" encoding="utf-8"?>
-<w:footnotes xmlns:wpc="http://schemas.microsoft.com/office/word/2010/wordprocessingCanvas" xmlns:cx="http://schemas.microsoft.com/office/drawing/2014/chartex" xmlns:cx1="http://schemas.microsoft.com/office/drawing/2015/9/8/chartex" xmlns:cx2="http://schemas.microsoft.com/office/drawing/2015/10/21/chartex" xmlns:cx3="http://schemas.microsoft.com/office/drawing/2016/5/9/chartex" xmlns:cx4="http://schemas.microsoft.com/office/drawing/2016/5/10/chartex" xmlns:cx5="http://schemas.microsoft.com/office/drawing/2016/5/11/chartex" xmlns:cx6="http://schemas.microsoft.com/office/drawing/2016/5/12/chartex" xmlns:cx7="http://schemas.microsoft.com/office/drawing/2016/5/13/chartex" xmlns:cx8="http://schemas.microsoft.com/office/drawing/2016/5/14/chartex" xmlns:mc="http://schemas.openxmlformats.org/markup-compatibility/2006" xmlns:aink="http://schemas.microsoft.com/office/drawing/2016/ink" xmlns:am3d="http://schemas.microsoft.com/office/drawing/2017/model3d" xmlns:o="urn:schemas-microsoft-com:office:office" xmlns:oel="http://schemas.microsoft.com/office/2019/extlst" xmlns:r="http://schemas.openxmlformats.org/officeDocument/2006/relationships" xmlns:m="http://schemas.openxmlformats.org/officeDocument/2006/math" xmlns:v="urn:schemas-microsoft-com:vml" xmlns:wp14="http://schemas.microsoft.com/office/word/2010/wordprocessingDrawing" xmlns:wp="http://schemas.openxmlformats.org/drawingml/2006/wordprocessingDrawing" xmlns:w10="urn:schemas-microsoft-com:office:word" xmlns:w="http://schemas.openxmlformats.org/wordprocessingml/2006/main" xmlns:w14="http://schemas.microsoft.com/office/word/2010/wordml" xmlns:w15="http://schemas.microsoft.com/office/word/2012/wordml" xmlns:w16cex="http://schemas.microsoft.com/office/word/2018/wordml/cex" xmlns:w16cid="http://schemas.microsoft.com/office/word/2016/wordml/cid" xmlns:w16="http://schemas.microsoft.com/office/word/2018/wordml" xmlns:w16du="http://schemas.microsoft.com/office/word/2023/wordml/word16du" xmlns:w16sdtdh="http://schemas.microsoft.com/office/word/2020/wordml/sdtdatahash" xmlns:w16sdtfl="http://schemas.microsoft.com/office/word/2024/wordml/sdtformatlock" xmlns:w16se="http://schemas.microsoft.com/office/word/2015/wordml/symex" xmlns:wpg="http://schemas.microsoft.com/office/word/2010/wordprocessingGroup" xmlns:wpi="http://schemas.microsoft.com/office/word/2010/wordprocessingInk" xmlns:wne="http://schemas.microsoft.com/office/word/2006/wordml" xmlns:wps="http://schemas.microsoft.com/office/word/2010/wordprocessingShape" mc:Ignorable="w14 w15 w16se w16cid w16 w16cex w16sdtdh w16sdtfl w16du wp14">
+<w:footnotes xmlns:wpc="http://schemas.microsoft.com/office/word/2010/wordprocessingCanvas" xmlns:cx="http://schemas.microsoft.com/office/drawing/2014/chartex" xmlns:cx1="http://schemas.microsoft.com/office/drawing/2015/9/8/chartex" xmlns:cx2="http://schemas.microsoft.com/office/drawing/2015/10/21/chartex" xmlns:cx3="http://schemas.microsoft.com/office/drawing/2016/5/9/chartex" xmlns:cx4="http://schemas.microsoft.com/office/drawing/2016/5/10/chartex" xmlns:cx5="http://schemas.microsoft.com/office/drawing/2016/5/11/chartex" xmlns:cx6="http://schemas.microsoft.com/office/drawing/2016/5/12/chartex" xmlns:cx7="http://schemas.microsoft.com/office/drawing/2016/5/13/chartex" xmlns:cx8="http://schemas.microsoft.com/office/drawing/2016/5/14/chartex" xmlns:mc="http://schemas.openxmlformats.org/markup-compatibility/2006" xmlns:aink="http://schemas.microsoft.com/office/drawing/2016/ink" xmlns:am3d="http://schemas.microsoft.com/office/drawing/2017/model3d" xmlns:o="urn:schemas-microsoft-com:office:office" xmlns:r="http://schemas.openxmlformats.org/officeDocument/2006/relationships" xmlns:m="http://schemas.openxmlformats.org/officeDocument/2006/math" xmlns:v="urn:schemas-microsoft-com:vml" xmlns:wp14="http://schemas.microsoft.com/office/word/2010/wordprocessingDrawing" xmlns:wp="http://schemas.openxmlformats.org/drawingml/2006/wordprocessingDrawing" xmlns:w10="urn:schemas-microsoft-com:office:word" xmlns:w="http://schemas.openxmlformats.org/wordprocessingml/2006/main" xmlns:w14="http://schemas.microsoft.com/office/word/2010/wordml" xmlns:w15="http://schemas.microsoft.com/office/word/2012/wordml" xmlns:w16cex="http://schemas.microsoft.com/office/word/2018/wordml/cex" xmlns:w16cid="http://schemas.microsoft.com/office/word/2016/wordml/cid" xmlns:w16="http://schemas.microsoft.com/office/word/2018/wordml" xmlns:w16sdtdh="http://schemas.microsoft.com/office/word/2020/wordml/sdtdatahash" xmlns:w16se="http://schemas.microsoft.com/office/word/2015/wordml/symex" xmlns:wpg="http://schemas.microsoft.com/office/word/2010/wordprocessingGroup" xmlns:wpi="http://schemas.microsoft.com/office/word/2010/wordprocessingInk" xmlns:wne="http://schemas.microsoft.com/office/word/2006/wordml" xmlns:wps="http://schemas.microsoft.com/office/word/2010/wordprocessingShape" mc:Ignorable="w14 w15 w16se w16cid w16 w16cex w16sdtdh wp14">
   <w:footnote w:type="separator" w:id="-1">
     <w:p>
       <w:pPr>
@@ -25620,7 +26986,7 @@
 </file>
 
 <file path=word/numbering.xml><?xml version="1.0" encoding="utf-8"?>
-<w:numbering xmlns:wpc="http://schemas.microsoft.com/office/word/2010/wordprocessingCanvas" xmlns:cx="http://schemas.microsoft.com/office/drawing/2014/chartex" xmlns:cx1="http://schemas.microsoft.com/office/drawing/2015/9/8/chartex" xmlns:cx2="http://schemas.microsoft.com/office/drawing/2015/10/21/chartex" xmlns:cx3="http://schemas.microsoft.com/office/drawing/2016/5/9/chartex" xmlns:cx4="http://schemas.microsoft.com/office/drawing/2016/5/10/chartex" xmlns:cx5="http://schemas.microsoft.com/office/drawing/2016/5/11/chartex" xmlns:cx6="http://schemas.microsoft.com/office/drawing/2016/5/12/chartex" xmlns:cx7="http://schemas.microsoft.com/office/drawing/2016/5/13/chartex" xmlns:cx8="http://schemas.microsoft.com/office/drawing/2016/5/14/chartex" xmlns:mc="http://schemas.openxmlformats.org/markup-compatibility/2006" xmlns:aink="http://schemas.microsoft.com/office/drawing/2016/ink" xmlns:am3d="http://schemas.microsoft.com/office/drawing/2017/model3d" xmlns:o="urn:schemas-microsoft-com:office:office" xmlns:oel="http://schemas.microsoft.com/office/2019/extlst" xmlns:r="http://schemas.openxmlformats.org/officeDocument/2006/relationships" xmlns:m="http://schemas.openxmlformats.org/officeDocument/2006/math" xmlns:v="urn:schemas-microsoft-com:vml" xmlns:wp14="http://schemas.microsoft.com/office/word/2010/wordprocessingDrawing" xmlns:wp="http://schemas.openxmlformats.org/drawingml/2006/wordprocessingDrawing" xmlns:w10="urn:schemas-microsoft-com:office:word" xmlns:w="http://schemas.openxmlformats.org/wordprocessingml/2006/main" xmlns:w14="http://schemas.microsoft.com/office/word/2010/wordml" xmlns:w15="http://schemas.microsoft.com/office/word/2012/wordml" xmlns:w16cex="http://schemas.microsoft.com/office/word/2018/wordml/cex" xmlns:w16cid="http://schemas.microsoft.com/office/word/2016/wordml/cid" xmlns:w16="http://schemas.microsoft.com/office/word/2018/wordml" xmlns:w16du="http://schemas.microsoft.com/office/word/2023/wordml/word16du" xmlns:w16sdtdh="http://schemas.microsoft.com/office/word/2020/wordml/sdtdatahash" xmlns:w16sdtfl="http://schemas.microsoft.com/office/word/2024/wordml/sdtformatlock" xmlns:w16se="http://schemas.microsoft.com/office/word/2015/wordml/symex" xmlns:wpg="http://schemas.microsoft.com/office/word/2010/wordprocessingGroup" xmlns:wpi="http://schemas.microsoft.com/office/word/2010/wordprocessingInk" xmlns:wne="http://schemas.microsoft.com/office/word/2006/wordml" xmlns:wps="http://schemas.microsoft.com/office/word/2010/wordprocessingShape" mc:Ignorable="w14 w15 w16se w16cid w16 w16cex w16sdtdh w16sdtfl w16du wp14">
+<w:numbering xmlns:wpc="http://schemas.microsoft.com/office/word/2010/wordprocessingCanvas" xmlns:cx="http://schemas.microsoft.com/office/drawing/2014/chartex" xmlns:cx1="http://schemas.microsoft.com/office/drawing/2015/9/8/chartex" xmlns:cx2="http://schemas.microsoft.com/office/drawing/2015/10/21/chartex" xmlns:cx3="http://schemas.microsoft.com/office/drawing/2016/5/9/chartex" xmlns:cx4="http://schemas.microsoft.com/office/drawing/2016/5/10/chartex" xmlns:cx5="http://schemas.microsoft.com/office/drawing/2016/5/11/chartex" xmlns:cx6="http://schemas.microsoft.com/office/drawing/2016/5/12/chartex" xmlns:cx7="http://schemas.microsoft.com/office/drawing/2016/5/13/chartex" xmlns:cx8="http://schemas.microsoft.com/office/drawing/2016/5/14/chartex" xmlns:mc="http://schemas.openxmlformats.org/markup-compatibility/2006" xmlns:aink="http://schemas.microsoft.com/office/drawing/2016/ink" xmlns:am3d="http://schemas.microsoft.com/office/drawing/2017/model3d" xmlns:o="urn:schemas-microsoft-com:office:office" xmlns:r="http://schemas.openxmlformats.org/officeDocument/2006/relationships" xmlns:m="http://schemas.openxmlformats.org/officeDocument/2006/math" xmlns:v="urn:schemas-microsoft-com:vml" xmlns:wp14="http://schemas.microsoft.com/office/word/2010/wordprocessingDrawing" xmlns:wp="http://schemas.openxmlformats.org/drawingml/2006/wordprocessingDrawing" xmlns:w10="urn:schemas-microsoft-com:office:word" xmlns:w="http://schemas.openxmlformats.org/wordprocessingml/2006/main" xmlns:w14="http://schemas.microsoft.com/office/word/2010/wordml" xmlns:w15="http://schemas.microsoft.com/office/word/2012/wordml" xmlns:w16cex="http://schemas.microsoft.com/office/word/2018/wordml/cex" xmlns:w16cid="http://schemas.microsoft.com/office/word/2016/wordml/cid" xmlns:w16="http://schemas.microsoft.com/office/word/2018/wordml" xmlns:w16sdtdh="http://schemas.microsoft.com/office/word/2020/wordml/sdtdatahash" xmlns:w16se="http://schemas.microsoft.com/office/word/2015/wordml/symex" xmlns:wpg="http://schemas.microsoft.com/office/word/2010/wordprocessingGroup" xmlns:wpi="http://schemas.microsoft.com/office/word/2010/wordprocessingInk" xmlns:wne="http://schemas.microsoft.com/office/word/2006/wordml" xmlns:wps="http://schemas.microsoft.com/office/word/2010/wordprocessingShape" mc:Ignorable="w14 w15 w16se w16cid w16 w16cex w16sdtdh wp14">
   <w:abstractNum w:abstractNumId="0" w15:restartNumberingAfterBreak="0">
     <w:nsid w:val="07EF9ED1"/>
     <w:multiLevelType w:val="hybridMultilevel"/>
@@ -25735,6 +27101,119 @@
     </w:lvl>
   </w:abstractNum>
   <w:abstractNum w:abstractNumId="1" w15:restartNumberingAfterBreak="0">
+    <w:nsid w:val="1BD33460"/>
+    <w:multiLevelType w:val="hybridMultilevel"/>
+    <w:tmpl w:val="2D30EFC2"/>
+    <w:lvl w:ilvl="0" w:tplc="280A0001">
+      <w:start w:val="1"/>
+      <w:numFmt w:val="bullet"/>
+      <w:lvlText w:val=""/>
+      <w:lvlJc w:val="left"/>
+      <w:pPr>
+        <w:ind w:left="720" w:hanging="360"/>
+      </w:pPr>
+      <w:rPr>
+        <w:rFonts w:ascii="Symbol" w:hAnsi="Symbol" w:hint="default"/>
+      </w:rPr>
+    </w:lvl>
+    <w:lvl w:ilvl="1" w:tplc="280A0003" w:tentative="1">
+      <w:start w:val="1"/>
+      <w:numFmt w:val="bullet"/>
+      <w:lvlText w:val="o"/>
+      <w:lvlJc w:val="left"/>
+      <w:pPr>
+        <w:ind w:left="1440" w:hanging="360"/>
+      </w:pPr>
+      <w:rPr>
+        <w:rFonts w:ascii="Courier New" w:hAnsi="Courier New" w:cs="Courier New" w:hint="default"/>
+      </w:rPr>
+    </w:lvl>
+    <w:lvl w:ilvl="2" w:tplc="280A0005" w:tentative="1">
+      <w:start w:val="1"/>
+      <w:numFmt w:val="bullet"/>
+      <w:lvlText w:val=""/>
+      <w:lvlJc w:val="left"/>
+      <w:pPr>
+        <w:ind w:left="2160" w:hanging="360"/>
+      </w:pPr>
+      <w:rPr>
+        <w:rFonts w:ascii="Wingdings" w:hAnsi="Wingdings" w:hint="default"/>
+      </w:rPr>
+    </w:lvl>
+    <w:lvl w:ilvl="3" w:tplc="280A0001" w:tentative="1">
+      <w:start w:val="1"/>
+      <w:numFmt w:val="bullet"/>
+      <w:lvlText w:val=""/>
+      <w:lvlJc w:val="left"/>
+      <w:pPr>
+        <w:ind w:left="2880" w:hanging="360"/>
+      </w:pPr>
+      <w:rPr>
+        <w:rFonts w:ascii="Symbol" w:hAnsi="Symbol" w:hint="default"/>
+      </w:rPr>
+    </w:lvl>
+    <w:lvl w:ilvl="4" w:tplc="280A0003" w:tentative="1">
+      <w:start w:val="1"/>
+      <w:numFmt w:val="bullet"/>
+      <w:lvlText w:val="o"/>
+      <w:lvlJc w:val="left"/>
+      <w:pPr>
+        <w:ind w:left="3600" w:hanging="360"/>
+      </w:pPr>
+      <w:rPr>
+        <w:rFonts w:ascii="Courier New" w:hAnsi="Courier New" w:cs="Courier New" w:hint="default"/>
+      </w:rPr>
+    </w:lvl>
+    <w:lvl w:ilvl="5" w:tplc="280A0005" w:tentative="1">
+      <w:start w:val="1"/>
+      <w:numFmt w:val="bullet"/>
+      <w:lvlText w:val=""/>
+      <w:lvlJc w:val="left"/>
+      <w:pPr>
+        <w:ind w:left="4320" w:hanging="360"/>
+      </w:pPr>
+      <w:rPr>
+        <w:rFonts w:ascii="Wingdings" w:hAnsi="Wingdings" w:hint="default"/>
+      </w:rPr>
+    </w:lvl>
+    <w:lvl w:ilvl="6" w:tplc="280A0001" w:tentative="1">
+      <w:start w:val="1"/>
+      <w:numFmt w:val="bullet"/>
+      <w:lvlText w:val=""/>
+      <w:lvlJc w:val="left"/>
+      <w:pPr>
+        <w:ind w:left="5040" w:hanging="360"/>
+      </w:pPr>
+      <w:rPr>
+        <w:rFonts w:ascii="Symbol" w:hAnsi="Symbol" w:hint="default"/>
+      </w:rPr>
+    </w:lvl>
+    <w:lvl w:ilvl="7" w:tplc="280A0003" w:tentative="1">
+      <w:start w:val="1"/>
+      <w:numFmt w:val="bullet"/>
+      <w:lvlText w:val="o"/>
+      <w:lvlJc w:val="left"/>
+      <w:pPr>
+        <w:ind w:left="5760" w:hanging="360"/>
+      </w:pPr>
+      <w:rPr>
+        <w:rFonts w:ascii="Courier New" w:hAnsi="Courier New" w:cs="Courier New" w:hint="default"/>
+      </w:rPr>
+    </w:lvl>
+    <w:lvl w:ilvl="8" w:tplc="280A0005" w:tentative="1">
+      <w:start w:val="1"/>
+      <w:numFmt w:val="bullet"/>
+      <w:lvlText w:val=""/>
+      <w:lvlJc w:val="left"/>
+      <w:pPr>
+        <w:ind w:left="6480" w:hanging="360"/>
+      </w:pPr>
+      <w:rPr>
+        <w:rFonts w:ascii="Wingdings" w:hAnsi="Wingdings" w:hint="default"/>
+      </w:rPr>
+    </w:lvl>
+  </w:abstractNum>
+  <w:abstractNum w:abstractNumId="2" w15:restartNumberingAfterBreak="0">
     <w:nsid w:val="1CBD471C"/>
     <w:multiLevelType w:val="hybridMultilevel"/>
     <w:tmpl w:val="DE90EB28"/>
@@ -25847,7 +27326,120 @@
       </w:rPr>
     </w:lvl>
   </w:abstractNum>
-  <w:abstractNum w:abstractNumId="2" w15:restartNumberingAfterBreak="0">
+  <w:abstractNum w:abstractNumId="3" w15:restartNumberingAfterBreak="0">
+    <w:nsid w:val="28AF0334"/>
+    <w:multiLevelType w:val="hybridMultilevel"/>
+    <w:tmpl w:val="18E8D79A"/>
+    <w:lvl w:ilvl="0" w:tplc="280A0001">
+      <w:start w:val="1"/>
+      <w:numFmt w:val="bullet"/>
+      <w:lvlText w:val=""/>
+      <w:lvlJc w:val="left"/>
+      <w:pPr>
+        <w:ind w:left="720" w:hanging="360"/>
+      </w:pPr>
+      <w:rPr>
+        <w:rFonts w:ascii="Symbol" w:hAnsi="Symbol" w:hint="default"/>
+      </w:rPr>
+    </w:lvl>
+    <w:lvl w:ilvl="1" w:tplc="280A0003" w:tentative="1">
+      <w:start w:val="1"/>
+      <w:numFmt w:val="bullet"/>
+      <w:lvlText w:val="o"/>
+      <w:lvlJc w:val="left"/>
+      <w:pPr>
+        <w:ind w:left="1440" w:hanging="360"/>
+      </w:pPr>
+      <w:rPr>
+        <w:rFonts w:ascii="Courier New" w:hAnsi="Courier New" w:cs="Courier New" w:hint="default"/>
+      </w:rPr>
+    </w:lvl>
+    <w:lvl w:ilvl="2" w:tplc="280A0005" w:tentative="1">
+      <w:start w:val="1"/>
+      <w:numFmt w:val="bullet"/>
+      <w:lvlText w:val=""/>
+      <w:lvlJc w:val="left"/>
+      <w:pPr>
+        <w:ind w:left="2160" w:hanging="360"/>
+      </w:pPr>
+      <w:rPr>
+        <w:rFonts w:ascii="Wingdings" w:hAnsi="Wingdings" w:hint="default"/>
+      </w:rPr>
+    </w:lvl>
+    <w:lvl w:ilvl="3" w:tplc="280A0001" w:tentative="1">
+      <w:start w:val="1"/>
+      <w:numFmt w:val="bullet"/>
+      <w:lvlText w:val=""/>
+      <w:lvlJc w:val="left"/>
+      <w:pPr>
+        <w:ind w:left="2880" w:hanging="360"/>
+      </w:pPr>
+      <w:rPr>
+        <w:rFonts w:ascii="Symbol" w:hAnsi="Symbol" w:hint="default"/>
+      </w:rPr>
+    </w:lvl>
+    <w:lvl w:ilvl="4" w:tplc="280A0003" w:tentative="1">
+      <w:start w:val="1"/>
+      <w:numFmt w:val="bullet"/>
+      <w:lvlText w:val="o"/>
+      <w:lvlJc w:val="left"/>
+      <w:pPr>
+        <w:ind w:left="3600" w:hanging="360"/>
+      </w:pPr>
+      <w:rPr>
+        <w:rFonts w:ascii="Courier New" w:hAnsi="Courier New" w:cs="Courier New" w:hint="default"/>
+      </w:rPr>
+    </w:lvl>
+    <w:lvl w:ilvl="5" w:tplc="280A0005" w:tentative="1">
+      <w:start w:val="1"/>
+      <w:numFmt w:val="bullet"/>
+      <w:lvlText w:val=""/>
+      <w:lvlJc w:val="left"/>
+      <w:pPr>
+        <w:ind w:left="4320" w:hanging="360"/>
+      </w:pPr>
+      <w:rPr>
+        <w:rFonts w:ascii="Wingdings" w:hAnsi="Wingdings" w:hint="default"/>
+      </w:rPr>
+    </w:lvl>
+    <w:lvl w:ilvl="6" w:tplc="280A0001" w:tentative="1">
+      <w:start w:val="1"/>
+      <w:numFmt w:val="bullet"/>
+      <w:lvlText w:val=""/>
+      <w:lvlJc w:val="left"/>
+      <w:pPr>
+        <w:ind w:left="5040" w:hanging="360"/>
+      </w:pPr>
+      <w:rPr>
+        <w:rFonts w:ascii="Symbol" w:hAnsi="Symbol" w:hint="default"/>
+      </w:rPr>
+    </w:lvl>
+    <w:lvl w:ilvl="7" w:tplc="280A0003" w:tentative="1">
+      <w:start w:val="1"/>
+      <w:numFmt w:val="bullet"/>
+      <w:lvlText w:val="o"/>
+      <w:lvlJc w:val="left"/>
+      <w:pPr>
+        <w:ind w:left="5760" w:hanging="360"/>
+      </w:pPr>
+      <w:rPr>
+        <w:rFonts w:ascii="Courier New" w:hAnsi="Courier New" w:cs="Courier New" w:hint="default"/>
+      </w:rPr>
+    </w:lvl>
+    <w:lvl w:ilvl="8" w:tplc="280A0005" w:tentative="1">
+      <w:start w:val="1"/>
+      <w:numFmt w:val="bullet"/>
+      <w:lvlText w:val=""/>
+      <w:lvlJc w:val="left"/>
+      <w:pPr>
+        <w:ind w:left="6480" w:hanging="360"/>
+      </w:pPr>
+      <w:rPr>
+        <w:rFonts w:ascii="Wingdings" w:hAnsi="Wingdings" w:hint="default"/>
+      </w:rPr>
+    </w:lvl>
+  </w:abstractNum>
+  <w:abstractNum w:abstractNumId="4" w15:restartNumberingAfterBreak="0">
     <w:nsid w:val="28F57FB3"/>
     <w:multiLevelType w:val="multilevel"/>
     <w:tmpl w:val="74FA1804"/>
@@ -25963,7 +27555,7 @@
       </w:rPr>
     </w:lvl>
   </w:abstractNum>
-  <w:abstractNum w:abstractNumId="3" w15:restartNumberingAfterBreak="0">
+  <w:abstractNum w:abstractNumId="5" w15:restartNumberingAfterBreak="0">
     <w:nsid w:val="413A0F6A"/>
     <w:multiLevelType w:val="hybridMultilevel"/>
     <w:tmpl w:val="F7FADE2C"/>
@@ -26076,7 +27668,7 @@
       </w:rPr>
     </w:lvl>
   </w:abstractNum>
-  <w:abstractNum w:abstractNumId="4" w15:restartNumberingAfterBreak="0">
+  <w:abstractNum w:abstractNumId="6" w15:restartNumberingAfterBreak="0">
     <w:nsid w:val="76BB2616"/>
     <w:multiLevelType w:val="multilevel"/>
     <w:tmpl w:val="280A001F"/>
@@ -26162,33 +27754,39 @@
       </w:pPr>
     </w:lvl>
   </w:abstractNum>
-  <w:num w:numId="1" w16cid:durableId="641158617">
+  <w:num w:numId="1">
+    <w:abstractNumId w:val="4"/>
+  </w:num>
+  <w:num w:numId="2">
+    <w:abstractNumId w:val="6"/>
+  </w:num>
+  <w:num w:numId="3">
     <w:abstractNumId w:val="2"/>
   </w:num>
-  <w:num w:numId="2" w16cid:durableId="2056274700">
+  <w:num w:numId="4">
+    <w:abstractNumId w:val="0"/>
+  </w:num>
+  <w:num w:numId="5">
     <w:abstractNumId w:val="4"/>
   </w:num>
-  <w:num w:numId="3" w16cid:durableId="1653636549">
+  <w:num w:numId="6">
+    <w:abstractNumId w:val="4"/>
+  </w:num>
+  <w:num w:numId="7">
+    <w:abstractNumId w:val="5"/>
+  </w:num>
+  <w:num w:numId="8">
+    <w:abstractNumId w:val="3"/>
+  </w:num>
+  <w:num w:numId="9">
     <w:abstractNumId w:val="1"/>
-  </w:num>
-  <w:num w:numId="4" w16cid:durableId="159661207">
-    <w:abstractNumId w:val="0"/>
-  </w:num>
-  <w:num w:numId="5" w16cid:durableId="1016156957">
-    <w:abstractNumId w:val="2"/>
-  </w:num>
-  <w:num w:numId="6" w16cid:durableId="1180580691">
-    <w:abstractNumId w:val="2"/>
-  </w:num>
-  <w:num w:numId="7" w16cid:durableId="699933899">
-    <w:abstractNumId w:val="3"/>
   </w:num>
   <w:numIdMacAtCleanup w:val="3"/>
 </w:numbering>
 </file>
 
 <file path=word/styles.xml><?xml version="1.0" encoding="utf-8"?>
-<w:styles xmlns:mc="http://schemas.openxmlformats.org/markup-compatibility/2006" xmlns:r="http://schemas.openxmlformats.org/officeDocument/2006/relationships" xmlns:w="http://schemas.openxmlformats.org/wordprocessingml/2006/main" xmlns:w14="http://schemas.microsoft.com/office/word/2010/wordml" xmlns:w15="http://schemas.microsoft.com/office/word/2012/wordml" xmlns:w16cex="http://schemas.microsoft.com/office/word/2018/wordml/cex" xmlns:w16cid="http://schemas.microsoft.com/office/word/2016/wordml/cid" xmlns:w16="http://schemas.microsoft.com/office/word/2018/wordml" xmlns:w16du="http://schemas.microsoft.com/office/word/2023/wordml/word16du" xmlns:w16sdtdh="http://schemas.microsoft.com/office/word/2020/wordml/sdtdatahash" xmlns:w16sdtfl="http://schemas.microsoft.com/office/word/2024/wordml/sdtformatlock" xmlns:w16se="http://schemas.microsoft.com/office/word/2015/wordml/symex" mc:Ignorable="w14 w15 w16se w16cid w16 w16cex w16sdtdh w16sdtfl w16du">
+<w:styles xmlns:mc="http://schemas.openxmlformats.org/markup-compatibility/2006" xmlns:r="http://schemas.openxmlformats.org/officeDocument/2006/relationships" xmlns:w="http://schemas.openxmlformats.org/wordprocessingml/2006/main" xmlns:w14="http://schemas.microsoft.com/office/word/2010/wordml" xmlns:w15="http://schemas.microsoft.com/office/word/2012/wordml" xmlns:w16cex="http://schemas.microsoft.com/office/word/2018/wordml/cex" xmlns:w16cid="http://schemas.microsoft.com/office/word/2016/wordml/cid" xmlns:w16="http://schemas.microsoft.com/office/word/2018/wordml" xmlns:w16sdtdh="http://schemas.microsoft.com/office/word/2020/wordml/sdtdatahash" xmlns:w16se="http://schemas.microsoft.com/office/word/2015/wordml/symex" mc:Ignorable="w14 w15 w16se w16cid w16 w16cex w16sdtdh">
   <w:docDefaults>
     <w:rPrDefault>
       <w:rPr>
@@ -26830,7 +28428,6 @@
   <w:style w:type="character" w:default="1" w:styleId="Fuentedeprrafopredeter">
     <w:name w:val="Default Paragraph Font"/>
     <w:uiPriority w:val="1"/>
-    <w:semiHidden/>
     <w:unhideWhenUsed/>
   </w:style>
   <w:style w:type="table" w:default="1" w:styleId="Tablanormal">
@@ -27762,7 +29359,7 @@
 </file>
 
 <file path=word/glossary/document.xml><?xml version="1.0" encoding="utf-8"?>
-<w:glossaryDocument xmlns:wpc="http://schemas.microsoft.com/office/word/2010/wordprocessingCanvas" xmlns:cx="http://schemas.microsoft.com/office/drawing/2014/chartex" xmlns:cx1="http://schemas.microsoft.com/office/drawing/2015/9/8/chartex" xmlns:cx2="http://schemas.microsoft.com/office/drawing/2015/10/21/chartex" xmlns:cx3="http://schemas.microsoft.com/office/drawing/2016/5/9/chartex" xmlns:cx4="http://schemas.microsoft.com/office/drawing/2016/5/10/chartex" xmlns:cx5="http://schemas.microsoft.com/office/drawing/2016/5/11/chartex" xmlns:cx6="http://schemas.microsoft.com/office/drawing/2016/5/12/chartex" xmlns:cx7="http://schemas.microsoft.com/office/drawing/2016/5/13/chartex" xmlns:cx8="http://schemas.microsoft.com/office/drawing/2016/5/14/chartex" xmlns:mc="http://schemas.openxmlformats.org/markup-compatibility/2006" xmlns:aink="http://schemas.microsoft.com/office/drawing/2016/ink" xmlns:am3d="http://schemas.microsoft.com/office/drawing/2017/model3d" xmlns:o="urn:schemas-microsoft-com:office:office" xmlns:oel="http://schemas.microsoft.com/office/2019/extlst" xmlns:r="http://schemas.openxmlformats.org/officeDocument/2006/relationships" xmlns:m="http://schemas.openxmlformats.org/officeDocument/2006/math" xmlns:v="urn:schemas-microsoft-com:vml" xmlns:wp14="http://schemas.microsoft.com/office/word/2010/wordprocessingDrawing" xmlns:wp="http://schemas.openxmlformats.org/drawingml/2006/wordprocessingDrawing" xmlns:w10="urn:schemas-microsoft-com:office:word" xmlns:w="http://schemas.openxmlformats.org/wordprocessingml/2006/main" xmlns:w14="http://schemas.microsoft.com/office/word/2010/wordml" xmlns:w15="http://schemas.microsoft.com/office/word/2012/wordml" xmlns:w16cex="http://schemas.microsoft.com/office/word/2018/wordml/cex" xmlns:w16cid="http://schemas.microsoft.com/office/word/2016/wordml/cid" xmlns:w16="http://schemas.microsoft.com/office/word/2018/wordml" xmlns:w16du="http://schemas.microsoft.com/office/word/2023/wordml/word16du" xmlns:w16sdtdh="http://schemas.microsoft.com/office/word/2020/wordml/sdtdatahash" xmlns:w16sdtfl="http://schemas.microsoft.com/office/word/2024/wordml/sdtformatlock" xmlns:w16se="http://schemas.microsoft.com/office/word/2015/wordml/symex" xmlns:wpg="http://schemas.microsoft.com/office/word/2010/wordprocessingGroup" xmlns:wpi="http://schemas.microsoft.com/office/word/2010/wordprocessingInk" xmlns:wne="http://schemas.microsoft.com/office/word/2006/wordml" xmlns:wps="http://schemas.microsoft.com/office/word/2010/wordprocessingShape" mc:Ignorable="w14 w15 w16se w16cid w16 w16cex w16sdtdh w16sdtfl w16du wp14">
+<w:glossaryDocument xmlns:wpc="http://schemas.microsoft.com/office/word/2010/wordprocessingCanvas" xmlns:cx="http://schemas.microsoft.com/office/drawing/2014/chartex" xmlns:cx1="http://schemas.microsoft.com/office/drawing/2015/9/8/chartex" xmlns:cx2="http://schemas.microsoft.com/office/drawing/2015/10/21/chartex" xmlns:cx3="http://schemas.microsoft.com/office/drawing/2016/5/9/chartex" xmlns:cx4="http://schemas.microsoft.com/office/drawing/2016/5/10/chartex" xmlns:cx5="http://schemas.microsoft.com/office/drawing/2016/5/11/chartex" xmlns:cx6="http://schemas.microsoft.com/office/drawing/2016/5/12/chartex" xmlns:cx7="http://schemas.microsoft.com/office/drawing/2016/5/13/chartex" xmlns:cx8="http://schemas.microsoft.com/office/drawing/2016/5/14/chartex" xmlns:mc="http://schemas.openxmlformats.org/markup-compatibility/2006" xmlns:aink="http://schemas.microsoft.com/office/drawing/2016/ink" xmlns:am3d="http://schemas.microsoft.com/office/drawing/2017/model3d" xmlns:o="urn:schemas-microsoft-com:office:office" xmlns:r="http://schemas.openxmlformats.org/officeDocument/2006/relationships" xmlns:m="http://schemas.openxmlformats.org/officeDocument/2006/math" xmlns:v="urn:schemas-microsoft-com:vml" xmlns:wp14="http://schemas.microsoft.com/office/word/2010/wordprocessingDrawing" xmlns:wp="http://schemas.openxmlformats.org/drawingml/2006/wordprocessingDrawing" xmlns:w10="urn:schemas-microsoft-com:office:word" xmlns:w="http://schemas.openxmlformats.org/wordprocessingml/2006/main" xmlns:w14="http://schemas.microsoft.com/office/word/2010/wordml" xmlns:w15="http://schemas.microsoft.com/office/word/2012/wordml" xmlns:w16cex="http://schemas.microsoft.com/office/word/2018/wordml/cex" xmlns:w16cid="http://schemas.microsoft.com/office/word/2016/wordml/cid" xmlns:w16="http://schemas.microsoft.com/office/word/2018/wordml" xmlns:w16sdtdh="http://schemas.microsoft.com/office/word/2020/wordml/sdtdatahash" xmlns:w16se="http://schemas.microsoft.com/office/word/2015/wordml/symex" xmlns:wpg="http://schemas.microsoft.com/office/word/2010/wordprocessingGroup" xmlns:wpi="http://schemas.microsoft.com/office/word/2010/wordprocessingInk" xmlns:wne="http://schemas.microsoft.com/office/word/2006/wordml" xmlns:wps="http://schemas.microsoft.com/office/word/2010/wordprocessingShape" mc:Ignorable="w14 w15 w16se w16cid w16 w16cex w16sdtdh wp14">
   <w:docParts>
     <w:docPart>
       <w:docPartPr>
@@ -27881,16 +29478,106 @@
         </w:p>
       </w:docPartBody>
     </w:docPart>
+    <w:docPart>
+      <w:docPartPr>
+        <w:name w:val="68D81DFFF1D345D0A0193F64226A02DC"/>
+        <w:category>
+          <w:name w:val="General"/>
+          <w:gallery w:val="placeholder"/>
+        </w:category>
+        <w:types>
+          <w:type w:val="bbPlcHdr"/>
+        </w:types>
+        <w:behaviors>
+          <w:behavior w:val="content"/>
+        </w:behaviors>
+        <w:guid w:val="{71E12B1F-2605-449A-9FE9-A71E1E38F502}"/>
+      </w:docPartPr>
+      <w:docPartBody>
+        <w:p>
+          <w:pPr>
+            <w:pStyle w:val="68D81DFFF1D345D0A0193F64226A02DC"/>
+          </w:pPr>
+          <w:r>
+            <w:rPr>
+              <w:rStyle w:val="Textodelmarcadordeposicin"/>
+              <w:lang w:val="en-GB"/>
+            </w:rPr>
+            <w:t>Haz clic o pulse aquí para escribir texto.</w:t>
+          </w:r>
+        </w:p>
+      </w:docPartBody>
+    </w:docPart>
+    <w:docPart>
+      <w:docPartPr>
+        <w:name w:val="E9E7F7C92955490DB7657F94DD29336C"/>
+        <w:category>
+          <w:name w:val="General"/>
+          <w:gallery w:val="placeholder"/>
+        </w:category>
+        <w:types>
+          <w:type w:val="bbPlcHdr"/>
+        </w:types>
+        <w:behaviors>
+          <w:behavior w:val="content"/>
+        </w:behaviors>
+        <w:guid w:val="{C70FCE16-59FA-4CA1-9E63-63671A23D2E3}"/>
+      </w:docPartPr>
+      <w:docPartBody>
+        <w:p>
+          <w:pPr>
+            <w:pStyle w:val="E9E7F7C92955490DB7657F94DD29336C"/>
+          </w:pPr>
+          <w:r>
+            <w:rPr>
+              <w:rStyle w:val="Textodelmarcadordeposicin"/>
+              <w:lang w:val="en-GB"/>
+            </w:rPr>
+            <w:t>Haz clic o pulse aquí para escribir texto.</w:t>
+          </w:r>
+        </w:p>
+      </w:docPartBody>
+    </w:docPart>
+    <w:docPart>
+      <w:docPartPr>
+        <w:name w:val="800B21000C8443E1A619727CC725D260"/>
+        <w:category>
+          <w:name w:val="General"/>
+          <w:gallery w:val="placeholder"/>
+        </w:category>
+        <w:types>
+          <w:type w:val="bbPlcHdr"/>
+        </w:types>
+        <w:behaviors>
+          <w:behavior w:val="content"/>
+        </w:behaviors>
+        <w:guid w:val="{281B38A3-7B3E-4FCB-A5C8-B7E4A9D74A29}"/>
+      </w:docPartPr>
+      <w:docPartBody>
+        <w:p>
+          <w:pPr>
+            <w:pStyle w:val="800B21000C8443E1A619727CC725D260"/>
+          </w:pPr>
+          <w:r>
+            <w:rPr>
+              <w:rStyle w:val="Textodelmarcadordeposicin"/>
+              <w:lang w:val="en-GB"/>
+            </w:rPr>
+            <w:t>Haz clic o pulse aquí para escribir texto.</w:t>
+          </w:r>
+        </w:p>
+      </w:docPartBody>
+    </w:docPart>
   </w:docParts>
 </w:glossaryDocument>
 </file>
 
 <file path=word/glossary/fontTable.xml><?xml version="1.0" encoding="utf-8"?>
-<w:fonts xmlns:mc="http://schemas.openxmlformats.org/markup-compatibility/2006" xmlns:r="http://schemas.openxmlformats.org/officeDocument/2006/relationships" xmlns:w="http://schemas.openxmlformats.org/wordprocessingml/2006/main" xmlns:w14="http://schemas.microsoft.com/office/word/2010/wordml" xmlns:w15="http://schemas.microsoft.com/office/word/2012/wordml" xmlns:w16cex="http://schemas.microsoft.com/office/word/2018/wordml/cex" xmlns:w16cid="http://schemas.microsoft.com/office/word/2016/wordml/cid" xmlns:w16="http://schemas.microsoft.com/office/word/2018/wordml" xmlns:w16du="http://schemas.microsoft.com/office/word/2023/wordml/word16du" xmlns:w16sdtdh="http://schemas.microsoft.com/office/word/2020/wordml/sdtdatahash" xmlns:w16sdtfl="http://schemas.microsoft.com/office/word/2024/wordml/sdtformatlock" xmlns:w16se="http://schemas.microsoft.com/office/word/2015/wordml/symex" mc:Ignorable="w14 w15 w16se w16cid w16 w16cex w16sdtdh w16sdtfl w16du">
+<w:fonts xmlns:mc="http://schemas.openxmlformats.org/markup-compatibility/2006" xmlns:r="http://schemas.openxmlformats.org/officeDocument/2006/relationships" xmlns:w="http://schemas.openxmlformats.org/wordprocessingml/2006/main" xmlns:w14="http://schemas.microsoft.com/office/word/2010/wordml" xmlns:w15="http://schemas.microsoft.com/office/word/2012/wordml" xmlns:w16cex="http://schemas.microsoft.com/office/word/2018/wordml/cex" xmlns:w16cid="http://schemas.microsoft.com/office/word/2016/wordml/cid" xmlns:w16="http://schemas.microsoft.com/office/word/2018/wordml" xmlns:w16sdtdh="http://schemas.microsoft.com/office/word/2020/wordml/sdtdatahash" xmlns:w16se="http://schemas.microsoft.com/office/word/2015/wordml/symex" mc:Ignorable="w14 w15 w16se w16cid w16 w16cex w16sdtdh">
   <w:font w:name="Symbol">
     <w:panose1 w:val="05050102010706020507"/>
     <w:charset w:val="02"/>
-    <w:family w:val="decorative"/>
+    <w:family w:val="roman"/>
     <w:pitch w:val="variable"/>
     <w:sig w:usb0="00000000" w:usb1="10000000" w:usb2="00000000" w:usb3="00000000" w:csb0="80000000" w:csb1="00000000"/>
   </w:font>
@@ -27910,10 +29597,10 @@
   </w:font>
   <w:font w:name="Wingdings">
     <w:panose1 w:val="05000000000000000000"/>
-    <w:charset w:val="4D"/>
-    <w:family w:val="decorative"/>
+    <w:charset w:val="02"/>
+    <w:family w:val="auto"/>
     <w:pitch w:val="variable"/>
-    <w:sig w:usb0="00000003" w:usb1="00000000" w:usb2="00000000" w:usb3="00000000" w:csb0="80000001" w:csb1="00000000"/>
+    <w:sig w:usb0="00000000" w:usb1="10000000" w:usb2="00000000" w:usb3="00000000" w:csb0="80000000" w:csb1="00000000"/>
   </w:font>
   <w:font w:name="Calibri">
     <w:panose1 w:val="020F0502020204030204"/>
@@ -27952,31 +29639,16 @@
     <w:sig w:usb0="E4002EFF" w:usb1="C200247B" w:usb2="00000009" w:usb3="00000000" w:csb0="000001FF" w:csb1="00000000"/>
   </w:font>
   <w:font w:name="Yu Mincho">
-    <w:panose1 w:val="02020400000000000000"/>
     <w:charset w:val="80"/>
     <w:family w:val="roman"/>
     <w:pitch w:val="variable"/>
     <w:sig w:usb0="800002E7" w:usb1="2AC7FCFF" w:usb2="00000012" w:usb3="00000000" w:csb0="0002009F" w:csb1="00000000"/>
   </w:font>
-  <w:font w:name="Aptos">
-    <w:panose1 w:val="020B0004020202020204"/>
-    <w:charset w:val="00"/>
-    <w:family w:val="swiss"/>
-    <w:pitch w:val="variable"/>
-    <w:sig w:usb0="20000287" w:usb1="00000003" w:usb2="00000000" w:usb3="00000000" w:csb0="0000019F" w:csb1="00000000"/>
-  </w:font>
-  <w:font w:name="Aptos Display">
-    <w:panose1 w:val="020B0004020202020204"/>
-    <w:charset w:val="00"/>
-    <w:family w:val="swiss"/>
-    <w:pitch w:val="variable"/>
-    <w:sig w:usb0="20000287" w:usb1="00000003" w:usb2="00000000" w:usb3="00000000" w:csb0="0000019F" w:csb1="00000000"/>
-  </w:font>
 </w:fonts>
 </file>
 
 <file path=word/glossary/settings.xml><?xml version="1.0" encoding="utf-8"?>
-<w:settings xmlns:mc="http://schemas.openxmlformats.org/markup-compatibility/2006" xmlns:o="urn:schemas-microsoft-com:office:office" xmlns:r="http://schemas.openxmlformats.org/officeDocument/2006/relationships" xmlns:m="http://schemas.openxmlformats.org/officeDocument/2006/math" xmlns:v="urn:schemas-microsoft-com:vml" xmlns:w10="urn:schemas-microsoft-com:office:word" xmlns:w="http://schemas.openxmlformats.org/wordprocessingml/2006/main" xmlns:w14="http://schemas.microsoft.com/office/word/2010/wordml" xmlns:w15="http://schemas.microsoft.com/office/word/2012/wordml" xmlns:w16cex="http://schemas.microsoft.com/office/word/2018/wordml/cex" xmlns:w16cid="http://schemas.microsoft.com/office/word/2016/wordml/cid" xmlns:w16="http://schemas.microsoft.com/office/word/2018/wordml" xmlns:w16du="http://schemas.microsoft.com/office/word/2023/wordml/word16du" xmlns:w16sdtdh="http://schemas.microsoft.com/office/word/2020/wordml/sdtdatahash" xmlns:w16sdtfl="http://schemas.microsoft.com/office/word/2024/wordml/sdtformatlock" xmlns:w16se="http://schemas.microsoft.com/office/word/2015/wordml/symex" xmlns:sl="http://schemas.openxmlformats.org/schemaLibrary/2006/main" mc:Ignorable="w14 w15 w16se w16cid w16 w16cex w16sdtdh w16sdtfl w16du">
+<w:settings xmlns:mc="http://schemas.openxmlformats.org/markup-compatibility/2006" xmlns:o="urn:schemas-microsoft-com:office:office" xmlns:r="http://schemas.openxmlformats.org/officeDocument/2006/relationships" xmlns:m="http://schemas.openxmlformats.org/officeDocument/2006/math" xmlns:v="urn:schemas-microsoft-com:vml" xmlns:w10="urn:schemas-microsoft-com:office:word" xmlns:w="http://schemas.openxmlformats.org/wordprocessingml/2006/main" xmlns:w14="http://schemas.microsoft.com/office/word/2010/wordml" xmlns:w15="http://schemas.microsoft.com/office/word/2012/wordml" xmlns:w16cex="http://schemas.microsoft.com/office/word/2018/wordml/cex" xmlns:w16cid="http://schemas.microsoft.com/office/word/2016/wordml/cid" xmlns:w16="http://schemas.microsoft.com/office/word/2018/wordml" xmlns:w16sdtdh="http://schemas.microsoft.com/office/word/2020/wordml/sdtdatahash" xmlns:w16se="http://schemas.microsoft.com/office/word/2015/wordml/symex" xmlns:sl="http://schemas.openxmlformats.org/schemaLibrary/2006/main" mc:Ignorable="w14 w15 w16se w16cid w16 w16cex w16sdtdh">
   <w:view w:val="normal"/>
   <w:defaultTabStop w:val="708"/>
   <w:hyphenationZone w:val="425"/>
@@ -28006,6 +29678,7 @@
     <w:rsid w:val="00383DB1"/>
     <w:rsid w:val="003C24C9"/>
     <w:rsid w:val="00406701"/>
+    <w:rsid w:val="004A6300"/>
     <w:rsid w:val="004C2FA9"/>
     <w:rsid w:val="004C7FDE"/>
     <w:rsid w:val="004E3732"/>
@@ -28013,6 +29686,7 @@
     <w:rsid w:val="005A5BEE"/>
     <w:rsid w:val="006D29C6"/>
     <w:rsid w:val="0077239B"/>
+    <w:rsid w:val="007F3532"/>
     <w:rsid w:val="008724E2"/>
     <w:rsid w:val="009C4132"/>
     <w:rsid w:val="009E0000"/>
@@ -28049,14 +29723,14 @@
   </m:mathPr>
   <w:themeFontLang w:val="es-EC"/>
   <w:clrSchemeMapping w:bg1="light1" w:t1="dark1" w:bg2="light2" w:t2="dark2" w:accent1="accent1" w:accent2="accent2" w:accent3="accent3" w:accent4="accent4" w:accent5="accent5" w:accent6="accent6" w:hyperlink="hyperlink" w:followedHyperlink="followedHyperlink"/>
-  <w:decimalSymbol w:val=","/>
+  <w:decimalSymbol w:val="."/>
   <w:listSeparator w:val=";"/>
   <w15:chartTrackingRefBased/>
 </w:settings>
 </file>
 
 <file path=word/glossary/styles.xml><?xml version="1.0" encoding="utf-8"?>
-<w:styles xmlns:mc="http://schemas.openxmlformats.org/markup-compatibility/2006" xmlns:r="http://schemas.openxmlformats.org/officeDocument/2006/relationships" xmlns:w="http://schemas.openxmlformats.org/wordprocessingml/2006/main" xmlns:w14="http://schemas.microsoft.com/office/word/2010/wordml" xmlns:w15="http://schemas.microsoft.com/office/word/2012/wordml" xmlns:w16cex="http://schemas.microsoft.com/office/word/2018/wordml/cex" xmlns:w16cid="http://schemas.microsoft.com/office/word/2016/wordml/cid" xmlns:w16="http://schemas.microsoft.com/office/word/2018/wordml" xmlns:w16du="http://schemas.microsoft.com/office/word/2023/wordml/word16du" xmlns:w16sdtdh="http://schemas.microsoft.com/office/word/2020/wordml/sdtdatahash" xmlns:w16sdtfl="http://schemas.microsoft.com/office/word/2024/wordml/sdtformatlock" xmlns:w16se="http://schemas.microsoft.com/office/word/2015/wordml/symex" mc:Ignorable="w14 w15 w16se w16cid w16 w16cex w16sdtdh w16sdtfl w16du">
+<w:styles xmlns:mc="http://schemas.openxmlformats.org/markup-compatibility/2006" xmlns:r="http://schemas.openxmlformats.org/officeDocument/2006/relationships" xmlns:w="http://schemas.openxmlformats.org/wordprocessingml/2006/main" xmlns:w14="http://schemas.microsoft.com/office/word/2010/wordml" xmlns:w15="http://schemas.microsoft.com/office/word/2012/wordml" xmlns:w16cex="http://schemas.microsoft.com/office/word/2018/wordml/cex" xmlns:w16cid="http://schemas.microsoft.com/office/word/2016/wordml/cid" xmlns:w16="http://schemas.microsoft.com/office/word/2018/wordml" xmlns:w16sdtdh="http://schemas.microsoft.com/office/word/2020/wordml/sdtdatahash" xmlns:w16se="http://schemas.microsoft.com/office/word/2015/wordml/symex" mc:Ignorable="w14 w15 w16se w16cid w16 w16cex w16sdtdh">
   <w:docDefaults>
     <w:rPrDefault>
       <w:rPr>
@@ -28488,7 +30162,7 @@
     <w:basedOn w:val="Fuentedeprrafopredeter"/>
     <w:uiPriority w:val="99"/>
     <w:semiHidden/>
-    <w:rsid w:val="00DF55B8"/>
+    <w:rsid w:val="007F3532"/>
     <w:rPr>
       <w:color w:val="666666"/>
     </w:rPr>
@@ -28505,11 +30179,67 @@
     <w:name w:val="A9077918FABCFD449EFF7AB9E1165036"/>
     <w:rsid w:val="00DF55B8"/>
   </w:style>
+  <w:style w:type="paragraph" w:customStyle="1" w:styleId="68D81DFFF1D345D0A0193F64226A02DC">
+    <w:name w:val="68D81DFFF1D345D0A0193F64226A02DC"/>
+    <w:rsid w:val="007F3532"/>
+    <w:pPr>
+      <w:spacing w:line="259" w:lineRule="auto"/>
+    </w:pPr>
+    <w:rPr>
+      <w:kern w:val="0"/>
+      <w:sz w:val="22"/>
+      <w:szCs w:val="22"/>
+      <w:lang w:val="es-PE" w:eastAsia="es-PE"/>
+      <w14:ligatures w14:val="none"/>
+    </w:rPr>
+  </w:style>
+  <w:style w:type="paragraph" w:customStyle="1" w:styleId="50D19B85600144A5AEC06D9DB6B0FA2E">
+    <w:name w:val="50D19B85600144A5AEC06D9DB6B0FA2E"/>
+    <w:rsid w:val="007F3532"/>
+    <w:pPr>
+      <w:spacing w:line="259" w:lineRule="auto"/>
+    </w:pPr>
+    <w:rPr>
+      <w:kern w:val="0"/>
+      <w:sz w:val="22"/>
+      <w:szCs w:val="22"/>
+      <w:lang w:val="es-PE" w:eastAsia="es-PE"/>
+      <w14:ligatures w14:val="none"/>
+    </w:rPr>
+  </w:style>
+  <w:style w:type="paragraph" w:customStyle="1" w:styleId="E9E7F7C92955490DB7657F94DD29336C">
+    <w:name w:val="E9E7F7C92955490DB7657F94DD29336C"/>
+    <w:rsid w:val="007F3532"/>
+    <w:pPr>
+      <w:spacing w:line="259" w:lineRule="auto"/>
+    </w:pPr>
+    <w:rPr>
+      <w:kern w:val="0"/>
+      <w:sz w:val="22"/>
+      <w:szCs w:val="22"/>
+      <w:lang w:val="es-PE" w:eastAsia="es-PE"/>
+      <w14:ligatures w14:val="none"/>
+    </w:rPr>
+  </w:style>
+  <w:style w:type="paragraph" w:customStyle="1" w:styleId="800B21000C8443E1A619727CC725D260">
+    <w:name w:val="800B21000C8443E1A619727CC725D260"/>
+    <w:rsid w:val="007F3532"/>
+    <w:pPr>
+      <w:spacing w:line="259" w:lineRule="auto"/>
+    </w:pPr>
+    <w:rPr>
+      <w:kern w:val="0"/>
+      <w:sz w:val="22"/>
+      <w:szCs w:val="22"/>
+      <w:lang w:val="es-PE" w:eastAsia="es-PE"/>
+      <w14:ligatures w14:val="none"/>
+    </w:rPr>
+  </w:style>
 </w:styles>
 </file>
 
 <file path=word/glossary/webSettings.xml><?xml version="1.0" encoding="utf-8"?>
-<w:webSettings xmlns:mc="http://schemas.openxmlformats.org/markup-compatibility/2006" xmlns:r="http://schemas.openxmlformats.org/officeDocument/2006/relationships" xmlns:w="http://schemas.openxmlformats.org/wordprocessingml/2006/main" xmlns:w14="http://schemas.microsoft.com/office/word/2010/wordml" xmlns:w15="http://schemas.microsoft.com/office/word/2012/wordml" xmlns:w16cex="http://schemas.microsoft.com/office/word/2018/wordml/cex" xmlns:w16cid="http://schemas.microsoft.com/office/word/2016/wordml/cid" xmlns:w16="http://schemas.microsoft.com/office/word/2018/wordml" xmlns:w16du="http://schemas.microsoft.com/office/word/2023/wordml/word16du" xmlns:w16sdtdh="http://schemas.microsoft.com/office/word/2020/wordml/sdtdatahash" xmlns:w16sdtfl="http://schemas.microsoft.com/office/word/2024/wordml/sdtformatlock" xmlns:w16se="http://schemas.microsoft.com/office/word/2015/wordml/symex" mc:Ignorable="w14 w15 w16se w16cid w16 w16cex w16sdtdh w16sdtfl w16du">
+<w:webSettings xmlns:mc="http://schemas.openxmlformats.org/markup-compatibility/2006" xmlns:r="http://schemas.openxmlformats.org/officeDocument/2006/relationships" xmlns:w="http://schemas.openxmlformats.org/wordprocessingml/2006/main" xmlns:w14="http://schemas.microsoft.com/office/word/2010/wordml" xmlns:w15="http://schemas.microsoft.com/office/word/2012/wordml" xmlns:w16cex="http://schemas.microsoft.com/office/word/2018/wordml/cex" xmlns:w16cid="http://schemas.microsoft.com/office/word/2016/wordml/cid" xmlns:w16="http://schemas.microsoft.com/office/word/2018/wordml" xmlns:w16sdtdh="http://schemas.microsoft.com/office/word/2020/wordml/sdtdatahash" xmlns:w16se="http://schemas.microsoft.com/office/word/2015/wordml/symex" mc:Ignorable="w14 w15 w16se w16cid w16 w16cex w16sdtdh">
   <w:optimizeForBrowser/>
   <w:allowPNG/>
 </w:webSettings>
@@ -28894,6 +30624,15 @@
 </file>
 
 <file path=customXml/item1.xml><?xml version="1.0" encoding="utf-8"?>
+<p:properties xmlns:p="http://schemas.microsoft.com/office/2006/metadata/properties" xmlns:xsi="http://www.w3.org/2001/XMLSchema-instance" xmlns:pc="http://schemas.microsoft.com/office/infopath/2007/PartnerControls">
+  <documentManagement>
+    <Nro xmlns="e62bc30b-b884-4ee1-b0ab-e2e35dfacfd5">0</Nro>
+    <Unidad xmlns="e62bc30b-b884-4ee1-b0ab-e2e35dfacfd5" xsi:nil="true"/>
+  </documentManagement>
+</p:properties>
+</file>
+
+<file path=customXml/item2.xml><?xml version="1.0" encoding="utf-8"?>
 <ct:contentTypeSchema xmlns:ct="http://schemas.microsoft.com/office/2006/metadata/contentType" xmlns:ma="http://schemas.microsoft.com/office/2006/metadata/properties/metaAttributes" ct:_="" ma:_="" ma:contentTypeName="Documento" ma:contentTypeID="0x01010006ACA7DB3593B24E887290A71F51A18F" ma:contentTypeVersion="10" ma:contentTypeDescription="Crear nuevo documento." ma:contentTypeScope="" ma:versionID="5fde8b866a40f115df17144418c3774a">
   <xsd:schema xmlns:xsd="http://www.w3.org/2001/XMLSchema" xmlns:xs="http://www.w3.org/2001/XMLSchema" xmlns:p="http://schemas.microsoft.com/office/2006/metadata/properties" xmlns:ns2="e62bc30b-b884-4ee1-b0ab-e2e35dfacfd5" targetNamespace="http://schemas.microsoft.com/office/2006/metadata/properties" ma:root="true" ma:fieldsID="722d0d74b5f1a0e9a135ab2398c17b72" ns2:_="">
     <xsd:import namespace="e62bc30b-b884-4ee1-b0ab-e2e35dfacfd5"/>
@@ -29073,16 +30812,11 @@
 </ct:contentTypeSchema>
 </file>
 
-<file path=customXml/item2.xml><?xml version="1.0" encoding="utf-8"?>
-<p:properties xmlns:p="http://schemas.microsoft.com/office/2006/metadata/properties" xmlns:xsi="http://www.w3.org/2001/XMLSchema-instance" xmlns:pc="http://schemas.microsoft.com/office/infopath/2007/PartnerControls">
-  <documentManagement>
-    <Nro xmlns="e62bc30b-b884-4ee1-b0ab-e2e35dfacfd5">0</Nro>
-    <Unidad xmlns="e62bc30b-b884-4ee1-b0ab-e2e35dfacfd5" xsi:nil="true"/>
-  </documentManagement>
-</p:properties>
+<file path=customXml/item3.xml><?xml version="1.0" encoding="utf-8"?>
+<b:Sources xmlns:b="http://schemas.openxmlformats.org/officeDocument/2006/bibliography" xmlns="http://schemas.openxmlformats.org/officeDocument/2006/bibliography" SelectedStyle="/APASixthEditionOfficeOnline.xsl" StyleName="APA" Version="6"/>
 </file>
 
-<file path=customXml/item3.xml><?xml version="1.0" encoding="utf-8"?>
+<file path=customXml/item4.xml><?xml version="1.0" encoding="utf-8"?>
 <?mso-contentType ?>
 <FormTemplates xmlns="http://schemas.microsoft.com/sharepoint/v3/contenttype/forms">
   <Display>DocumentLibraryForm</Display>
@@ -29091,11 +30825,17 @@
 </FormTemplates>
 </file>
 
-<file path=customXml/item4.xml><?xml version="1.0" encoding="utf-8"?>
-<b:Sources xmlns:b="http://schemas.openxmlformats.org/officeDocument/2006/bibliography" xmlns="http://schemas.openxmlformats.org/officeDocument/2006/bibliography" SelectedStyle="/APASixthEditionOfficeOnline.xsl" StyleName="APA" Version="6"/>
+<file path=customXml/itemProps1.xml><?xml version="1.0" encoding="utf-8"?>
+<ds:datastoreItem xmlns:ds="http://schemas.openxmlformats.org/officeDocument/2006/customXml" ds:itemID="{DAAF528F-7240-408A-9BF0-E37AC9702D32}">
+  <ds:schemaRefs>
+    <ds:schemaRef ds:uri="http://schemas.microsoft.com/office/2006/metadata/properties"/>
+    <ds:schemaRef ds:uri="http://schemas.microsoft.com/office/infopath/2007/PartnerControls"/>
+    <ds:schemaRef ds:uri="e62bc30b-b884-4ee1-b0ab-e2e35dfacfd5"/>
+  </ds:schemaRefs>
+</ds:datastoreItem>
 </file>
 
-<file path=customXml/itemProps1.xml><?xml version="1.0" encoding="utf-8"?>
+<file path=customXml/itemProps2.xml><?xml version="1.0" encoding="utf-8"?>
 <ds:datastoreItem xmlns:ds="http://schemas.openxmlformats.org/officeDocument/2006/customXml" ds:itemID="{BB19413B-A659-4239-B251-6BE967D5DACB}">
   <ds:schemaRefs>
     <ds:schemaRef ds:uri="http://schemas.microsoft.com/office/2006/metadata/contentType"/>
@@ -29113,28 +30853,18 @@
 </ds:datastoreItem>
 </file>
 
-<file path=customXml/itemProps2.xml><?xml version="1.0" encoding="utf-8"?>
-<ds:datastoreItem xmlns:ds="http://schemas.openxmlformats.org/officeDocument/2006/customXml" ds:itemID="{DAAF528F-7240-408A-9BF0-E37AC9702D32}">
+<file path=customXml/itemProps3.xml><?xml version="1.0" encoding="utf-8"?>
+<ds:datastoreItem xmlns:ds="http://schemas.openxmlformats.org/officeDocument/2006/customXml" ds:itemID="{BE0E3CBB-9640-C643-97A5-411B9F838128}">
   <ds:schemaRefs>
-    <ds:schemaRef ds:uri="http://schemas.microsoft.com/office/2006/metadata/properties"/>
-    <ds:schemaRef ds:uri="http://schemas.microsoft.com/office/infopath/2007/PartnerControls"/>
-    <ds:schemaRef ds:uri="e62bc30b-b884-4ee1-b0ab-e2e35dfacfd5"/>
+    <ds:schemaRef ds:uri="http://schemas.openxmlformats.org/officeDocument/2006/bibliography"/>
   </ds:schemaRefs>
 </ds:datastoreItem>
 </file>
 
-<file path=customXml/itemProps3.xml><?xml version="1.0" encoding="utf-8"?>
+<file path=customXml/itemProps4.xml><?xml version="1.0" encoding="utf-8"?>
 <ds:datastoreItem xmlns:ds="http://schemas.openxmlformats.org/officeDocument/2006/customXml" ds:itemID="{7E3075BF-FDAF-4D4D-8DC1-23126609A178}">
   <ds:schemaRefs>
     <ds:schemaRef ds:uri="http://schemas.microsoft.com/sharepoint/v3/contenttype/forms"/>
   </ds:schemaRefs>
 </ds:datastoreItem>
-</file>
-
-<file path=customXml/itemProps4.xml><?xml version="1.0" encoding="utf-8"?>
-<ds:datastoreItem xmlns:ds="http://schemas.openxmlformats.org/officeDocument/2006/customXml" ds:itemID="{BE0E3CBB-9640-C643-97A5-411B9F838128}">
-  <ds:schemaRefs>
-    <ds:schemaRef ds:uri="http://schemas.openxmlformats.org/officeDocument/2006/bibliography"/>
-  </ds:schemaRefs>
-</ds:datastoreItem>
 </file>
--- a/TP3/TP3_Programacion_Grupo3.docx
+++ b/TP3/TP3_Programacion_Grupo3.docx
@@ -35126,7 +35126,6 @@
     <w:rsid w:val="004E74F6"/>
     <w:rsid w:val="004F23EA"/>
     <w:rsid w:val="005A5BEE"/>
-    <w:rsid w:val="006D0020"/>
     <w:rsid w:val="006D29C6"/>
     <w:rsid w:val="00700D70"/>
     <w:rsid w:val="0077239B"/>
@@ -35140,6 +35139,7 @@
     <w:rsid w:val="00AC13E3"/>
     <w:rsid w:val="00AF2C96"/>
     <w:rsid w:val="00B0692D"/>
+    <w:rsid w:val="00BF11CD"/>
     <w:rsid w:val="00CF0229"/>
     <w:rsid w:val="00D14777"/>
     <w:rsid w:val="00D348EA"/>
